--- a/sessions/session_06_wraithpine.docx
+++ b/sessions/session_06_wraithpine.docx
@@ -558,66 +558,6 @@
     </w:p>
     <w:p>
       <w:pPr>
-        <w:pBdr>
-          <w:left w:val="single" w:sz="18" w:space="12" w:color="B8860B"/>
-        </w:pBdr>
-        <w:shd w:val="clear" w:color="auto" w:fill="FBF6EA"/>
-        <w:spacing w:before="30" w:after="70"/>
-        <w:ind w:left="340" w:right="340"/>
-      </w:pPr>
-      <w:r>
-        <w:rPr>
-          <w:rFonts w:ascii="Georgia" w:hAnsi="Georgia" w:cs="Georgia"/>
-          <w:b w:val="0"/>
-          <w:i w:val="0"/>
-          <w:color w:val="222222"/>
-          <w:sz w:val="21"/>
-        </w:rPr>
-        <w:t>Almost everything. As boots cross under the first lantern arch, a pressure pricks at the ears, like a mountain pass without a mountain. A thin note is drifting through the chimney flues and cellar grates. Wind, perhaps. Or the tail of a song that refuses to end.</w:t>
-      </w:r>
-    </w:p>
-    <w:p>
-      <w:pPr>
-        <w:pBdr>
-          <w:left w:val="single" w:sz="18" w:space="12" w:color="5B2A86"/>
-        </w:pBdr>
-        <w:shd w:val="clear" w:color="auto" w:fill="F4F0FA"/>
-        <w:spacing w:before="30" w:after="70"/>
-        <w:ind w:left="340" w:right="340"/>
-      </w:pPr>
-      <w:r>
-        <w:rPr>
-          <w:rFonts w:ascii="Georgia" w:hAnsi="Georgia" w:cs="Georgia"/>
-          <w:b w:val="0"/>
-          <w:i w:val="0"/>
-          <w:color w:val="222222"/>
-          <w:sz w:val="19"/>
-        </w:rPr>
-        <w:t xml:space="preserve">▶ Group </w:t>
-      </w:r>
-      <w:r>
-        <w:rPr>
-          <w:rFonts w:ascii="Georgia" w:hAnsi="Georgia" w:cs="Georgia"/>
-          <w:b/>
-          <w:i w:val="0"/>
-          <w:color w:val="222222"/>
-          <w:sz w:val="19"/>
-        </w:rPr>
-        <w:t>Wisdom save, DC 13</w:t>
-      </w:r>
-      <w:r>
-        <w:rPr>
-          <w:rFonts w:ascii="Georgia" w:hAnsi="Georgia" w:cs="Georgia"/>
-          <w:b w:val="0"/>
-          <w:i w:val="0"/>
-          <w:color w:val="222222"/>
-          <w:sz w:val="19"/>
-        </w:rPr>
-        <w:t>, the first time the thin note finds their ears. On a miss, one small fresh memory slips away, just enough to feel wrong; on a success, an ear-pop and a strange clarity.</w:t>
-      </w:r>
-    </w:p>
-    <w:p>
-      <w:pPr>
         <w:keepNext/>
         <w:spacing w:before="120" w:after="40"/>
         <w:jc w:val="center"/>
@@ -669,7 +609,67 @@
           <w:color w:val="888888"/>
           <w:sz w:val="18"/>
         </w:rPr>
-        <w:t>Lantern Night in Wraithpine: pumpkins, paper moons, and the Gasping Gull with its shutters thrown wide.</w:t>
+        <w:t>From the ridge crest: Wraithpine on Lantern Night, lanterns braided through the fog.</w:t>
+      </w:r>
+    </w:p>
+    <w:p>
+      <w:pPr>
+        <w:pBdr>
+          <w:left w:val="single" w:sz="18" w:space="12" w:color="B8860B"/>
+        </w:pBdr>
+        <w:shd w:val="clear" w:color="auto" w:fill="FBF6EA"/>
+        <w:spacing w:before="30" w:after="70"/>
+        <w:ind w:left="340" w:right="340"/>
+      </w:pPr>
+      <w:r>
+        <w:rPr>
+          <w:rFonts w:ascii="Georgia" w:hAnsi="Georgia" w:cs="Georgia"/>
+          <w:b w:val="0"/>
+          <w:i w:val="0"/>
+          <w:color w:val="222222"/>
+          <w:sz w:val="21"/>
+        </w:rPr>
+        <w:t>Almost everything. As boots cross under the first lantern arch, a pressure pricks at the ears, like a mountain pass without a mountain. A thin note is drifting through the chimney flues and cellar grates. Wind, perhaps. Or the tail of a song that refuses to end.</w:t>
+      </w:r>
+    </w:p>
+    <w:p>
+      <w:pPr>
+        <w:pBdr>
+          <w:left w:val="single" w:sz="18" w:space="12" w:color="5B2A86"/>
+        </w:pBdr>
+        <w:shd w:val="clear" w:color="auto" w:fill="F4F0FA"/>
+        <w:spacing w:before="30" w:after="70"/>
+        <w:ind w:left="340" w:right="340"/>
+      </w:pPr>
+      <w:r>
+        <w:rPr>
+          <w:rFonts w:ascii="Georgia" w:hAnsi="Georgia" w:cs="Georgia"/>
+          <w:b w:val="0"/>
+          <w:i w:val="0"/>
+          <w:color w:val="222222"/>
+          <w:sz w:val="19"/>
+        </w:rPr>
+        <w:t xml:space="preserve">▶ Group </w:t>
+      </w:r>
+      <w:r>
+        <w:rPr>
+          <w:rFonts w:ascii="Georgia" w:hAnsi="Georgia" w:cs="Georgia"/>
+          <w:b/>
+          <w:i w:val="0"/>
+          <w:color w:val="222222"/>
+          <w:sz w:val="19"/>
+        </w:rPr>
+        <w:t>Wisdom save, DC 13</w:t>
+      </w:r>
+      <w:r>
+        <w:rPr>
+          <w:rFonts w:ascii="Georgia" w:hAnsi="Georgia" w:cs="Georgia"/>
+          <w:b w:val="0"/>
+          <w:i w:val="0"/>
+          <w:color w:val="222222"/>
+          <w:sz w:val="19"/>
+        </w:rPr>
+        <w:t>, the first time the thin note finds their ears. On a miss, one small fresh memory slips away, just enough to feel wrong; on a success, an ear-pop and a strange clarity.</w:t>
       </w:r>
     </w:p>
     <w:p>
@@ -685,6 +685,52 @@
           <w:sz w:val="26"/>
         </w:rPr>
         <w:t>The Gasping Gull</w:t>
+      </w:r>
+    </w:p>
+    <w:p>
+      <w:pPr>
+        <w:spacing w:after="0" w:before="0"/>
+      </w:pPr>
+      <w:r>
+        <w:drawing>
+          <wp:anchor xmlns:a="http://schemas.openxmlformats.org/drawingml/2006/main" behindDoc="0" distT="0" distB="0" distL="114300" distR="0" simplePos="0" locked="0" layoutInCell="1" allowOverlap="1" relativeHeight="2">
+            <wp:simplePos x="0" y="0"/>
+            <wp:positionH relativeFrom="column">
+              <wp:align>right</wp:align>
+            </wp:positionH>
+            <wp:positionV relativeFrom="paragraph">
+              <wp:posOffset>0</wp:posOffset>
+            </wp:positionV>
+            <wp:extent cx="2011680" cy="2011680"/>
+            <wp:effectExtent l="0" t="0" r="0" b="0"/>
+            <wp:wrapSquare wrapText="bothSides"/>
+            <wp:docPr id="3" name="Picture 3"/>
+            <wp:cNvGraphicFramePr/>
+            <a:graphic xmlns:pic="http://schemas.openxmlformats.org/drawingml/2006/picture">
+              <a:graphicData uri="http://schemas.openxmlformats.org/drawingml/2006/picture">
+                <pic:pic>
+                  <pic:nvPicPr>
+                    <pic:cNvPr id="0" name="image.jpg"/>
+                    <pic:cNvPicPr/>
+                  </pic:nvPicPr>
+                  <pic:blipFill>
+                    <a:blip r:embed="rId12"/>
+                    <a:stretch>
+                      <a:fillRect/>
+                    </a:stretch>
+                  </pic:blipFill>
+                  <pic:spPr>
+                    <a:xfrm>
+                      <a:off x="0" y="0"/>
+                      <a:ext cx="2011680" cy="2011680"/>
+                    </a:xfrm>
+                    <a:prstGeom prst="rect"/>
+                  </pic:spPr>
+                </pic:pic>
+              </a:graphicData>
+            </a:graphic>
+          </wp:anchor>
+        </w:drawing>
       </w:r>
     </w:p>
     <w:p>
@@ -965,6 +1011,62 @@
     <w:p>
       <w:pPr>
         <w:keepNext/>
+        <w:spacing w:before="120" w:after="40"/>
+        <w:jc w:val="center"/>
+      </w:pPr>
+      <w:r>
+        <w:drawing>
+          <wp:inline xmlns:a="http://schemas.openxmlformats.org/drawingml/2006/main" xmlns:pic="http://schemas.openxmlformats.org/drawingml/2006/picture">
+            <wp:extent cx="3840480" cy="3840480"/>
+            <wp:docPr id="4" name="Picture 4"/>
+            <wp:cNvGraphicFramePr>
+              <a:graphicFrameLocks noChangeAspect="1"/>
+            </wp:cNvGraphicFramePr>
+            <a:graphic>
+              <a:graphicData uri="http://schemas.openxmlformats.org/drawingml/2006/picture">
+                <pic:pic>
+                  <pic:nvPicPr>
+                    <pic:cNvPr id="0" name="image.jpg"/>
+                    <pic:cNvPicPr/>
+                  </pic:nvPicPr>
+                  <pic:blipFill>
+                    <a:blip r:embed="rId13"/>
+                    <a:stretch>
+                      <a:fillRect/>
+                    </a:stretch>
+                  </pic:blipFill>
+                  <pic:spPr>
+                    <a:xfrm>
+                      <a:off x="0" y="0"/>
+                      <a:ext cx="3840480" cy="3840480"/>
+                    </a:xfrm>
+                    <a:prstGeom prst="rect"/>
+                  </pic:spPr>
+                </pic:pic>
+              </a:graphicData>
+            </a:graphic>
+          </wp:inline>
+        </w:drawing>
+      </w:r>
+    </w:p>
+    <w:p>
+      <w:pPr>
+        <w:spacing w:after="140"/>
+        <w:jc w:val="center"/>
+      </w:pPr>
+      <w:r>
+        <w:rPr>
+          <w:rFonts w:ascii="Georgia" w:hAnsi="Georgia" w:cs="Georgia"/>
+          <w:i/>
+          <w:color w:val="888888"/>
+          <w:sz w:val="18"/>
+        </w:rPr>
+        <w:t>Beneath the belltower of Bellshadow, the bellkeeper holds up his slate: WRITE. DON'T LISTEN.</w:t>
+      </w:r>
+    </w:p>
+    <w:p>
+      <w:pPr>
+        <w:keepNext/>
         <w:spacing w:before="400" w:after="120"/>
         <w:pBdr>
           <w:bottom w:val="single" w:sz="6" w:space="4" w:color="B8860B"/>
@@ -1100,7 +1202,7 @@
         <w:drawing>
           <wp:inline xmlns:a="http://schemas.openxmlformats.org/drawingml/2006/main" xmlns:pic="http://schemas.openxmlformats.org/drawingml/2006/picture">
             <wp:extent cx="3840480" cy="3840480"/>
-            <wp:docPr id="3" name="Picture 3"/>
+            <wp:docPr id="5" name="Picture 5"/>
             <wp:cNvGraphicFramePr>
               <a:graphicFrameLocks noChangeAspect="1"/>
             </wp:cNvGraphicFramePr>
@@ -1112,7 +1214,7 @@
                     <pic:cNvPicPr/>
                   </pic:nvPicPr>
                   <pic:blipFill>
-                    <a:blip r:embed="rId12"/>
+                    <a:blip r:embed="rId14"/>
                     <a:stretch>
                       <a:fillRect/>
                     </a:stretch>
@@ -1311,7 +1413,7 @@
         <w:drawing>
           <wp:inline xmlns:a="http://schemas.openxmlformats.org/drawingml/2006/main" xmlns:pic="http://schemas.openxmlformats.org/drawingml/2006/picture">
             <wp:extent cx="3657600" cy="3657600"/>
-            <wp:docPr id="4" name="Picture 4"/>
+            <wp:docPr id="6" name="Picture 6"/>
             <wp:cNvGraphicFramePr>
               <a:graphicFrameLocks noChangeAspect="1"/>
             </wp:cNvGraphicFramePr>
@@ -1323,7 +1425,7 @@
                     <pic:cNvPicPr/>
                   </pic:nvPicPr>
                   <pic:blipFill>
-                    <a:blip r:embed="rId13"/>
+                    <a:blip r:embed="rId15"/>
                     <a:stretch>
                       <a:fillRect/>
                     </a:stretch>
@@ -1482,7 +1584,7 @@
         <w:drawing>
           <wp:inline xmlns:a="http://schemas.openxmlformats.org/drawingml/2006/main" xmlns:pic="http://schemas.openxmlformats.org/drawingml/2006/picture">
             <wp:extent cx="3840480" cy="3840480"/>
-            <wp:docPr id="5" name="Picture 5"/>
+            <wp:docPr id="7" name="Picture 7"/>
             <wp:cNvGraphicFramePr>
               <a:graphicFrameLocks noChangeAspect="1"/>
             </wp:cNvGraphicFramePr>
@@ -1494,7 +1596,7 @@
                     <pic:cNvPicPr/>
                   </pic:nvPicPr>
                   <pic:blipFill>
-                    <a:blip r:embed="rId14"/>
+                    <a:blip r:embed="rId16"/>
                     <a:stretch>
                       <a:fillRect/>
                     </a:stretch>
@@ -2126,7 +2228,7 @@
         <w:drawing>
           <wp:inline xmlns:a="http://schemas.openxmlformats.org/drawingml/2006/main" xmlns:pic="http://schemas.openxmlformats.org/drawingml/2006/picture">
             <wp:extent cx="3840480" cy="3840480"/>
-            <wp:docPr id="6" name="Picture 6"/>
+            <wp:docPr id="8" name="Picture 8"/>
             <wp:cNvGraphicFramePr>
               <a:graphicFrameLocks noChangeAspect="1"/>
             </wp:cNvGraphicFramePr>
@@ -2138,7 +2240,7 @@
                     <pic:cNvPicPr/>
                   </pic:nvPicPr>
                   <pic:blipFill>
-                    <a:blip r:embed="rId15"/>
+                    <a:blip r:embed="rId17"/>
                     <a:stretch>
                       <a:fillRect/>
                     </a:stretch>
@@ -2368,6 +2470,62 @@
     <w:p>
       <w:pPr>
         <w:keepNext/>
+        <w:spacing w:before="120" w:after="40"/>
+        <w:jc w:val="center"/>
+      </w:pPr>
+      <w:r>
+        <w:drawing>
+          <wp:inline xmlns:a="http://schemas.openxmlformats.org/drawingml/2006/main" xmlns:pic="http://schemas.openxmlformats.org/drawingml/2006/picture">
+            <wp:extent cx="3840480" cy="3840480"/>
+            <wp:docPr id="9" name="Picture 9"/>
+            <wp:cNvGraphicFramePr>
+              <a:graphicFrameLocks noChangeAspect="1"/>
+            </wp:cNvGraphicFramePr>
+            <a:graphic>
+              <a:graphicData uri="http://schemas.openxmlformats.org/drawingml/2006/picture">
+                <pic:pic>
+                  <pic:nvPicPr>
+                    <pic:cNvPr id="0" name="image.jpg"/>
+                    <pic:cNvPicPr/>
+                  </pic:nvPicPr>
+                  <pic:blipFill>
+                    <a:blip r:embed="rId18"/>
+                    <a:stretch>
+                      <a:fillRect/>
+                    </a:stretch>
+                  </pic:blipFill>
+                  <pic:spPr>
+                    <a:xfrm>
+                      <a:off x="0" y="0"/>
+                      <a:ext cx="3840480" cy="3840480"/>
+                    </a:xfrm>
+                    <a:prstGeom prst="rect"/>
+                  </pic:spPr>
+                </pic:pic>
+              </a:graphicData>
+            </a:graphic>
+          </wp:inline>
+        </w:drawing>
+      </w:r>
+    </w:p>
+    <w:p>
+      <w:pPr>
+        <w:spacing w:after="140"/>
+        <w:jc w:val="center"/>
+      </w:pPr>
+      <w:r>
+        <w:rPr>
+          <w:rFonts w:ascii="Georgia" w:hAnsi="Georgia" w:cs="Georgia"/>
+          <w:i/>
+          <w:color w:val="888888"/>
+          <w:sz w:val="18"/>
+        </w:rPr>
+        <w:t>The Old Theater, dark and shuttered above Wraithpine, and the song living under it.</w:t>
+      </w:r>
+    </w:p>
+    <w:p>
+      <w:pPr>
+        <w:keepNext/>
         <w:spacing w:before="220" w:after="60"/>
       </w:pPr>
       <w:r>
@@ -2482,62 +2640,6 @@
     </w:p>
     <w:p>
       <w:pPr>
-        <w:keepNext/>
-        <w:spacing w:before="120" w:after="40"/>
-        <w:jc w:val="center"/>
-      </w:pPr>
-      <w:r>
-        <w:drawing>
-          <wp:inline xmlns:a="http://schemas.openxmlformats.org/drawingml/2006/main" xmlns:pic="http://schemas.openxmlformats.org/drawingml/2006/picture">
-            <wp:extent cx="3840480" cy="3840480"/>
-            <wp:docPr id="7" name="Picture 7"/>
-            <wp:cNvGraphicFramePr>
-              <a:graphicFrameLocks noChangeAspect="1"/>
-            </wp:cNvGraphicFramePr>
-            <a:graphic>
-              <a:graphicData uri="http://schemas.openxmlformats.org/drawingml/2006/picture">
-                <pic:pic>
-                  <pic:nvPicPr>
-                    <pic:cNvPr id="0" name="image.jpg"/>
-                    <pic:cNvPicPr/>
-                  </pic:nvPicPr>
-                  <pic:blipFill>
-                    <a:blip r:embed="rId16"/>
-                    <a:stretch>
-                      <a:fillRect/>
-                    </a:stretch>
-                  </pic:blipFill>
-                  <pic:spPr>
-                    <a:xfrm>
-                      <a:off x="0" y="0"/>
-                      <a:ext cx="3840480" cy="3840480"/>
-                    </a:xfrm>
-                    <a:prstGeom prst="rect"/>
-                  </pic:spPr>
-                </pic:pic>
-              </a:graphicData>
-            </a:graphic>
-          </wp:inline>
-        </w:drawing>
-      </w:r>
-    </w:p>
-    <w:p>
-      <w:pPr>
-        <w:spacing w:after="140"/>
-        <w:jc w:val="center"/>
-      </w:pPr>
-      <w:r>
-        <w:rPr>
-          <w:rFonts w:ascii="Georgia" w:hAnsi="Georgia" w:cs="Georgia"/>
-          <w:i/>
-          <w:color w:val="888888"/>
-          <w:sz w:val="18"/>
-        </w:rPr>
-        <w:t>The False Hydra entire, in the drowned orchestra pit below the Old Theater.</w:t>
-      </w:r>
-    </w:p>
-    <w:p>
-      <w:pPr>
         <w:pBdr>
           <w:left w:val="single" w:sz="18" w:space="12" w:color="B8860B"/>
         </w:pBdr>
@@ -2653,6 +2755,62 @@
     </w:p>
     <w:p>
       <w:pPr>
+        <w:keepNext/>
+        <w:spacing w:before="120" w:after="40"/>
+        <w:jc w:val="center"/>
+      </w:pPr>
+      <w:r>
+        <w:drawing>
+          <wp:inline xmlns:a="http://schemas.openxmlformats.org/drawingml/2006/main" xmlns:pic="http://schemas.openxmlformats.org/drawingml/2006/picture">
+            <wp:extent cx="3840480" cy="3840480"/>
+            <wp:docPr id="10" name="Picture 10"/>
+            <wp:cNvGraphicFramePr>
+              <a:graphicFrameLocks noChangeAspect="1"/>
+            </wp:cNvGraphicFramePr>
+            <a:graphic>
+              <a:graphicData uri="http://schemas.openxmlformats.org/drawingml/2006/picture">
+                <pic:pic>
+                  <pic:nvPicPr>
+                    <pic:cNvPr id="0" name="image.jpg"/>
+                    <pic:cNvPicPr/>
+                  </pic:nvPicPr>
+                  <pic:blipFill>
+                    <a:blip r:embed="rId19"/>
+                    <a:stretch>
+                      <a:fillRect/>
+                    </a:stretch>
+                  </pic:blipFill>
+                  <pic:spPr>
+                    <a:xfrm>
+                      <a:off x="0" y="0"/>
+                      <a:ext cx="3840480" cy="3840480"/>
+                    </a:xfrm>
+                    <a:prstGeom prst="rect"/>
+                  </pic:spPr>
+                </pic:pic>
+              </a:graphicData>
+            </a:graphic>
+          </wp:inline>
+        </w:drawing>
+      </w:r>
+    </w:p>
+    <w:p>
+      <w:pPr>
+        <w:spacing w:after="140"/>
+        <w:jc w:val="center"/>
+      </w:pPr>
+      <w:r>
+        <w:rPr>
+          <w:rFonts w:ascii="Georgia" w:hAnsi="Georgia" w:cs="Georgia"/>
+          <w:i/>
+          <w:color w:val="888888"/>
+          <w:sz w:val="18"/>
+        </w:rPr>
+        <w:t>The False Hydra entire, in the drowned orchestra pit below the Old Theater.</w:t>
+      </w:r>
+    </w:p>
+    <w:p>
+      <w:pPr>
         <w:pBdr>
           <w:left w:val="single" w:sz="18" w:space="12" w:color="B8860B"/>
         </w:pBdr>
@@ -2904,7 +3062,7 @@
         <w:drawing>
           <wp:inline xmlns:a="http://schemas.openxmlformats.org/drawingml/2006/main" xmlns:pic="http://schemas.openxmlformats.org/drawingml/2006/picture">
             <wp:extent cx="3840480" cy="3840480"/>
-            <wp:docPr id="8" name="Picture 8"/>
+            <wp:docPr id="11" name="Picture 11"/>
             <wp:cNvGraphicFramePr>
               <a:graphicFrameLocks noChangeAspect="1"/>
             </wp:cNvGraphicFramePr>
@@ -2916,7 +3074,7 @@
                     <pic:cNvPicPr/>
                   </pic:nvPicPr>
                   <pic:blipFill>
-                    <a:blip r:embed="rId17"/>
+                    <a:blip r:embed="rId20"/>
                     <a:stretch>
                       <a:fillRect/>
                     </a:stretch>

--- a/sessions/session_06_wraithpine.docx
+++ b/sessions/session_06_wraithpine.docx
@@ -1,6 +1,7 @@
 
 <file path=word/document.xml><?xml version="1.0" encoding="utf-8"?>
 <w:document xmlns:wpc="http://schemas.microsoft.com/office/word/2010/wordprocessingCanvas" xmlns:mo="http://schemas.microsoft.com/office/mac/office/2008/main" xmlns:mc="http://schemas.openxmlformats.org/markup-compatibility/2006" xmlns:mv="urn:schemas-microsoft-com:mac:vml" xmlns:o="urn:schemas-microsoft-com:office:office" xmlns:r="http://schemas.openxmlformats.org/officeDocument/2006/relationships" xmlns:m="http://schemas.openxmlformats.org/officeDocument/2006/math" xmlns:v="urn:schemas-microsoft-com:vml" xmlns:wp14="http://schemas.microsoft.com/office/word/2010/wordprocessingDrawing" xmlns:wp="http://schemas.openxmlformats.org/drawingml/2006/wordprocessingDrawing" xmlns:w10="urn:schemas-microsoft-com:office:word" xmlns:w="http://schemas.openxmlformats.org/wordprocessingml/2006/main" xmlns:w14="http://schemas.microsoft.com/office/word/2010/wordml" xmlns:wpg="http://schemas.microsoft.com/office/word/2010/wordprocessingGroup" xmlns:wpi="http://schemas.microsoft.com/office/word/2010/wordprocessingInk" xmlns:wne="http://schemas.microsoft.com/office/word/2006/wordml" xmlns:wps="http://schemas.microsoft.com/office/word/2010/wordprocessingShape" mc:Ignorable="w14 wp14">
+  <w:background w:color="F9F2E2"/>
   <w:body>
     <w:p>
       <w:pPr>
@@ -4299,7 +4300,7 @@
     <w:sectPr>
       <w:footerReference w:type="default" r:id="rId9"/>
       <w:pgSz w:w="12240" w:h="15840"/>
-      <w:pgMar w:top="1080" w:right="1440" w:bottom="1080" w:left="1440" w:header="720" w:footer="720" w:gutter="0"/>
+      <w:pgMar w:top="1080" w:right="1440" w:bottom="1300" w:left="1440" w:header="720" w:footer="720" w:gutter="0"/>
       <w:cols w:space="720"/>
       <w:docGrid w:linePitch="360"/>
     </w:sectPr>

--- a/sessions/session_06_wraithpine.docx
+++ b/sessions/session_06_wraithpine.docx
@@ -435,7 +435,7 @@
       <w:r>
         <w:drawing>
           <wp:inline xmlns:a="http://schemas.openxmlformats.org/drawingml/2006/main" xmlns:pic="http://schemas.openxmlformats.org/drawingml/2006/picture">
-            <wp:extent cx="2286000" cy="3429000"/>
+            <wp:extent cx="2560320" cy="3840480"/>
             <wp:docPr id="1" name="Picture 1"/>
             <wp:cNvGraphicFramePr>
               <a:graphicFrameLocks noChangeAspect="1"/>
@@ -456,7 +456,7 @@
                   <pic:spPr>
                     <a:xfrm>
                       <a:off x="0" y="0"/>
-                      <a:ext cx="2286000" cy="3429000"/>
+                      <a:ext cx="2560320" cy="3840480"/>
                     </a:xfrm>
                     <a:prstGeom prst="rect"/>
                   </pic:spPr>
@@ -559,6 +559,66 @@
     </w:p>
     <w:p>
       <w:pPr>
+        <w:pBdr>
+          <w:left w:val="single" w:sz="18" w:space="12" w:color="B8860B"/>
+        </w:pBdr>
+        <w:shd w:val="clear" w:color="auto" w:fill="FBF6EA"/>
+        <w:spacing w:before="30" w:after="70"/>
+        <w:ind w:left="340" w:right="340"/>
+      </w:pPr>
+      <w:r>
+        <w:rPr>
+          <w:rFonts w:ascii="Georgia" w:hAnsi="Georgia" w:cs="Georgia"/>
+          <w:b w:val="0"/>
+          <w:i w:val="0"/>
+          <w:color w:val="222222"/>
+          <w:sz w:val="21"/>
+        </w:rPr>
+        <w:t>Almost everything. As boots cross under the first lantern arch, a pressure pricks at the ears, like a mountain pass without a mountain. A thin note is drifting through the chimney flues and cellar grates. Wind, perhaps. Or the tail of a song that refuses to end.</w:t>
+      </w:r>
+    </w:p>
+    <w:p>
+      <w:pPr>
+        <w:pBdr>
+          <w:left w:val="single" w:sz="18" w:space="12" w:color="5B2A86"/>
+        </w:pBdr>
+        <w:shd w:val="clear" w:color="auto" w:fill="F4F0FA"/>
+        <w:spacing w:before="30" w:after="70"/>
+        <w:ind w:left="340" w:right="340"/>
+      </w:pPr>
+      <w:r>
+        <w:rPr>
+          <w:rFonts w:ascii="Georgia" w:hAnsi="Georgia" w:cs="Georgia"/>
+          <w:b w:val="0"/>
+          <w:i w:val="0"/>
+          <w:color w:val="222222"/>
+          <w:sz w:val="19"/>
+        </w:rPr>
+        <w:t xml:space="preserve">▶ Group </w:t>
+      </w:r>
+      <w:r>
+        <w:rPr>
+          <w:rFonts w:ascii="Georgia" w:hAnsi="Georgia" w:cs="Georgia"/>
+          <w:b/>
+          <w:i w:val="0"/>
+          <w:color w:val="222222"/>
+          <w:sz w:val="19"/>
+        </w:rPr>
+        <w:t>Wisdom save, DC 13</w:t>
+      </w:r>
+      <w:r>
+        <w:rPr>
+          <w:rFonts w:ascii="Georgia" w:hAnsi="Georgia" w:cs="Georgia"/>
+          <w:b w:val="0"/>
+          <w:i w:val="0"/>
+          <w:color w:val="222222"/>
+          <w:sz w:val="19"/>
+        </w:rPr>
+        <w:t>, the first time the thin note finds their ears. On a miss, one small fresh memory slips away, just enough to feel wrong; on a success, an ear-pop and a strange clarity.</w:t>
+      </w:r>
+    </w:p>
+    <w:p>
+      <w:pPr>
         <w:keepNext/>
         <w:spacing w:before="120" w:after="40"/>
         <w:jc w:val="center"/>
@@ -611,66 +671,6 @@
           <w:sz w:val="18"/>
         </w:rPr>
         <w:t>From the ridge crest: Wraithpine on Lantern Night, lanterns braided through the fog.</w:t>
-      </w:r>
-    </w:p>
-    <w:p>
-      <w:pPr>
-        <w:pBdr>
-          <w:left w:val="single" w:sz="18" w:space="12" w:color="B8860B"/>
-        </w:pBdr>
-        <w:shd w:val="clear" w:color="auto" w:fill="FBF6EA"/>
-        <w:spacing w:before="30" w:after="70"/>
-        <w:ind w:left="340" w:right="340"/>
-      </w:pPr>
-      <w:r>
-        <w:rPr>
-          <w:rFonts w:ascii="Georgia" w:hAnsi="Georgia" w:cs="Georgia"/>
-          <w:b w:val="0"/>
-          <w:i w:val="0"/>
-          <w:color w:val="222222"/>
-          <w:sz w:val="21"/>
-        </w:rPr>
-        <w:t>Almost everything. As boots cross under the first lantern arch, a pressure pricks at the ears, like a mountain pass without a mountain. A thin note is drifting through the chimney flues and cellar grates. Wind, perhaps. Or the tail of a song that refuses to end.</w:t>
-      </w:r>
-    </w:p>
-    <w:p>
-      <w:pPr>
-        <w:pBdr>
-          <w:left w:val="single" w:sz="18" w:space="12" w:color="5B2A86"/>
-        </w:pBdr>
-        <w:shd w:val="clear" w:color="auto" w:fill="F4F0FA"/>
-        <w:spacing w:before="30" w:after="70"/>
-        <w:ind w:left="340" w:right="340"/>
-      </w:pPr>
-      <w:r>
-        <w:rPr>
-          <w:rFonts w:ascii="Georgia" w:hAnsi="Georgia" w:cs="Georgia"/>
-          <w:b w:val="0"/>
-          <w:i w:val="0"/>
-          <w:color w:val="222222"/>
-          <w:sz w:val="19"/>
-        </w:rPr>
-        <w:t xml:space="preserve">▶ Group </w:t>
-      </w:r>
-      <w:r>
-        <w:rPr>
-          <w:rFonts w:ascii="Georgia" w:hAnsi="Georgia" w:cs="Georgia"/>
-          <w:b/>
-          <w:i w:val="0"/>
-          <w:color w:val="222222"/>
-          <w:sz w:val="19"/>
-        </w:rPr>
-        <w:t>Wisdom save, DC 13</w:t>
-      </w:r>
-      <w:r>
-        <w:rPr>
-          <w:rFonts w:ascii="Georgia" w:hAnsi="Georgia" w:cs="Georgia"/>
-          <w:b w:val="0"/>
-          <w:i w:val="0"/>
-          <w:color w:val="222222"/>
-          <w:sz w:val="19"/>
-        </w:rPr>
-        <w:t>, the first time the thin note finds their ears. On a miss, one small fresh memory slips away, just enough to feel wrong; on a success, an ear-pop and a strange clarity.</w:t>
       </w:r>
     </w:p>
     <w:p>

--- a/sessions/session_06_wraithpine.docx
+++ b/sessions/session_06_wraithpine.docx
@@ -378,6 +378,52 @@
     </w:p>
     <w:p>
       <w:pPr>
+        <w:spacing w:after="0" w:before="0"/>
+      </w:pPr>
+      <w:r>
+        <w:drawing>
+          <wp:anchor xmlns:a="http://schemas.openxmlformats.org/drawingml/2006/main" behindDoc="0" distT="91440" distB="91440" distL="201600" distR="0" simplePos="0" locked="0" layoutInCell="1" allowOverlap="1" relativeHeight="2">
+            <wp:simplePos x="0" y="0"/>
+            <wp:positionH relativeFrom="column">
+              <wp:align>right</wp:align>
+            </wp:positionH>
+            <wp:positionV relativeFrom="paragraph">
+              <wp:posOffset>0</wp:posOffset>
+            </wp:positionV>
+            <wp:extent cx="2011680" cy="3017520"/>
+            <wp:effectExtent l="0" t="0" r="0" b="0"/>
+            <wp:wrapSquare wrapText="bothSides"/>
+            <wp:docPr id="1" name="Picture 1"/>
+            <wp:cNvGraphicFramePr/>
+            <a:graphic xmlns:pic="http://schemas.openxmlformats.org/drawingml/2006/picture">
+              <a:graphicData uri="http://schemas.openxmlformats.org/drawingml/2006/picture">
+                <pic:pic>
+                  <pic:nvPicPr>
+                    <pic:cNvPr id="0" name="image.jpg"/>
+                    <pic:cNvPicPr/>
+                  </pic:nvPicPr>
+                  <pic:blipFill>
+                    <a:blip r:embed="rId10"/>
+                    <a:stretch>
+                      <a:fillRect/>
+                    </a:stretch>
+                  </pic:blipFill>
+                  <pic:spPr>
+                    <a:xfrm>
+                      <a:off x="0" y="0"/>
+                      <a:ext cx="2011680" cy="3017520"/>
+                    </a:xfrm>
+                    <a:prstGeom prst="rect"/>
+                  </pic:spPr>
+                </pic:pic>
+              </a:graphicData>
+            </a:graphic>
+          </wp:anchor>
+        </w:drawing>
+      </w:r>
+    </w:p>
+    <w:p>
+      <w:pPr>
         <w:pBdr>
           <w:left w:val="single" w:sz="18" w:space="12" w:color="B8860B"/>
         </w:pBdr>
@@ -424,62 +470,6 @@
           <w:sz w:val="21"/>
         </w:rPr>
         <w:t>. All that day, and all the strange night to come, her glow leans gently toward trouble, the way a compass leans north.</w:t>
-      </w:r>
-    </w:p>
-    <w:p>
-      <w:pPr>
-        <w:keepNext/>
-        <w:spacing w:before="120" w:after="40"/>
-        <w:jc w:val="center"/>
-      </w:pPr>
-      <w:r>
-        <w:drawing>
-          <wp:inline xmlns:a="http://schemas.openxmlformats.org/drawingml/2006/main" xmlns:pic="http://schemas.openxmlformats.org/drawingml/2006/picture">
-            <wp:extent cx="2560320" cy="3840480"/>
-            <wp:docPr id="1" name="Picture 1"/>
-            <wp:cNvGraphicFramePr>
-              <a:graphicFrameLocks noChangeAspect="1"/>
-            </wp:cNvGraphicFramePr>
-            <a:graphic>
-              <a:graphicData uri="http://schemas.openxmlformats.org/drawingml/2006/picture">
-                <pic:pic>
-                  <pic:nvPicPr>
-                    <pic:cNvPr id="0" name="image.jpg"/>
-                    <pic:cNvPicPr/>
-                  </pic:nvPicPr>
-                  <pic:blipFill>
-                    <a:blip r:embed="rId10"/>
-                    <a:stretch>
-                      <a:fillRect/>
-                    </a:stretch>
-                  </pic:blipFill>
-                  <pic:spPr>
-                    <a:xfrm>
-                      <a:off x="0" y="0"/>
-                      <a:ext cx="2560320" cy="3840480"/>
-                    </a:xfrm>
-                    <a:prstGeom prst="rect"/>
-                  </pic:spPr>
-                </pic:pic>
-              </a:graphicData>
-            </a:graphic>
-          </wp:inline>
-        </w:drawing>
-      </w:r>
-    </w:p>
-    <w:p>
-      <w:pPr>
-        <w:spacing w:after="140"/>
-        <w:jc w:val="center"/>
-      </w:pPr>
-      <w:r>
-        <w:rPr>
-          <w:rFonts w:ascii="Georgia" w:hAnsi="Georgia" w:cs="Georgia"/>
-          <w:i/>
-          <w:color w:val="888888"/>
-          <w:sz w:val="18"/>
-        </w:rPr>
-        <w:t>Ghostbloom, who was Floraburst, wakes beneath the coastal pines.</w:t>
       </w:r>
     </w:p>
     <w:p>
@@ -559,6 +549,52 @@
     </w:p>
     <w:p>
       <w:pPr>
+        <w:spacing w:after="0" w:before="0"/>
+      </w:pPr>
+      <w:r>
+        <w:drawing>
+          <wp:anchor xmlns:a="http://schemas.openxmlformats.org/drawingml/2006/main" behindDoc="0" distT="91440" distB="91440" distL="201600" distR="0" simplePos="0" locked="0" layoutInCell="1" allowOverlap="1" relativeHeight="2">
+            <wp:simplePos x="0" y="0"/>
+            <wp:positionH relativeFrom="column">
+              <wp:align>right</wp:align>
+            </wp:positionH>
+            <wp:positionV relativeFrom="paragraph">
+              <wp:posOffset>0</wp:posOffset>
+            </wp:positionV>
+            <wp:extent cx="2468880" cy="2468880"/>
+            <wp:effectExtent l="0" t="0" r="0" b="0"/>
+            <wp:wrapSquare wrapText="bothSides"/>
+            <wp:docPr id="2" name="Picture 2"/>
+            <wp:cNvGraphicFramePr/>
+            <a:graphic xmlns:pic="http://schemas.openxmlformats.org/drawingml/2006/picture">
+              <a:graphicData uri="http://schemas.openxmlformats.org/drawingml/2006/picture">
+                <pic:pic>
+                  <pic:nvPicPr>
+                    <pic:cNvPr id="0" name="image.jpg"/>
+                    <pic:cNvPicPr/>
+                  </pic:nvPicPr>
+                  <pic:blipFill>
+                    <a:blip r:embed="rId11"/>
+                    <a:stretch>
+                      <a:fillRect/>
+                    </a:stretch>
+                  </pic:blipFill>
+                  <pic:spPr>
+                    <a:xfrm>
+                      <a:off x="0" y="0"/>
+                      <a:ext cx="2468880" cy="2468880"/>
+                    </a:xfrm>
+                    <a:prstGeom prst="rect"/>
+                  </pic:spPr>
+                </pic:pic>
+              </a:graphicData>
+            </a:graphic>
+          </wp:anchor>
+        </w:drawing>
+      </w:r>
+    </w:p>
+    <w:p>
+      <w:pPr>
         <w:pBdr>
           <w:left w:val="single" w:sz="18" w:space="12" w:color="B8860B"/>
         </w:pBdr>
@@ -620,62 +656,6 @@
     <w:p>
       <w:pPr>
         <w:keepNext/>
-        <w:spacing w:before="120" w:after="40"/>
-        <w:jc w:val="center"/>
-      </w:pPr>
-      <w:r>
-        <w:drawing>
-          <wp:inline xmlns:a="http://schemas.openxmlformats.org/drawingml/2006/main" xmlns:pic="http://schemas.openxmlformats.org/drawingml/2006/picture">
-            <wp:extent cx="3840480" cy="3840480"/>
-            <wp:docPr id="2" name="Picture 2"/>
-            <wp:cNvGraphicFramePr>
-              <a:graphicFrameLocks noChangeAspect="1"/>
-            </wp:cNvGraphicFramePr>
-            <a:graphic>
-              <a:graphicData uri="http://schemas.openxmlformats.org/drawingml/2006/picture">
-                <pic:pic>
-                  <pic:nvPicPr>
-                    <pic:cNvPr id="0" name="image.jpg"/>
-                    <pic:cNvPicPr/>
-                  </pic:nvPicPr>
-                  <pic:blipFill>
-                    <a:blip r:embed="rId11"/>
-                    <a:stretch>
-                      <a:fillRect/>
-                    </a:stretch>
-                  </pic:blipFill>
-                  <pic:spPr>
-                    <a:xfrm>
-                      <a:off x="0" y="0"/>
-                      <a:ext cx="3840480" cy="3840480"/>
-                    </a:xfrm>
-                    <a:prstGeom prst="rect"/>
-                  </pic:spPr>
-                </pic:pic>
-              </a:graphicData>
-            </a:graphic>
-          </wp:inline>
-        </w:drawing>
-      </w:r>
-    </w:p>
-    <w:p>
-      <w:pPr>
-        <w:spacing w:after="140"/>
-        <w:jc w:val="center"/>
-      </w:pPr>
-      <w:r>
-        <w:rPr>
-          <w:rFonts w:ascii="Georgia" w:hAnsi="Georgia" w:cs="Georgia"/>
-          <w:i/>
-          <w:color w:val="888888"/>
-          <w:sz w:val="18"/>
-        </w:rPr>
-        <w:t>From the ridge crest: Wraithpine on Lantern Night, lanterns braided through the fog.</w:t>
-      </w:r>
-    </w:p>
-    <w:p>
-      <w:pPr>
-        <w:keepNext/>
         <w:spacing w:before="220" w:after="60"/>
       </w:pPr>
       <w:r>
@@ -686,52 +666,6 @@
           <w:sz w:val="26"/>
         </w:rPr>
         <w:t>The Gasping Gull</w:t>
-      </w:r>
-    </w:p>
-    <w:p>
-      <w:pPr>
-        <w:spacing w:after="0" w:before="0"/>
-      </w:pPr>
-      <w:r>
-        <w:drawing>
-          <wp:anchor xmlns:a="http://schemas.openxmlformats.org/drawingml/2006/main" behindDoc="0" distT="0" distB="0" distL="114300" distR="0" simplePos="0" locked="0" layoutInCell="1" allowOverlap="1" relativeHeight="2">
-            <wp:simplePos x="0" y="0"/>
-            <wp:positionH relativeFrom="column">
-              <wp:align>right</wp:align>
-            </wp:positionH>
-            <wp:positionV relativeFrom="paragraph">
-              <wp:posOffset>0</wp:posOffset>
-            </wp:positionV>
-            <wp:extent cx="2011680" cy="2011680"/>
-            <wp:effectExtent l="0" t="0" r="0" b="0"/>
-            <wp:wrapSquare wrapText="bothSides"/>
-            <wp:docPr id="3" name="Picture 3"/>
-            <wp:cNvGraphicFramePr/>
-            <a:graphic xmlns:pic="http://schemas.openxmlformats.org/drawingml/2006/picture">
-              <a:graphicData uri="http://schemas.openxmlformats.org/drawingml/2006/picture">
-                <pic:pic>
-                  <pic:nvPicPr>
-                    <pic:cNvPr id="0" name="image.jpg"/>
-                    <pic:cNvPicPr/>
-                  </pic:nvPicPr>
-                  <pic:blipFill>
-                    <a:blip r:embed="rId12"/>
-                    <a:stretch>
-                      <a:fillRect/>
-                    </a:stretch>
-                  </pic:blipFill>
-                  <pic:spPr>
-                    <a:xfrm>
-                      <a:off x="0" y="0"/>
-                      <a:ext cx="2011680" cy="2011680"/>
-                    </a:xfrm>
-                    <a:prstGeom prst="rect"/>
-                  </pic:spPr>
-                </pic:pic>
-              </a:graphicData>
-            </a:graphic>
-          </wp:anchor>
-        </w:drawing>
       </w:r>
     </w:p>
     <w:p>
@@ -856,6 +790,52 @@
     </w:p>
     <w:p>
       <w:pPr>
+        <w:spacing w:after="0" w:before="0"/>
+      </w:pPr>
+      <w:r>
+        <w:drawing>
+          <wp:anchor xmlns:a="http://schemas.openxmlformats.org/drawingml/2006/main" behindDoc="0" distT="91440" distB="91440" distL="201600" distR="0" simplePos="0" locked="0" layoutInCell="1" allowOverlap="1" relativeHeight="2">
+            <wp:simplePos x="0" y="0"/>
+            <wp:positionH relativeFrom="column">
+              <wp:align>right</wp:align>
+            </wp:positionH>
+            <wp:positionV relativeFrom="paragraph">
+              <wp:posOffset>0</wp:posOffset>
+            </wp:positionV>
+            <wp:extent cx="2011680" cy="2011680"/>
+            <wp:effectExtent l="0" t="0" r="0" b="0"/>
+            <wp:wrapSquare wrapText="bothSides"/>
+            <wp:docPr id="3" name="Picture 3"/>
+            <wp:cNvGraphicFramePr/>
+            <a:graphic xmlns:pic="http://schemas.openxmlformats.org/drawingml/2006/picture">
+              <a:graphicData uri="http://schemas.openxmlformats.org/drawingml/2006/picture">
+                <pic:pic>
+                  <pic:nvPicPr>
+                    <pic:cNvPr id="0" name="image.jpg"/>
+                    <pic:cNvPicPr/>
+                  </pic:nvPicPr>
+                  <pic:blipFill>
+                    <a:blip r:embed="rId12"/>
+                    <a:stretch>
+                      <a:fillRect/>
+                    </a:stretch>
+                  </pic:blipFill>
+                  <pic:spPr>
+                    <a:xfrm>
+                      <a:off x="0" y="0"/>
+                      <a:ext cx="2011680" cy="2011680"/>
+                    </a:xfrm>
+                    <a:prstGeom prst="rect"/>
+                  </pic:spPr>
+                </pic:pic>
+              </a:graphicData>
+            </a:graphic>
+          </wp:anchor>
+        </w:drawing>
+      </w:r>
+    </w:p>
+    <w:p>
+      <w:pPr>
         <w:pBdr>
           <w:left w:val="single" w:sz="18" w:space="12" w:color="B8860B"/>
         </w:pBdr>
@@ -971,59 +951,24 @@
     </w:p>
     <w:p>
       <w:pPr>
-        <w:pBdr>
-          <w:left w:val="single" w:sz="18" w:space="12" w:color="B8860B"/>
-        </w:pBdr>
-        <w:shd w:val="clear" w:color="auto" w:fill="FBF6EA"/>
-        <w:spacing w:before="30" w:after="70"/>
-        <w:ind w:left="340" w:right="340"/>
-      </w:pPr>
-      <w:r>
-        <w:rPr>
-          <w:rFonts w:ascii="Georgia" w:hAnsi="Georgia" w:cs="Georgia"/>
-          <w:b/>
-          <w:i w:val="0"/>
-          <w:color w:val="222222"/>
-          <w:sz w:val="21"/>
-        </w:rPr>
-        <w:t>WRITE. DON'T LISTEN.</w:t>
-      </w:r>
-    </w:p>
-    <w:p>
-      <w:pPr>
-        <w:pBdr>
-          <w:left w:val="single" w:sz="18" w:space="12" w:color="B8860B"/>
-        </w:pBdr>
-        <w:shd w:val="clear" w:color="auto" w:fill="FBF6EA"/>
-        <w:spacing w:before="30" w:after="70"/>
-        <w:ind w:left="340" w:right="340"/>
-      </w:pPr>
-      <w:r>
-        <w:rPr>
-          <w:rFonts w:ascii="Georgia" w:hAnsi="Georgia" w:cs="Georgia"/>
-          <w:b w:val="0"/>
-          <w:i w:val="0"/>
-          <w:color w:val="222222"/>
-          <w:sz w:val="21"/>
-        </w:rPr>
-        <w:t>Above him the bell gives a single accidental chime. Across the square, in the Gasping Gull, a fourth bowl of stew cools untouched, and Maera smiles at a chair the village cannot quite hold in mind.</w:t>
-      </w:r>
-    </w:p>
-    <w:p>
-      <w:pPr>
-        <w:keepNext/>
-        <w:spacing w:before="120" w:after="40"/>
-        <w:jc w:val="center"/>
+        <w:spacing w:after="0" w:before="0"/>
       </w:pPr>
       <w:r>
         <w:drawing>
-          <wp:inline xmlns:a="http://schemas.openxmlformats.org/drawingml/2006/main" xmlns:pic="http://schemas.openxmlformats.org/drawingml/2006/picture">
-            <wp:extent cx="3840480" cy="3840480"/>
+          <wp:anchor xmlns:a="http://schemas.openxmlformats.org/drawingml/2006/main" behindDoc="0" distT="91440" distB="91440" distL="201600" distR="0" simplePos="0" locked="0" layoutInCell="1" allowOverlap="1" relativeHeight="2">
+            <wp:simplePos x="0" y="0"/>
+            <wp:positionH relativeFrom="column">
+              <wp:align>right</wp:align>
+            </wp:positionH>
+            <wp:positionV relativeFrom="paragraph">
+              <wp:posOffset>0</wp:posOffset>
+            </wp:positionV>
+            <wp:extent cx="2286000" cy="2286000"/>
+            <wp:effectExtent l="0" t="0" r="0" b="0"/>
+            <wp:wrapSquare wrapText="bothSides"/>
             <wp:docPr id="4" name="Picture 4"/>
-            <wp:cNvGraphicFramePr>
-              <a:graphicFrameLocks noChangeAspect="1"/>
-            </wp:cNvGraphicFramePr>
-            <a:graphic>
+            <wp:cNvGraphicFramePr/>
+            <a:graphic xmlns:pic="http://schemas.openxmlformats.org/drawingml/2006/picture">
               <a:graphicData uri="http://schemas.openxmlformats.org/drawingml/2006/picture">
                 <pic:pic>
                   <pic:nvPicPr>
@@ -1039,30 +984,55 @@
                   <pic:spPr>
                     <a:xfrm>
                       <a:off x="0" y="0"/>
-                      <a:ext cx="3840480" cy="3840480"/>
+                      <a:ext cx="2286000" cy="2286000"/>
                     </a:xfrm>
                     <a:prstGeom prst="rect"/>
                   </pic:spPr>
                 </pic:pic>
               </a:graphicData>
             </a:graphic>
-          </wp:inline>
+          </wp:anchor>
         </w:drawing>
       </w:r>
     </w:p>
     <w:p>
       <w:pPr>
-        <w:spacing w:after="140"/>
-        <w:jc w:val="center"/>
+        <w:pBdr>
+          <w:left w:val="single" w:sz="18" w:space="12" w:color="B8860B"/>
+        </w:pBdr>
+        <w:shd w:val="clear" w:color="auto" w:fill="FBF6EA"/>
+        <w:spacing w:before="30" w:after="70"/>
+        <w:ind w:left="340" w:right="340"/>
       </w:pPr>
       <w:r>
         <w:rPr>
           <w:rFonts w:ascii="Georgia" w:hAnsi="Georgia" w:cs="Georgia"/>
-          <w:i/>
-          <w:color w:val="888888"/>
-          <w:sz w:val="18"/>
+          <w:b/>
+          <w:i w:val="0"/>
+          <w:color w:val="222222"/>
+          <w:sz w:val="21"/>
         </w:rPr>
-        <w:t>Beneath the belltower of Bellshadow, the bellkeeper holds up his slate: WRITE. DON'T LISTEN.</w:t>
+        <w:t>WRITE. DON'T LISTEN.</w:t>
+      </w:r>
+    </w:p>
+    <w:p>
+      <w:pPr>
+        <w:pBdr>
+          <w:left w:val="single" w:sz="18" w:space="12" w:color="B8860B"/>
+        </w:pBdr>
+        <w:shd w:val="clear" w:color="auto" w:fill="FBF6EA"/>
+        <w:spacing w:before="30" w:after="70"/>
+        <w:ind w:left="340" w:right="340"/>
+      </w:pPr>
+      <w:r>
+        <w:rPr>
+          <w:rFonts w:ascii="Georgia" w:hAnsi="Georgia" w:cs="Georgia"/>
+          <w:b w:val="0"/>
+          <w:i w:val="0"/>
+          <w:color w:val="222222"/>
+          <w:sz w:val="21"/>
+        </w:rPr>
+        <w:t>Above him the bell gives a single accidental chime. Across the square, in the Gasping Gull, a fourth bowl of stew cools untouched, and Maera smiles at a chair the village cannot quite hold in mind.</w:t>
       </w:r>
     </w:p>
     <w:p>
@@ -1195,19 +1165,24 @@
     </w:p>
     <w:p>
       <w:pPr>
-        <w:keepNext/>
-        <w:spacing w:before="120" w:after="40"/>
-        <w:jc w:val="center"/>
+        <w:spacing w:after="0" w:before="0"/>
       </w:pPr>
       <w:r>
         <w:drawing>
-          <wp:inline xmlns:a="http://schemas.openxmlformats.org/drawingml/2006/main" xmlns:pic="http://schemas.openxmlformats.org/drawingml/2006/picture">
-            <wp:extent cx="3840480" cy="3840480"/>
+          <wp:anchor xmlns:a="http://schemas.openxmlformats.org/drawingml/2006/main" behindDoc="0" distT="91440" distB="91440" distL="201600" distR="0" simplePos="0" locked="0" layoutInCell="1" allowOverlap="1" relativeHeight="2">
+            <wp:simplePos x="0" y="0"/>
+            <wp:positionH relativeFrom="column">
+              <wp:align>right</wp:align>
+            </wp:positionH>
+            <wp:positionV relativeFrom="paragraph">
+              <wp:posOffset>0</wp:posOffset>
+            </wp:positionV>
+            <wp:extent cx="2468880" cy="2468880"/>
+            <wp:effectExtent l="0" t="0" r="0" b="0"/>
+            <wp:wrapSquare wrapText="bothSides"/>
             <wp:docPr id="5" name="Picture 5"/>
-            <wp:cNvGraphicFramePr>
-              <a:graphicFrameLocks noChangeAspect="1"/>
-            </wp:cNvGraphicFramePr>
-            <a:graphic>
+            <wp:cNvGraphicFramePr/>
+            <a:graphic xmlns:pic="http://schemas.openxmlformats.org/drawingml/2006/picture">
               <a:graphicData uri="http://schemas.openxmlformats.org/drawingml/2006/picture">
                 <pic:pic>
                   <pic:nvPicPr>
@@ -1223,30 +1198,15 @@
                   <pic:spPr>
                     <a:xfrm>
                       <a:off x="0" y="0"/>
-                      <a:ext cx="3840480" cy="3840480"/>
+                      <a:ext cx="2468880" cy="2468880"/>
                     </a:xfrm>
                     <a:prstGeom prst="rect"/>
                   </pic:spPr>
                 </pic:pic>
               </a:graphicData>
             </a:graphic>
-          </wp:inline>
+          </wp:anchor>
         </w:drawing>
-      </w:r>
-    </w:p>
-    <w:p>
-      <w:pPr>
-        <w:spacing w:after="140"/>
-        <w:jc w:val="center"/>
-      </w:pPr>
-      <w:r>
-        <w:rPr>
-          <w:rFonts w:ascii="Georgia" w:hAnsi="Georgia" w:cs="Georgia"/>
-          <w:i/>
-          <w:color w:val="888888"/>
-          <w:sz w:val="18"/>
-        </w:rPr>
-        <w:t>Ursa and Ghostbloom hold the cellar against the gray tide.</w:t>
       </w:r>
     </w:p>
     <w:p>
@@ -1406,19 +1366,24 @@
     </w:p>
     <w:p>
       <w:pPr>
-        <w:keepNext/>
-        <w:spacing w:before="120" w:after="40"/>
-        <w:jc w:val="center"/>
+        <w:spacing w:after="0" w:before="0"/>
       </w:pPr>
       <w:r>
         <w:drawing>
-          <wp:inline xmlns:a="http://schemas.openxmlformats.org/drawingml/2006/main" xmlns:pic="http://schemas.openxmlformats.org/drawingml/2006/picture">
-            <wp:extent cx="3657600" cy="3657600"/>
+          <wp:anchor xmlns:a="http://schemas.openxmlformats.org/drawingml/2006/main" behindDoc="0" distT="91440" distB="91440" distL="201600" distR="0" simplePos="0" locked="0" layoutInCell="1" allowOverlap="1" relativeHeight="2">
+            <wp:simplePos x="0" y="0"/>
+            <wp:positionH relativeFrom="column">
+              <wp:align>right</wp:align>
+            </wp:positionH>
+            <wp:positionV relativeFrom="paragraph">
+              <wp:posOffset>0</wp:posOffset>
+            </wp:positionV>
+            <wp:extent cx="2468880" cy="2468880"/>
+            <wp:effectExtent l="0" t="0" r="0" b="0"/>
+            <wp:wrapSquare wrapText="bothSides"/>
             <wp:docPr id="6" name="Picture 6"/>
-            <wp:cNvGraphicFramePr>
-              <a:graphicFrameLocks noChangeAspect="1"/>
-            </wp:cNvGraphicFramePr>
-            <a:graphic>
+            <wp:cNvGraphicFramePr/>
+            <a:graphic xmlns:pic="http://schemas.openxmlformats.org/drawingml/2006/picture">
               <a:graphicData uri="http://schemas.openxmlformats.org/drawingml/2006/picture">
                 <pic:pic>
                   <pic:nvPicPr>
@@ -1434,30 +1399,15 @@
                   <pic:spPr>
                     <a:xfrm>
                       <a:off x="0" y="0"/>
-                      <a:ext cx="3657600" cy="3657600"/>
+                      <a:ext cx="2468880" cy="2468880"/>
                     </a:xfrm>
                     <a:prstGeom prst="rect"/>
                   </pic:spPr>
                 </pic:pic>
               </a:graphicData>
             </a:graphic>
-          </wp:inline>
+          </wp:anchor>
         </w:drawing>
-      </w:r>
-    </w:p>
-    <w:p>
-      <w:pPr>
-        <w:spacing w:after="140"/>
-        <w:jc w:val="center"/>
-      </w:pPr>
-      <w:r>
-        <w:rPr>
-          <w:rFonts w:ascii="Georgia" w:hAnsi="Georgia" w:cs="Georgia"/>
-          <w:i/>
-          <w:color w:val="888888"/>
-          <w:sz w:val="18"/>
-        </w:rPr>
-        <w:t>Stabby Sharpblade and the Candyfang Katana on Pumpkin Row.</w:t>
       </w:r>
     </w:p>
     <w:p>
@@ -1584,7 +1534,7 @@
       <w:r>
         <w:drawing>
           <wp:inline xmlns:a="http://schemas.openxmlformats.org/drawingml/2006/main" xmlns:pic="http://schemas.openxmlformats.org/drawingml/2006/picture">
-            <wp:extent cx="3840480" cy="3840480"/>
+            <wp:extent cx="3474720" cy="3474720"/>
             <wp:docPr id="7" name="Picture 7"/>
             <wp:cNvGraphicFramePr>
               <a:graphicFrameLocks noChangeAspect="1"/>
@@ -1605,7 +1555,7 @@
                   <pic:spPr>
                     <a:xfrm>
                       <a:off x="0" y="0"/>
-                      <a:ext cx="3840480" cy="3840480"/>
+                      <a:ext cx="3474720" cy="3474720"/>
                     </a:xfrm>
                     <a:prstGeom prst="rect"/>
                   </pic:spPr>
@@ -2471,62 +2421,6 @@
     <w:p>
       <w:pPr>
         <w:keepNext/>
-        <w:spacing w:before="120" w:after="40"/>
-        <w:jc w:val="center"/>
-      </w:pPr>
-      <w:r>
-        <w:drawing>
-          <wp:inline xmlns:a="http://schemas.openxmlformats.org/drawingml/2006/main" xmlns:pic="http://schemas.openxmlformats.org/drawingml/2006/picture">
-            <wp:extent cx="3840480" cy="3840480"/>
-            <wp:docPr id="9" name="Picture 9"/>
-            <wp:cNvGraphicFramePr>
-              <a:graphicFrameLocks noChangeAspect="1"/>
-            </wp:cNvGraphicFramePr>
-            <a:graphic>
-              <a:graphicData uri="http://schemas.openxmlformats.org/drawingml/2006/picture">
-                <pic:pic>
-                  <pic:nvPicPr>
-                    <pic:cNvPr id="0" name="image.jpg"/>
-                    <pic:cNvPicPr/>
-                  </pic:nvPicPr>
-                  <pic:blipFill>
-                    <a:blip r:embed="rId18"/>
-                    <a:stretch>
-                      <a:fillRect/>
-                    </a:stretch>
-                  </pic:blipFill>
-                  <pic:spPr>
-                    <a:xfrm>
-                      <a:off x="0" y="0"/>
-                      <a:ext cx="3840480" cy="3840480"/>
-                    </a:xfrm>
-                    <a:prstGeom prst="rect"/>
-                  </pic:spPr>
-                </pic:pic>
-              </a:graphicData>
-            </a:graphic>
-          </wp:inline>
-        </w:drawing>
-      </w:r>
-    </w:p>
-    <w:p>
-      <w:pPr>
-        <w:spacing w:after="140"/>
-        <w:jc w:val="center"/>
-      </w:pPr>
-      <w:r>
-        <w:rPr>
-          <w:rFonts w:ascii="Georgia" w:hAnsi="Georgia" w:cs="Georgia"/>
-          <w:i/>
-          <w:color w:val="888888"/>
-          <w:sz w:val="18"/>
-        </w:rPr>
-        <w:t>The Old Theater, dark and shuttered above Wraithpine, and the song living under it.</w:t>
-      </w:r>
-    </w:p>
-    <w:p>
-      <w:pPr>
-        <w:keepNext/>
         <w:spacing w:before="220" w:after="60"/>
       </w:pPr>
       <w:r>
@@ -2597,6 +2491,52 @@
           <w:sz w:val="21"/>
         </w:rPr>
         <w:t>, crossed by catwalks of beam and rope, stage machines jutting up like broken ribs.</w:t>
+      </w:r>
+    </w:p>
+    <w:p>
+      <w:pPr>
+        <w:spacing w:after="0" w:before="0"/>
+      </w:pPr>
+      <w:r>
+        <w:drawing>
+          <wp:anchor xmlns:a="http://schemas.openxmlformats.org/drawingml/2006/main" behindDoc="0" distT="91440" distB="91440" distL="201600" distR="0" simplePos="0" locked="0" layoutInCell="1" allowOverlap="1" relativeHeight="2">
+            <wp:simplePos x="0" y="0"/>
+            <wp:positionH relativeFrom="column">
+              <wp:align>right</wp:align>
+            </wp:positionH>
+            <wp:positionV relativeFrom="paragraph">
+              <wp:posOffset>0</wp:posOffset>
+            </wp:positionV>
+            <wp:extent cx="2468880" cy="2468880"/>
+            <wp:effectExtent l="0" t="0" r="0" b="0"/>
+            <wp:wrapSquare wrapText="bothSides"/>
+            <wp:docPr id="9" name="Picture 9"/>
+            <wp:cNvGraphicFramePr/>
+            <a:graphic xmlns:pic="http://schemas.openxmlformats.org/drawingml/2006/picture">
+              <a:graphicData uri="http://schemas.openxmlformats.org/drawingml/2006/picture">
+                <pic:pic>
+                  <pic:nvPicPr>
+                    <pic:cNvPr id="0" name="image.jpg"/>
+                    <pic:cNvPicPr/>
+                  </pic:nvPicPr>
+                  <pic:blipFill>
+                    <a:blip r:embed="rId18"/>
+                    <a:stretch>
+                      <a:fillRect/>
+                    </a:stretch>
+                  </pic:blipFill>
+                  <pic:spPr>
+                    <a:xfrm>
+                      <a:off x="0" y="0"/>
+                      <a:ext cx="2468880" cy="2468880"/>
+                    </a:xfrm>
+                    <a:prstGeom prst="rect"/>
+                  </pic:spPr>
+                </pic:pic>
+              </a:graphicData>
+            </a:graphic>
+          </wp:anchor>
+        </w:drawing>
       </w:r>
     </w:p>
     <w:p>

--- a/sessions/session_06_wraithpine.docx
+++ b/sessions/session_06_wraithpine.docx
@@ -382,7 +382,7 @@
       </w:pPr>
       <w:r>
         <w:drawing>
-          <wp:anchor xmlns:a="http://schemas.openxmlformats.org/drawingml/2006/main" behindDoc="0" distT="91440" distB="91440" distL="201600" distR="0" simplePos="0" locked="0" layoutInCell="1" allowOverlap="1" relativeHeight="2">
+          <wp:anchor xmlns:a="http://schemas.openxmlformats.org/drawingml/2006/main" behindDoc="0" distT="91440" distB="91440" distL="201600" distR="0" simplePos="0" locked="0" layoutInCell="1" allowOverlap="0" relativeHeight="2">
             <wp:simplePos x="0" y="0"/>
             <wp:positionH relativeFrom="column">
               <wp:align>right</wp:align>
@@ -553,7 +553,7 @@
       </w:pPr>
       <w:r>
         <w:drawing>
-          <wp:anchor xmlns:a="http://schemas.openxmlformats.org/drawingml/2006/main" behindDoc="0" distT="91440" distB="91440" distL="201600" distR="0" simplePos="0" locked="0" layoutInCell="1" allowOverlap="1" relativeHeight="2">
+          <wp:anchor xmlns:a="http://schemas.openxmlformats.org/drawingml/2006/main" behindDoc="0" distT="91440" distB="91440" distL="201600" distR="0" simplePos="0" locked="0" layoutInCell="1" allowOverlap="0" relativeHeight="2">
             <wp:simplePos x="0" y="0"/>
             <wp:positionH relativeFrom="column">
               <wp:align>right</wp:align>
@@ -794,7 +794,7 @@
       </w:pPr>
       <w:r>
         <w:drawing>
-          <wp:anchor xmlns:a="http://schemas.openxmlformats.org/drawingml/2006/main" behindDoc="0" distT="91440" distB="91440" distL="201600" distR="0" simplePos="0" locked="0" layoutInCell="1" allowOverlap="1" relativeHeight="2">
+          <wp:anchor xmlns:a="http://schemas.openxmlformats.org/drawingml/2006/main" behindDoc="0" distT="91440" distB="91440" distL="201600" distR="0" simplePos="0" locked="0" layoutInCell="1" allowOverlap="0" relativeHeight="2">
             <wp:simplePos x="0" y="0"/>
             <wp:positionH relativeFrom="column">
               <wp:align>right</wp:align>
@@ -955,7 +955,7 @@
       </w:pPr>
       <w:r>
         <w:drawing>
-          <wp:anchor xmlns:a="http://schemas.openxmlformats.org/drawingml/2006/main" behindDoc="0" distT="91440" distB="91440" distL="201600" distR="0" simplePos="0" locked="0" layoutInCell="1" allowOverlap="1" relativeHeight="2">
+          <wp:anchor xmlns:a="http://schemas.openxmlformats.org/drawingml/2006/main" behindDoc="0" distT="91440" distB="91440" distL="201600" distR="0" simplePos="0" locked="0" layoutInCell="1" allowOverlap="0" relativeHeight="2">
             <wp:simplePos x="0" y="0"/>
             <wp:positionH relativeFrom="column">
               <wp:align>right</wp:align>
@@ -1169,7 +1169,7 @@
       </w:pPr>
       <w:r>
         <w:drawing>
-          <wp:anchor xmlns:a="http://schemas.openxmlformats.org/drawingml/2006/main" behindDoc="0" distT="91440" distB="91440" distL="201600" distR="0" simplePos="0" locked="0" layoutInCell="1" allowOverlap="1" relativeHeight="2">
+          <wp:anchor xmlns:a="http://schemas.openxmlformats.org/drawingml/2006/main" behindDoc="0" distT="91440" distB="91440" distL="201600" distR="0" simplePos="0" locked="0" layoutInCell="1" allowOverlap="0" relativeHeight="2">
             <wp:simplePos x="0" y="0"/>
             <wp:positionH relativeFrom="column">
               <wp:align>right</wp:align>
@@ -1370,7 +1370,7 @@
       </w:pPr>
       <w:r>
         <w:drawing>
-          <wp:anchor xmlns:a="http://schemas.openxmlformats.org/drawingml/2006/main" behindDoc="0" distT="91440" distB="91440" distL="201600" distR="0" simplePos="0" locked="0" layoutInCell="1" allowOverlap="1" relativeHeight="2">
+          <wp:anchor xmlns:a="http://schemas.openxmlformats.org/drawingml/2006/main" behindDoc="0" distT="91440" distB="91440" distL="201600" distR="0" simplePos="0" locked="0" layoutInCell="1" allowOverlap="0" relativeHeight="2">
             <wp:simplePos x="0" y="0"/>
             <wp:positionH relativeFrom="column">
               <wp:align>right</wp:align>
@@ -2499,7 +2499,7 @@
       </w:pPr>
       <w:r>
         <w:drawing>
-          <wp:anchor xmlns:a="http://schemas.openxmlformats.org/drawingml/2006/main" behindDoc="0" distT="91440" distB="91440" distL="201600" distR="0" simplePos="0" locked="0" layoutInCell="1" allowOverlap="1" relativeHeight="2">
+          <wp:anchor xmlns:a="http://schemas.openxmlformats.org/drawingml/2006/main" behindDoc="0" distT="91440" distB="91440" distL="201600" distR="0" simplePos="0" locked="0" layoutInCell="1" allowOverlap="0" relativeHeight="2">
             <wp:simplePos x="0" y="0"/>
             <wp:positionH relativeFrom="column">
               <wp:align>right</wp:align>

--- a/sessions/session_06_wraithpine.docx
+++ b/sessions/session_06_wraithpine.docx
@@ -78,6 +78,63 @@
     <w:p>
       <w:pPr>
         <w:keepNext/>
+        <w:spacing w:before="120" w:after="40"/>
+        <w:jc w:val="center"/>
+      </w:pPr>
+      <w:r>
+        <w:drawing>
+          <wp:inline xmlns:a="http://schemas.openxmlformats.org/drawingml/2006/main" xmlns:pic="http://schemas.openxmlformats.org/drawingml/2006/picture">
+            <wp:extent cx="5669280" cy="3775829"/>
+            <wp:docPr id="1" name="Picture 1"/>
+            <wp:cNvGraphicFramePr>
+              <a:graphicFrameLocks noChangeAspect="1"/>
+            </wp:cNvGraphicFramePr>
+            <a:graphic>
+              <a:graphicData uri="http://schemas.openxmlformats.org/drawingml/2006/picture">
+                <pic:pic>
+                  <pic:nvPicPr>
+                    <pic:cNvPr id="0" name="image.jpg"/>
+                    <pic:cNvPicPr/>
+                  </pic:nvPicPr>
+                  <pic:blipFill>
+                    <a:blip r:embed="rId10"/>
+                    <a:stretch>
+                      <a:fillRect/>
+                    </a:stretch>
+                  </pic:blipFill>
+                  <pic:spPr>
+                    <a:xfrm>
+                      <a:off x="0" y="0"/>
+                      <a:ext cx="5669280" cy="3775829"/>
+                    </a:xfrm>
+                    <a:prstGeom prst="rect"/>
+                  </pic:spPr>
+                </pic:pic>
+              </a:graphicData>
+            </a:graphic>
+          </wp:inline>
+        </w:drawing>
+      </w:r>
+    </w:p>
+    <w:p>
+      <w:pPr>
+        <w:spacing w:after="140"/>
+        <w:jc w:val="center"/>
+      </w:pPr>
+      <w:r>
+        <w:rPr>
+          <w:rFonts w:ascii="Georgia" w:hAnsi="Georgia" w:cs="Georgia"/>
+          <w:i/>
+          <w:color w:val="888888"/>
+          <w:sz w:val="18"/>
+        </w:rPr>
+        <w:t>Wraithpine from the coastal ridge: Lantern Night glowing through the fog.</w:t>
+      </w:r>
+    </w:p>
+    <w:p>
+      <w:pPr>
+        <w:keepNext/>
+        <w:pageBreakBefore/>
         <w:spacing w:before="400" w:after="120"/>
         <w:pBdr>
           <w:bottom w:val="single" w:sz="6" w:space="4" w:color="B8860B"/>
@@ -323,6 +380,52 @@
     </w:p>
     <w:p>
       <w:pPr>
+        <w:spacing w:after="0" w:before="0"/>
+      </w:pPr>
+      <w:r>
+        <w:drawing>
+          <wp:anchor xmlns:a="http://schemas.openxmlformats.org/drawingml/2006/main" behindDoc="0" distT="91440" distB="100584" distL="201600" distR="201600" simplePos="0" locked="0" layoutInCell="1" allowOverlap="0" relativeHeight="2">
+            <wp:simplePos x="0" y="0"/>
+            <wp:positionH relativeFrom="column">
+              <wp:align>right</wp:align>
+            </wp:positionH>
+            <wp:positionV relativeFrom="paragraph">
+              <wp:posOffset>0</wp:posOffset>
+            </wp:positionV>
+            <wp:extent cx="2438400" cy="3657600"/>
+            <wp:effectExtent l="0" t="0" r="0" b="0"/>
+            <wp:wrapSquare wrapText="bothSides"/>
+            <wp:docPr id="2" name="Picture 2"/>
+            <wp:cNvGraphicFramePr/>
+            <a:graphic xmlns:pic="http://schemas.openxmlformats.org/drawingml/2006/picture">
+              <a:graphicData uri="http://schemas.openxmlformats.org/drawingml/2006/picture">
+                <pic:pic>
+                  <pic:nvPicPr>
+                    <pic:cNvPr id="0" name="image.jpg"/>
+                    <pic:cNvPicPr/>
+                  </pic:nvPicPr>
+                  <pic:blipFill>
+                    <a:blip r:embed="rId11"/>
+                    <a:stretch>
+                      <a:fillRect/>
+                    </a:stretch>
+                  </pic:blipFill>
+                  <pic:spPr>
+                    <a:xfrm>
+                      <a:off x="0" y="0"/>
+                      <a:ext cx="2438400" cy="3657600"/>
+                    </a:xfrm>
+                    <a:prstGeom prst="rect"/>
+                  </pic:spPr>
+                </pic:pic>
+              </a:graphicData>
+            </a:graphic>
+          </wp:anchor>
+        </w:drawing>
+      </w:r>
+    </w:p>
+    <w:p>
+      <w:pPr>
         <w:pBdr>
           <w:left w:val="single" w:sz="18" w:space="12" w:color="B8860B"/>
         </w:pBdr>
@@ -374,52 +477,6 @@
           <w:sz w:val="21"/>
         </w:rPr>
         <w:t>On the path beneath the pines, the sleeping bundle in Ursa's arms stirs at last. Petals unfold, but they are not Floraburst's petals anymore: they are pale and translucent now, like flower glass, and when the sea wind moves through them they chime, a tiny frost-cold music. She lifts free of Ursa's arms and simply stays there, floating at shoulder height, blinking at the fog with eyes full of soft white light. She is new. She is still, unmistakably, their friend.</w:t>
-      </w:r>
-    </w:p>
-    <w:p>
-      <w:pPr>
-        <w:spacing w:after="0" w:before="0"/>
-      </w:pPr>
-      <w:r>
-        <w:drawing>
-          <wp:anchor xmlns:a="http://schemas.openxmlformats.org/drawingml/2006/main" behindDoc="0" distT="91440" distB="91440" distL="201600" distR="0" simplePos="0" locked="0" layoutInCell="1" allowOverlap="0" relativeHeight="2">
-            <wp:simplePos x="0" y="0"/>
-            <wp:positionH relativeFrom="column">
-              <wp:align>right</wp:align>
-            </wp:positionH>
-            <wp:positionV relativeFrom="paragraph">
-              <wp:posOffset>0</wp:posOffset>
-            </wp:positionV>
-            <wp:extent cx="2011680" cy="3017520"/>
-            <wp:effectExtent l="0" t="0" r="0" b="0"/>
-            <wp:wrapSquare wrapText="bothSides"/>
-            <wp:docPr id="1" name="Picture 1"/>
-            <wp:cNvGraphicFramePr/>
-            <a:graphic xmlns:pic="http://schemas.openxmlformats.org/drawingml/2006/picture">
-              <a:graphicData uri="http://schemas.openxmlformats.org/drawingml/2006/picture">
-                <pic:pic>
-                  <pic:nvPicPr>
-                    <pic:cNvPr id="0" name="image.jpg"/>
-                    <pic:cNvPicPr/>
-                  </pic:nvPicPr>
-                  <pic:blipFill>
-                    <a:blip r:embed="rId10"/>
-                    <a:stretch>
-                      <a:fillRect/>
-                    </a:stretch>
-                  </pic:blipFill>
-                  <pic:spPr>
-                    <a:xfrm>
-                      <a:off x="0" y="0"/>
-                      <a:ext cx="2011680" cy="3017520"/>
-                    </a:xfrm>
-                    <a:prstGeom prst="rect"/>
-                  </pic:spPr>
-                </pic:pic>
-              </a:graphicData>
-            </a:graphic>
-          </wp:anchor>
-        </w:drawing>
       </w:r>
     </w:p>
     <w:p>
@@ -545,52 +602,6 @@
           <w:sz w:val="21"/>
         </w:rPr>
         <w:t>, the village's own festival, and everything about it is warm and bright and welcoming.</w:t>
-      </w:r>
-    </w:p>
-    <w:p>
-      <w:pPr>
-        <w:spacing w:after="0" w:before="0"/>
-      </w:pPr>
-      <w:r>
-        <w:drawing>
-          <wp:anchor xmlns:a="http://schemas.openxmlformats.org/drawingml/2006/main" behindDoc="0" distT="91440" distB="91440" distL="201600" distR="0" simplePos="0" locked="0" layoutInCell="1" allowOverlap="0" relativeHeight="2">
-            <wp:simplePos x="0" y="0"/>
-            <wp:positionH relativeFrom="column">
-              <wp:align>right</wp:align>
-            </wp:positionH>
-            <wp:positionV relativeFrom="paragraph">
-              <wp:posOffset>0</wp:posOffset>
-            </wp:positionV>
-            <wp:extent cx="2468880" cy="2468880"/>
-            <wp:effectExtent l="0" t="0" r="0" b="0"/>
-            <wp:wrapSquare wrapText="bothSides"/>
-            <wp:docPr id="2" name="Picture 2"/>
-            <wp:cNvGraphicFramePr/>
-            <a:graphic xmlns:pic="http://schemas.openxmlformats.org/drawingml/2006/picture">
-              <a:graphicData uri="http://schemas.openxmlformats.org/drawingml/2006/picture">
-                <pic:pic>
-                  <pic:nvPicPr>
-                    <pic:cNvPr id="0" name="image.jpg"/>
-                    <pic:cNvPicPr/>
-                  </pic:nvPicPr>
-                  <pic:blipFill>
-                    <a:blip r:embed="rId11"/>
-                    <a:stretch>
-                      <a:fillRect/>
-                    </a:stretch>
-                  </pic:blipFill>
-                  <pic:spPr>
-                    <a:xfrm>
-                      <a:off x="0" y="0"/>
-                      <a:ext cx="2468880" cy="2468880"/>
-                    </a:xfrm>
-                    <a:prstGeom prst="rect"/>
-                  </pic:spPr>
-                </pic:pic>
-              </a:graphicData>
-            </a:graphic>
-          </wp:anchor>
-        </w:drawing>
       </w:r>
     </w:p>
     <w:p>
@@ -770,31 +781,11 @@
     </w:p>
     <w:p>
       <w:pPr>
-        <w:pBdr>
-          <w:left w:val="single" w:sz="18" w:space="12" w:color="B8860B"/>
-        </w:pBdr>
-        <w:shd w:val="clear" w:color="auto" w:fill="FBF6EA"/>
-        <w:spacing w:before="30" w:after="70"/>
-        <w:ind w:left="340" w:right="340"/>
-      </w:pPr>
-      <w:r>
-        <w:rPr>
-          <w:rFonts w:ascii="Georgia" w:hAnsi="Georgia" w:cs="Georgia"/>
-          <w:b w:val="0"/>
-          <w:i w:val="0"/>
-          <w:color w:val="222222"/>
-          <w:sz w:val="21"/>
-        </w:rPr>
-        <w:t>Out in the square it is the same song in different keys. A chandler presses a sugared chip into Lilly's palm, “for remembering,” then blinks, the thought sliding off her face like rain. A curio-mender dusts a bundle of old theater playbills; on one of them a performer's name has been scrubbed so hard the paper has thinned to lace. “Moths,” the mender mutters, and ties the twine tighter. Black ribbons hang everywhere, knotted to gates and wrists and lantern posts, and nobody can quite say why. Villagers forget what they are saying in the middle of saying it.</w:t>
-      </w:r>
-    </w:p>
-    <w:p>
-      <w:pPr>
         <w:spacing w:after="0" w:before="0"/>
       </w:pPr>
       <w:r>
         <w:drawing>
-          <wp:anchor xmlns:a="http://schemas.openxmlformats.org/drawingml/2006/main" behindDoc="0" distT="91440" distB="91440" distL="201600" distR="0" simplePos="0" locked="0" layoutInCell="1" allowOverlap="0" relativeHeight="2">
+          <wp:anchor xmlns:a="http://schemas.openxmlformats.org/drawingml/2006/main" behindDoc="0" distT="91440" distB="100584" distL="201600" distR="201600" simplePos="0" locked="0" layoutInCell="1" allowOverlap="0" relativeHeight="2">
             <wp:simplePos x="0" y="0"/>
             <wp:positionH relativeFrom="column">
               <wp:align>right</wp:align>
@@ -802,7 +793,7 @@
             <wp:positionV relativeFrom="paragraph">
               <wp:posOffset>0</wp:posOffset>
             </wp:positionV>
-            <wp:extent cx="2011680" cy="2011680"/>
+            <wp:extent cx="3017520" cy="3017520"/>
             <wp:effectExtent l="0" t="0" r="0" b="0"/>
             <wp:wrapSquare wrapText="bothSides"/>
             <wp:docPr id="3" name="Picture 3"/>
@@ -823,7 +814,7 @@
                   <pic:spPr>
                     <a:xfrm>
                       <a:off x="0" y="0"/>
-                      <a:ext cx="2011680" cy="2011680"/>
+                      <a:ext cx="3017520" cy="3017520"/>
                     </a:xfrm>
                     <a:prstGeom prst="rect"/>
                   </pic:spPr>
@@ -832,6 +823,26 @@
             </a:graphic>
           </wp:anchor>
         </w:drawing>
+      </w:r>
+    </w:p>
+    <w:p>
+      <w:pPr>
+        <w:pBdr>
+          <w:left w:val="single" w:sz="18" w:space="12" w:color="B8860B"/>
+        </w:pBdr>
+        <w:shd w:val="clear" w:color="auto" w:fill="FBF6EA"/>
+        <w:spacing w:before="30" w:after="70"/>
+        <w:ind w:left="340" w:right="340"/>
+      </w:pPr>
+      <w:r>
+        <w:rPr>
+          <w:rFonts w:ascii="Georgia" w:hAnsi="Georgia" w:cs="Georgia"/>
+          <w:b w:val="0"/>
+          <w:i w:val="0"/>
+          <w:color w:val="222222"/>
+          <w:sz w:val="21"/>
+        </w:rPr>
+        <w:t>Out in the square it is the same song in different keys. A chandler presses a sugared chip into Lilly's palm, “for remembering,” then blinks, the thought sliding off her face like rain. A curio-mender dusts a bundle of old theater playbills; on one of them a performer's name has been scrubbed so hard the paper has thinned to lace. “Moths,” the mender mutters, and ties the twine tighter. Black ribbons hang everywhere, knotted to gates and wrists and lantern posts, and nobody can quite say why. Villagers forget what they are saying in the middle of saying it.</w:t>
       </w:r>
     </w:p>
     <w:p>
@@ -951,24 +962,39 @@
     </w:p>
     <w:p>
       <w:pPr>
-        <w:spacing w:after="0" w:before="0"/>
+        <w:pBdr>
+          <w:left w:val="single" w:sz="18" w:space="12" w:color="B8860B"/>
+        </w:pBdr>
+        <w:shd w:val="clear" w:color="auto" w:fill="FBF6EA"/>
+        <w:spacing w:before="30" w:after="70"/>
+        <w:ind w:left="340" w:right="340"/>
+      </w:pPr>
+      <w:r>
+        <w:rPr>
+          <w:rFonts w:ascii="Georgia" w:hAnsi="Georgia" w:cs="Georgia"/>
+          <w:b/>
+          <w:i w:val="0"/>
+          <w:color w:val="222222"/>
+          <w:sz w:val="21"/>
+        </w:rPr>
+        <w:t>WRITE. DON'T LISTEN.</w:t>
+      </w:r>
+    </w:p>
+    <w:p>
+      <w:pPr>
+        <w:keepNext/>
+        <w:spacing w:before="120" w:after="40"/>
+        <w:jc w:val="center"/>
       </w:pPr>
       <w:r>
         <w:drawing>
-          <wp:anchor xmlns:a="http://schemas.openxmlformats.org/drawingml/2006/main" behindDoc="0" distT="91440" distB="91440" distL="201600" distR="0" simplePos="0" locked="0" layoutInCell="1" allowOverlap="0" relativeHeight="2">
-            <wp:simplePos x="0" y="0"/>
-            <wp:positionH relativeFrom="column">
-              <wp:align>right</wp:align>
-            </wp:positionH>
-            <wp:positionV relativeFrom="paragraph">
-              <wp:posOffset>0</wp:posOffset>
-            </wp:positionV>
-            <wp:extent cx="2286000" cy="2286000"/>
-            <wp:effectExtent l="0" t="0" r="0" b="0"/>
-            <wp:wrapSquare wrapText="bothSides"/>
+          <wp:inline xmlns:a="http://schemas.openxmlformats.org/drawingml/2006/main" xmlns:pic="http://schemas.openxmlformats.org/drawingml/2006/picture">
+            <wp:extent cx="5669280" cy="3775829"/>
             <wp:docPr id="4" name="Picture 4"/>
-            <wp:cNvGraphicFramePr/>
-            <a:graphic xmlns:pic="http://schemas.openxmlformats.org/drawingml/2006/picture">
+            <wp:cNvGraphicFramePr>
+              <a:graphicFrameLocks noChangeAspect="1"/>
+            </wp:cNvGraphicFramePr>
+            <a:graphic>
               <a:graphicData uri="http://schemas.openxmlformats.org/drawingml/2006/picture">
                 <pic:pic>
                   <pic:nvPicPr>
@@ -984,35 +1010,30 @@
                   <pic:spPr>
                     <a:xfrm>
                       <a:off x="0" y="0"/>
-                      <a:ext cx="2286000" cy="2286000"/>
+                      <a:ext cx="5669280" cy="3775829"/>
                     </a:xfrm>
                     <a:prstGeom prst="rect"/>
                   </pic:spPr>
                 </pic:pic>
               </a:graphicData>
             </a:graphic>
-          </wp:anchor>
+          </wp:inline>
         </w:drawing>
       </w:r>
     </w:p>
     <w:p>
       <w:pPr>
-        <w:pBdr>
-          <w:left w:val="single" w:sz="18" w:space="12" w:color="B8860B"/>
-        </w:pBdr>
-        <w:shd w:val="clear" w:color="auto" w:fill="FBF6EA"/>
-        <w:spacing w:before="30" w:after="70"/>
-        <w:ind w:left="340" w:right="340"/>
+        <w:spacing w:after="140"/>
+        <w:jc w:val="center"/>
       </w:pPr>
       <w:r>
         <w:rPr>
           <w:rFonts w:ascii="Georgia" w:hAnsi="Georgia" w:cs="Georgia"/>
-          <w:b/>
-          <w:i w:val="0"/>
-          <w:color w:val="222222"/>
-          <w:sz w:val="21"/>
+          <w:i/>
+          <w:color w:val="888888"/>
+          <w:sz w:val="18"/>
         </w:rPr>
-        <w:t>WRITE. DON'T LISTEN.</w:t>
+        <w:t>Bellshadow, the old quarter beneath the belltower, where the bellkeeper keeps watch.</w:t>
       </w:r>
     </w:p>
     <w:p>
@@ -1038,6 +1059,7 @@
     <w:p>
       <w:pPr>
         <w:keepNext/>
+        <w:pageBreakBefore/>
         <w:spacing w:before="400" w:after="120"/>
         <w:pBdr>
           <w:bottom w:val="single" w:sz="6" w:space="4" w:color="B8860B"/>
@@ -1169,7 +1191,7 @@
       </w:pPr>
       <w:r>
         <w:drawing>
-          <wp:anchor xmlns:a="http://schemas.openxmlformats.org/drawingml/2006/main" behindDoc="0" distT="91440" distB="91440" distL="201600" distR="0" simplePos="0" locked="0" layoutInCell="1" allowOverlap="0" relativeHeight="2">
+          <wp:anchor xmlns:a="http://schemas.openxmlformats.org/drawingml/2006/main" behindDoc="0" distT="91440" distB="100584" distL="201600" distR="201600" simplePos="0" locked="0" layoutInCell="1" allowOverlap="0" relativeHeight="2">
             <wp:simplePos x="0" y="0"/>
             <wp:positionH relativeFrom="column">
               <wp:align>right</wp:align>
@@ -1177,7 +1199,7 @@
             <wp:positionV relativeFrom="paragraph">
               <wp:posOffset>0</wp:posOffset>
             </wp:positionV>
-            <wp:extent cx="2468880" cy="2468880"/>
+            <wp:extent cx="3017520" cy="3017520"/>
             <wp:effectExtent l="0" t="0" r="0" b="0"/>
             <wp:wrapSquare wrapText="bothSides"/>
             <wp:docPr id="5" name="Picture 5"/>
@@ -1198,7 +1220,7 @@
                   <pic:spPr>
                     <a:xfrm>
                       <a:off x="0" y="0"/>
-                      <a:ext cx="2468880" cy="2468880"/>
+                      <a:ext cx="3017520" cy="3017520"/>
                     </a:xfrm>
                     <a:prstGeom prst="rect"/>
                   </pic:spPr>
@@ -1366,24 +1388,19 @@
     </w:p>
     <w:p>
       <w:pPr>
-        <w:spacing w:after="0" w:before="0"/>
+        <w:keepNext/>
+        <w:spacing w:before="120" w:after="40"/>
+        <w:jc w:val="center"/>
       </w:pPr>
       <w:r>
         <w:drawing>
-          <wp:anchor xmlns:a="http://schemas.openxmlformats.org/drawingml/2006/main" behindDoc="0" distT="91440" distB="91440" distL="201600" distR="0" simplePos="0" locked="0" layoutInCell="1" allowOverlap="0" relativeHeight="2">
-            <wp:simplePos x="0" y="0"/>
-            <wp:positionH relativeFrom="column">
-              <wp:align>right</wp:align>
-            </wp:positionH>
-            <wp:positionV relativeFrom="paragraph">
-              <wp:posOffset>0</wp:posOffset>
-            </wp:positionV>
-            <wp:extent cx="2468880" cy="2468880"/>
-            <wp:effectExtent l="0" t="0" r="0" b="0"/>
-            <wp:wrapSquare wrapText="bothSides"/>
+          <wp:inline xmlns:a="http://schemas.openxmlformats.org/drawingml/2006/main" xmlns:pic="http://schemas.openxmlformats.org/drawingml/2006/picture">
+            <wp:extent cx="5486400" cy="3654028"/>
             <wp:docPr id="6" name="Picture 6"/>
-            <wp:cNvGraphicFramePr/>
-            <a:graphic xmlns:pic="http://schemas.openxmlformats.org/drawingml/2006/picture">
+            <wp:cNvGraphicFramePr>
+              <a:graphicFrameLocks noChangeAspect="1"/>
+            </wp:cNvGraphicFramePr>
+            <a:graphic>
               <a:graphicData uri="http://schemas.openxmlformats.org/drawingml/2006/picture">
                 <pic:pic>
                   <pic:nvPicPr>
@@ -1399,15 +1416,30 @@
                   <pic:spPr>
                     <a:xfrm>
                       <a:off x="0" y="0"/>
-                      <a:ext cx="2468880" cy="2468880"/>
+                      <a:ext cx="5486400" cy="3654028"/>
                     </a:xfrm>
                     <a:prstGeom prst="rect"/>
                   </pic:spPr>
                 </pic:pic>
               </a:graphicData>
             </a:graphic>
-          </wp:anchor>
+          </wp:inline>
         </w:drawing>
+      </w:r>
+    </w:p>
+    <w:p>
+      <w:pPr>
+        <w:spacing w:after="140"/>
+        <w:jc w:val="center"/>
+      </w:pPr>
+      <w:r>
+        <w:rPr>
+          <w:rFonts w:ascii="Georgia" w:hAnsi="Georgia" w:cs="Georgia"/>
+          <w:i/>
+          <w:color w:val="888888"/>
+          <w:sz w:val="18"/>
+        </w:rPr>
+        <w:t>Pumpkin Row: every carved face along the lane turns toward the old theater roof.</w:t>
       </w:r>
     </w:p>
     <w:p>
@@ -1534,7 +1566,7 @@
       <w:r>
         <w:drawing>
           <wp:inline xmlns:a="http://schemas.openxmlformats.org/drawingml/2006/main" xmlns:pic="http://schemas.openxmlformats.org/drawingml/2006/picture">
-            <wp:extent cx="3474720" cy="3474720"/>
+            <wp:extent cx="5486400" cy="3654028"/>
             <wp:docPr id="7" name="Picture 7"/>
             <wp:cNvGraphicFramePr>
               <a:graphicFrameLocks noChangeAspect="1"/>
@@ -1555,7 +1587,7 @@
                   <pic:spPr>
                     <a:xfrm>
                       <a:off x="0" y="0"/>
-                      <a:ext cx="3474720" cy="3474720"/>
+                      <a:ext cx="5486400" cy="3654028"/>
                     </a:xfrm>
                     <a:prstGeom prst="rect"/>
                   </pic:spPr>
@@ -1684,6 +1716,7 @@
     <w:p>
       <w:pPr>
         <w:keepNext/>
+        <w:pageBreakBefore/>
         <w:spacing w:before="400" w:after="120"/>
         <w:pBdr>
           <w:bottom w:val="single" w:sz="6" w:space="4" w:color="B8860B"/>
@@ -2121,6 +2154,52 @@
     </w:p>
     <w:p>
       <w:pPr>
+        <w:spacing w:after="0" w:before="0"/>
+      </w:pPr>
+      <w:r>
+        <w:drawing>
+          <wp:anchor xmlns:a="http://schemas.openxmlformats.org/drawingml/2006/main" behindDoc="0" distT="91440" distB="100584" distL="201600" distR="201600" simplePos="0" locked="0" layoutInCell="1" allowOverlap="0" relativeHeight="2">
+            <wp:simplePos x="0" y="0"/>
+            <wp:positionH relativeFrom="column">
+              <wp:align>right</wp:align>
+            </wp:positionH>
+            <wp:positionV relativeFrom="paragraph">
+              <wp:posOffset>0</wp:posOffset>
+            </wp:positionV>
+            <wp:extent cx="3108960" cy="3108960"/>
+            <wp:effectExtent l="0" t="0" r="0" b="0"/>
+            <wp:wrapSquare wrapText="bothSides"/>
+            <wp:docPr id="8" name="Picture 8"/>
+            <wp:cNvGraphicFramePr/>
+            <a:graphic xmlns:pic="http://schemas.openxmlformats.org/drawingml/2006/picture">
+              <a:graphicData uri="http://schemas.openxmlformats.org/drawingml/2006/picture">
+                <pic:pic>
+                  <pic:nvPicPr>
+                    <pic:cNvPr id="0" name="image.jpg"/>
+                    <pic:cNvPicPr/>
+                  </pic:nvPicPr>
+                  <pic:blipFill>
+                    <a:blip r:embed="rId17"/>
+                    <a:stretch>
+                      <a:fillRect/>
+                    </a:stretch>
+                  </pic:blipFill>
+                  <pic:spPr>
+                    <a:xfrm>
+                      <a:off x="0" y="0"/>
+                      <a:ext cx="3108960" cy="3108960"/>
+                    </a:xfrm>
+                    <a:prstGeom prst="rect"/>
+                  </pic:spPr>
+                </pic:pic>
+              </a:graphicData>
+            </a:graphic>
+          </wp:anchor>
+        </w:drawing>
+      </w:r>
+    </w:p>
+    <w:p>
+      <w:pPr>
         <w:pBdr>
           <w:left w:val="single" w:sz="18" w:space="12" w:color="B8860B"/>
         </w:pBdr>
@@ -2167,62 +2246,6 @@
           <w:sz w:val="21"/>
         </w:rPr>
         <w:t>, smiling at her ledger, not looking at the door: “What a quiet night. Sometimes it's nice to hear yourself think.” The head turns. Not toward Maera. Toward the heroes. Its eyes aim at the place where their thoughts are, not the place where their bodies stand.</w:t>
-      </w:r>
-    </w:p>
-    <w:p>
-      <w:pPr>
-        <w:keepNext/>
-        <w:spacing w:before="120" w:after="40"/>
-        <w:jc w:val="center"/>
-      </w:pPr>
-      <w:r>
-        <w:drawing>
-          <wp:inline xmlns:a="http://schemas.openxmlformats.org/drawingml/2006/main" xmlns:pic="http://schemas.openxmlformats.org/drawingml/2006/picture">
-            <wp:extent cx="3840480" cy="3840480"/>
-            <wp:docPr id="8" name="Picture 8"/>
-            <wp:cNvGraphicFramePr>
-              <a:graphicFrameLocks noChangeAspect="1"/>
-            </wp:cNvGraphicFramePr>
-            <a:graphic>
-              <a:graphicData uri="http://schemas.openxmlformats.org/drawingml/2006/picture">
-                <pic:pic>
-                  <pic:nvPicPr>
-                    <pic:cNvPr id="0" name="image.jpg"/>
-                    <pic:cNvPicPr/>
-                  </pic:nvPicPr>
-                  <pic:blipFill>
-                    <a:blip r:embed="rId17"/>
-                    <a:stretch>
-                      <a:fillRect/>
-                    </a:stretch>
-                  </pic:blipFill>
-                  <pic:spPr>
-                    <a:xfrm>
-                      <a:off x="0" y="0"/>
-                      <a:ext cx="3840480" cy="3840480"/>
-                    </a:xfrm>
-                    <a:prstGeom prst="rect"/>
-                  </pic:spPr>
-                </pic:pic>
-              </a:graphicData>
-            </a:graphic>
-          </wp:inline>
-        </w:drawing>
-      </w:r>
-    </w:p>
-    <w:p>
-      <w:pPr>
-        <w:spacing w:after="140"/>
-        <w:jc w:val="center"/>
-      </w:pPr>
-      <w:r>
-        <w:rPr>
-          <w:rFonts w:ascii="Georgia" w:hAnsi="Georgia" w:cs="Georgia"/>
-          <w:i/>
-          <w:color w:val="888888"/>
-          <w:sz w:val="18"/>
-        </w:rPr>
-        <w:t>With wax in their ears, the heroes finally see what has always been there.</w:t>
       </w:r>
     </w:p>
     <w:p>
@@ -2388,6 +2411,7 @@
     <w:p>
       <w:pPr>
         <w:keepNext/>
+        <w:pageBreakBefore/>
         <w:spacing w:before="400" w:after="120"/>
         <w:pBdr>
           <w:bottom w:val="single" w:sz="6" w:space="4" w:color="B8860B"/>
@@ -2495,24 +2519,19 @@
     </w:p>
     <w:p>
       <w:pPr>
-        <w:spacing w:after="0" w:before="0"/>
+        <w:keepNext/>
+        <w:spacing w:before="120" w:after="40"/>
+        <w:jc w:val="center"/>
       </w:pPr>
       <w:r>
         <w:drawing>
-          <wp:anchor xmlns:a="http://schemas.openxmlformats.org/drawingml/2006/main" behindDoc="0" distT="91440" distB="91440" distL="201600" distR="0" simplePos="0" locked="0" layoutInCell="1" allowOverlap="0" relativeHeight="2">
-            <wp:simplePos x="0" y="0"/>
-            <wp:positionH relativeFrom="column">
-              <wp:align>right</wp:align>
-            </wp:positionH>
-            <wp:positionV relativeFrom="paragraph">
-              <wp:posOffset>0</wp:posOffset>
-            </wp:positionV>
-            <wp:extent cx="2468880" cy="2468880"/>
-            <wp:effectExtent l="0" t="0" r="0" b="0"/>
-            <wp:wrapSquare wrapText="bothSides"/>
+          <wp:inline xmlns:a="http://schemas.openxmlformats.org/drawingml/2006/main" xmlns:pic="http://schemas.openxmlformats.org/drawingml/2006/picture">
+            <wp:extent cx="5303520" cy="3532227"/>
             <wp:docPr id="9" name="Picture 9"/>
-            <wp:cNvGraphicFramePr/>
-            <a:graphic xmlns:pic="http://schemas.openxmlformats.org/drawingml/2006/picture">
+            <wp:cNvGraphicFramePr>
+              <a:graphicFrameLocks noChangeAspect="1"/>
+            </wp:cNvGraphicFramePr>
+            <a:graphic>
               <a:graphicData uri="http://schemas.openxmlformats.org/drawingml/2006/picture">
                 <pic:pic>
                   <pic:nvPicPr>
@@ -2528,15 +2547,30 @@
                   <pic:spPr>
                     <a:xfrm>
                       <a:off x="0" y="0"/>
-                      <a:ext cx="2468880" cy="2468880"/>
+                      <a:ext cx="5303520" cy="3532227"/>
                     </a:xfrm>
                     <a:prstGeom prst="rect"/>
                   </pic:spPr>
                 </pic:pic>
               </a:graphicData>
             </a:graphic>
-          </wp:anchor>
+          </wp:inline>
         </w:drawing>
+      </w:r>
+    </w:p>
+    <w:p>
+      <w:pPr>
+        <w:spacing w:after="140"/>
+        <w:jc w:val="center"/>
+      </w:pPr>
+      <w:r>
+        <w:rPr>
+          <w:rFonts w:ascii="Georgia" w:hAnsi="Georgia" w:cs="Georgia"/>
+          <w:i/>
+          <w:color w:val="888888"/>
+          <w:sz w:val="18"/>
+        </w:rPr>
+        <w:t>The Old Theater, shuttered and dark, with the song living beneath it.</w:t>
       </w:r>
     </w:p>
     <w:p>
@@ -2703,7 +2737,7 @@
       <w:r>
         <w:drawing>
           <wp:inline xmlns:a="http://schemas.openxmlformats.org/drawingml/2006/main" xmlns:pic="http://schemas.openxmlformats.org/drawingml/2006/picture">
-            <wp:extent cx="3840480" cy="3840480"/>
+            <wp:extent cx="5303520" cy="3532227"/>
             <wp:docPr id="10" name="Picture 10"/>
             <wp:cNvGraphicFramePr>
               <a:graphicFrameLocks noChangeAspect="1"/>
@@ -2724,7 +2758,7 @@
                   <pic:spPr>
                     <a:xfrm>
                       <a:off x="0" y="0"/>
-                      <a:ext cx="3840480" cy="3840480"/>
+                      <a:ext cx="5303520" cy="3532227"/>
                     </a:xfrm>
                     <a:prstGeom prst="rect"/>
                   </pic:spPr>
@@ -3002,7 +3036,7 @@
       <w:r>
         <w:drawing>
           <wp:inline xmlns:a="http://schemas.openxmlformats.org/drawingml/2006/main" xmlns:pic="http://schemas.openxmlformats.org/drawingml/2006/picture">
-            <wp:extent cx="3840480" cy="3840480"/>
+            <wp:extent cx="5669280" cy="3775829"/>
             <wp:docPr id="11" name="Picture 11"/>
             <wp:cNvGraphicFramePr>
               <a:graphicFrameLocks noChangeAspect="1"/>
@@ -3023,7 +3057,7 @@
                   <pic:spPr>
                     <a:xfrm>
                       <a:off x="0" y="0"/>
-                      <a:ext cx="3840480" cy="3840480"/>
+                      <a:ext cx="5669280" cy="3775829"/>
                     </a:xfrm>
                     <a:prstGeom prst="rect"/>
                   </pic:spPr>

--- a/sessions/session_06_wraithpine.docx
+++ b/sessions/session_06_wraithpine.docx
@@ -476,7 +476,107 @@
           <w:color w:val="222222"/>
           <w:sz w:val="21"/>
         </w:rPr>
-        <w:t>On the path beneath the pines, the sleeping bundle in Ursa's arms stirs at last. Petals unfold, but they are not Floraburst's petals anymore: they are pale and translucent now, like flower glass, and when the sea wind moves through them they chime, a tiny frost-cold music. She lifts free of Ursa's arms and simply stays there, floating at shoulder height, blinking at the fog with eyes full of soft white light. She is new. She is still, unmistakably, their friend.</w:t>
+        <w:t xml:space="preserve">On the path beneath the pines, the sleeping bundle in Ursa's arms stirs at last. Petals unfold, but they are not Floraburst's petals anymore: they are pale and translucent now, like flower glass, and when the sea wind moves through them they chime, a tiny frost-cold music. She lifts free of Ursa's arms and simply stays there, floating at shoulder height, blinking at the fog with eyes full of soft white light. The </w:t>
+      </w:r>
+      <w:r>
+        <w:rPr>
+          <w:rFonts w:ascii="Georgia" w:hAnsi="Georgia" w:cs="Georgia"/>
+          <w:b/>
+          <w:i w:val="0"/>
+          <w:color w:val="222222"/>
+          <w:sz w:val="21"/>
+        </w:rPr>
+        <w:t>ghost essence</w:t>
+      </w:r>
+      <w:r>
+        <w:rPr>
+          <w:rFonts w:ascii="Georgia" w:hAnsi="Georgia" w:cs="Georgia"/>
+          <w:b w:val="0"/>
+          <w:i w:val="0"/>
+          <w:color w:val="222222"/>
+          <w:sz w:val="21"/>
+        </w:rPr>
+        <w:t xml:space="preserve"> she drew in aboard the Flying Dutchman has finished its long, quiet work: Floraburst has evolved into a creature of the </w:t>
+      </w:r>
+      <w:r>
+        <w:rPr>
+          <w:rFonts w:ascii="Georgia" w:hAnsi="Georgia" w:cs="Georgia"/>
+          <w:b/>
+          <w:i w:val="0"/>
+          <w:color w:val="222222"/>
+          <w:sz w:val="21"/>
+        </w:rPr>
+        <w:t>ghost</w:t>
+      </w:r>
+      <w:r>
+        <w:rPr>
+          <w:rFonts w:ascii="Georgia" w:hAnsi="Georgia" w:cs="Georgia"/>
+          <w:b w:val="0"/>
+          <w:i w:val="0"/>
+          <w:color w:val="222222"/>
+          <w:sz w:val="21"/>
+        </w:rPr>
+        <w:t xml:space="preserve"> kind. She is new. She is still, unmistakably, their friend.</w:t>
+      </w:r>
+    </w:p>
+    <w:p>
+      <w:pPr>
+        <w:pBdr>
+          <w:left w:val="single" w:sz="18" w:space="12" w:color="5B2A86"/>
+        </w:pBdr>
+        <w:shd w:val="clear" w:color="auto" w:fill="F4F0FA"/>
+        <w:spacing w:before="30" w:after="70"/>
+        <w:ind w:left="340" w:right="340"/>
+      </w:pPr>
+      <w:r>
+        <w:rPr>
+          <w:rFonts w:ascii="Georgia" w:hAnsi="Georgia" w:cs="Georgia"/>
+          <w:b w:val="0"/>
+          <w:i w:val="0"/>
+          <w:color w:val="222222"/>
+          <w:sz w:val="19"/>
+        </w:rPr>
+        <w:t xml:space="preserve">▶ </w:t>
+      </w:r>
+      <w:r>
+        <w:rPr>
+          <w:rFonts w:ascii="Georgia" w:hAnsi="Georgia" w:cs="Georgia"/>
+          <w:b/>
+          <w:i w:val="0"/>
+          <w:color w:val="222222"/>
+          <w:sz w:val="19"/>
+        </w:rPr>
+        <w:t>The sealed roll comes due.</w:t>
+      </w:r>
+      <w:r>
+        <w:rPr>
+          <w:rFonts w:ascii="Georgia" w:hAnsi="Georgia" w:cs="Georgia"/>
+          <w:b w:val="0"/>
+          <w:i w:val="0"/>
+          <w:color w:val="222222"/>
+          <w:sz w:val="19"/>
+        </w:rPr>
+        <w:t xml:space="preserve"> The blind essence roll from Session 5 is finally revealed: the d12 gave </w:t>
+      </w:r>
+      <w:r>
+        <w:rPr>
+          <w:rFonts w:ascii="Georgia" w:hAnsi="Georgia" w:cs="Georgia"/>
+          <w:b/>
+          <w:i w:val="0"/>
+          <w:color w:val="222222"/>
+          <w:sz w:val="19"/>
+        </w:rPr>
+        <w:t>Ghost</w:t>
+      </w:r>
+      <w:r>
+        <w:rPr>
+          <w:rFonts w:ascii="Georgia" w:hAnsi="Georgia" w:cs="Georgia"/>
+          <w:b w:val="0"/>
+          <w:i w:val="0"/>
+          <w:color w:val="222222"/>
+          <w:sz w:val="19"/>
+        </w:rPr>
+        <w:t>. Floraburst evolved into a ghost type by the ghost essence taken from the Dutchman, and nobody at the table knew until she woke.</w:t>
       </w:r>
     </w:p>
     <w:p>
@@ -1182,7 +1282,87 @@
           <w:color w:val="222222"/>
           <w:sz w:val="19"/>
         </w:rPr>
-        <w:t xml:space="preserve"> 2 Swarms of Rats (one starting in the rafters) and 4 Giant Rats, in a tight aisle of barrels and shelves. Book statistics; see the appendix note.</w:t>
+        <w:t xml:space="preserve"> 2 Swarms of Rats and 4 Giant Rats with Pack Tactics, in a tight aisle of barrels and shelves (book statistics; see the appendix note). One swarm lurks in the rafters and drops on a hero's shoulders: DC 13 Dexterity or it lands on you.</w:t>
+      </w:r>
+    </w:p>
+    <w:p>
+      <w:pPr>
+        <w:pBdr>
+          <w:left w:val="single" w:sz="18" w:space="12" w:color="5B2A86"/>
+        </w:pBdr>
+        <w:shd w:val="clear" w:color="auto" w:fill="F4F0FA"/>
+        <w:spacing w:before="30" w:after="70"/>
+        <w:ind w:left="340" w:right="340"/>
+      </w:pPr>
+      <w:r>
+        <w:rPr>
+          <w:rFonts w:ascii="Georgia" w:hAnsi="Georgia" w:cs="Georgia"/>
+          <w:b w:val="0"/>
+          <w:i w:val="0"/>
+          <w:color w:val="222222"/>
+          <w:sz w:val="19"/>
+        </w:rPr>
+        <w:t xml:space="preserve">▶ </w:t>
+      </w:r>
+      <w:r>
+        <w:rPr>
+          <w:rFonts w:ascii="Georgia" w:hAnsi="Georgia" w:cs="Georgia"/>
+          <w:b/>
+          <w:i w:val="0"/>
+          <w:color w:val="222222"/>
+          <w:sz w:val="19"/>
+        </w:rPr>
+        <w:t>Going in.</w:t>
+      </w:r>
+      <w:r>
+        <w:rPr>
+          <w:rFonts w:ascii="Georgia" w:hAnsi="Georgia" w:cs="Georgia"/>
+          <w:b w:val="0"/>
+          <w:i w:val="0"/>
+          <w:color w:val="222222"/>
+          <w:sz w:val="19"/>
+        </w:rPr>
+        <w:t xml:space="preserve"> Torch held high: passive Perception 13 notices the flame leaning toward a hairline seam in the far wall, as though the crack is quietly inhaling. Quiet boots: Stealth against the swarms' passive Perception 10 to take position before the rush. Ghostbloom forward: her chiming petals grant advantage on the next Perception or Insight check to clock the seam.</w:t>
+      </w:r>
+    </w:p>
+    <w:p>
+      <w:pPr>
+        <w:pBdr>
+          <w:left w:val="single" w:sz="18" w:space="12" w:color="5B2A86"/>
+        </w:pBdr>
+        <w:shd w:val="clear" w:color="auto" w:fill="F4F0FA"/>
+        <w:spacing w:before="30" w:after="70"/>
+        <w:ind w:left="340" w:right="340"/>
+      </w:pPr>
+      <w:r>
+        <w:rPr>
+          <w:rFonts w:ascii="Georgia" w:hAnsi="Georgia" w:cs="Georgia"/>
+          <w:b w:val="0"/>
+          <w:i w:val="0"/>
+          <w:color w:val="222222"/>
+          <w:sz w:val="19"/>
+        </w:rPr>
+        <w:t xml:space="preserve">▶ </w:t>
+      </w:r>
+      <w:r>
+        <w:rPr>
+          <w:rFonts w:ascii="Georgia" w:hAnsi="Georgia" w:cs="Georgia"/>
+          <w:b/>
+          <w:i w:val="0"/>
+          <w:color w:val="222222"/>
+          <w:sz w:val="19"/>
+        </w:rPr>
+        <w:t>Cellar toys.</w:t>
+      </w:r>
+      <w:r>
+        <w:rPr>
+          <w:rFonts w:ascii="Georgia" w:hAnsi="Georgia" w:cs="Georgia"/>
+          <w:b w:val="0"/>
+          <w:i w:val="0"/>
+          <w:color w:val="222222"/>
+          <w:sz w:val="19"/>
+        </w:rPr>
+        <w:t xml:space="preserve"> Shove a shoulder-high cask down the tight aisle (once, Strength DC 12): 1d4 bludgeoning and prone to whatever fails a DC 12 Dexterity save. Pull down the rickety shelf (an Action): an adjacent creature makes a DC 13 Dexterity save or is restrained under broken wood until the end of its next turn.</w:t>
       </w:r>
     </w:p>
     <w:p>
@@ -1348,22 +1528,88 @@
     </w:p>
     <w:p>
       <w:pPr>
+        <w:keepNext/>
         <w:pBdr>
-          <w:left w:val="single" w:sz="18" w:space="12" w:color="5B2A86"/>
+          <w:top w:val="double" w:sz="12" w:space="4" w:color="1F7A78"/>
+          <w:left w:val="double" w:sz="12" w:space="10" w:color="1F7A78"/>
+          <w:right w:val="double" w:sz="12" w:space="10" w:color="1F7A78"/>
         </w:pBdr>
-        <w:shd w:val="clear" w:color="auto" w:fill="F4F0FA"/>
-        <w:spacing w:before="30" w:after="70"/>
-        <w:ind w:left="340" w:right="340"/>
-      </w:pPr>
+        <w:shd w:val="clear" w:color="auto" w:fill="EAF4F3"/>
+        <w:spacing w:before="280" w:after="60"/>
+        <w:ind w:left="400" w:right="400"/>
+        <w:jc w:val="center"/>
+      </w:pPr>
+      <w:r>
+        <w:rPr>
+          <w:rFonts w:ascii="Georgia" w:hAnsi="Georgia" w:cs="Georgia"/>
+          <w:b/>
+          <w:color w:val="1F7A78"/>
+          <w:sz w:val="27"/>
+        </w:rPr>
+        <w:t>✦  PUMPKIN ROW: TURN THE FACES  ✦</w:t>
+      </w:r>
+    </w:p>
+    <w:p>
+      <w:pPr>
+        <w:pBdr>
+          <w:left w:val="double" w:sz="12" w:space="10" w:color="1F7A78"/>
+          <w:right w:val="double" w:sz="12" w:space="10" w:color="1F7A78"/>
+        </w:pBdr>
+        <w:shd w:val="clear" w:color="auto" w:fill="EAF4F3"/>
+        <w:spacing w:before="0" w:after="0"/>
+        <w:ind w:left="400" w:right="400"/>
+      </w:pPr>
+      <w:r>
+        <w:rPr>
+          <w:rFonts w:ascii="Georgia" w:hAnsi="Georgia" w:cs="Georgia"/>
+          <w:b w:val="0"/>
+          <w:i/>
+          <w:color w:val="222222"/>
+          <w:sz w:val="21"/>
+        </w:rPr>
+        <w:t>The straw only walks while the carved faces watch. Three ways to win; the Guardians may mix all three.</w:t>
+      </w:r>
+    </w:p>
+    <w:p>
+      <w:pPr>
+        <w:pBdr>
+          <w:left w:val="double" w:sz="12" w:space="10" w:color="1F7A78"/>
+          <w:right w:val="double" w:sz="12" w:space="10" w:color="1F7A78"/>
+        </w:pBdr>
+        <w:shd w:val="clear" w:color="auto" w:fill="EAF4F3"/>
+        <w:spacing w:before="0" w:after="0"/>
+        <w:ind w:left="400" w:right="400"/>
+      </w:pPr>
+    </w:p>
+    <w:p>
+      <w:pPr>
+        <w:pBdr>
+          <w:left w:val="double" w:sz="12" w:space="10" w:color="1F7A78"/>
+          <w:right w:val="double" w:sz="12" w:space="10" w:color="1F7A78"/>
+        </w:pBdr>
+        <w:shd w:val="clear" w:color="auto" w:fill="EAF4F3"/>
+        <w:spacing w:before="0" w:after="0"/>
+        <w:ind w:left="400" w:right="400"/>
+      </w:pPr>
+      <w:r>
+        <w:rPr>
+          <w:rFonts w:ascii="Georgia" w:hAnsi="Georgia" w:cs="Georgia"/>
+          <w:b/>
+          <w:i w:val="0"/>
+          <w:color w:val="222222"/>
+          <w:sz w:val="21"/>
+        </w:rPr>
+        <w:t>Say this plainly.</w:t>
+      </w:r>
       <w:r>
         <w:rPr>
           <w:rFonts w:ascii="Georgia" w:hAnsi="Georgia" w:cs="Georgia"/>
           <w:b w:val="0"/>
           <w:i w:val="0"/>
           <w:color w:val="222222"/>
-          <w:sz w:val="19"/>
-        </w:rPr>
-        <w:t xml:space="preserve">▶ </w:t>
+          <w:sz w:val="21"/>
+        </w:rPr>
+        <w:t xml:space="preserve"> Three big </w:t>
       </w:r>
       <w:r>
         <w:rPr>
@@ -1371,9 +1617,9 @@
           <w:b/>
           <w:i w:val="0"/>
           <w:color w:val="222222"/>
-          <w:sz w:val="19"/>
-        </w:rPr>
-        <w:t>Straw stirs.</w:t>
+          <w:sz w:val="21"/>
+        </w:rPr>
+        <w:t>key pumpkins</w:t>
       </w:r>
       <w:r>
         <w:rPr>
@@ -1381,9 +1627,205 @@
           <w:b w:val="0"/>
           <w:i w:val="0"/>
           <w:color w:val="222222"/>
-          <w:sz w:val="19"/>
-        </w:rPr>
-        <w:t xml:space="preserve"> 2 Scarecrows and 6 Strawlings among the flickering jack-o'-lanterns. Statistics in the appendix.</w:t>
+          <w:sz w:val="21"/>
+        </w:rPr>
+        <w:t xml:space="preserve">, one on the north post, one on the cart, one on the south post, keep trying to face the theater. Every scarecrow has a coin-sized </w:t>
+      </w:r>
+      <w:r>
+        <w:rPr>
+          <w:rFonts w:ascii="Georgia" w:hAnsi="Georgia" w:cs="Georgia"/>
+          <w:b/>
+          <w:i w:val="0"/>
+          <w:color w:val="222222"/>
+          <w:sz w:val="21"/>
+        </w:rPr>
+        <w:t>gourd charm</w:t>
+      </w:r>
+      <w:r>
+        <w:rPr>
+          <w:rFonts w:ascii="Georgia" w:hAnsi="Georgia" w:cs="Georgia"/>
+          <w:b w:val="0"/>
+          <w:i w:val="0"/>
+          <w:color w:val="222222"/>
+          <w:sz w:val="21"/>
+        </w:rPr>
+        <w:t xml:space="preserve"> stitched under its ribs. The hay cart could bowl strawlings over, and the pumpkin stack could be kicked down to make a glorious mess.</w:t>
+      </w:r>
+    </w:p>
+    <w:p>
+      <w:pPr>
+        <w:pBdr>
+          <w:left w:val="double" w:sz="12" w:space="10" w:color="1F7A78"/>
+          <w:right w:val="double" w:sz="12" w:space="10" w:color="1F7A78"/>
+        </w:pBdr>
+        <w:shd w:val="clear" w:color="auto" w:fill="EAF4F3"/>
+        <w:spacing w:before="0" w:after="0"/>
+        <w:ind w:left="400" w:right="400"/>
+      </w:pPr>
+      <w:r>
+        <w:rPr>
+          <w:rFonts w:ascii="Georgia" w:hAnsi="Georgia" w:cs="Georgia"/>
+          <w:b/>
+          <w:i w:val="0"/>
+          <w:color w:val="222222"/>
+          <w:sz w:val="21"/>
+        </w:rPr>
+        <w:t>A. Turn the faces (the puzzle).</w:t>
+      </w:r>
+      <w:r>
+        <w:rPr>
+          <w:rFonts w:ascii="Georgia" w:hAnsi="Georgia" w:cs="Georgia"/>
+          <w:b w:val="0"/>
+          <w:i w:val="0"/>
+          <w:color w:val="222222"/>
+          <w:sz w:val="21"/>
+        </w:rPr>
+        <w:t xml:space="preserve"> As an Action, a hero turns or snuffs one key pumpkin, no check needed. While any two key pumpkins face away from the theater at the same time, every scarecrow skips its next turn. Manage it in two different rounds and the magic fizzles: the straw collapses, and the fight is over.</w:t>
+      </w:r>
+    </w:p>
+    <w:p>
+      <w:pPr>
+        <w:pBdr>
+          <w:left w:val="double" w:sz="12" w:space="10" w:color="1F7A78"/>
+          <w:right w:val="double" w:sz="12" w:space="10" w:color="1F7A78"/>
+        </w:pBdr>
+        <w:shd w:val="clear" w:color="auto" w:fill="EAF4F3"/>
+        <w:spacing w:before="0" w:after="0"/>
+        <w:ind w:left="400" w:right="400"/>
+      </w:pPr>
+      <w:r>
+        <w:rPr>
+          <w:rFonts w:ascii="Georgia" w:hAnsi="Georgia" w:cs="Georgia"/>
+          <w:b/>
+          <w:i w:val="0"/>
+          <w:color w:val="222222"/>
+          <w:sz w:val="21"/>
+        </w:rPr>
+        <w:t>B. Clip the charm.</w:t>
+      </w:r>
+      <w:r>
+        <w:rPr>
+          <w:rFonts w:ascii="Georgia" w:hAnsi="Georgia" w:cs="Georgia"/>
+          <w:b w:val="0"/>
+          <w:i w:val="0"/>
+          <w:color w:val="222222"/>
+          <w:sz w:val="21"/>
+        </w:rPr>
+        <w:t xml:space="preserve"> From within 5 feet, snip a scarecrow's heart-gourd, no roll: that scarecrow falls limp on the spot.</w:t>
+      </w:r>
+    </w:p>
+    <w:p>
+      <w:pPr>
+        <w:pBdr>
+          <w:left w:val="double" w:sz="12" w:space="10" w:color="1F7A78"/>
+          <w:right w:val="double" w:sz="12" w:space="10" w:color="1F7A78"/>
+        </w:pBdr>
+        <w:shd w:val="clear" w:color="auto" w:fill="EAF4F3"/>
+        <w:spacing w:before="0" w:after="0"/>
+        <w:ind w:left="400" w:right="400"/>
+      </w:pPr>
+      <w:r>
+        <w:rPr>
+          <w:rFonts w:ascii="Georgia" w:hAnsi="Georgia" w:cs="Georgia"/>
+          <w:b/>
+          <w:i w:val="0"/>
+          <w:color w:val="222222"/>
+          <w:sz w:val="21"/>
+        </w:rPr>
+        <w:t>C. Fight it out.</w:t>
+      </w:r>
+      <w:r>
+        <w:rPr>
+          <w:rFonts w:ascii="Georgia" w:hAnsi="Georgia" w:cs="Georgia"/>
+          <w:b w:val="0"/>
+          <w:i w:val="0"/>
+          <w:color w:val="222222"/>
+          <w:sz w:val="21"/>
+        </w:rPr>
+        <w:t xml:space="preserve"> 2 Scarecrows and 6 Strawlings (appendix), a solid scrap among the flickering jack-o'-lanterns.</w:t>
+      </w:r>
+    </w:p>
+    <w:p>
+      <w:pPr>
+        <w:pBdr>
+          <w:left w:val="double" w:sz="12" w:space="10" w:color="1F7A78"/>
+          <w:right w:val="double" w:sz="12" w:space="10" w:color="1F7A78"/>
+        </w:pBdr>
+        <w:shd w:val="clear" w:color="auto" w:fill="EAF4F3"/>
+        <w:spacing w:before="0" w:after="0"/>
+        <w:ind w:left="400" w:right="400"/>
+      </w:pPr>
+    </w:p>
+    <w:p>
+      <w:pPr>
+        <w:pBdr>
+          <w:bottom w:val="double" w:sz="12" w:space="4" w:color="1F7A78"/>
+          <w:left w:val="double" w:sz="12" w:space="10" w:color="1F7A78"/>
+          <w:right w:val="double" w:sz="12" w:space="10" w:color="1F7A78"/>
+        </w:pBdr>
+        <w:shd w:val="clear" w:color="auto" w:fill="EAF4F3"/>
+        <w:spacing w:before="0" w:after="280"/>
+        <w:ind w:left="400" w:right="400"/>
+      </w:pPr>
+      <w:r>
+        <w:rPr>
+          <w:rFonts w:ascii="Georgia" w:hAnsi="Georgia" w:cs="Georgia"/>
+          <w:b/>
+          <w:i w:val="0"/>
+          <w:color w:val="222222"/>
+          <w:sz w:val="21"/>
+        </w:rPr>
+        <w:t>The spoils.</w:t>
+      </w:r>
+      <w:r>
+        <w:rPr>
+          <w:rFonts w:ascii="Georgia" w:hAnsi="Georgia" w:cs="Georgia"/>
+          <w:b w:val="0"/>
+          <w:i w:val="0"/>
+          <w:color w:val="222222"/>
+          <w:sz w:val="21"/>
+        </w:rPr>
+        <w:t xml:space="preserve"> A clean or clever end earns the carver's </w:t>
+      </w:r>
+      <w:r>
+        <w:rPr>
+          <w:rFonts w:ascii="Georgia" w:hAnsi="Georgia" w:cs="Georgia"/>
+          <w:b/>
+          <w:i w:val="0"/>
+          <w:color w:val="222222"/>
+          <w:sz w:val="21"/>
+        </w:rPr>
+        <w:t>bell-handled lantern</w:t>
+      </w:r>
+      <w:r>
+        <w:rPr>
+          <w:rFonts w:ascii="Georgia" w:hAnsi="Georgia" w:cs="Georgia"/>
+          <w:b w:val="0"/>
+          <w:i w:val="0"/>
+          <w:color w:val="222222"/>
+          <w:sz w:val="21"/>
+        </w:rPr>
+        <w:t xml:space="preserve"> (1 use: advantage on one Investigation check in Wraithpine while it is lit). A split heart-gourd holds a map scrap with the old theater and the town well circled, stamped </w:t>
+      </w:r>
+      <w:r>
+        <w:rPr>
+          <w:rFonts w:ascii="Georgia" w:hAnsi="Georgia" w:cs="Georgia"/>
+          <w:b/>
+          <w:i w:val="0"/>
+          <w:color w:val="222222"/>
+          <w:sz w:val="21"/>
+        </w:rPr>
+        <w:t>PROP ROOM, OLD THEATER</w:t>
+      </w:r>
+      <w:r>
+        <w:rPr>
+          <w:rFonts w:ascii="Georgia" w:hAnsi="Georgia" w:cs="Georgia"/>
+          <w:b w:val="0"/>
+          <w:i w:val="0"/>
+          <w:color w:val="222222"/>
+          <w:sz w:val="21"/>
+        </w:rPr>
+        <w:t>.</w:t>
       </w:r>
     </w:p>
     <w:p>
@@ -1395,7 +1837,7 @@
       <w:r>
         <w:drawing>
           <wp:inline xmlns:a="http://schemas.openxmlformats.org/drawingml/2006/main" xmlns:pic="http://schemas.openxmlformats.org/drawingml/2006/picture">
-            <wp:extent cx="5486400" cy="3654028"/>
+            <wp:extent cx="5120640" cy="2880360"/>
             <wp:docPr id="6" name="Picture 6"/>
             <wp:cNvGraphicFramePr>
               <a:graphicFrameLocks noChangeAspect="1"/>
@@ -1416,7 +1858,7 @@
                   <pic:spPr>
                     <a:xfrm>
                       <a:off x="0" y="0"/>
-                      <a:ext cx="5486400" cy="3654028"/>
+                      <a:ext cx="5120640" cy="2880360"/>
                     </a:xfrm>
                     <a:prstGeom prst="rect"/>
                   </pic:spPr>
@@ -1614,6 +2056,284 @@
       </w:r>
     </w:p>
     <w:p>
+      <w:r>
+        <w:br w:type="page"/>
+      </w:r>
+    </w:p>
+    <w:p>
+      <w:pPr>
+        <w:keepNext/>
+        <w:pBdr>
+          <w:top w:val="double" w:sz="12" w:space="4" w:color="1F7A78"/>
+          <w:left w:val="double" w:sz="12" w:space="10" w:color="1F7A78"/>
+          <w:right w:val="double" w:sz="12" w:space="10" w:color="1F7A78"/>
+        </w:pBdr>
+        <w:shd w:val="clear" w:color="auto" w:fill="EAF4F3"/>
+        <w:spacing w:before="280" w:after="60"/>
+        <w:ind w:left="400" w:right="400"/>
+        <w:jc w:val="center"/>
+      </w:pPr>
+      <w:r>
+        <w:rPr>
+          <w:rFonts w:ascii="Georgia" w:hAnsi="Georgia" w:cs="Georgia"/>
+          <w:b/>
+          <w:color w:val="1F7A78"/>
+          <w:sz w:val="27"/>
+        </w:rPr>
+        <w:t>✦  LAY A RIBBON: THE RITE OF THE FORGOTTEN NAME  ✦</w:t>
+      </w:r>
+    </w:p>
+    <w:p>
+      <w:pPr>
+        <w:pBdr>
+          <w:left w:val="double" w:sz="12" w:space="10" w:color="1F7A78"/>
+          <w:right w:val="double" w:sz="12" w:space="10" w:color="1F7A78"/>
+        </w:pBdr>
+        <w:shd w:val="clear" w:color="auto" w:fill="EAF4F3"/>
+        <w:spacing w:before="0" w:after="0"/>
+        <w:ind w:left="400" w:right="400"/>
+      </w:pPr>
+      <w:r>
+        <w:rPr>
+          <w:rFonts w:ascii="Georgia" w:hAnsi="Georgia" w:cs="Georgia"/>
+          <w:b w:val="0"/>
+          <w:i/>
+          <w:color w:val="222222"/>
+          <w:sz w:val="21"/>
+        </w:rPr>
+        <w:t>A grave whose name has been chiseled away will not stay quiet: the dead do not wish to be laid twice. The rite has four steps, and any hero may perform them.</w:t>
+      </w:r>
+    </w:p>
+    <w:p>
+      <w:pPr>
+        <w:pBdr>
+          <w:left w:val="double" w:sz="12" w:space="10" w:color="1F7A78"/>
+          <w:right w:val="double" w:sz="12" w:space="10" w:color="1F7A78"/>
+        </w:pBdr>
+        <w:shd w:val="clear" w:color="auto" w:fill="EAF4F3"/>
+        <w:spacing w:before="0" w:after="0"/>
+        <w:ind w:left="400" w:right="400"/>
+      </w:pPr>
+    </w:p>
+    <w:p>
+      <w:pPr>
+        <w:pBdr>
+          <w:left w:val="double" w:sz="12" w:space="10" w:color="1F7A78"/>
+          <w:right w:val="double" w:sz="12" w:space="10" w:color="1F7A78"/>
+        </w:pBdr>
+        <w:shd w:val="clear" w:color="auto" w:fill="EAF4F3"/>
+        <w:spacing w:before="0" w:after="0"/>
+        <w:ind w:left="400" w:right="400"/>
+      </w:pPr>
+      <w:r>
+        <w:rPr>
+          <w:rFonts w:ascii="Georgia" w:hAnsi="Georgia" w:cs="Georgia"/>
+          <w:b/>
+          <w:i w:val="0"/>
+          <w:color w:val="222222"/>
+          <w:sz w:val="21"/>
+        </w:rPr>
+        <w:t>1. Raise the letter ghosts.</w:t>
+      </w:r>
+      <w:r>
+        <w:rPr>
+          <w:rFonts w:ascii="Georgia" w:hAnsi="Georgia" w:cs="Georgia"/>
+          <w:b w:val="0"/>
+          <w:i w:val="0"/>
+          <w:color w:val="222222"/>
+          <w:sz w:val="21"/>
+        </w:rPr>
+        <w:t xml:space="preserve"> Rub charcoal across the scraped line: Intelligence (Investigation) DC 12 to make out the ghosts of the letters, faint as footprints in frost.</w:t>
+      </w:r>
+    </w:p>
+    <w:p>
+      <w:pPr>
+        <w:pBdr>
+          <w:left w:val="double" w:sz="12" w:space="10" w:color="1F7A78"/>
+          <w:right w:val="double" w:sz="12" w:space="10" w:color="1F7A78"/>
+        </w:pBdr>
+        <w:shd w:val="clear" w:color="auto" w:fill="EAF4F3"/>
+        <w:spacing w:before="0" w:after="0"/>
+        <w:ind w:left="400" w:right="400"/>
+      </w:pPr>
+      <w:r>
+        <w:rPr>
+          <w:rFonts w:ascii="Georgia" w:hAnsi="Georgia" w:cs="Georgia"/>
+          <w:b/>
+          <w:i w:val="0"/>
+          <w:color w:val="222222"/>
+          <w:sz w:val="21"/>
+        </w:rPr>
+        <w:t>2. Restore the name.</w:t>
+      </w:r>
+      <w:r>
+        <w:rPr>
+          <w:rFonts w:ascii="Georgia" w:hAnsi="Georgia" w:cs="Georgia"/>
+          <w:b w:val="0"/>
+          <w:i w:val="0"/>
+          <w:color w:val="222222"/>
+          <w:sz w:val="21"/>
+        </w:rPr>
+        <w:t xml:space="preserve"> Re-inscribe it with chalk, charcoal, or knife tip, set at the top of the stone the way a rite demands: Intelligence (Religion) or (History) DC 12.</w:t>
+      </w:r>
+    </w:p>
+    <w:p>
+      <w:pPr>
+        <w:pBdr>
+          <w:left w:val="double" w:sz="12" w:space="10" w:color="1F7A78"/>
+          <w:right w:val="double" w:sz="12" w:space="10" w:color="1F7A78"/>
+        </w:pBdr>
+        <w:shd w:val="clear" w:color="auto" w:fill="EAF4F3"/>
+        <w:spacing w:before="0" w:after="0"/>
+        <w:ind w:left="400" w:right="400"/>
+      </w:pPr>
+      <w:r>
+        <w:rPr>
+          <w:rFonts w:ascii="Georgia" w:hAnsi="Georgia" w:cs="Georgia"/>
+          <w:b/>
+          <w:i w:val="0"/>
+          <w:color w:val="222222"/>
+          <w:sz w:val="21"/>
+        </w:rPr>
+        <w:t>3. Ring the bell.</w:t>
+      </w:r>
+      <w:r>
+        <w:rPr>
+          <w:rFonts w:ascii="Georgia" w:hAnsi="Georgia" w:cs="Georgia"/>
+          <w:b w:val="0"/>
+          <w:i w:val="0"/>
+          <w:color w:val="222222"/>
+          <w:sz w:val="21"/>
+        </w:rPr>
+        <w:t xml:space="preserve"> Untie the black thread from the post bell's clapper and ring three times, speaking the name aloud (or a vow to remember). Ring one: the fog shivers. Ring two: the cypresses hush. Ring three: the ground answers with a sigh from deep below.</w:t>
+      </w:r>
+    </w:p>
+    <w:p>
+      <w:pPr>
+        <w:pBdr>
+          <w:left w:val="double" w:sz="12" w:space="10" w:color="1F7A78"/>
+          <w:right w:val="double" w:sz="12" w:space="10" w:color="1F7A78"/>
+        </w:pBdr>
+        <w:shd w:val="clear" w:color="auto" w:fill="EAF4F3"/>
+        <w:spacing w:before="0" w:after="0"/>
+        <w:ind w:left="400" w:right="400"/>
+      </w:pPr>
+      <w:r>
+        <w:rPr>
+          <w:rFonts w:ascii="Georgia" w:hAnsi="Georgia" w:cs="Georgia"/>
+          <w:b/>
+          <w:i w:val="0"/>
+          <w:color w:val="222222"/>
+          <w:sz w:val="21"/>
+        </w:rPr>
+        <w:t>4. Tie the Remembrance Knot.</w:t>
+      </w:r>
+      <w:r>
+        <w:rPr>
+          <w:rFonts w:ascii="Georgia" w:hAnsi="Georgia" w:cs="Georgia"/>
+          <w:b w:val="0"/>
+          <w:i w:val="0"/>
+          <w:color w:val="222222"/>
+          <w:sz w:val="21"/>
+        </w:rPr>
+        <w:t xml:space="preserve"> As an Action: make a loop, wrap twice, pull through once more, so a small tail points toward the sea. A hero who learned Captain Brynn's knots aboard the Stormwind ties it with advantage. If the knot is wrong, the ribbon loosens by itself and coils like a sleeping snake.</w:t>
+      </w:r>
+    </w:p>
+    <w:p>
+      <w:pPr>
+        <w:pBdr>
+          <w:left w:val="double" w:sz="12" w:space="10" w:color="1F7A78"/>
+          <w:right w:val="double" w:sz="12" w:space="10" w:color="1F7A78"/>
+        </w:pBdr>
+        <w:shd w:val="clear" w:color="auto" w:fill="EAF4F3"/>
+        <w:spacing w:before="0" w:after="0"/>
+        <w:ind w:left="400" w:right="400"/>
+      </w:pPr>
+    </w:p>
+    <w:p>
+      <w:pPr>
+        <w:pBdr>
+          <w:left w:val="double" w:sz="12" w:space="10" w:color="1F7A78"/>
+          <w:right w:val="double" w:sz="12" w:space="10" w:color="1F7A78"/>
+        </w:pBdr>
+        <w:shd w:val="clear" w:color="auto" w:fill="EAF4F3"/>
+        <w:spacing w:before="0" w:after="0"/>
+        <w:ind w:left="400" w:right="400"/>
+      </w:pPr>
+      <w:r>
+        <w:rPr>
+          <w:rFonts w:ascii="Georgia" w:hAnsi="Georgia" w:cs="Georgia"/>
+          <w:b/>
+          <w:i w:val="0"/>
+          <w:color w:val="222222"/>
+          <w:sz w:val="21"/>
+        </w:rPr>
+        <w:t>If the name is wrong or unknown</w:t>
+      </w:r>
+      <w:r>
+        <w:rPr>
+          <w:rFonts w:ascii="Georgia" w:hAnsi="Georgia" w:cs="Georgia"/>
+          <w:b w:val="0"/>
+          <w:i w:val="0"/>
+          <w:color w:val="222222"/>
+          <w:sz w:val="21"/>
+        </w:rPr>
+        <w:t>, the dead stir: 2 Zombies claw free (3 Zombies and 2 Skeletons if the rite is begun loud and careless). Lay them gently down; the rite can always be tried again.</w:t>
+      </w:r>
+    </w:p>
+    <w:p>
+      <w:pPr>
+        <w:pBdr>
+          <w:bottom w:val="double" w:sz="12" w:space="4" w:color="1F7A78"/>
+          <w:left w:val="double" w:sz="12" w:space="10" w:color="1F7A78"/>
+          <w:right w:val="double" w:sz="12" w:space="10" w:color="1F7A78"/>
+        </w:pBdr>
+        <w:shd w:val="clear" w:color="auto" w:fill="EAF4F3"/>
+        <w:spacing w:before="0" w:after="280"/>
+        <w:ind w:left="400" w:right="400"/>
+      </w:pPr>
+      <w:r>
+        <w:rPr>
+          <w:rFonts w:ascii="Georgia" w:hAnsi="Georgia" w:cs="Georgia"/>
+          <w:b/>
+          <w:i w:val="0"/>
+          <w:color w:val="222222"/>
+          <w:sz w:val="21"/>
+        </w:rPr>
+        <w:t>The blessing.</w:t>
+      </w:r>
+      <w:r>
+        <w:rPr>
+          <w:rFonts w:ascii="Georgia" w:hAnsi="Georgia" w:cs="Georgia"/>
+          <w:b w:val="0"/>
+          <w:i w:val="0"/>
+          <w:color w:val="222222"/>
+          <w:sz w:val="21"/>
+        </w:rPr>
+        <w:t xml:space="preserve"> When the knot takes hold, the soil settles and the stone warms in the palm. Every hero who took part gains </w:t>
+      </w:r>
+      <w:r>
+        <w:rPr>
+          <w:rFonts w:ascii="Georgia" w:hAnsi="Georgia" w:cs="Georgia"/>
+          <w:b/>
+          <w:i w:val="0"/>
+          <w:color w:val="222222"/>
+          <w:sz w:val="21"/>
+        </w:rPr>
+        <w:t>Hold Fast</w:t>
+      </w:r>
+      <w:r>
+        <w:rPr>
+          <w:rFonts w:ascii="Georgia" w:hAnsi="Georgia" w:cs="Georgia"/>
+          <w:b w:val="0"/>
+          <w:i w:val="0"/>
+          <w:color w:val="222222"/>
+          <w:sz w:val="21"/>
+        </w:rPr>
+        <w:t>: once this session, advantage on one Wisdom save against forgetfulness or the song.</w:t>
+      </w:r>
+    </w:p>
+    <w:p>
       <w:pPr>
         <w:pBdr>
           <w:left w:val="single" w:sz="18" w:space="12" w:color="B8860B"/>
@@ -1655,6 +2375,555 @@
     </w:p>
     <w:p>
       <w:pPr>
+        <w:keepNext/>
+        <w:pageBreakBefore/>
+        <w:spacing w:before="400" w:after="120"/>
+        <w:pBdr>
+          <w:bottom w:val="single" w:sz="6" w:space="4" w:color="B8860B"/>
+        </w:pBdr>
+      </w:pPr>
+      <w:r>
+        <w:rPr>
+          <w:rFonts w:ascii="Georgia" w:hAnsi="Georgia" w:cs="Georgia"/>
+          <w:b/>
+          <w:color w:val="B8860B"/>
+          <w:sz w:val="32"/>
+        </w:rPr>
+        <w:t>Part Three: Names the Stone Won't Keep</w:t>
+      </w:r>
+    </w:p>
+    <w:p>
+      <w:pPr>
+        <w:spacing w:before="120" w:after="200"/>
+      </w:pPr>
+      <w:r>
+        <w:rPr>
+          <w:rFonts w:ascii="Georgia" w:hAnsi="Georgia" w:cs="Georgia"/>
+          <w:b w:val="0"/>
+          <w:i/>
+          <w:color w:val="222222"/>
+          <w:sz w:val="21"/>
+        </w:rPr>
+        <w:t>Three threads, one knot. A cellar that breathed, a field of straw that pointed at the theater, a grave that forgot its name. And in Stabby's pocket, a parcel slip found along the way, made out to a man nobody in Wraithpine could remember.</w:t>
+      </w:r>
+    </w:p>
+    <w:p>
+      <w:pPr>
+        <w:keepNext/>
+        <w:spacing w:before="220" w:after="60"/>
+      </w:pPr>
+      <w:r>
+        <w:rPr>
+          <w:rFonts w:ascii="Georgia" w:hAnsi="Georgia" w:cs="Georgia"/>
+          <w:b/>
+          <w:color w:val="A0522D"/>
+          <w:sz w:val="26"/>
+        </w:rPr>
+        <w:t>3 Lantern Lane</w:t>
+      </w:r>
+    </w:p>
+    <w:p>
+      <w:pPr>
+        <w:pBdr>
+          <w:left w:val="single" w:sz="18" w:space="12" w:color="B8860B"/>
+        </w:pBdr>
+        <w:shd w:val="clear" w:color="auto" w:fill="FBF6EA"/>
+        <w:spacing w:before="30" w:after="70"/>
+        <w:ind w:left="340" w:right="340"/>
+      </w:pPr>
+      <w:r>
+        <w:rPr>
+          <w:rFonts w:ascii="Georgia" w:hAnsi="Georgia" w:cs="Georgia"/>
+          <w:b w:val="0"/>
+          <w:i w:val="0"/>
+          <w:color w:val="222222"/>
+          <w:sz w:val="21"/>
+        </w:rPr>
+        <w:t xml:space="preserve">The parcel slip crinkles in the hand: </w:t>
+      </w:r>
+      <w:r>
+        <w:rPr>
+          <w:rFonts w:ascii="Georgia" w:hAnsi="Georgia" w:cs="Georgia"/>
+          <w:b w:val="0"/>
+          <w:i/>
+          <w:color w:val="222222"/>
+          <w:sz w:val="21"/>
+        </w:rPr>
+        <w:t>To HARLAN WICKE, 3 Lantern Lane.</w:t>
+      </w:r>
+      <w:r>
+        <w:rPr>
+          <w:rFonts w:ascii="Georgia" w:hAnsi="Georgia" w:cs="Georgia"/>
+          <w:b w:val="0"/>
+          <w:i w:val="0"/>
+          <w:color w:val="222222"/>
+          <w:sz w:val="21"/>
+        </w:rPr>
+        <w:t xml:space="preserve"> The houses on Lantern Lane press close like people whispering. A brass 3 is screwed to a green door, a thin line of light shows under the threshold, and somewhere inside a kettle ticks as it cools. </w:t>
+      </w:r>
+      <w:r>
+        <w:rPr>
+          <w:rFonts w:ascii="Georgia" w:hAnsi="Georgia" w:cs="Georgia"/>
+          <w:b/>
+          <w:i w:val="0"/>
+          <w:color w:val="222222"/>
+          <w:sz w:val="21"/>
+        </w:rPr>
+        <w:t>Ms. Wicke</w:t>
+      </w:r>
+      <w:r>
+        <w:rPr>
+          <w:rFonts w:ascii="Georgia" w:hAnsi="Georgia" w:cs="Georgia"/>
+          <w:b w:val="0"/>
+          <w:i w:val="0"/>
+          <w:color w:val="222222"/>
+          <w:sz w:val="21"/>
+        </w:rPr>
+        <w:t xml:space="preserve"> opens the door slowly, a small steady woman with a cloth folded in her hands. “Evening. Oh, visitors. Come in, you'll catch cold.”</w:t>
+      </w:r>
+    </w:p>
+    <w:p>
+      <w:pPr>
+        <w:pBdr>
+          <w:left w:val="single" w:sz="18" w:space="12" w:color="B8860B"/>
+        </w:pBdr>
+        <w:shd w:val="clear" w:color="auto" w:fill="FBF6EA"/>
+        <w:spacing w:before="30" w:after="70"/>
+        <w:ind w:left="340" w:right="340"/>
+      </w:pPr>
+      <w:r>
+        <w:rPr>
+          <w:rFonts w:ascii="Georgia" w:hAnsi="Georgia" w:cs="Georgia"/>
+          <w:b w:val="0"/>
+          <w:i w:val="0"/>
+          <w:color w:val="222222"/>
+          <w:sz w:val="21"/>
+        </w:rPr>
+        <w:t>The room is neat in the obvious ways and wrong in the quiet ones. On a side table sits a family portrait: a woman with wind-tossed hair, two children in matching scarves, and a tall man with a stagehand's smile and coal dust on his cuff. Children's toys sleep in a basket, waiting. And yet one cup and one plate stand washed and drying by a window that looks out on an empty street.</w:t>
+      </w:r>
+    </w:p>
+    <w:p>
+      <w:pPr>
+        <w:pBdr>
+          <w:left w:val="single" w:sz="18" w:space="12" w:color="B8860B"/>
+        </w:pBdr>
+        <w:shd w:val="clear" w:color="auto" w:fill="FBF6EA"/>
+        <w:spacing w:before="30" w:after="70"/>
+        <w:ind w:left="340" w:right="340"/>
+      </w:pPr>
+      <w:r>
+        <w:rPr>
+          <w:rFonts w:ascii="Georgia" w:hAnsi="Georgia" w:cs="Georgia"/>
+          <w:b w:val="0"/>
+          <w:i w:val="0"/>
+          <w:color w:val="222222"/>
+          <w:sz w:val="21"/>
+        </w:rPr>
+        <w:t xml:space="preserve">Shown the slip, she reads it twice, and a tremor crosses her face. </w:t>
+      </w:r>
+      <w:r>
+        <w:rPr>
+          <w:rFonts w:ascii="Georgia" w:hAnsi="Georgia" w:cs="Georgia"/>
+          <w:b/>
+          <w:i w:val="0"/>
+          <w:color w:val="222222"/>
+          <w:sz w:val="21"/>
+        </w:rPr>
+        <w:t>Ms. Wicke:</w:t>
+      </w:r>
+      <w:r>
+        <w:rPr>
+          <w:rFonts w:ascii="Georgia" w:hAnsi="Georgia" w:cs="Georgia"/>
+          <w:b w:val="0"/>
+          <w:i w:val="0"/>
+          <w:color w:val="222222"/>
+          <w:sz w:val="21"/>
+        </w:rPr>
+        <w:t xml:space="preserve"> “Harlan? That's... that is my name, Wicke, yes. But I live alone.” Her eyes travel, snag on the portrait, and skitter away, the way a hand skitters off a hot pan. “You will think me foolish, but most mornings I wake up crying, and I cannot say why. I wash my face and it stops. Then the day begins.” She hands the slip back with a gratitude like a bow. “If you meant to find this Harlan, try the theater; they keep props there, deliveries and such. And please, be careful at night. The fog keeps... thoughts.”</w:t>
+      </w:r>
+    </w:p>
+    <w:p>
+      <w:pPr>
+        <w:keepNext/>
+        <w:spacing w:before="220" w:after="60"/>
+      </w:pPr>
+      <w:r>
+        <w:rPr>
+          <w:rFonts w:ascii="Georgia" w:hAnsi="Georgia" w:cs="Georgia"/>
+          <w:b/>
+          <w:color w:val="A0522D"/>
+          <w:sz w:val="26"/>
+        </w:rPr>
+        <w:t>The Belltower</w:t>
+      </w:r>
+    </w:p>
+    <w:p>
+      <w:pPr>
+        <w:pBdr>
+          <w:left w:val="single" w:sz="18" w:space="12" w:color="B8860B"/>
+        </w:pBdr>
+        <w:shd w:val="clear" w:color="auto" w:fill="FBF6EA"/>
+        <w:spacing w:before="30" w:after="70"/>
+        <w:ind w:left="340" w:right="340"/>
+      </w:pPr>
+      <w:r>
+        <w:rPr>
+          <w:rFonts w:ascii="Georgia" w:hAnsi="Georgia" w:cs="Georgia"/>
+          <w:b w:val="0"/>
+          <w:i w:val="0"/>
+          <w:color w:val="222222"/>
+          <w:sz w:val="21"/>
+        </w:rPr>
+        <w:t xml:space="preserve">The square is nearly empty now, stalls shuttered, lanterns burning down to puddles of wax. Under the belltower of Bellshadow the old bellkeeper is waiting, as if he knew they would come. “Mouths moving,” he says, too loudly, tapping the wax in his ears. “Can't hear you. Won't hear </w:t>
+      </w:r>
+      <w:r>
+        <w:rPr>
+          <w:rFonts w:ascii="Georgia" w:hAnsi="Georgia" w:cs="Georgia"/>
+          <w:b w:val="0"/>
+          <w:i/>
+          <w:color w:val="222222"/>
+          <w:sz w:val="21"/>
+        </w:rPr>
+        <w:t>it</w:t>
+      </w:r>
+      <w:r>
+        <w:rPr>
+          <w:rFonts w:ascii="Georgia" w:hAnsi="Georgia" w:cs="Georgia"/>
+          <w:b w:val="0"/>
+          <w:i w:val="0"/>
+          <w:color w:val="222222"/>
+          <w:sz w:val="21"/>
+        </w:rPr>
+        <w:t xml:space="preserve">, either.” He scratches fast on his slate and turns it around: </w:t>
+      </w:r>
+      <w:r>
+        <w:rPr>
+          <w:rFonts w:ascii="Georgia" w:hAnsi="Georgia" w:cs="Georgia"/>
+          <w:b/>
+          <w:i w:val="0"/>
+          <w:color w:val="222222"/>
+          <w:sz w:val="21"/>
+        </w:rPr>
+        <w:t>YOU HEAR THE SONG?</w:t>
+      </w:r>
+    </w:p>
+    <w:p>
+      <w:pPr>
+        <w:pBdr>
+          <w:left w:val="single" w:sz="18" w:space="12" w:color="B8860B"/>
+        </w:pBdr>
+        <w:shd w:val="clear" w:color="auto" w:fill="FBF6EA"/>
+        <w:spacing w:before="30" w:after="70"/>
+        <w:ind w:left="340" w:right="340"/>
+      </w:pPr>
+      <w:r>
+        <w:rPr>
+          <w:rFonts w:ascii="Georgia" w:hAnsi="Georgia" w:cs="Georgia"/>
+          <w:b w:val="0"/>
+          <w:i w:val="0"/>
+          <w:color w:val="222222"/>
+          <w:sz w:val="21"/>
+        </w:rPr>
+        <w:t xml:space="preserve">And as if the question summoned it, the note </w:t>
+      </w:r>
+      <w:r>
+        <w:rPr>
+          <w:rFonts w:ascii="Georgia" w:hAnsi="Georgia" w:cs="Georgia"/>
+          <w:b/>
+          <w:i w:val="0"/>
+          <w:color w:val="222222"/>
+          <w:sz w:val="21"/>
+        </w:rPr>
+        <w:t>swells</w:t>
+      </w:r>
+      <w:r>
+        <w:rPr>
+          <w:rFonts w:ascii="Georgia" w:hAnsi="Georgia" w:cs="Georgia"/>
+          <w:b w:val="0"/>
+          <w:i w:val="0"/>
+          <w:color w:val="222222"/>
+          <w:sz w:val="21"/>
+        </w:rPr>
+        <w:t>, rising through the square like a seam opening, a whistle from two streets away that cannot be placed, a lullaby with no words and no end, pressing gently, gently, on the inside of every skull.</w:t>
+      </w:r>
+    </w:p>
+    <w:p>
+      <w:pPr>
+        <w:pBdr>
+          <w:left w:val="single" w:sz="18" w:space="12" w:color="B8860B"/>
+        </w:pBdr>
+        <w:shd w:val="clear" w:color="auto" w:fill="FBF6EA"/>
+        <w:spacing w:before="30" w:after="70"/>
+        <w:ind w:left="340" w:right="340"/>
+      </w:pPr>
+      <w:r>
+        <w:rPr>
+          <w:rFonts w:ascii="Georgia" w:hAnsi="Georgia" w:cs="Georgia"/>
+          <w:b w:val="0"/>
+          <w:i w:val="0"/>
+          <w:color w:val="222222"/>
+          <w:sz w:val="21"/>
+        </w:rPr>
+        <w:t xml:space="preserve">The bellkeeper sees the wobble in their eyes and moves fast, pressing small curls of beeswax into every palm, wax that smells of summer and smoke. He pulls one of his own plugs half out, just long enough to speak, and his voice is grave. “Put it in. All the way. Don't be brave about it. The song is not for bravery.” He reseats the plug, and then he mouths two words, slow and exaggerated, so there can be no mistake: </w:t>
+      </w:r>
+      <w:r>
+        <w:rPr>
+          <w:rFonts w:ascii="Georgia" w:hAnsi="Georgia" w:cs="Georgia"/>
+          <w:b/>
+          <w:i w:val="0"/>
+          <w:color w:val="222222"/>
+          <w:sz w:val="21"/>
+        </w:rPr>
+        <w:t>UNDER. THEATER.</w:t>
+      </w:r>
+    </w:p>
+    <w:p>
+      <w:r>
+        <w:br w:type="page"/>
+      </w:r>
+    </w:p>
+    <w:p>
+      <w:pPr>
+        <w:keepNext/>
+        <w:pBdr>
+          <w:top w:val="double" w:sz="12" w:space="4" w:color="1F7A78"/>
+          <w:left w:val="double" w:sz="12" w:space="10" w:color="1F7A78"/>
+          <w:right w:val="double" w:sz="12" w:space="10" w:color="1F7A78"/>
+        </w:pBdr>
+        <w:shd w:val="clear" w:color="auto" w:fill="EAF4F3"/>
+        <w:spacing w:before="280" w:after="60"/>
+        <w:ind w:left="400" w:right="400"/>
+        <w:jc w:val="center"/>
+      </w:pPr>
+      <w:r>
+        <w:rPr>
+          <w:rFonts w:ascii="Georgia" w:hAnsi="Georgia" w:cs="Georgia"/>
+          <w:b/>
+          <w:color w:val="1F7A78"/>
+          <w:sz w:val="27"/>
+        </w:rPr>
+        <w:t>✦  THE SONG OF UNREMEMBERING  ✦</w:t>
+      </w:r>
+    </w:p>
+    <w:p>
+      <w:pPr>
+        <w:pBdr>
+          <w:left w:val="double" w:sz="12" w:space="10" w:color="1F7A78"/>
+          <w:right w:val="double" w:sz="12" w:space="10" w:color="1F7A78"/>
+        </w:pBdr>
+        <w:shd w:val="clear" w:color="auto" w:fill="EAF4F3"/>
+        <w:spacing w:before="0" w:after="0"/>
+        <w:ind w:left="400" w:right="400"/>
+      </w:pPr>
+      <w:r>
+        <w:rPr>
+          <w:rFonts w:ascii="Georgia" w:hAnsi="Georgia" w:cs="Georgia"/>
+          <w:b w:val="0"/>
+          <w:i/>
+          <w:color w:val="222222"/>
+          <w:sz w:val="21"/>
+        </w:rPr>
+        <w:t>Something under Wraithpine is singing, and to hear the song is to forget. It has been eating the village one name at a time, and it will happily eat the heroes' clues too. These rules run for the rest of the session.</w:t>
+      </w:r>
+    </w:p>
+    <w:p>
+      <w:pPr>
+        <w:pBdr>
+          <w:left w:val="double" w:sz="12" w:space="10" w:color="1F7A78"/>
+          <w:right w:val="double" w:sz="12" w:space="10" w:color="1F7A78"/>
+        </w:pBdr>
+        <w:shd w:val="clear" w:color="auto" w:fill="EAF4F3"/>
+        <w:spacing w:before="0" w:after="0"/>
+        <w:ind w:left="400" w:right="400"/>
+      </w:pPr>
+    </w:p>
+    <w:p>
+      <w:pPr>
+        <w:pBdr>
+          <w:left w:val="double" w:sz="12" w:space="10" w:color="1F7A78"/>
+          <w:right w:val="double" w:sz="12" w:space="10" w:color="1F7A78"/>
+        </w:pBdr>
+        <w:shd w:val="clear" w:color="auto" w:fill="EAF4F3"/>
+        <w:spacing w:before="0" w:after="0"/>
+        <w:ind w:left="400" w:right="400"/>
+      </w:pPr>
+      <w:r>
+        <w:rPr>
+          <w:rFonts w:ascii="Georgia" w:hAnsi="Georgia" w:cs="Georgia"/>
+          <w:b/>
+          <w:i w:val="0"/>
+          <w:color w:val="222222"/>
+          <w:sz w:val="21"/>
+        </w:rPr>
+        <w:t>When the song swells</w:t>
+      </w:r>
+      <w:r>
+        <w:rPr>
+          <w:rFonts w:ascii="Georgia" w:hAnsi="Georgia" w:cs="Georgia"/>
+          <w:b w:val="0"/>
+          <w:i w:val="0"/>
+          <w:color w:val="222222"/>
+          <w:sz w:val="21"/>
+        </w:rPr>
+        <w:t xml:space="preserve">, every hero makes a </w:t>
+      </w:r>
+      <w:r>
+        <w:rPr>
+          <w:rFonts w:ascii="Georgia" w:hAnsi="Georgia" w:cs="Georgia"/>
+          <w:b/>
+          <w:i w:val="0"/>
+          <w:color w:val="222222"/>
+          <w:sz w:val="21"/>
+        </w:rPr>
+        <w:t>Wisdom save, DC 13</w:t>
+      </w:r>
+      <w:r>
+        <w:rPr>
+          <w:rFonts w:ascii="Georgia" w:hAnsi="Georgia" w:cs="Georgia"/>
+          <w:b w:val="0"/>
+          <w:i w:val="0"/>
+          <w:color w:val="222222"/>
+          <w:sz w:val="21"/>
+        </w:rPr>
+        <w:t>. Failure: one fresh memory slips away, just enough to feel wrong, and the day's clues soften like a dream on waking. Success: a pop behind the eyes, and the sense of something trying to smooth the mind flat.</w:t>
+      </w:r>
+    </w:p>
+    <w:p>
+      <w:pPr>
+        <w:pBdr>
+          <w:left w:val="double" w:sz="12" w:space="10" w:color="1F7A78"/>
+          <w:right w:val="double" w:sz="12" w:space="10" w:color="1F7A78"/>
+        </w:pBdr>
+        <w:shd w:val="clear" w:color="auto" w:fill="EAF4F3"/>
+        <w:spacing w:before="0" w:after="0"/>
+        <w:ind w:left="400" w:right="400"/>
+      </w:pPr>
+      <w:r>
+        <w:rPr>
+          <w:rFonts w:ascii="Georgia" w:hAnsi="Georgia" w:cs="Georgia"/>
+          <w:b/>
+          <w:i w:val="0"/>
+          <w:color w:val="222222"/>
+          <w:sz w:val="21"/>
+        </w:rPr>
+        <w:t>In battle it is worse.</w:t>
+      </w:r>
+      <w:r>
+        <w:rPr>
+          <w:rFonts w:ascii="Georgia" w:hAnsi="Georgia" w:cs="Georgia"/>
+          <w:b w:val="0"/>
+          <w:i w:val="0"/>
+          <w:color w:val="222222"/>
+          <w:sz w:val="21"/>
+        </w:rPr>
+        <w:t xml:space="preserve"> A lone head's hum: start your turn within 30 feet, DC 13 Wisdom save or your attacks that turn have disadvantage. The full creature's song: within 60 feet, </w:t>
+      </w:r>
+      <w:r>
+        <w:rPr>
+          <w:rFonts w:ascii="Georgia" w:hAnsi="Georgia" w:cs="Georgia"/>
+          <w:b/>
+          <w:i w:val="0"/>
+          <w:color w:val="222222"/>
+          <w:sz w:val="21"/>
+        </w:rPr>
+        <w:t>DC 15</w:t>
+      </w:r>
+      <w:r>
+        <w:rPr>
+          <w:rFonts w:ascii="Georgia" w:hAnsi="Georgia" w:cs="Georgia"/>
+          <w:b w:val="0"/>
+          <w:i w:val="0"/>
+          <w:color w:val="222222"/>
+          <w:sz w:val="21"/>
+        </w:rPr>
+        <w:t>, and failure also locks your reactions until your next turn.</w:t>
+      </w:r>
+    </w:p>
+    <w:p>
+      <w:pPr>
+        <w:pBdr>
+          <w:left w:val="double" w:sz="12" w:space="10" w:color="1F7A78"/>
+          <w:right w:val="double" w:sz="12" w:space="10" w:color="1F7A78"/>
+        </w:pBdr>
+        <w:shd w:val="clear" w:color="auto" w:fill="EAF4F3"/>
+        <w:spacing w:before="0" w:after="0"/>
+        <w:ind w:left="400" w:right="400"/>
+      </w:pPr>
+      <w:r>
+        <w:rPr>
+          <w:rFonts w:ascii="Georgia" w:hAnsi="Georgia" w:cs="Georgia"/>
+          <w:b/>
+          <w:i w:val="0"/>
+          <w:color w:val="222222"/>
+          <w:sz w:val="21"/>
+        </w:rPr>
+        <w:t>The beeswax remedy.</w:t>
+      </w:r>
+      <w:r>
+        <w:rPr>
+          <w:rFonts w:ascii="Georgia" w:hAnsi="Georgia" w:cs="Georgia"/>
+          <w:b w:val="0"/>
+          <w:i w:val="0"/>
+          <w:color w:val="222222"/>
+          <w:sz w:val="21"/>
+        </w:rPr>
+        <w:t xml:space="preserve"> Soft curls of wax, seated all the way in: a plugged hero has </w:t>
+      </w:r>
+      <w:r>
+        <w:rPr>
+          <w:rFonts w:ascii="Georgia" w:hAnsi="Georgia" w:cs="Georgia"/>
+          <w:b/>
+          <w:i w:val="0"/>
+          <w:color w:val="222222"/>
+          <w:sz w:val="21"/>
+        </w:rPr>
+        <w:t>advantage</w:t>
+      </w:r>
+      <w:r>
+        <w:rPr>
+          <w:rFonts w:ascii="Georgia" w:hAnsi="Georgia" w:cs="Georgia"/>
+          <w:b w:val="0"/>
+          <w:i w:val="0"/>
+          <w:color w:val="222222"/>
+          <w:sz w:val="21"/>
+        </w:rPr>
+        <w:t xml:space="preserve"> on every save against the song, and its hum can never lock their reactions. Do not be brave about it. The song is not for bravery.</w:t>
+      </w:r>
+    </w:p>
+    <w:p>
+      <w:pPr>
+        <w:pBdr>
+          <w:bottom w:val="double" w:sz="12" w:space="4" w:color="1F7A78"/>
+          <w:left w:val="double" w:sz="12" w:space="10" w:color="1F7A78"/>
+          <w:right w:val="double" w:sz="12" w:space="10" w:color="1F7A78"/>
+        </w:pBdr>
+        <w:shd w:val="clear" w:color="auto" w:fill="EAF4F3"/>
+        <w:spacing w:before="0" w:after="280"/>
+        <w:ind w:left="400" w:right="400"/>
+      </w:pPr>
+      <w:r>
+        <w:rPr>
+          <w:rFonts w:ascii="Georgia" w:hAnsi="Georgia" w:cs="Georgia"/>
+          <w:b/>
+          <w:i w:val="0"/>
+          <w:color w:val="222222"/>
+          <w:sz w:val="21"/>
+        </w:rPr>
+        <w:t>The bellkeeper's law: WRITE. DON'T LISTEN.</w:t>
+      </w:r>
+      <w:r>
+        <w:rPr>
+          <w:rFonts w:ascii="Georgia" w:hAnsi="Georgia" w:cs="Georgia"/>
+          <w:b w:val="0"/>
+          <w:i w:val="0"/>
+          <w:color w:val="222222"/>
+          <w:sz w:val="21"/>
+        </w:rPr>
+        <w:t xml:space="preserve"> Ink and chalk do not forget. Anything written down (a slate, a ledger, one word on a page) stays true even when minds wobble, and with wax in the ears the writing keeps its edge.</w:t>
+      </w:r>
+    </w:p>
+    <w:p>
+      <w:pPr>
         <w:pBdr>
           <w:left w:val="single" w:sz="18" w:space="12" w:color="5B2A86"/>
         </w:pBdr>
@@ -1670,431 +2939,7 @@
           <w:color w:val="222222"/>
           <w:sz w:val="19"/>
         </w:rPr>
-        <w:t xml:space="preserve">▶ </w:t>
-      </w:r>
-      <w:r>
-        <w:rPr>
-          <w:rFonts w:ascii="Georgia" w:hAnsi="Georgia" w:cs="Georgia"/>
-          <w:b/>
-          <w:i w:val="0"/>
-          <w:color w:val="222222"/>
-          <w:sz w:val="19"/>
-        </w:rPr>
-        <w:t>The rite and its blessing.</w:t>
-      </w:r>
-      <w:r>
-        <w:rPr>
-          <w:rFonts w:ascii="Georgia" w:hAnsi="Georgia" w:cs="Georgia"/>
-          <w:b w:val="0"/>
-          <w:i w:val="0"/>
-          <w:color w:val="222222"/>
-          <w:sz w:val="19"/>
-        </w:rPr>
-        <w:t xml:space="preserve"> Restore the name, ring the bell, tie the Remembrance Knot. 2 Zombies rose partway through (book statistics). Each hero who took part in the rite gained </w:t>
-      </w:r>
-      <w:r>
-        <w:rPr>
-          <w:rFonts w:ascii="Georgia" w:hAnsi="Georgia" w:cs="Georgia"/>
-          <w:b/>
-          <w:i w:val="0"/>
-          <w:color w:val="222222"/>
-          <w:sz w:val="19"/>
-        </w:rPr>
-        <w:t>Hold Fast</w:t>
-      </w:r>
-      <w:r>
-        <w:rPr>
-          <w:rFonts w:ascii="Georgia" w:hAnsi="Georgia" w:cs="Georgia"/>
-          <w:b w:val="0"/>
-          <w:i w:val="0"/>
-          <w:color w:val="222222"/>
-          <w:sz w:val="19"/>
-        </w:rPr>
-        <w:t>: once this session, advantage on one Wisdom save against forgetfulness or the song.</w:t>
-      </w:r>
-    </w:p>
-    <w:p>
-      <w:pPr>
-        <w:keepNext/>
-        <w:pageBreakBefore/>
-        <w:spacing w:before="400" w:after="120"/>
-        <w:pBdr>
-          <w:bottom w:val="single" w:sz="6" w:space="4" w:color="B8860B"/>
-        </w:pBdr>
-      </w:pPr>
-      <w:r>
-        <w:rPr>
-          <w:rFonts w:ascii="Georgia" w:hAnsi="Georgia" w:cs="Georgia"/>
-          <w:b/>
-          <w:color w:val="B8860B"/>
-          <w:sz w:val="32"/>
-        </w:rPr>
-        <w:t>Part Three: Names the Stone Won't Keep</w:t>
-      </w:r>
-    </w:p>
-    <w:p>
-      <w:pPr>
-        <w:spacing w:before="120" w:after="200"/>
-      </w:pPr>
-      <w:r>
-        <w:rPr>
-          <w:rFonts w:ascii="Georgia" w:hAnsi="Georgia" w:cs="Georgia"/>
-          <w:b w:val="0"/>
-          <w:i/>
-          <w:color w:val="222222"/>
-          <w:sz w:val="21"/>
-        </w:rPr>
-        <w:t>Three threads, one knot. A cellar that breathed, a field of straw that pointed at the theater, a grave that forgot its name. And in Stabby's pocket, a parcel slip found along the way, made out to a man nobody in Wraithpine could remember.</w:t>
-      </w:r>
-    </w:p>
-    <w:p>
-      <w:pPr>
-        <w:keepNext/>
-        <w:spacing w:before="220" w:after="60"/>
-      </w:pPr>
-      <w:r>
-        <w:rPr>
-          <w:rFonts w:ascii="Georgia" w:hAnsi="Georgia" w:cs="Georgia"/>
-          <w:b/>
-          <w:color w:val="A0522D"/>
-          <w:sz w:val="26"/>
-        </w:rPr>
-        <w:t>3 Lantern Lane</w:t>
-      </w:r>
-    </w:p>
-    <w:p>
-      <w:pPr>
-        <w:pBdr>
-          <w:left w:val="single" w:sz="18" w:space="12" w:color="B8860B"/>
-        </w:pBdr>
-        <w:shd w:val="clear" w:color="auto" w:fill="FBF6EA"/>
-        <w:spacing w:before="30" w:after="70"/>
-        <w:ind w:left="340" w:right="340"/>
-      </w:pPr>
-      <w:r>
-        <w:rPr>
-          <w:rFonts w:ascii="Georgia" w:hAnsi="Georgia" w:cs="Georgia"/>
-          <w:b w:val="0"/>
-          <w:i w:val="0"/>
-          <w:color w:val="222222"/>
-          <w:sz w:val="21"/>
-        </w:rPr>
-        <w:t xml:space="preserve">The parcel slip crinkles in the hand: </w:t>
-      </w:r>
-      <w:r>
-        <w:rPr>
-          <w:rFonts w:ascii="Georgia" w:hAnsi="Georgia" w:cs="Georgia"/>
-          <w:b w:val="0"/>
-          <w:i/>
-          <w:color w:val="222222"/>
-          <w:sz w:val="21"/>
-        </w:rPr>
-        <w:t>To HARLAN WICKE, 3 Lantern Lane.</w:t>
-      </w:r>
-      <w:r>
-        <w:rPr>
-          <w:rFonts w:ascii="Georgia" w:hAnsi="Georgia" w:cs="Georgia"/>
-          <w:b w:val="0"/>
-          <w:i w:val="0"/>
-          <w:color w:val="222222"/>
-          <w:sz w:val="21"/>
-        </w:rPr>
-        <w:t xml:space="preserve"> The houses on Lantern Lane press close like people whispering. A brass 3 is screwed to a green door, a thin line of light shows under the threshold, and somewhere inside a kettle ticks as it cools. </w:t>
-      </w:r>
-      <w:r>
-        <w:rPr>
-          <w:rFonts w:ascii="Georgia" w:hAnsi="Georgia" w:cs="Georgia"/>
-          <w:b/>
-          <w:i w:val="0"/>
-          <w:color w:val="222222"/>
-          <w:sz w:val="21"/>
-        </w:rPr>
-        <w:t>Ms. Wicke</w:t>
-      </w:r>
-      <w:r>
-        <w:rPr>
-          <w:rFonts w:ascii="Georgia" w:hAnsi="Georgia" w:cs="Georgia"/>
-          <w:b w:val="0"/>
-          <w:i w:val="0"/>
-          <w:color w:val="222222"/>
-          <w:sz w:val="21"/>
-        </w:rPr>
-        <w:t xml:space="preserve"> opens the door slowly, a small steady woman with a cloth folded in her hands. “Evening. Oh, visitors. Come in, you'll catch cold.”</w:t>
-      </w:r>
-    </w:p>
-    <w:p>
-      <w:pPr>
-        <w:pBdr>
-          <w:left w:val="single" w:sz="18" w:space="12" w:color="B8860B"/>
-        </w:pBdr>
-        <w:shd w:val="clear" w:color="auto" w:fill="FBF6EA"/>
-        <w:spacing w:before="30" w:after="70"/>
-        <w:ind w:left="340" w:right="340"/>
-      </w:pPr>
-      <w:r>
-        <w:rPr>
-          <w:rFonts w:ascii="Georgia" w:hAnsi="Georgia" w:cs="Georgia"/>
-          <w:b w:val="0"/>
-          <w:i w:val="0"/>
-          <w:color w:val="222222"/>
-          <w:sz w:val="21"/>
-        </w:rPr>
-        <w:t>The room is neat in the obvious ways and wrong in the quiet ones. On a side table sits a family portrait: a woman with wind-tossed hair, two children in matching scarves, and a tall man with a stagehand's smile and coal dust on his cuff. Children's toys sleep in a basket, waiting. And yet one cup and one plate stand washed and drying by a window that looks out on an empty street.</w:t>
-      </w:r>
-    </w:p>
-    <w:p>
-      <w:pPr>
-        <w:pBdr>
-          <w:left w:val="single" w:sz="18" w:space="12" w:color="B8860B"/>
-        </w:pBdr>
-        <w:shd w:val="clear" w:color="auto" w:fill="FBF6EA"/>
-        <w:spacing w:before="30" w:after="70"/>
-        <w:ind w:left="340" w:right="340"/>
-      </w:pPr>
-      <w:r>
-        <w:rPr>
-          <w:rFonts w:ascii="Georgia" w:hAnsi="Georgia" w:cs="Georgia"/>
-          <w:b w:val="0"/>
-          <w:i w:val="0"/>
-          <w:color w:val="222222"/>
-          <w:sz w:val="21"/>
-        </w:rPr>
-        <w:t xml:space="preserve">Shown the slip, she reads it twice, and a tremor crosses her face. </w:t>
-      </w:r>
-      <w:r>
-        <w:rPr>
-          <w:rFonts w:ascii="Georgia" w:hAnsi="Georgia" w:cs="Georgia"/>
-          <w:b/>
-          <w:i w:val="0"/>
-          <w:color w:val="222222"/>
-          <w:sz w:val="21"/>
-        </w:rPr>
-        <w:t>Ms. Wicke:</w:t>
-      </w:r>
-      <w:r>
-        <w:rPr>
-          <w:rFonts w:ascii="Georgia" w:hAnsi="Georgia" w:cs="Georgia"/>
-          <w:b w:val="0"/>
-          <w:i w:val="0"/>
-          <w:color w:val="222222"/>
-          <w:sz w:val="21"/>
-        </w:rPr>
-        <w:t xml:space="preserve"> “Harlan? That's... that is my name, Wicke, yes. But I live alone.” Her eyes travel, snag on the portrait, and skitter away, the way a hand skitters off a hot pan. “You will think me foolish, but most mornings I wake up crying, and I cannot say why. I wash my face and it stops. Then the day begins.” She hands the slip back with a gratitude like a bow. “If you meant to find this Harlan, try the theater; they keep props there, deliveries and such. And please, be careful at night. The fog keeps... thoughts.”</w:t>
-      </w:r>
-    </w:p>
-    <w:p>
-      <w:pPr>
-        <w:keepNext/>
-        <w:spacing w:before="220" w:after="60"/>
-      </w:pPr>
-      <w:r>
-        <w:rPr>
-          <w:rFonts w:ascii="Georgia" w:hAnsi="Georgia" w:cs="Georgia"/>
-          <w:b/>
-          <w:color w:val="A0522D"/>
-          <w:sz w:val="26"/>
-        </w:rPr>
-        <w:t>The Belltower</w:t>
-      </w:r>
-    </w:p>
-    <w:p>
-      <w:pPr>
-        <w:pBdr>
-          <w:left w:val="single" w:sz="18" w:space="12" w:color="B8860B"/>
-        </w:pBdr>
-        <w:shd w:val="clear" w:color="auto" w:fill="FBF6EA"/>
-        <w:spacing w:before="30" w:after="70"/>
-        <w:ind w:left="340" w:right="340"/>
-      </w:pPr>
-      <w:r>
-        <w:rPr>
-          <w:rFonts w:ascii="Georgia" w:hAnsi="Georgia" w:cs="Georgia"/>
-          <w:b w:val="0"/>
-          <w:i w:val="0"/>
-          <w:color w:val="222222"/>
-          <w:sz w:val="21"/>
-        </w:rPr>
-        <w:t xml:space="preserve">The square is nearly empty now, stalls shuttered, lanterns burning down to puddles of wax. Under the belltower of Bellshadow the old bellkeeper is waiting, as if he knew they would come. “Mouths moving,” he says, too loudly, tapping the wax in his ears. “Can't hear you. Won't hear </w:t>
-      </w:r>
-      <w:r>
-        <w:rPr>
-          <w:rFonts w:ascii="Georgia" w:hAnsi="Georgia" w:cs="Georgia"/>
-          <w:b w:val="0"/>
-          <w:i/>
-          <w:color w:val="222222"/>
-          <w:sz w:val="21"/>
-        </w:rPr>
-        <w:t>it</w:t>
-      </w:r>
-      <w:r>
-        <w:rPr>
-          <w:rFonts w:ascii="Georgia" w:hAnsi="Georgia" w:cs="Georgia"/>
-          <w:b w:val="0"/>
-          <w:i w:val="0"/>
-          <w:color w:val="222222"/>
-          <w:sz w:val="21"/>
-        </w:rPr>
-        <w:t xml:space="preserve">, either.” He scratches fast on his slate and turns it around: </w:t>
-      </w:r>
-      <w:r>
-        <w:rPr>
-          <w:rFonts w:ascii="Georgia" w:hAnsi="Georgia" w:cs="Georgia"/>
-          <w:b/>
-          <w:i w:val="0"/>
-          <w:color w:val="222222"/>
-          <w:sz w:val="21"/>
-        </w:rPr>
-        <w:t>YOU HEAR THE SONG?</w:t>
-      </w:r>
-    </w:p>
-    <w:p>
-      <w:pPr>
-        <w:pBdr>
-          <w:left w:val="single" w:sz="18" w:space="12" w:color="B8860B"/>
-        </w:pBdr>
-        <w:shd w:val="clear" w:color="auto" w:fill="FBF6EA"/>
-        <w:spacing w:before="30" w:after="70"/>
-        <w:ind w:left="340" w:right="340"/>
-      </w:pPr>
-      <w:r>
-        <w:rPr>
-          <w:rFonts w:ascii="Georgia" w:hAnsi="Georgia" w:cs="Georgia"/>
-          <w:b w:val="0"/>
-          <w:i w:val="0"/>
-          <w:color w:val="222222"/>
-          <w:sz w:val="21"/>
-        </w:rPr>
-        <w:t xml:space="preserve">And as if the question summoned it, the note </w:t>
-      </w:r>
-      <w:r>
-        <w:rPr>
-          <w:rFonts w:ascii="Georgia" w:hAnsi="Georgia" w:cs="Georgia"/>
-          <w:b/>
-          <w:i w:val="0"/>
-          <w:color w:val="222222"/>
-          <w:sz w:val="21"/>
-        </w:rPr>
-        <w:t>swells</w:t>
-      </w:r>
-      <w:r>
-        <w:rPr>
-          <w:rFonts w:ascii="Georgia" w:hAnsi="Georgia" w:cs="Georgia"/>
-          <w:b w:val="0"/>
-          <w:i w:val="0"/>
-          <w:color w:val="222222"/>
-          <w:sz w:val="21"/>
-        </w:rPr>
-        <w:t>, rising through the square like a seam opening, a whistle from two streets away that cannot be placed, a lullaby with no words and no end, pressing gently, gently, on the inside of every skull.</w:t>
-      </w:r>
-    </w:p>
-    <w:p>
-      <w:pPr>
-        <w:pBdr>
-          <w:left w:val="single" w:sz="18" w:space="12" w:color="5B2A86"/>
-        </w:pBdr>
-        <w:shd w:val="clear" w:color="auto" w:fill="F4F0FA"/>
-        <w:spacing w:before="30" w:after="70"/>
-        <w:ind w:left="340" w:right="340"/>
-      </w:pPr>
-      <w:r>
-        <w:rPr>
-          <w:rFonts w:ascii="Georgia" w:hAnsi="Georgia" w:cs="Georgia"/>
-          <w:b w:val="0"/>
-          <w:i w:val="0"/>
-          <w:color w:val="222222"/>
-          <w:sz w:val="19"/>
-        </w:rPr>
-        <w:t xml:space="preserve">▶ Second group </w:t>
-      </w:r>
-      <w:r>
-        <w:rPr>
-          <w:rFonts w:ascii="Georgia" w:hAnsi="Georgia" w:cs="Georgia"/>
-          <w:b/>
-          <w:i w:val="0"/>
-          <w:color w:val="222222"/>
-          <w:sz w:val="19"/>
-        </w:rPr>
-        <w:t>Wisdom save, DC 13</w:t>
-      </w:r>
-      <w:r>
-        <w:rPr>
-          <w:rFonts w:ascii="Georgia" w:hAnsi="Georgia" w:cs="Georgia"/>
-          <w:b w:val="0"/>
-          <w:i w:val="0"/>
-          <w:color w:val="222222"/>
-          <w:sz w:val="19"/>
-        </w:rPr>
-        <w:t>, as the song swells. On a miss, the day's clues slip like a dream on waking; on a success, a pop behind the eyes, and the sense of something trying to smooth the mind flat.</w:t>
-      </w:r>
-    </w:p>
-    <w:p>
-      <w:pPr>
-        <w:pBdr>
-          <w:left w:val="single" w:sz="18" w:space="12" w:color="B8860B"/>
-        </w:pBdr>
-        <w:shd w:val="clear" w:color="auto" w:fill="FBF6EA"/>
-        <w:spacing w:before="30" w:after="70"/>
-        <w:ind w:left="340" w:right="340"/>
-      </w:pPr>
-      <w:r>
-        <w:rPr>
-          <w:rFonts w:ascii="Georgia" w:hAnsi="Georgia" w:cs="Georgia"/>
-          <w:b w:val="0"/>
-          <w:i w:val="0"/>
-          <w:color w:val="222222"/>
-          <w:sz w:val="21"/>
-        </w:rPr>
-        <w:t xml:space="preserve">The bellkeeper sees the wobble in their eyes and moves fast, pressing small curls of beeswax into every palm, wax that smells of summer and smoke. He pulls one of his own plugs half out, just long enough to speak, and his voice is grave. “Put it in. All the way. Don't be brave about it. The song is not for bravery.” He reseats the plug, and then he mouths two words, slow and exaggerated, so there can be no mistake: </w:t>
-      </w:r>
-      <w:r>
-        <w:rPr>
-          <w:rFonts w:ascii="Georgia" w:hAnsi="Georgia" w:cs="Georgia"/>
-          <w:b/>
-          <w:i w:val="0"/>
-          <w:color w:val="222222"/>
-          <w:sz w:val="21"/>
-        </w:rPr>
-        <w:t>UNDER. THEATER.</w:t>
-      </w:r>
-    </w:p>
-    <w:p>
-      <w:pPr>
-        <w:pBdr>
-          <w:left w:val="single" w:sz="18" w:space="12" w:color="5B2A86"/>
-        </w:pBdr>
-        <w:shd w:val="clear" w:color="auto" w:fill="F4F0FA"/>
-        <w:spacing w:before="30" w:after="70"/>
-        <w:ind w:left="340" w:right="340"/>
-      </w:pPr>
-      <w:r>
-        <w:rPr>
-          <w:rFonts w:ascii="Georgia" w:hAnsi="Georgia" w:cs="Georgia"/>
-          <w:b w:val="0"/>
-          <w:i w:val="0"/>
-          <w:color w:val="222222"/>
-          <w:sz w:val="19"/>
-        </w:rPr>
-        <w:t xml:space="preserve">▶ Beeswax earplugs: </w:t>
-      </w:r>
-      <w:r>
-        <w:rPr>
-          <w:rFonts w:ascii="Georgia" w:hAnsi="Georgia" w:cs="Georgia"/>
-          <w:b/>
-          <w:i w:val="0"/>
-          <w:color w:val="222222"/>
-          <w:sz w:val="19"/>
-        </w:rPr>
-        <w:t>advantage</w:t>
-      </w:r>
-      <w:r>
-        <w:rPr>
-          <w:rFonts w:ascii="Georgia" w:hAnsi="Georgia" w:cs="Georgia"/>
-          <w:b w:val="0"/>
-          <w:i w:val="0"/>
-          <w:color w:val="222222"/>
-          <w:sz w:val="19"/>
-        </w:rPr>
-        <w:t xml:space="preserve"> on saves against the song, and its aura cannot lock a plugged hero's reactions. The heroes wore them from here to the end.</w:t>
+        <w:t>▶ From this moment the heroes wore their beeswax to the very end of the session.</w:t>
       </w:r>
     </w:p>
     <w:p>
@@ -2305,7 +3150,47 @@
           <w:color w:val="222222"/>
           <w:sz w:val="19"/>
         </w:rPr>
-        <w:t xml:space="preserve"> (appendix), in a room full of tables, stew pots, and one oblivious innkeeper to keep out of harm's way.</w:t>
+        <w:t xml:space="preserve"> (appendix), in a room full of tables, stew pots, and one oblivious innkeeper to keep out of harm's way. It bites, grapples, and drags victims toward the trapdoor; 20 or more damage in a single turn makes it recoil and lose its reactions.</w:t>
+      </w:r>
+    </w:p>
+    <w:p>
+      <w:pPr>
+        <w:pBdr>
+          <w:left w:val="single" w:sz="18" w:space="12" w:color="5B2A86"/>
+        </w:pBdr>
+        <w:shd w:val="clear" w:color="auto" w:fill="F4F0FA"/>
+        <w:spacing w:before="30" w:after="70"/>
+        <w:ind w:left="340" w:right="340"/>
+      </w:pPr>
+      <w:r>
+        <w:rPr>
+          <w:rFonts w:ascii="Georgia" w:hAnsi="Georgia" w:cs="Georgia"/>
+          <w:b w:val="0"/>
+          <w:i w:val="0"/>
+          <w:color w:val="222222"/>
+          <w:sz w:val="19"/>
+        </w:rPr>
+        <w:t xml:space="preserve">▶ </w:t>
+      </w:r>
+      <w:r>
+        <w:rPr>
+          <w:rFonts w:ascii="Georgia" w:hAnsi="Georgia" w:cs="Georgia"/>
+          <w:b/>
+          <w:i w:val="0"/>
+          <w:color w:val="222222"/>
+          <w:sz w:val="19"/>
+        </w:rPr>
+        <w:t>Tavern toys.</w:t>
+      </w:r>
+      <w:r>
+        <w:rPr>
+          <w:rFonts w:ascii="Georgia" w:hAnsi="Georgia" w:cs="Georgia"/>
+          <w:b w:val="0"/>
+          <w:i w:val="0"/>
+          <w:color w:val="222222"/>
+          <w:sz w:val="19"/>
+        </w:rPr>
+        <w:t xml:space="preserve"> Kick the stew pot: DC 12 Dexterity or 1d6 fire and disadvantage on the victim's next attack. Flip the long table: half cover for a round, or shove it (Strength DC 13) to pin the neck, restrained until it writhes free. Drop the lantern rack: DC 13 Dexterity or 1d4 slashing, and the burning square puts the head's next attack at disadvantage. Slam the trapdoor on the neck: Strength DC 14, and the head makes a DC 13 Dexterity save or takes 1d6 and loses its reactions until its next turn.</w:t>
       </w:r>
     </w:p>
     <w:p>
@@ -2411,7 +3296,6 @@
     <w:p>
       <w:pPr>
         <w:keepNext/>
-        <w:pageBreakBefore/>
         <w:spacing w:before="400" w:after="120"/>
         <w:pBdr>
           <w:bottom w:val="single" w:sz="6" w:space="4" w:color="B8860B"/>
@@ -2705,7 +3589,27 @@
           <w:color w:val="222222"/>
           <w:sz w:val="19"/>
         </w:rPr>
-        <w:t xml:space="preserve"> The False Hydra Adult: body plus four heads (appendix). A quiet approach along the high catwalk earned a surprise round, and a focused strike dropped the first head before the song even turned. </w:t>
+        <w:t xml:space="preserve"> The False Hydra Adult: body plus four heads (appendix). A quiet approach along the high catwalks (Stealth against passive Perception 14) earned a surprise round, and a focused strike from the high ground dropped the first head before the song even turned.</w:t>
+      </w:r>
+    </w:p>
+    <w:p>
+      <w:pPr>
+        <w:pBdr>
+          <w:left w:val="single" w:sz="18" w:space="12" w:color="5B2A86"/>
+        </w:pBdr>
+        <w:shd w:val="clear" w:color="auto" w:fill="F4F0FA"/>
+        <w:spacing w:before="30" w:after="70"/>
+        <w:ind w:left="340" w:right="340"/>
+      </w:pPr>
+      <w:r>
+        <w:rPr>
+          <w:rFonts w:ascii="Georgia" w:hAnsi="Georgia" w:cs="Georgia"/>
+          <w:b w:val="0"/>
+          <w:i w:val="0"/>
+          <w:color w:val="222222"/>
+          <w:sz w:val="19"/>
+        </w:rPr>
+        <w:t xml:space="preserve">▶ </w:t>
       </w:r>
       <w:r>
         <w:rPr>
@@ -2715,7 +3619,7 @@
           <w:color w:val="222222"/>
           <w:sz w:val="19"/>
         </w:rPr>
-        <w:t>Vital Link:</w:t>
+        <w:t>The battlefield.</w:t>
       </w:r>
       <w:r>
         <w:rPr>
@@ -2725,7 +3629,127 @@
           <w:color w:val="222222"/>
           <w:sz w:val="19"/>
         </w:rPr>
-        <w:t xml:space="preserve"> the body resists weapon damage while heads remain; each destroyed head strips one layer of that protection, and the body acts more often the more heads still sing.</w:t>
+        <w:t xml:space="preserve"> Three elevations: catwalks 10 to 20 feet up, the broken stage at 5 feet, the bone mound below. Four neck-ports open in the theater floor; a head can withdraw and re-emerge from any port on its turn, reaching 15 feet from its hole. Prop flats (AC 12, 12 HP) and sandbag clusters give cover; a pinned neck (table, rope, tackle) needs Strength against DC 14 to writhe free.</w:t>
+      </w:r>
+    </w:p>
+    <w:p>
+      <w:pPr>
+        <w:pBdr>
+          <w:left w:val="single" w:sz="18" w:space="12" w:color="5B2A86"/>
+        </w:pBdr>
+        <w:shd w:val="clear" w:color="auto" w:fill="F4F0FA"/>
+        <w:spacing w:before="30" w:after="70"/>
+        <w:ind w:left="340" w:right="340"/>
+      </w:pPr>
+      <w:r>
+        <w:rPr>
+          <w:rFonts w:ascii="Georgia" w:hAnsi="Georgia" w:cs="Georgia"/>
+          <w:b w:val="0"/>
+          <w:i w:val="0"/>
+          <w:color w:val="222222"/>
+          <w:sz w:val="19"/>
+        </w:rPr>
+        <w:t xml:space="preserve">▶ </w:t>
+      </w:r>
+      <w:r>
+        <w:rPr>
+          <w:rFonts w:ascii="Georgia" w:hAnsi="Georgia" w:cs="Georgia"/>
+          <w:b/>
+          <w:i w:val="0"/>
+          <w:color w:val="222222"/>
+          <w:sz w:val="19"/>
+        </w:rPr>
+        <w:t>Hazards.</w:t>
+      </w:r>
+      <w:r>
+        <w:rPr>
+          <w:rFonts w:ascii="Georgia" w:hAnsi="Georgia" w:cs="Georgia"/>
+          <w:b w:val="0"/>
+          <w:i w:val="0"/>
+          <w:color w:val="222222"/>
+          <w:sz w:val="19"/>
+        </w:rPr>
+        <w:t xml:space="preserve"> Rotted beams: DC 12 Dexterity or fall 10 feet for 1d6. Bone scree around the mound is difficult terrain. A pulley cluster can be dropped (Strength DC 13): 2d6 bludgeoning in a 10-foot line.</w:t>
+      </w:r>
+    </w:p>
+    <w:p>
+      <w:pPr>
+        <w:pBdr>
+          <w:left w:val="single" w:sz="18" w:space="12" w:color="5B2A86"/>
+        </w:pBdr>
+        <w:shd w:val="clear" w:color="auto" w:fill="F4F0FA"/>
+        <w:spacing w:before="30" w:after="70"/>
+        <w:ind w:left="340" w:right="340"/>
+      </w:pPr>
+      <w:r>
+        <w:rPr>
+          <w:rFonts w:ascii="Georgia" w:hAnsi="Georgia" w:cs="Georgia"/>
+          <w:b w:val="0"/>
+          <w:i w:val="0"/>
+          <w:color w:val="222222"/>
+          <w:sz w:val="19"/>
+        </w:rPr>
+        <w:t xml:space="preserve">▶ </w:t>
+      </w:r>
+      <w:r>
+        <w:rPr>
+          <w:rFonts w:ascii="Georgia" w:hAnsi="Georgia" w:cs="Georgia"/>
+          <w:b/>
+          <w:i w:val="0"/>
+          <w:color w:val="222222"/>
+          <w:sz w:val="19"/>
+        </w:rPr>
+        <w:t>Lair actions</w:t>
+      </w:r>
+      <w:r>
+        <w:rPr>
+          <w:rFonts w:ascii="Georgia" w:hAnsi="Georgia" w:cs="Georgia"/>
+          <w:b w:val="0"/>
+          <w:i w:val="0"/>
+          <w:color w:val="222222"/>
+          <w:sz w:val="19"/>
+        </w:rPr>
+        <w:t xml:space="preserve"> (initiative 20, one per round): Stage Drop, sandbags crash in a 10-foot line, DC 13 Dexterity or 2d6 and prone. Mask of Memory, playbills flutter like moths through a 15-foot radius; an unplugged hero makes a DC 15 Wisdom save or cannot target the body this round. Gasping Vent, a floor grate hisses open: 10-foot radius of difficult terrain where words are muffled and verbal spells need a DC 10 Constitution check.</w:t>
+      </w:r>
+    </w:p>
+    <w:p>
+      <w:pPr>
+        <w:pBdr>
+          <w:left w:val="single" w:sz="18" w:space="12" w:color="5B2A86"/>
+        </w:pBdr>
+        <w:shd w:val="clear" w:color="auto" w:fill="F4F0FA"/>
+        <w:spacing w:before="30" w:after="70"/>
+        <w:ind w:left="340" w:right="340"/>
+      </w:pPr>
+      <w:r>
+        <w:rPr>
+          <w:rFonts w:ascii="Georgia" w:hAnsi="Georgia" w:cs="Georgia"/>
+          <w:b w:val="0"/>
+          <w:i w:val="0"/>
+          <w:color w:val="222222"/>
+          <w:sz w:val="19"/>
+        </w:rPr>
+        <w:t xml:space="preserve">▶ </w:t>
+      </w:r>
+      <w:r>
+        <w:rPr>
+          <w:rFonts w:ascii="Georgia" w:hAnsi="Georgia" w:cs="Georgia"/>
+          <w:b/>
+          <w:i w:val="0"/>
+          <w:color w:val="222222"/>
+          <w:sz w:val="19"/>
+        </w:rPr>
+        <w:t>Vital Link.</w:t>
+      </w:r>
+      <w:r>
+        <w:rPr>
+          <w:rFonts w:ascii="Georgia" w:hAnsi="Georgia" w:cs="Georgia"/>
+          <w:b w:val="0"/>
+          <w:i w:val="0"/>
+          <w:color w:val="222222"/>
+          <w:sz w:val="19"/>
+        </w:rPr>
+        <w:t xml:space="preserve"> The body resists weapon damage while heads remain; each destroyed head strips one layer of that protection, and the body acts more often the more heads still sing.</w:t>
       </w:r>
     </w:p>
     <w:p>
@@ -4268,7 +5292,7 @@
           <w:color w:val="222222"/>
           <w:sz w:val="21"/>
         </w:rPr>
-        <w:t>The cellar rats (Swarm of Rats, Giant Rat) and the graveyard's restless dead (Zombie) use their standard book statistics.</w:t>
+        <w:t>The cellar rats (Swarm of Rats, Giant Rat) and the graveyard's restless dead (Zombie, Skeleton) use their standard book statistics.</w:t>
       </w:r>
     </w:p>
     <w:sectPr>

--- a/sessions/session_06_wraithpine.docx
+++ b/sessions/session_06_wraithpine.docx
@@ -1159,6 +1159,101 @@
     <w:p>
       <w:pPr>
         <w:keepNext/>
+        <w:spacing w:before="220" w:after="60"/>
+      </w:pPr>
+      <w:r>
+        <w:rPr>
+          <w:rFonts w:ascii="Georgia" w:hAnsi="Georgia" w:cs="Georgia"/>
+          <w:b/>
+          <w:color w:val="A0522D"/>
+          <w:sz w:val="26"/>
+        </w:rPr>
+        <w:t>Three Tugs at Once</w:t>
+      </w:r>
+    </w:p>
+    <w:p>
+      <w:pPr>
+        <w:pBdr>
+          <w:left w:val="single" w:sz="18" w:space="12" w:color="B8860B"/>
+        </w:pBdr>
+        <w:shd w:val="clear" w:color="auto" w:fill="FBF6EA"/>
+        <w:spacing w:before="30" w:after="70"/>
+        <w:ind w:left="340" w:right="340"/>
+      </w:pPr>
+      <w:r>
+        <w:rPr>
+          <w:rFonts w:ascii="Georgia" w:hAnsi="Georgia" w:cs="Georgia"/>
+          <w:b w:val="0"/>
+          <w:i w:val="0"/>
+          <w:color w:val="222222"/>
+          <w:sz w:val="21"/>
+        </w:rPr>
+        <w:t xml:space="preserve">The square pulls at the heroes from three directions at once. Behind the bar, Maera sighs toward the trapdoor: “If only someone would scare the pests from the cellar. Ruined a whole pot this morning.” On the hill path, a couple with black ribbons at their wrists climbs toward the graveyard, flowers in hand and eyes downcast. And along </w:t>
+      </w:r>
+      <w:r>
+        <w:rPr>
+          <w:rFonts w:ascii="Georgia" w:hAnsi="Georgia" w:cs="Georgia"/>
+          <w:b/>
+          <w:i w:val="0"/>
+          <w:color w:val="222222"/>
+          <w:sz w:val="21"/>
+        </w:rPr>
+        <w:t>Pumpkin Row</w:t>
+      </w:r>
+      <w:r>
+        <w:rPr>
+          <w:rFonts w:ascii="Georgia" w:hAnsi="Georgia" w:cs="Georgia"/>
+          <w:b w:val="0"/>
+          <w:i w:val="0"/>
+          <w:color w:val="222222"/>
+          <w:sz w:val="21"/>
+        </w:rPr>
+        <w:t>, a carver heaves a hay bale toward a waiting cart while two scarecrows watch from their posts with button-bright stares.</w:t>
+      </w:r>
+    </w:p>
+    <w:p>
+      <w:pPr>
+        <w:pBdr>
+          <w:left w:val="single" w:sz="18" w:space="12" w:color="5B2A86"/>
+        </w:pBdr>
+        <w:shd w:val="clear" w:color="auto" w:fill="F4F0FA"/>
+        <w:spacing w:before="30" w:after="70"/>
+        <w:ind w:left="340" w:right="340"/>
+      </w:pPr>
+      <w:r>
+        <w:rPr>
+          <w:rFonts w:ascii="Georgia" w:hAnsi="Georgia" w:cs="Georgia"/>
+          <w:b w:val="0"/>
+          <w:i w:val="0"/>
+          <w:color w:val="222222"/>
+          <w:sz w:val="19"/>
+        </w:rPr>
+        <w:t xml:space="preserve">▶ </w:t>
+      </w:r>
+      <w:r>
+        <w:rPr>
+          <w:rFonts w:ascii="Georgia" w:hAnsi="Georgia" w:cs="Georgia"/>
+          <w:b/>
+          <w:i w:val="0"/>
+          <w:color w:val="222222"/>
+          <w:sz w:val="19"/>
+        </w:rPr>
+        <w:t>Three threads, any order.</w:t>
+      </w:r>
+      <w:r>
+        <w:rPr>
+          <w:rFonts w:ascii="Georgia" w:hAnsi="Georgia" w:cs="Georgia"/>
+          <w:b w:val="0"/>
+          <w:i w:val="0"/>
+          <w:color w:val="222222"/>
+          <w:sz w:val="19"/>
+        </w:rPr>
+        <w:t xml:space="preserve"> Let the party choose which thread to pull first; all three point, each in its own way, at the old theater. The song eats clues, so reward heroes who write things down.</w:t>
+      </w:r>
+    </w:p>
+    <w:p>
+      <w:pPr>
+        <w:keepNext/>
         <w:pageBreakBefore/>
         <w:spacing w:before="400" w:after="120"/>
         <w:pBdr>
@@ -1188,6 +1283,46 @@
           <w:sz w:val="21"/>
         </w:rPr>
         <w:t>Something was wrong in Wraithpine, and it had left threads hanging everywhere. The heroes pulled three of them: a cellar, a lane of pumpkins, and a hill of leaning headstones.</w:t>
+      </w:r>
+    </w:p>
+    <w:p>
+      <w:pPr>
+        <w:pBdr>
+          <w:left w:val="single" w:sz="18" w:space="12" w:color="5B2A86"/>
+        </w:pBdr>
+        <w:shd w:val="clear" w:color="auto" w:fill="F4F0FA"/>
+        <w:spacing w:before="30" w:after="70"/>
+        <w:ind w:left="340" w:right="340"/>
+      </w:pPr>
+      <w:r>
+        <w:rPr>
+          <w:rFonts w:ascii="Georgia" w:hAnsi="Georgia" w:cs="Georgia"/>
+          <w:b w:val="0"/>
+          <w:i w:val="0"/>
+          <w:color w:val="222222"/>
+          <w:sz w:val="19"/>
+        </w:rPr>
+        <w:t xml:space="preserve">▶ </w:t>
+      </w:r>
+      <w:r>
+        <w:rPr>
+          <w:rFonts w:ascii="Georgia" w:hAnsi="Georgia" w:cs="Georgia"/>
+          <w:b/>
+          <w:i w:val="0"/>
+          <w:color w:val="222222"/>
+          <w:sz w:val="19"/>
+        </w:rPr>
+        <w:t>The clue chain (keep it unbroken).</w:t>
+      </w:r>
+      <w:r>
+        <w:rPr>
+          <w:rFonts w:ascii="Georgia" w:hAnsi="Georgia" w:cs="Georgia"/>
+          <w:b w:val="0"/>
+          <w:i w:val="0"/>
+          <w:color w:val="222222"/>
+          <w:sz w:val="19"/>
+        </w:rPr>
+        <w:t xml:space="preserve"> Cellar: a chewed dog collar, a drag mark, a black ribbon thread on the stew pot, and a breathing seam with a hum inside the hill. Pumpkin Row: every carved face turns toward the theater, and the heart-gourd map is stamped PROP ROOM, OLD THEATER. Graveyard: a scraped-away name, a stage-mask maker's mark, and a parcel slip addressed to a man nobody remembers. Those lead to 3 Lantern Lane, then to the bellkeeper (beeswax, and the mouthed words UNDER THEATER), then to the reveal at the Gasping Gull. If the table stalls, escalate in order: the Essence Sphere pulls toward the theater like a compass needle; the chandler murmurs about the black ribbons and the hill; at last the bellkeeper crosses the square himself and presses his slate into a hero's hands.</w:t>
       </w:r>
     </w:p>
     <w:p>
@@ -1428,7 +1563,27 @@
           <w:color w:val="222222"/>
           <w:sz w:val="21"/>
         </w:rPr>
-        <w:t xml:space="preserve">When the last tail goes still, the cellar gives up its stranger secrets. Under the shelves lies a chewed dog collar. A thin drag-mark crosses the dust to the far wall, and there, when Ursa holds the lantern close, the flame leans toward a hairline seam in the stone, as though the crack is quietly </w:t>
+        <w:t xml:space="preserve">When the last tail goes still, the cellar gives up its stranger secrets. Under the shelves lies a chewed dog collar. On the prep table a dented stew pot sits with its ladle gnawed to splinters, and a single </w:t>
+      </w:r>
+      <w:r>
+        <w:rPr>
+          <w:rFonts w:ascii="Georgia" w:hAnsi="Georgia" w:cs="Georgia"/>
+          <w:b/>
+          <w:i w:val="0"/>
+          <w:color w:val="222222"/>
+          <w:sz w:val="21"/>
+        </w:rPr>
+        <w:t>black ribbon thread</w:t>
+      </w:r>
+      <w:r>
+        <w:rPr>
+          <w:rFonts w:ascii="Georgia" w:hAnsi="Georgia" w:cs="Georgia"/>
+          <w:b w:val="0"/>
+          <w:i w:val="0"/>
+          <w:color w:val="222222"/>
+          <w:sz w:val="21"/>
+        </w:rPr>
+        <w:t xml:space="preserve"> clings to the rim, the same black as the ribbons knotted all over town. A thin drag-mark crosses the dust to the far wall, and there, when Ursa holds the lantern close, the flame leans toward a hairline seam in the stone, as though the crack is quietly </w:t>
       </w:r>
       <w:r>
         <w:rPr>
@@ -2000,6 +2155,364 @@
       </w:r>
     </w:p>
     <w:p>
+      <w:r>
+        <w:br w:type="page"/>
+      </w:r>
+    </w:p>
+    <w:p>
+      <w:pPr>
+        <w:keepNext/>
+        <w:pBdr>
+          <w:top w:val="double" w:sz="12" w:space="4" w:color="1F7A78"/>
+          <w:left w:val="double" w:sz="12" w:space="10" w:color="1F7A78"/>
+          <w:right w:val="double" w:sz="12" w:space="10" w:color="1F7A78"/>
+        </w:pBdr>
+        <w:shd w:val="clear" w:color="auto" w:fill="EAF4F3"/>
+        <w:spacing w:before="280" w:after="60"/>
+        <w:ind w:left="400" w:right="400"/>
+        <w:jc w:val="center"/>
+      </w:pPr>
+      <w:r>
+        <w:rPr>
+          <w:rFonts w:ascii="Georgia" w:hAnsi="Georgia" w:cs="Georgia"/>
+          <w:b/>
+          <w:color w:val="1F7A78"/>
+          <w:sz w:val="27"/>
+        </w:rPr>
+        <w:t>✦  LAY A RIBBON: THE RITE OF THE FORGOTTEN NAME  ✦</w:t>
+      </w:r>
+    </w:p>
+    <w:p>
+      <w:pPr>
+        <w:pBdr>
+          <w:left w:val="double" w:sz="12" w:space="10" w:color="1F7A78"/>
+          <w:right w:val="double" w:sz="12" w:space="10" w:color="1F7A78"/>
+        </w:pBdr>
+        <w:shd w:val="clear" w:color="auto" w:fill="EAF4F3"/>
+        <w:spacing w:before="0" w:after="0"/>
+        <w:ind w:left="400" w:right="400"/>
+      </w:pPr>
+      <w:r>
+        <w:rPr>
+          <w:rFonts w:ascii="Georgia" w:hAnsi="Georgia" w:cs="Georgia"/>
+          <w:b w:val="0"/>
+          <w:i/>
+          <w:color w:val="222222"/>
+          <w:sz w:val="21"/>
+        </w:rPr>
+        <w:t>A grave whose name has been chiseled away will not stay quiet: the dead do not wish to be laid twice. The rite has four steps, and any hero may perform them.</w:t>
+      </w:r>
+    </w:p>
+    <w:p>
+      <w:pPr>
+        <w:pBdr>
+          <w:left w:val="double" w:sz="12" w:space="10" w:color="1F7A78"/>
+          <w:right w:val="double" w:sz="12" w:space="10" w:color="1F7A78"/>
+        </w:pBdr>
+        <w:shd w:val="clear" w:color="auto" w:fill="EAF4F3"/>
+        <w:spacing w:before="0" w:after="0"/>
+        <w:ind w:left="400" w:right="400"/>
+      </w:pPr>
+    </w:p>
+    <w:p>
+      <w:pPr>
+        <w:pBdr>
+          <w:left w:val="double" w:sz="12" w:space="10" w:color="1F7A78"/>
+          <w:right w:val="double" w:sz="12" w:space="10" w:color="1F7A78"/>
+        </w:pBdr>
+        <w:shd w:val="clear" w:color="auto" w:fill="EAF4F3"/>
+        <w:spacing w:before="0" w:after="0"/>
+        <w:ind w:left="400" w:right="400"/>
+      </w:pPr>
+      <w:r>
+        <w:rPr>
+          <w:rFonts w:ascii="Georgia" w:hAnsi="Georgia" w:cs="Georgia"/>
+          <w:b/>
+          <w:i w:val="0"/>
+          <w:color w:val="222222"/>
+          <w:sz w:val="21"/>
+        </w:rPr>
+        <w:t>1. Raise the letter ghosts.</w:t>
+      </w:r>
+      <w:r>
+        <w:rPr>
+          <w:rFonts w:ascii="Georgia" w:hAnsi="Georgia" w:cs="Georgia"/>
+          <w:b w:val="0"/>
+          <w:i w:val="0"/>
+          <w:color w:val="222222"/>
+          <w:sz w:val="21"/>
+        </w:rPr>
+        <w:t xml:space="preserve"> Rub charcoal across the scraped line: Intelligence (Investigation) DC 12 to make out the ghosts of the letters, faint as footprints in frost.</w:t>
+      </w:r>
+    </w:p>
+    <w:p>
+      <w:pPr>
+        <w:pBdr>
+          <w:left w:val="double" w:sz="12" w:space="10" w:color="1F7A78"/>
+          <w:right w:val="double" w:sz="12" w:space="10" w:color="1F7A78"/>
+        </w:pBdr>
+        <w:shd w:val="clear" w:color="auto" w:fill="EAF4F3"/>
+        <w:spacing w:before="0" w:after="0"/>
+        <w:ind w:left="400" w:right="400"/>
+      </w:pPr>
+      <w:r>
+        <w:rPr>
+          <w:rFonts w:ascii="Georgia" w:hAnsi="Georgia" w:cs="Georgia"/>
+          <w:b/>
+          <w:i w:val="0"/>
+          <w:color w:val="222222"/>
+          <w:sz w:val="21"/>
+        </w:rPr>
+        <w:t>2. Restore the name.</w:t>
+      </w:r>
+      <w:r>
+        <w:rPr>
+          <w:rFonts w:ascii="Georgia" w:hAnsi="Georgia" w:cs="Georgia"/>
+          <w:b w:val="0"/>
+          <w:i w:val="0"/>
+          <w:color w:val="222222"/>
+          <w:sz w:val="21"/>
+        </w:rPr>
+        <w:t xml:space="preserve"> Re-inscribe it with chalk, charcoal, or knife tip, set at the top of the stone the way a rite demands: Intelligence (Religion) or (History) DC 12.</w:t>
+      </w:r>
+    </w:p>
+    <w:p>
+      <w:pPr>
+        <w:pBdr>
+          <w:left w:val="double" w:sz="12" w:space="10" w:color="1F7A78"/>
+          <w:right w:val="double" w:sz="12" w:space="10" w:color="1F7A78"/>
+        </w:pBdr>
+        <w:shd w:val="clear" w:color="auto" w:fill="EAF4F3"/>
+        <w:spacing w:before="0" w:after="0"/>
+        <w:ind w:left="400" w:right="400"/>
+      </w:pPr>
+      <w:r>
+        <w:rPr>
+          <w:rFonts w:ascii="Georgia" w:hAnsi="Georgia" w:cs="Georgia"/>
+          <w:b/>
+          <w:i w:val="0"/>
+          <w:color w:val="222222"/>
+          <w:sz w:val="21"/>
+        </w:rPr>
+        <w:t>3. Ring the bell.</w:t>
+      </w:r>
+      <w:r>
+        <w:rPr>
+          <w:rFonts w:ascii="Georgia" w:hAnsi="Georgia" w:cs="Georgia"/>
+          <w:b w:val="0"/>
+          <w:i w:val="0"/>
+          <w:color w:val="222222"/>
+          <w:sz w:val="21"/>
+        </w:rPr>
+        <w:t xml:space="preserve"> Untie the black thread from the post bell's clapper and ring three times, speaking the name aloud (or a vow to remember). Ring one: the fog shivers. Ring two: the cypresses hush. Ring three: the ground answers with a sigh from deep below.</w:t>
+      </w:r>
+    </w:p>
+    <w:p>
+      <w:pPr>
+        <w:pBdr>
+          <w:left w:val="double" w:sz="12" w:space="10" w:color="1F7A78"/>
+          <w:right w:val="double" w:sz="12" w:space="10" w:color="1F7A78"/>
+        </w:pBdr>
+        <w:shd w:val="clear" w:color="auto" w:fill="EAF4F3"/>
+        <w:spacing w:before="0" w:after="0"/>
+        <w:ind w:left="400" w:right="400"/>
+      </w:pPr>
+      <w:r>
+        <w:rPr>
+          <w:rFonts w:ascii="Georgia" w:hAnsi="Georgia" w:cs="Georgia"/>
+          <w:b/>
+          <w:i w:val="0"/>
+          <w:color w:val="222222"/>
+          <w:sz w:val="21"/>
+        </w:rPr>
+        <w:t>4. Tie the Remembrance Knot.</w:t>
+      </w:r>
+      <w:r>
+        <w:rPr>
+          <w:rFonts w:ascii="Georgia" w:hAnsi="Georgia" w:cs="Georgia"/>
+          <w:b w:val="0"/>
+          <w:i w:val="0"/>
+          <w:color w:val="222222"/>
+          <w:sz w:val="21"/>
+        </w:rPr>
+        <w:t xml:space="preserve"> As an Action: make a loop, wrap twice, pull through once more, so a small tail points toward the sea. A hero who learned Captain Brynn's knots aboard the Stormwind ties it with advantage. If the knot is wrong, the ribbon loosens by itself and coils like a sleeping snake.</w:t>
+      </w:r>
+    </w:p>
+    <w:p>
+      <w:pPr>
+        <w:pBdr>
+          <w:left w:val="double" w:sz="12" w:space="10" w:color="1F7A78"/>
+          <w:right w:val="double" w:sz="12" w:space="10" w:color="1F7A78"/>
+        </w:pBdr>
+        <w:shd w:val="clear" w:color="auto" w:fill="EAF4F3"/>
+        <w:spacing w:before="0" w:after="0"/>
+        <w:ind w:left="400" w:right="400"/>
+      </w:pPr>
+    </w:p>
+    <w:p>
+      <w:pPr>
+        <w:pBdr>
+          <w:left w:val="double" w:sz="12" w:space="10" w:color="1F7A78"/>
+          <w:right w:val="double" w:sz="12" w:space="10" w:color="1F7A78"/>
+        </w:pBdr>
+        <w:shd w:val="clear" w:color="auto" w:fill="EAF4F3"/>
+        <w:spacing w:before="0" w:after="0"/>
+        <w:ind w:left="400" w:right="400"/>
+      </w:pPr>
+      <w:r>
+        <w:rPr>
+          <w:rFonts w:ascii="Georgia" w:hAnsi="Georgia" w:cs="Georgia"/>
+          <w:b/>
+          <w:i w:val="0"/>
+          <w:color w:val="222222"/>
+          <w:sz w:val="21"/>
+        </w:rPr>
+        <w:t>If the name is wrong or unknown</w:t>
+      </w:r>
+      <w:r>
+        <w:rPr>
+          <w:rFonts w:ascii="Georgia" w:hAnsi="Georgia" w:cs="Georgia"/>
+          <w:b w:val="0"/>
+          <w:i w:val="0"/>
+          <w:color w:val="222222"/>
+          <w:sz w:val="21"/>
+        </w:rPr>
+        <w:t>, the dead stir: 2 Zombies claw free (3 Zombies and 2 Skeletons if the rite is begun loud and careless). Lay them gently down; the rite can always be tried again.</w:t>
+      </w:r>
+    </w:p>
+    <w:p>
+      <w:pPr>
+        <w:pBdr>
+          <w:bottom w:val="double" w:sz="12" w:space="4" w:color="1F7A78"/>
+          <w:left w:val="double" w:sz="12" w:space="10" w:color="1F7A78"/>
+          <w:right w:val="double" w:sz="12" w:space="10" w:color="1F7A78"/>
+        </w:pBdr>
+        <w:shd w:val="clear" w:color="auto" w:fill="EAF4F3"/>
+        <w:spacing w:before="0" w:after="280"/>
+        <w:ind w:left="400" w:right="400"/>
+      </w:pPr>
+      <w:r>
+        <w:rPr>
+          <w:rFonts w:ascii="Georgia" w:hAnsi="Georgia" w:cs="Georgia"/>
+          <w:b/>
+          <w:i w:val="0"/>
+          <w:color w:val="222222"/>
+          <w:sz w:val="21"/>
+        </w:rPr>
+        <w:t>The blessing.</w:t>
+      </w:r>
+      <w:r>
+        <w:rPr>
+          <w:rFonts w:ascii="Georgia" w:hAnsi="Georgia" w:cs="Georgia"/>
+          <w:b w:val="0"/>
+          <w:i w:val="0"/>
+          <w:color w:val="222222"/>
+          <w:sz w:val="21"/>
+        </w:rPr>
+        <w:t xml:space="preserve"> When the knot takes hold, the soil settles and the stone warms in the palm. Every hero who took part gains </w:t>
+      </w:r>
+      <w:r>
+        <w:rPr>
+          <w:rFonts w:ascii="Georgia" w:hAnsi="Georgia" w:cs="Georgia"/>
+          <w:b/>
+          <w:i w:val="0"/>
+          <w:color w:val="222222"/>
+          <w:sz w:val="21"/>
+        </w:rPr>
+        <w:t>Hold Fast</w:t>
+      </w:r>
+      <w:r>
+        <w:rPr>
+          <w:rFonts w:ascii="Georgia" w:hAnsi="Georgia" w:cs="Georgia"/>
+          <w:b w:val="0"/>
+          <w:i w:val="0"/>
+          <w:color w:val="222222"/>
+          <w:sz w:val="21"/>
+        </w:rPr>
+        <w:t>: once this session, advantage on one Wisdom save against forgetfulness or the song.</w:t>
+      </w:r>
+    </w:p>
+    <w:p>
+      <w:pPr>
+        <w:pBdr>
+          <w:left w:val="single" w:sz="18" w:space="12" w:color="B8860B"/>
+        </w:pBdr>
+        <w:shd w:val="clear" w:color="auto" w:fill="FBF6EA"/>
+        <w:spacing w:before="30" w:after="70"/>
+        <w:ind w:left="340" w:right="340"/>
+      </w:pPr>
+      <w:r>
+        <w:rPr>
+          <w:rFonts w:ascii="Georgia" w:hAnsi="Georgia" w:cs="Georgia"/>
+          <w:b w:val="0"/>
+          <w:i w:val="0"/>
+          <w:color w:val="222222"/>
+          <w:sz w:val="21"/>
+        </w:rPr>
+        <w:t xml:space="preserve">The heroes put them gently back to rest, and one risen hand, ash-pale, is found clutching a scrap of something stiff. Stabby pries it free: a </w:t>
+      </w:r>
+      <w:r>
+        <w:rPr>
+          <w:rFonts w:ascii="Georgia" w:hAnsi="Georgia" w:cs="Georgia"/>
+          <w:b/>
+          <w:i w:val="0"/>
+          <w:color w:val="222222"/>
+          <w:sz w:val="21"/>
+        </w:rPr>
+        <w:t>parcel slip</w:t>
+      </w:r>
+      <w:r>
+        <w:rPr>
+          <w:rFonts w:ascii="Georgia" w:hAnsi="Georgia" w:cs="Georgia"/>
+          <w:b w:val="0"/>
+          <w:i w:val="0"/>
+          <w:color w:val="222222"/>
+          <w:sz w:val="21"/>
+        </w:rPr>
+        <w:t xml:space="preserve">, creased and dirt-stained but legible, made out in tidy ink. </w:t>
+      </w:r>
+      <w:r>
+        <w:rPr>
+          <w:rFonts w:ascii="Georgia" w:hAnsi="Georgia" w:cs="Georgia"/>
+          <w:b w:val="0"/>
+          <w:i/>
+          <w:color w:val="222222"/>
+          <w:sz w:val="21"/>
+        </w:rPr>
+        <w:t>To HARLAN WICKE, 3 Lantern Lane.</w:t>
+      </w:r>
+      <w:r>
+        <w:rPr>
+          <w:rFonts w:ascii="Georgia" w:hAnsi="Georgia" w:cs="Georgia"/>
+          <w:b w:val="0"/>
+          <w:i w:val="0"/>
+          <w:color w:val="222222"/>
+          <w:sz w:val="21"/>
+        </w:rPr>
+        <w:t xml:space="preserve"> Nobody in Wraithpine remembers any Harlan. Stabby pockets the slip.</w:t>
+      </w:r>
+    </w:p>
+    <w:p>
+      <w:pPr>
+        <w:pBdr>
+          <w:left w:val="single" w:sz="18" w:space="12" w:color="5B2A86"/>
+        </w:pBdr>
+        <w:shd w:val="clear" w:color="auto" w:fill="F4F0FA"/>
+        <w:spacing w:before="30" w:after="70"/>
+        <w:ind w:left="340" w:right="340"/>
+      </w:pPr>
+      <w:r>
+        <w:rPr>
+          <w:rFonts w:ascii="Georgia" w:hAnsi="Georgia" w:cs="Georgia"/>
+          <w:b w:val="0"/>
+          <w:i w:val="0"/>
+          <w:color w:val="222222"/>
+          <w:sz w:val="19"/>
+        </w:rPr>
+        <w:t>▶ [DM CHECK: the original document never records whose grave this is or what name the heroes restored. The stage-mask maker's mark points to a performer the creature took long ago. Any remembered name, laid with care, satisfies the rite.]</w:t>
+      </w:r>
+    </w:p>
+    <w:p>
       <w:pPr>
         <w:keepNext/>
         <w:spacing w:before="120" w:after="40"/>
@@ -2056,284 +2569,6 @@
       </w:r>
     </w:p>
     <w:p>
-      <w:r>
-        <w:br w:type="page"/>
-      </w:r>
-    </w:p>
-    <w:p>
-      <w:pPr>
-        <w:keepNext/>
-        <w:pBdr>
-          <w:top w:val="double" w:sz="12" w:space="4" w:color="1F7A78"/>
-          <w:left w:val="double" w:sz="12" w:space="10" w:color="1F7A78"/>
-          <w:right w:val="double" w:sz="12" w:space="10" w:color="1F7A78"/>
-        </w:pBdr>
-        <w:shd w:val="clear" w:color="auto" w:fill="EAF4F3"/>
-        <w:spacing w:before="280" w:after="60"/>
-        <w:ind w:left="400" w:right="400"/>
-        <w:jc w:val="center"/>
-      </w:pPr>
-      <w:r>
-        <w:rPr>
-          <w:rFonts w:ascii="Georgia" w:hAnsi="Georgia" w:cs="Georgia"/>
-          <w:b/>
-          <w:color w:val="1F7A78"/>
-          <w:sz w:val="27"/>
-        </w:rPr>
-        <w:t>✦  LAY A RIBBON: THE RITE OF THE FORGOTTEN NAME  ✦</w:t>
-      </w:r>
-    </w:p>
-    <w:p>
-      <w:pPr>
-        <w:pBdr>
-          <w:left w:val="double" w:sz="12" w:space="10" w:color="1F7A78"/>
-          <w:right w:val="double" w:sz="12" w:space="10" w:color="1F7A78"/>
-        </w:pBdr>
-        <w:shd w:val="clear" w:color="auto" w:fill="EAF4F3"/>
-        <w:spacing w:before="0" w:after="0"/>
-        <w:ind w:left="400" w:right="400"/>
-      </w:pPr>
-      <w:r>
-        <w:rPr>
-          <w:rFonts w:ascii="Georgia" w:hAnsi="Georgia" w:cs="Georgia"/>
-          <w:b w:val="0"/>
-          <w:i/>
-          <w:color w:val="222222"/>
-          <w:sz w:val="21"/>
-        </w:rPr>
-        <w:t>A grave whose name has been chiseled away will not stay quiet: the dead do not wish to be laid twice. The rite has four steps, and any hero may perform them.</w:t>
-      </w:r>
-    </w:p>
-    <w:p>
-      <w:pPr>
-        <w:pBdr>
-          <w:left w:val="double" w:sz="12" w:space="10" w:color="1F7A78"/>
-          <w:right w:val="double" w:sz="12" w:space="10" w:color="1F7A78"/>
-        </w:pBdr>
-        <w:shd w:val="clear" w:color="auto" w:fill="EAF4F3"/>
-        <w:spacing w:before="0" w:after="0"/>
-        <w:ind w:left="400" w:right="400"/>
-      </w:pPr>
-    </w:p>
-    <w:p>
-      <w:pPr>
-        <w:pBdr>
-          <w:left w:val="double" w:sz="12" w:space="10" w:color="1F7A78"/>
-          <w:right w:val="double" w:sz="12" w:space="10" w:color="1F7A78"/>
-        </w:pBdr>
-        <w:shd w:val="clear" w:color="auto" w:fill="EAF4F3"/>
-        <w:spacing w:before="0" w:after="0"/>
-        <w:ind w:left="400" w:right="400"/>
-      </w:pPr>
-      <w:r>
-        <w:rPr>
-          <w:rFonts w:ascii="Georgia" w:hAnsi="Georgia" w:cs="Georgia"/>
-          <w:b/>
-          <w:i w:val="0"/>
-          <w:color w:val="222222"/>
-          <w:sz w:val="21"/>
-        </w:rPr>
-        <w:t>1. Raise the letter ghosts.</w:t>
-      </w:r>
-      <w:r>
-        <w:rPr>
-          <w:rFonts w:ascii="Georgia" w:hAnsi="Georgia" w:cs="Georgia"/>
-          <w:b w:val="0"/>
-          <w:i w:val="0"/>
-          <w:color w:val="222222"/>
-          <w:sz w:val="21"/>
-        </w:rPr>
-        <w:t xml:space="preserve"> Rub charcoal across the scraped line: Intelligence (Investigation) DC 12 to make out the ghosts of the letters, faint as footprints in frost.</w:t>
-      </w:r>
-    </w:p>
-    <w:p>
-      <w:pPr>
-        <w:pBdr>
-          <w:left w:val="double" w:sz="12" w:space="10" w:color="1F7A78"/>
-          <w:right w:val="double" w:sz="12" w:space="10" w:color="1F7A78"/>
-        </w:pBdr>
-        <w:shd w:val="clear" w:color="auto" w:fill="EAF4F3"/>
-        <w:spacing w:before="0" w:after="0"/>
-        <w:ind w:left="400" w:right="400"/>
-      </w:pPr>
-      <w:r>
-        <w:rPr>
-          <w:rFonts w:ascii="Georgia" w:hAnsi="Georgia" w:cs="Georgia"/>
-          <w:b/>
-          <w:i w:val="0"/>
-          <w:color w:val="222222"/>
-          <w:sz w:val="21"/>
-        </w:rPr>
-        <w:t>2. Restore the name.</w:t>
-      </w:r>
-      <w:r>
-        <w:rPr>
-          <w:rFonts w:ascii="Georgia" w:hAnsi="Georgia" w:cs="Georgia"/>
-          <w:b w:val="0"/>
-          <w:i w:val="0"/>
-          <w:color w:val="222222"/>
-          <w:sz w:val="21"/>
-        </w:rPr>
-        <w:t xml:space="preserve"> Re-inscribe it with chalk, charcoal, or knife tip, set at the top of the stone the way a rite demands: Intelligence (Religion) or (History) DC 12.</w:t>
-      </w:r>
-    </w:p>
-    <w:p>
-      <w:pPr>
-        <w:pBdr>
-          <w:left w:val="double" w:sz="12" w:space="10" w:color="1F7A78"/>
-          <w:right w:val="double" w:sz="12" w:space="10" w:color="1F7A78"/>
-        </w:pBdr>
-        <w:shd w:val="clear" w:color="auto" w:fill="EAF4F3"/>
-        <w:spacing w:before="0" w:after="0"/>
-        <w:ind w:left="400" w:right="400"/>
-      </w:pPr>
-      <w:r>
-        <w:rPr>
-          <w:rFonts w:ascii="Georgia" w:hAnsi="Georgia" w:cs="Georgia"/>
-          <w:b/>
-          <w:i w:val="0"/>
-          <w:color w:val="222222"/>
-          <w:sz w:val="21"/>
-        </w:rPr>
-        <w:t>3. Ring the bell.</w:t>
-      </w:r>
-      <w:r>
-        <w:rPr>
-          <w:rFonts w:ascii="Georgia" w:hAnsi="Georgia" w:cs="Georgia"/>
-          <w:b w:val="0"/>
-          <w:i w:val="0"/>
-          <w:color w:val="222222"/>
-          <w:sz w:val="21"/>
-        </w:rPr>
-        <w:t xml:space="preserve"> Untie the black thread from the post bell's clapper and ring three times, speaking the name aloud (or a vow to remember). Ring one: the fog shivers. Ring two: the cypresses hush. Ring three: the ground answers with a sigh from deep below.</w:t>
-      </w:r>
-    </w:p>
-    <w:p>
-      <w:pPr>
-        <w:pBdr>
-          <w:left w:val="double" w:sz="12" w:space="10" w:color="1F7A78"/>
-          <w:right w:val="double" w:sz="12" w:space="10" w:color="1F7A78"/>
-        </w:pBdr>
-        <w:shd w:val="clear" w:color="auto" w:fill="EAF4F3"/>
-        <w:spacing w:before="0" w:after="0"/>
-        <w:ind w:left="400" w:right="400"/>
-      </w:pPr>
-      <w:r>
-        <w:rPr>
-          <w:rFonts w:ascii="Georgia" w:hAnsi="Georgia" w:cs="Georgia"/>
-          <w:b/>
-          <w:i w:val="0"/>
-          <w:color w:val="222222"/>
-          <w:sz w:val="21"/>
-        </w:rPr>
-        <w:t>4. Tie the Remembrance Knot.</w:t>
-      </w:r>
-      <w:r>
-        <w:rPr>
-          <w:rFonts w:ascii="Georgia" w:hAnsi="Georgia" w:cs="Georgia"/>
-          <w:b w:val="0"/>
-          <w:i w:val="0"/>
-          <w:color w:val="222222"/>
-          <w:sz w:val="21"/>
-        </w:rPr>
-        <w:t xml:space="preserve"> As an Action: make a loop, wrap twice, pull through once more, so a small tail points toward the sea. A hero who learned Captain Brynn's knots aboard the Stormwind ties it with advantage. If the knot is wrong, the ribbon loosens by itself and coils like a sleeping snake.</w:t>
-      </w:r>
-    </w:p>
-    <w:p>
-      <w:pPr>
-        <w:pBdr>
-          <w:left w:val="double" w:sz="12" w:space="10" w:color="1F7A78"/>
-          <w:right w:val="double" w:sz="12" w:space="10" w:color="1F7A78"/>
-        </w:pBdr>
-        <w:shd w:val="clear" w:color="auto" w:fill="EAF4F3"/>
-        <w:spacing w:before="0" w:after="0"/>
-        <w:ind w:left="400" w:right="400"/>
-      </w:pPr>
-    </w:p>
-    <w:p>
-      <w:pPr>
-        <w:pBdr>
-          <w:left w:val="double" w:sz="12" w:space="10" w:color="1F7A78"/>
-          <w:right w:val="double" w:sz="12" w:space="10" w:color="1F7A78"/>
-        </w:pBdr>
-        <w:shd w:val="clear" w:color="auto" w:fill="EAF4F3"/>
-        <w:spacing w:before="0" w:after="0"/>
-        <w:ind w:left="400" w:right="400"/>
-      </w:pPr>
-      <w:r>
-        <w:rPr>
-          <w:rFonts w:ascii="Georgia" w:hAnsi="Georgia" w:cs="Georgia"/>
-          <w:b/>
-          <w:i w:val="0"/>
-          <w:color w:val="222222"/>
-          <w:sz w:val="21"/>
-        </w:rPr>
-        <w:t>If the name is wrong or unknown</w:t>
-      </w:r>
-      <w:r>
-        <w:rPr>
-          <w:rFonts w:ascii="Georgia" w:hAnsi="Georgia" w:cs="Georgia"/>
-          <w:b w:val="0"/>
-          <w:i w:val="0"/>
-          <w:color w:val="222222"/>
-          <w:sz w:val="21"/>
-        </w:rPr>
-        <w:t>, the dead stir: 2 Zombies claw free (3 Zombies and 2 Skeletons if the rite is begun loud and careless). Lay them gently down; the rite can always be tried again.</w:t>
-      </w:r>
-    </w:p>
-    <w:p>
-      <w:pPr>
-        <w:pBdr>
-          <w:bottom w:val="double" w:sz="12" w:space="4" w:color="1F7A78"/>
-          <w:left w:val="double" w:sz="12" w:space="10" w:color="1F7A78"/>
-          <w:right w:val="double" w:sz="12" w:space="10" w:color="1F7A78"/>
-        </w:pBdr>
-        <w:shd w:val="clear" w:color="auto" w:fill="EAF4F3"/>
-        <w:spacing w:before="0" w:after="280"/>
-        <w:ind w:left="400" w:right="400"/>
-      </w:pPr>
-      <w:r>
-        <w:rPr>
-          <w:rFonts w:ascii="Georgia" w:hAnsi="Georgia" w:cs="Georgia"/>
-          <w:b/>
-          <w:i w:val="0"/>
-          <w:color w:val="222222"/>
-          <w:sz w:val="21"/>
-        </w:rPr>
-        <w:t>The blessing.</w:t>
-      </w:r>
-      <w:r>
-        <w:rPr>
-          <w:rFonts w:ascii="Georgia" w:hAnsi="Georgia" w:cs="Georgia"/>
-          <w:b w:val="0"/>
-          <w:i w:val="0"/>
-          <w:color w:val="222222"/>
-          <w:sz w:val="21"/>
-        </w:rPr>
-        <w:t xml:space="preserve"> When the knot takes hold, the soil settles and the stone warms in the palm. Every hero who took part gains </w:t>
-      </w:r>
-      <w:r>
-        <w:rPr>
-          <w:rFonts w:ascii="Georgia" w:hAnsi="Georgia" w:cs="Georgia"/>
-          <w:b/>
-          <w:i w:val="0"/>
-          <w:color w:val="222222"/>
-          <w:sz w:val="21"/>
-        </w:rPr>
-        <w:t>Hold Fast</w:t>
-      </w:r>
-      <w:r>
-        <w:rPr>
-          <w:rFonts w:ascii="Georgia" w:hAnsi="Georgia" w:cs="Georgia"/>
-          <w:b w:val="0"/>
-          <w:i w:val="0"/>
-          <w:color w:val="222222"/>
-          <w:sz w:val="21"/>
-        </w:rPr>
-        <w:t>: once this session, advantage on one Wisdom save against forgetfulness or the song.</w:t>
-      </w:r>
-    </w:p>
-    <w:p>
       <w:pPr>
         <w:pBdr>
           <w:left w:val="single" w:sz="18" w:space="12" w:color="B8860B"/>
@@ -2350,7 +2585,7 @@
           <w:color w:val="222222"/>
           <w:sz w:val="21"/>
         </w:rPr>
-        <w:t xml:space="preserve">The heroes put them gently back to rest, and then they do the older, kinder work. Charcoal rubbed across the blank line raises the ghosts of letters, like footprints in frost. The name is written back where it belongs. The post bell's clapper is untied and rung three times, and at the third ring the ground answers with a sigh from deep below. Last comes the ribbon: loop, wrap twice, pull through, a small tail pointing toward the sea, tied exactly the way </w:t>
+        <w:t xml:space="preserve">Then they do the older, kinder work. Charcoal rubbed across the blank line raises the ghosts of letters, like footprints in frost. The name is written back where it belongs. The post bell's clapper is untied and rung three times, and at the third ring the ground answers with a sigh from deep below. Last comes the ribbon: loop, wrap twice, pull through, a small tail pointing toward the sea, tied exactly the way </w:t>
       </w:r>
       <w:r>
         <w:rPr>
@@ -2404,7 +2639,7 @@
           <w:color w:val="222222"/>
           <w:sz w:val="21"/>
         </w:rPr>
-        <w:t>Three threads, one knot. A cellar that breathed, a field of straw that pointed at the theater, a grave that forgot its name. And in Stabby's pocket, a parcel slip found along the way, made out to a man nobody in Wraithpine could remember.</w:t>
+        <w:t>Three threads, one knot. A cellar that breathed, a field of straw that pointed at the theater, a grave that forgot its name. And in Stabby's pocket, the parcel slip pried from the churned earth of the hill, made out to a man nobody in Wraithpine could remember.</w:t>
       </w:r>
     </w:p>
     <w:p>
@@ -4474,7 +4709,7 @@
           <w:color w:val="222222"/>
           <w:sz w:val="21"/>
         </w:rPr>
-        <w:t xml:space="preserve"> holds them so tightly their hats fall off, weeping for Harlan and for joy in the same breath, and this time no fog comes to take the feeling away. Her children are safe. Their father will be remembered. The family grieves together, which is the only way grief ever gets lighter.</w:t>
+        <w:t xml:space="preserve"> holds them so tightly their hats fall off, weeping for Harlan and for joy in the same breath, and this time no fog comes to take the feeling away. Ursa steps forward and presses something small into her hand: Harlan's carved whistle, worn smooth by a lifetime in his pocket, carried up out of the dark. Her children are safe. Their father will be remembered. The family grieves together, which is the only way grief ever gets lighter.</w:t>
       </w:r>
     </w:p>
     <w:p>
@@ -4747,7 +4982,97 @@
           <w:color w:val="222222"/>
           <w:sz w:val="18"/>
         </w:rPr>
-        <w:t xml:space="preserve"> +6 to hit, reach 10 ft., 13 (2d8 + 4) piercing, and the target is grappled (escape DC 14).</w:t>
+        <w:t xml:space="preserve"> +6 to hit, reach 10 ft., 13 (2d8 + 4) piercing, and the target is grappled (escape DC 14). While it has a creature grappled, the head cannot bite a different target.</w:t>
+      </w:r>
+    </w:p>
+    <w:p>
+      <w:pPr>
+        <w:pBdr>
+          <w:left w:val="single" w:sz="18" w:space="12" w:color="8B2020"/>
+        </w:pBdr>
+        <w:shd w:val="clear" w:color="auto" w:fill="FCF6F6"/>
+        <w:spacing w:before="30" w:after="70"/>
+        <w:ind w:left="340" w:right="340"/>
+      </w:pPr>
+      <w:r>
+        <w:rPr>
+          <w:rFonts w:ascii="Georgia" w:hAnsi="Georgia" w:cs="Georgia"/>
+          <w:b/>
+          <w:i w:val="0"/>
+          <w:color w:val="222222"/>
+          <w:sz w:val="18"/>
+        </w:rPr>
+        <w:t>Lurch and Drag.</w:t>
+      </w:r>
+      <w:r>
+        <w:rPr>
+          <w:rFonts w:ascii="Georgia" w:hAnsi="Georgia" w:cs="Georgia"/>
+          <w:b w:val="0"/>
+          <w:i w:val="0"/>
+          <w:color w:val="222222"/>
+          <w:sz w:val="18"/>
+        </w:rPr>
+        <w:t xml:space="preserve"> The head drags a creature it is grappling 5 ft. toward the trapdoor; the creature makes a DC 13 Wisdom save or loses a word or a thought for a heartbeat.</w:t>
+      </w:r>
+    </w:p>
+    <w:p>
+      <w:pPr>
+        <w:pBdr>
+          <w:left w:val="single" w:sz="18" w:space="12" w:color="8B2020"/>
+        </w:pBdr>
+        <w:shd w:val="clear" w:color="auto" w:fill="FCF6F6"/>
+        <w:spacing w:before="30" w:after="70"/>
+        <w:ind w:left="340" w:right="340"/>
+      </w:pPr>
+      <w:r>
+        <w:rPr>
+          <w:rFonts w:ascii="Georgia" w:hAnsi="Georgia" w:cs="Georgia"/>
+          <w:b/>
+          <w:i w:val="0"/>
+          <w:color w:val="222222"/>
+          <w:sz w:val="18"/>
+        </w:rPr>
+        <w:t>Wrench (bonus action).</w:t>
+      </w:r>
+      <w:r>
+        <w:rPr>
+          <w:rFonts w:ascii="Georgia" w:hAnsi="Georgia" w:cs="Georgia"/>
+          <w:b w:val="0"/>
+          <w:i w:val="0"/>
+          <w:color w:val="222222"/>
+          <w:sz w:val="18"/>
+        </w:rPr>
+        <w:t xml:space="preserve"> A creature the head is grappling makes a DC 14 Strength save or is knocked prone and takes 5 (1d6 + 2) bludgeoning as the jaw grinds it against the floorboards.</w:t>
+      </w:r>
+    </w:p>
+    <w:p>
+      <w:pPr>
+        <w:pBdr>
+          <w:left w:val="single" w:sz="18" w:space="12" w:color="8B2020"/>
+        </w:pBdr>
+        <w:shd w:val="clear" w:color="auto" w:fill="FCF6F6"/>
+        <w:spacing w:before="30" w:after="70"/>
+        <w:ind w:left="340" w:right="340"/>
+      </w:pPr>
+      <w:r>
+        <w:rPr>
+          <w:rFonts w:ascii="Georgia" w:hAnsi="Georgia" w:cs="Georgia"/>
+          <w:b/>
+          <w:i w:val="0"/>
+          <w:color w:val="222222"/>
+          <w:sz w:val="18"/>
+        </w:rPr>
+        <w:t>Recoil from Flame (reaction).</w:t>
+      </w:r>
+      <w:r>
+        <w:rPr>
+          <w:rFonts w:ascii="Georgia" w:hAnsi="Georgia" w:cs="Georgia"/>
+          <w:b w:val="0"/>
+          <w:i w:val="0"/>
+          <w:color w:val="222222"/>
+          <w:sz w:val="18"/>
+        </w:rPr>
+        <w:t xml:space="preserve"> When the head takes fire damage, it has disadvantage on its next attack roll before the end of its next turn.</w:t>
       </w:r>
     </w:p>
     <w:p>
@@ -4857,7 +5182,7 @@
           <w:color w:val="222222"/>
           <w:sz w:val="18"/>
         </w:rPr>
-        <w:t xml:space="preserve"> AC 14, HP 45 (6d10 + 12) each, reach 15 ft. from a floor port; a head may withdraw and re-emerge from any port on its turn.</w:t>
+        <w:t xml:space="preserve"> AC 14, HP 45 (6d10 + 12) each, Speed 30 ft. through the under-floor tunnels, climb 20 ft., reach 15 ft. from a floor port; on its turn a head may withdraw (no opportunity attacks), move up to 30 ft., and re-emerge from any port.</w:t>
       </w:r>
     </w:p>
     <w:p>
@@ -4977,7 +5302,7 @@
           <w:color w:val="222222"/>
           <w:sz w:val="18"/>
         </w:rPr>
-        <w:t>Bite (head).</w:t>
+        <w:t>Regurgitate Remnants (body, recharge 5 or 6).</w:t>
       </w:r>
       <w:r>
         <w:rPr>
@@ -4987,7 +5312,7 @@
           <w:color w:val="222222"/>
           <w:sz w:val="18"/>
         </w:rPr>
-        <w:t xml:space="preserve"> +7 to hit, reach 15 ft., 14 (2d10 + 3) piercing, and the target is grappled (escape DC 14).</w:t>
+        <w:t xml:space="preserve"> A 15-ft. cone of bone and cloth: DC 14 Dexterity save or take 13 (3d8) necrotic and lose 10 ft. of speed until the end of the target's next turn; a shattered skull and a black ribbon clatter free (a clue).</w:t>
       </w:r>
     </w:p>
     <w:p>
@@ -5007,6 +5332,76 @@
           <w:color w:val="222222"/>
           <w:sz w:val="18"/>
         </w:rPr>
+        <w:t>Bite (head).</w:t>
+      </w:r>
+      <w:r>
+        <w:rPr>
+          <w:rFonts w:ascii="Georgia" w:hAnsi="Georgia" w:cs="Georgia"/>
+          <w:b w:val="0"/>
+          <w:i w:val="0"/>
+          <w:color w:val="222222"/>
+          <w:sz w:val="18"/>
+        </w:rPr>
+        <w:t xml:space="preserve"> +7 to hit, reach 15 ft., 14 (2d10 + 3) piercing, and the target is grappled (escape DC 14); while grappling, that head cannot bite a different target. </w:t>
+      </w:r>
+      <w:r>
+        <w:rPr>
+          <w:rFonts w:ascii="Georgia" w:hAnsi="Georgia" w:cs="Georgia"/>
+          <w:b/>
+          <w:i w:val="0"/>
+          <w:color w:val="222222"/>
+          <w:sz w:val="18"/>
+        </w:rPr>
+        <w:t>Reel (head).</w:t>
+      </w:r>
+      <w:r>
+        <w:rPr>
+          <w:rFonts w:ascii="Georgia" w:hAnsi="Georgia" w:cs="Georgia"/>
+          <w:b w:val="0"/>
+          <w:i w:val="0"/>
+          <w:color w:val="222222"/>
+          <w:sz w:val="18"/>
+        </w:rPr>
+        <w:t xml:space="preserve"> A creature grappled by a head makes a DC 14 Strength save or is pulled 10 ft. toward the port and knocked prone. </w:t>
+      </w:r>
+      <w:r>
+        <w:rPr>
+          <w:rFonts w:ascii="Georgia" w:hAnsi="Georgia" w:cs="Georgia"/>
+          <w:b/>
+          <w:i w:val="0"/>
+          <w:color w:val="222222"/>
+          <w:sz w:val="18"/>
+        </w:rPr>
+        <w:t>Snap (head reaction).</w:t>
+      </w:r>
+      <w:r>
+        <w:rPr>
+          <w:rFonts w:ascii="Georgia" w:hAnsi="Georgia" w:cs="Georgia"/>
+          <w:b w:val="0"/>
+          <w:i w:val="0"/>
+          <w:color w:val="222222"/>
+          <w:sz w:val="18"/>
+        </w:rPr>
+        <w:t xml:space="preserve"> When a creature moves within 15 ft. of a head, that head makes one Bite against it.</w:t>
+      </w:r>
+    </w:p>
+    <w:p>
+      <w:pPr>
+        <w:pBdr>
+          <w:left w:val="single" w:sz="18" w:space="12" w:color="8B2020"/>
+        </w:pBdr>
+        <w:shd w:val="clear" w:color="auto" w:fill="FCF6F6"/>
+        <w:spacing w:before="30" w:after="70"/>
+        <w:ind w:left="340" w:right="340"/>
+      </w:pPr>
+      <w:r>
+        <w:rPr>
+          <w:rFonts w:ascii="Georgia" w:hAnsi="Georgia" w:cs="Georgia"/>
+          <w:b/>
+          <w:i w:val="0"/>
+          <w:color w:val="222222"/>
+          <w:sz w:val="18"/>
+        </w:rPr>
         <w:t>Legendary Actions.</w:t>
       </w:r>
       <w:r>
@@ -5018,6 +5413,41 @@
           <w:sz w:val="18"/>
         </w:rPr>
         <w:t xml:space="preserve"> One per living head, max 3/round: Hum Surge (one creature within 60 ft., DC 15 Wisdom or lose concentration and move only 10 ft. next turn), Bone Shift (reshape the mound; one 10-ft. square becomes difficult terrain or clears), Coordinate Strike (one head bites).</w:t>
+      </w:r>
+    </w:p>
+    <w:p>
+      <w:pPr>
+        <w:pBdr>
+          <w:left w:val="single" w:sz="18" w:space="12" w:color="8B2020"/>
+        </w:pBdr>
+        <w:shd w:val="clear" w:color="auto" w:fill="FCF6F6"/>
+        <w:spacing w:before="30" w:after="70"/>
+        <w:ind w:left="340" w:right="340"/>
+      </w:pPr>
+      <w:r>
+        <w:rPr>
+          <w:rFonts w:ascii="Georgia" w:hAnsi="Georgia" w:cs="Georgia"/>
+          <w:b/>
+          <w:i w:val="0"/>
+          <w:color w:val="222222"/>
+          <w:sz w:val="18"/>
+        </w:rPr>
+        <w:t>Lair actions</w:t>
+      </w:r>
+      <w:r>
+        <w:rPr>
+          <w:rFonts w:ascii="Georgia" w:hAnsi="Georgia" w:cs="Georgia"/>
+          <w:b w:val="0"/>
+          <w:i w:val="0"/>
+          <w:color w:val="222222"/>
+          <w:sz w:val="18"/>
+        </w:rPr>
+        <w:t xml:space="preserve"> run on initiative count 20, one per round (full text in the Part Four DM notes): Stage Drop, Mask of Memory, Gasping Vent.</w:t>
+      </w:r>
+    </w:p>
+    <w:p>
+      <w:r>
+        <w:br w:type="page"/>
       </w:r>
     </w:p>
     <w:p>
@@ -5282,17 +5712,282 @@
     </w:p>
     <w:p>
       <w:pPr>
-        <w:spacing w:after="80"/>
-      </w:pPr>
+        <w:keepNext/>
+        <w:pBdr>
+          <w:left w:val="single" w:sz="18" w:space="12" w:color="8B2020"/>
+        </w:pBdr>
+        <w:shd w:val="clear" w:color="auto" w:fill="FCF6F6"/>
+        <w:spacing w:before="30" w:after="70"/>
+        <w:ind w:left="340" w:right="340"/>
+      </w:pPr>
+      <w:r>
+        <w:rPr>
+          <w:rFonts w:ascii="Georgia" w:hAnsi="Georgia" w:cs="Georgia"/>
+          <w:b/>
+          <w:color w:val="8B2020"/>
+          <w:sz w:val="22"/>
+        </w:rPr>
+        <w:t>Cellar Rats and Restless Dead (compact)</w:t>
+      </w:r>
+    </w:p>
+    <w:p>
+      <w:pPr>
+        <w:pBdr>
+          <w:left w:val="single" w:sz="18" w:space="12" w:color="8B2020"/>
+        </w:pBdr>
+        <w:shd w:val="clear" w:color="auto" w:fill="FCF6F6"/>
+        <w:spacing w:before="30" w:after="70"/>
+        <w:ind w:left="340" w:right="340"/>
+      </w:pPr>
+      <w:r>
+        <w:rPr>
+          <w:rFonts w:ascii="Georgia" w:hAnsi="Georgia" w:cs="Georgia"/>
+          <w:b/>
+          <w:i w:val="0"/>
+          <w:color w:val="222222"/>
+          <w:sz w:val="18"/>
+        </w:rPr>
+        <w:t>Giant Rat.</w:t>
+      </w:r>
       <w:r>
         <w:rPr>
           <w:rFonts w:ascii="Georgia" w:hAnsi="Georgia" w:cs="Georgia"/>
           <w:b w:val="0"/>
           <w:i w:val="0"/>
           <w:color w:val="222222"/>
-          <w:sz w:val="21"/>
-        </w:rPr>
-        <w:t>The cellar rats (Swarm of Rats, Giant Rat) and the graveyard's restless dead (Zombie, Skeleton) use their standard book statistics.</w:t>
+          <w:sz w:val="18"/>
+        </w:rPr>
+        <w:t xml:space="preserve"> Small beast, CR 1/8. AC 12, HP 7 (2d6), Speed 30 ft., darkvision 60 ft. </w:t>
+      </w:r>
+      <w:r>
+        <w:rPr>
+          <w:rFonts w:ascii="Georgia" w:hAnsi="Georgia" w:cs="Georgia"/>
+          <w:b/>
+          <w:i w:val="0"/>
+          <w:color w:val="222222"/>
+          <w:sz w:val="18"/>
+        </w:rPr>
+        <w:t>Pack Tactics</w:t>
+      </w:r>
+      <w:r>
+        <w:rPr>
+          <w:rFonts w:ascii="Georgia" w:hAnsi="Georgia" w:cs="Georgia"/>
+          <w:b w:val="0"/>
+          <w:i w:val="0"/>
+          <w:color w:val="222222"/>
+          <w:sz w:val="18"/>
+        </w:rPr>
+        <w:t xml:space="preserve"> (advantage on attacks if an ally is within 5 ft. of the target). </w:t>
+      </w:r>
+      <w:r>
+        <w:rPr>
+          <w:rFonts w:ascii="Georgia" w:hAnsi="Georgia" w:cs="Georgia"/>
+          <w:b/>
+          <w:i w:val="0"/>
+          <w:color w:val="222222"/>
+          <w:sz w:val="18"/>
+        </w:rPr>
+        <w:t>Bite.</w:t>
+      </w:r>
+      <w:r>
+        <w:rPr>
+          <w:rFonts w:ascii="Georgia" w:hAnsi="Georgia" w:cs="Georgia"/>
+          <w:b w:val="0"/>
+          <w:i w:val="0"/>
+          <w:color w:val="222222"/>
+          <w:sz w:val="18"/>
+        </w:rPr>
+        <w:t xml:space="preserve"> +4 to hit, 4 (1d4 + 2) piercing.</w:t>
+      </w:r>
+    </w:p>
+    <w:p>
+      <w:pPr>
+        <w:pBdr>
+          <w:left w:val="single" w:sz="18" w:space="12" w:color="8B2020"/>
+        </w:pBdr>
+        <w:shd w:val="clear" w:color="auto" w:fill="FCF6F6"/>
+        <w:spacing w:before="30" w:after="70"/>
+        <w:ind w:left="340" w:right="340"/>
+      </w:pPr>
+      <w:r>
+        <w:rPr>
+          <w:rFonts w:ascii="Georgia" w:hAnsi="Georgia" w:cs="Georgia"/>
+          <w:b/>
+          <w:i w:val="0"/>
+          <w:color w:val="222222"/>
+          <w:sz w:val="18"/>
+        </w:rPr>
+        <w:t>Swarm of Rats.</w:t>
+      </w:r>
+      <w:r>
+        <w:rPr>
+          <w:rFonts w:ascii="Georgia" w:hAnsi="Georgia" w:cs="Georgia"/>
+          <w:b w:val="0"/>
+          <w:i w:val="0"/>
+          <w:color w:val="222222"/>
+          <w:sz w:val="18"/>
+        </w:rPr>
+        <w:t xml:space="preserve"> Medium swarm of Tiny beasts, CR 1/4. AC 10, HP 24 (7d8 - 7), Speed 30 ft. Resistant to bludgeoning, piercing, and slashing; immune to being grappled, prone, or restrained; occupies other creatures' spaces. </w:t>
+      </w:r>
+      <w:r>
+        <w:rPr>
+          <w:rFonts w:ascii="Georgia" w:hAnsi="Georgia" w:cs="Georgia"/>
+          <w:b/>
+          <w:i w:val="0"/>
+          <w:color w:val="222222"/>
+          <w:sz w:val="18"/>
+        </w:rPr>
+        <w:t>Bites.</w:t>
+      </w:r>
+      <w:r>
+        <w:rPr>
+          <w:rFonts w:ascii="Georgia" w:hAnsi="Georgia" w:cs="Georgia"/>
+          <w:b w:val="0"/>
+          <w:i w:val="0"/>
+          <w:color w:val="222222"/>
+          <w:sz w:val="18"/>
+        </w:rPr>
+        <w:t xml:space="preserve"> +2 to hit, reach 0 ft., 7 (2d6) piercing, or 3 (1d6) if the swarm is at half HP or below.</w:t>
+      </w:r>
+    </w:p>
+    <w:p>
+      <w:pPr>
+        <w:pBdr>
+          <w:left w:val="single" w:sz="18" w:space="12" w:color="8B2020"/>
+        </w:pBdr>
+        <w:shd w:val="clear" w:color="auto" w:fill="FCF6F6"/>
+        <w:spacing w:before="30" w:after="70"/>
+        <w:ind w:left="340" w:right="340"/>
+      </w:pPr>
+      <w:r>
+        <w:rPr>
+          <w:rFonts w:ascii="Georgia" w:hAnsi="Georgia" w:cs="Georgia"/>
+          <w:b/>
+          <w:i w:val="0"/>
+          <w:color w:val="222222"/>
+          <w:sz w:val="18"/>
+        </w:rPr>
+        <w:t>Zombie.</w:t>
+      </w:r>
+      <w:r>
+        <w:rPr>
+          <w:rFonts w:ascii="Georgia" w:hAnsi="Georgia" w:cs="Georgia"/>
+          <w:b w:val="0"/>
+          <w:i w:val="0"/>
+          <w:color w:val="222222"/>
+          <w:sz w:val="18"/>
+        </w:rPr>
+        <w:t xml:space="preserve"> Medium undead, CR 1/4. AC 8, HP 22 (3d8 + 9), Speed 20 ft. </w:t>
+      </w:r>
+      <w:r>
+        <w:rPr>
+          <w:rFonts w:ascii="Georgia" w:hAnsi="Georgia" w:cs="Georgia"/>
+          <w:b/>
+          <w:i w:val="0"/>
+          <w:color w:val="222222"/>
+          <w:sz w:val="18"/>
+        </w:rPr>
+        <w:t>Undead Fortitude.</w:t>
+      </w:r>
+      <w:r>
+        <w:rPr>
+          <w:rFonts w:ascii="Georgia" w:hAnsi="Georgia" w:cs="Georgia"/>
+          <w:b w:val="0"/>
+          <w:i w:val="0"/>
+          <w:color w:val="222222"/>
+          <w:sz w:val="18"/>
+        </w:rPr>
+        <w:t xml:space="preserve"> When damage drops it to 0 HP (unless radiant or a critical hit), it makes a Constitution save, DC 5 + the damage taken, to drop to 1 HP instead. </w:t>
+      </w:r>
+      <w:r>
+        <w:rPr>
+          <w:rFonts w:ascii="Georgia" w:hAnsi="Georgia" w:cs="Georgia"/>
+          <w:b/>
+          <w:i w:val="0"/>
+          <w:color w:val="222222"/>
+          <w:sz w:val="18"/>
+        </w:rPr>
+        <w:t>Slam.</w:t>
+      </w:r>
+      <w:r>
+        <w:rPr>
+          <w:rFonts w:ascii="Georgia" w:hAnsi="Georgia" w:cs="Georgia"/>
+          <w:b w:val="0"/>
+          <w:i w:val="0"/>
+          <w:color w:val="222222"/>
+          <w:sz w:val="18"/>
+        </w:rPr>
+        <w:t xml:space="preserve"> +3 to hit, 4 (1d6 + 1) bludgeoning.</w:t>
+      </w:r>
+    </w:p>
+    <w:p>
+      <w:pPr>
+        <w:pBdr>
+          <w:left w:val="single" w:sz="18" w:space="12" w:color="8B2020"/>
+        </w:pBdr>
+        <w:shd w:val="clear" w:color="auto" w:fill="FCF6F6"/>
+        <w:spacing w:before="30" w:after="70"/>
+        <w:ind w:left="340" w:right="340"/>
+      </w:pPr>
+      <w:r>
+        <w:rPr>
+          <w:rFonts w:ascii="Georgia" w:hAnsi="Georgia" w:cs="Georgia"/>
+          <w:b/>
+          <w:i w:val="0"/>
+          <w:color w:val="222222"/>
+          <w:sz w:val="18"/>
+        </w:rPr>
+        <w:t>Skeleton.</w:t>
+      </w:r>
+      <w:r>
+        <w:rPr>
+          <w:rFonts w:ascii="Georgia" w:hAnsi="Georgia" w:cs="Georgia"/>
+          <w:b w:val="0"/>
+          <w:i w:val="0"/>
+          <w:color w:val="222222"/>
+          <w:sz w:val="18"/>
+        </w:rPr>
+        <w:t xml:space="preserve"> Medium undead, CR 1/4. AC 13 (armor scraps), HP 13 (2d8 + 4), Speed 30 ft. Vulnerable to bludgeoning. </w:t>
+      </w:r>
+      <w:r>
+        <w:rPr>
+          <w:rFonts w:ascii="Georgia" w:hAnsi="Georgia" w:cs="Georgia"/>
+          <w:b/>
+          <w:i w:val="0"/>
+          <w:color w:val="222222"/>
+          <w:sz w:val="18"/>
+        </w:rPr>
+        <w:t>Shortsword.</w:t>
+      </w:r>
+      <w:r>
+        <w:rPr>
+          <w:rFonts w:ascii="Georgia" w:hAnsi="Georgia" w:cs="Georgia"/>
+          <w:b w:val="0"/>
+          <w:i w:val="0"/>
+          <w:color w:val="222222"/>
+          <w:sz w:val="18"/>
+        </w:rPr>
+        <w:t xml:space="preserve"> +4 to hit, 5 (1d6 + 2) piercing. </w:t>
+      </w:r>
+      <w:r>
+        <w:rPr>
+          <w:rFonts w:ascii="Georgia" w:hAnsi="Georgia" w:cs="Georgia"/>
+          <w:b/>
+          <w:i w:val="0"/>
+          <w:color w:val="222222"/>
+          <w:sz w:val="18"/>
+        </w:rPr>
+        <w:t>Shortbow.</w:t>
+      </w:r>
+      <w:r>
+        <w:rPr>
+          <w:rFonts w:ascii="Georgia" w:hAnsi="Georgia" w:cs="Georgia"/>
+          <w:b w:val="0"/>
+          <w:i w:val="0"/>
+          <w:color w:val="222222"/>
+          <w:sz w:val="18"/>
+        </w:rPr>
+        <w:t xml:space="preserve"> +4 to hit, range 80/320 ft., 5 (1d6 + 2) piercing.</w:t>
       </w:r>
     </w:p>
     <w:sectPr>

--- a/sessions/session_06_wraithpine.docx
+++ b/sessions/session_06_wraithpine.docx
@@ -1462,46 +1462,6 @@
     </w:p>
     <w:p>
       <w:pPr>
-        <w:pBdr>
-          <w:left w:val="single" w:sz="18" w:space="12" w:color="5B2A86"/>
-        </w:pBdr>
-        <w:shd w:val="clear" w:color="auto" w:fill="F4F0FA"/>
-        <w:spacing w:before="30" w:after="70"/>
-        <w:ind w:left="340" w:right="340"/>
-      </w:pPr>
-      <w:r>
-        <w:rPr>
-          <w:rFonts w:ascii="Georgia" w:hAnsi="Georgia" w:cs="Georgia"/>
-          <w:b w:val="0"/>
-          <w:i w:val="0"/>
-          <w:color w:val="222222"/>
-          <w:sz w:val="19"/>
-        </w:rPr>
-        <w:t xml:space="preserve">▶ </w:t>
-      </w:r>
-      <w:r>
-        <w:rPr>
-          <w:rFonts w:ascii="Georgia" w:hAnsi="Georgia" w:cs="Georgia"/>
-          <w:b/>
-          <w:i w:val="0"/>
-          <w:color w:val="222222"/>
-          <w:sz w:val="19"/>
-        </w:rPr>
-        <w:t>Cellar toys.</w:t>
-      </w:r>
-      <w:r>
-        <w:rPr>
-          <w:rFonts w:ascii="Georgia" w:hAnsi="Georgia" w:cs="Georgia"/>
-          <w:b w:val="0"/>
-          <w:i w:val="0"/>
-          <w:color w:val="222222"/>
-          <w:sz w:val="19"/>
-        </w:rPr>
-        <w:t xml:space="preserve"> Shove a shoulder-high cask down the tight aisle (once, Strength DC 12): 1d4 bludgeoning and prone to whatever fails a DC 12 Dexterity save. Pull down the rickety shelf (an Action): an adjacent creature makes a DC 13 Dexterity save or is restrained under broken wood until the end of its next turn.</w:t>
-      </w:r>
-    </w:p>
-    <w:p>
-      <w:pPr>
         <w:spacing w:after="0" w:before="0"/>
       </w:pPr>
       <w:r>
@@ -1514,7 +1474,7 @@
             <wp:positionV relativeFrom="paragraph">
               <wp:posOffset>0</wp:posOffset>
             </wp:positionV>
-            <wp:extent cx="3017520" cy="3017520"/>
+            <wp:extent cx="2834640" cy="2834640"/>
             <wp:effectExtent l="0" t="0" r="0" b="0"/>
             <wp:wrapSquare wrapText="bothSides"/>
             <wp:docPr id="5" name="Picture 5"/>
@@ -1535,7 +1495,7 @@
                   <pic:spPr>
                     <a:xfrm>
                       <a:off x="0" y="0"/>
-                      <a:ext cx="3017520" cy="3017520"/>
+                      <a:ext cx="2834640" cy="2834640"/>
                     </a:xfrm>
                     <a:prstGeom prst="rect"/>
                   </pic:spPr>
@@ -1544,6 +1504,46 @@
             </a:graphic>
           </wp:anchor>
         </w:drawing>
+      </w:r>
+    </w:p>
+    <w:p>
+      <w:pPr>
+        <w:pBdr>
+          <w:left w:val="single" w:sz="18" w:space="12" w:color="5B2A86"/>
+        </w:pBdr>
+        <w:shd w:val="clear" w:color="auto" w:fill="F4F0FA"/>
+        <w:spacing w:before="30" w:after="70"/>
+        <w:ind w:left="340" w:right="340"/>
+      </w:pPr>
+      <w:r>
+        <w:rPr>
+          <w:rFonts w:ascii="Georgia" w:hAnsi="Georgia" w:cs="Georgia"/>
+          <w:b w:val="0"/>
+          <w:i w:val="0"/>
+          <w:color w:val="222222"/>
+          <w:sz w:val="19"/>
+        </w:rPr>
+        <w:t xml:space="preserve">▶ </w:t>
+      </w:r>
+      <w:r>
+        <w:rPr>
+          <w:rFonts w:ascii="Georgia" w:hAnsi="Georgia" w:cs="Georgia"/>
+          <w:b/>
+          <w:i w:val="0"/>
+          <w:color w:val="222222"/>
+          <w:sz w:val="19"/>
+        </w:rPr>
+        <w:t>Cellar toys.</w:t>
+      </w:r>
+      <w:r>
+        <w:rPr>
+          <w:rFonts w:ascii="Georgia" w:hAnsi="Georgia" w:cs="Georgia"/>
+          <w:b w:val="0"/>
+          <w:i w:val="0"/>
+          <w:color w:val="222222"/>
+          <w:sz w:val="19"/>
+        </w:rPr>
+        <w:t xml:space="preserve"> Shove a shoulder-high cask down the tight aisle (once, Strength DC 12): 1d4 bludgeoning and prone to whatever fails a DC 12 Dexterity save. Pull down the rickety shelf (an Action): an adjacent creature makes a DC 13 Dexterity save or is restrained under broken wood until the end of its next turn.</w:t>
       </w:r>
     </w:p>
     <w:p>
@@ -1706,6 +1706,8 @@
     </w:p>
     <w:p>
       <w:pPr>
+        <w:keepNext/>
+        <w:keepLines/>
         <w:pBdr>
           <w:left w:val="double" w:sz="12" w:space="10" w:color="1F7A78"/>
           <w:right w:val="double" w:sz="12" w:space="10" w:color="1F7A78"/>
@@ -1727,6 +1729,8 @@
     </w:p>
     <w:p>
       <w:pPr>
+        <w:keepNext/>
+        <w:keepLines/>
         <w:pBdr>
           <w:left w:val="double" w:sz="12" w:space="10" w:color="1F7A78"/>
           <w:right w:val="double" w:sz="12" w:space="10" w:color="1F7A78"/>
@@ -1738,6 +1742,8 @@
     </w:p>
     <w:p>
       <w:pPr>
+        <w:keepNext/>
+        <w:keepLines/>
         <w:pBdr>
           <w:left w:val="double" w:sz="12" w:space="10" w:color="1F7A78"/>
           <w:right w:val="double" w:sz="12" w:space="10" w:color="1F7A78"/>
@@ -1809,6 +1815,8 @@
     </w:p>
     <w:p>
       <w:pPr>
+        <w:keepNext/>
+        <w:keepLines/>
         <w:pBdr>
           <w:left w:val="double" w:sz="12" w:space="10" w:color="1F7A78"/>
           <w:right w:val="double" w:sz="12" w:space="10" w:color="1F7A78"/>
@@ -1840,6 +1848,8 @@
     </w:p>
     <w:p>
       <w:pPr>
+        <w:keepNext/>
+        <w:keepLines/>
         <w:pBdr>
           <w:left w:val="double" w:sz="12" w:space="10" w:color="1F7A78"/>
           <w:right w:val="double" w:sz="12" w:space="10" w:color="1F7A78"/>
@@ -1871,6 +1881,8 @@
     </w:p>
     <w:p>
       <w:pPr>
+        <w:keepNext/>
+        <w:keepLines/>
         <w:pBdr>
           <w:left w:val="double" w:sz="12" w:space="10" w:color="1F7A78"/>
           <w:right w:val="double" w:sz="12" w:space="10" w:color="1F7A78"/>
@@ -1902,6 +1914,8 @@
     </w:p>
     <w:p>
       <w:pPr>
+        <w:keepNext/>
+        <w:keepLines/>
         <w:pBdr>
           <w:left w:val="double" w:sz="12" w:space="10" w:color="1F7A78"/>
           <w:right w:val="double" w:sz="12" w:space="10" w:color="1F7A78"/>
@@ -1913,6 +1927,7 @@
     </w:p>
     <w:p>
       <w:pPr>
+        <w:keepLines/>
         <w:pBdr>
           <w:bottom w:val="double" w:sz="12" w:space="4" w:color="1F7A78"/>
           <w:left w:val="double" w:sz="12" w:space="10" w:color="1F7A78"/>
@@ -2184,6 +2199,8 @@
     </w:p>
     <w:p>
       <w:pPr>
+        <w:keepNext/>
+        <w:keepLines/>
         <w:pBdr>
           <w:left w:val="double" w:sz="12" w:space="10" w:color="1F7A78"/>
           <w:right w:val="double" w:sz="12" w:space="10" w:color="1F7A78"/>
@@ -2205,6 +2222,8 @@
     </w:p>
     <w:p>
       <w:pPr>
+        <w:keepNext/>
+        <w:keepLines/>
         <w:pBdr>
           <w:left w:val="double" w:sz="12" w:space="10" w:color="1F7A78"/>
           <w:right w:val="double" w:sz="12" w:space="10" w:color="1F7A78"/>
@@ -2216,6 +2235,8 @@
     </w:p>
     <w:p>
       <w:pPr>
+        <w:keepNext/>
+        <w:keepLines/>
         <w:pBdr>
           <w:left w:val="double" w:sz="12" w:space="10" w:color="1F7A78"/>
           <w:right w:val="double" w:sz="12" w:space="10" w:color="1F7A78"/>
@@ -2247,6 +2268,8 @@
     </w:p>
     <w:p>
       <w:pPr>
+        <w:keepNext/>
+        <w:keepLines/>
         <w:pBdr>
           <w:left w:val="double" w:sz="12" w:space="10" w:color="1F7A78"/>
           <w:right w:val="double" w:sz="12" w:space="10" w:color="1F7A78"/>
@@ -2278,6 +2301,8 @@
     </w:p>
     <w:p>
       <w:pPr>
+        <w:keepNext/>
+        <w:keepLines/>
         <w:pBdr>
           <w:left w:val="double" w:sz="12" w:space="10" w:color="1F7A78"/>
           <w:right w:val="double" w:sz="12" w:space="10" w:color="1F7A78"/>
@@ -2309,6 +2334,8 @@
     </w:p>
     <w:p>
       <w:pPr>
+        <w:keepNext/>
+        <w:keepLines/>
         <w:pBdr>
           <w:left w:val="double" w:sz="12" w:space="10" w:color="1F7A78"/>
           <w:right w:val="double" w:sz="12" w:space="10" w:color="1F7A78"/>
@@ -2340,6 +2367,8 @@
     </w:p>
     <w:p>
       <w:pPr>
+        <w:keepNext/>
+        <w:keepLines/>
         <w:pBdr>
           <w:left w:val="double" w:sz="12" w:space="10" w:color="1F7A78"/>
           <w:right w:val="double" w:sz="12" w:space="10" w:color="1F7A78"/>
@@ -2351,6 +2380,8 @@
     </w:p>
     <w:p>
       <w:pPr>
+        <w:keepNext/>
+        <w:keepLines/>
         <w:pBdr>
           <w:left w:val="double" w:sz="12" w:space="10" w:color="1F7A78"/>
           <w:right w:val="double" w:sz="12" w:space="10" w:color="1F7A78"/>
@@ -2382,6 +2413,7 @@
     </w:p>
     <w:p>
       <w:pPr>
+        <w:keepLines/>
         <w:pBdr>
           <w:bottom w:val="double" w:sz="12" w:space="4" w:color="1F7A78"/>
           <w:left w:val="double" w:sz="12" w:space="10" w:color="1F7A78"/>
@@ -2942,6 +2974,8 @@
     </w:p>
     <w:p>
       <w:pPr>
+        <w:keepNext/>
+        <w:keepLines/>
         <w:pBdr>
           <w:left w:val="double" w:sz="12" w:space="10" w:color="1F7A78"/>
           <w:right w:val="double" w:sz="12" w:space="10" w:color="1F7A78"/>
@@ -2963,6 +2997,8 @@
     </w:p>
     <w:p>
       <w:pPr>
+        <w:keepNext/>
+        <w:keepLines/>
         <w:pBdr>
           <w:left w:val="double" w:sz="12" w:space="10" w:color="1F7A78"/>
           <w:right w:val="double" w:sz="12" w:space="10" w:color="1F7A78"/>
@@ -2974,6 +3010,8 @@
     </w:p>
     <w:p>
       <w:pPr>
+        <w:keepNext/>
+        <w:keepLines/>
         <w:pBdr>
           <w:left w:val="double" w:sz="12" w:space="10" w:color="1F7A78"/>
           <w:right w:val="double" w:sz="12" w:space="10" w:color="1F7A78"/>
@@ -3025,6 +3063,8 @@
     </w:p>
     <w:p>
       <w:pPr>
+        <w:keepNext/>
+        <w:keepLines/>
         <w:pBdr>
           <w:left w:val="double" w:sz="12" w:space="10" w:color="1F7A78"/>
           <w:right w:val="double" w:sz="12" w:space="10" w:color="1F7A78"/>
@@ -3076,6 +3116,8 @@
     </w:p>
     <w:p>
       <w:pPr>
+        <w:keepNext/>
+        <w:keepLines/>
         <w:pBdr>
           <w:left w:val="double" w:sz="12" w:space="10" w:color="1F7A78"/>
           <w:right w:val="double" w:sz="12" w:space="10" w:color="1F7A78"/>
@@ -3127,6 +3169,7 @@
     </w:p>
     <w:p>
       <w:pPr>
+        <w:keepLines/>
         <w:pBdr>
           <w:bottom w:val="double" w:sz="12" w:space="4" w:color="1F7A78"/>
           <w:left w:val="double" w:sz="12" w:space="10" w:color="1F7A78"/>

--- a/sessions/session_06_wraithpine.docx
+++ b/sessions/session_06_wraithpine.docx
@@ -327,7 +327,7 @@
           <w:color w:val="222222"/>
           <w:sz w:val="19"/>
         </w:rPr>
-        <w:t xml:space="preserve"> as of this session. Full creature statistics live in the compendium; a compact appendix closes this session.</w:t>
+        <w:t xml:space="preserve"> as of this session. Full creature statistics for this session live in the compendium; a DM run sheet and bestiary close this session.</w:t>
       </w:r>
     </w:p>
     <w:p>
@@ -4580,45 +4580,404 @@
         <w:t>. She is guiding us. Testing us. Making us stronger.” Ghostbloom lets out a low, melodic tone, and for a heartbeat the golden light swirls upward like petals in a breeze, then fades. The chest turns dull and ordinary, its purpose fulfilled.</w:t>
       </w:r>
     </w:p>
+    <w:tbl>
+      <w:tblPr>
+        <w:tblW w:type="auto" w:w="0"/>
+        <w:jc w:val="center"/>
+        <w:tblLayout w:type="fixed"/>
+        <w:tblLook w:firstColumn="1" w:firstRow="1" w:lastColumn="0" w:lastRow="0" w:noHBand="0" w:noVBand="1" w:val="04A0"/>
+        <w:tblCellMar>
+          <w:left w:w="110" w:type="dxa"/>
+          <w:right w:w="110" w:type="dxa"/>
+          <w:top w:w="60" w:type="dxa"/>
+          <w:bottom w:w="80" w:type="dxa"/>
+        </w:tblCellMar>
+        <w:tblBorders>
+          <w:top w:val="single" w:sz="8" w:space="0" w:color="B8860B"/>
+          <w:left w:val="single" w:sz="8" w:space="0" w:color="B8860B"/>
+          <w:bottom w:val="single" w:sz="8" w:space="0" w:color="B8860B"/>
+          <w:right w:val="single" w:sz="8" w:space="0" w:color="B8860B"/>
+        </w:tblBorders>
+      </w:tblPr>
+      <w:tblGrid>
+        <w:gridCol w:w="9360"/>
+      </w:tblGrid>
+      <w:tr>
+        <w:trPr>
+          <w:cantSplit/>
+        </w:trPr>
+        <w:tc>
+          <w:tcPr>
+            <w:tcW w:type="dxa" w:w="9072"/>
+          </w:tcPr>
+          <w:p>
+            <w:pPr>
+              <w:shd w:val="clear" w:color="auto" w:fill="B8860B"/>
+              <w:spacing w:before="0" w:after="20"/>
+            </w:pPr>
+            <w:r>
+              <w:rPr>
+                <w:rFonts w:ascii="Georgia" w:hAnsi="Georgia" w:cs="Georgia"/>
+                <w:b/>
+                <w:color w:val="FFFFFF"/>
+                <w:sz w:val="22"/>
+              </w:rPr>
+              <w:t>REWARDS: THE RELICS OF WRAITHPINE</w:t>
+            </w:r>
+          </w:p>
+          <w:p>
+            <w:pPr>
+              <w:spacing w:after="60"/>
+            </w:pPr>
+            <w:r>
+              <w:rPr>
+                <w:rFonts w:ascii="Georgia" w:hAnsi="Georgia" w:cs="Georgia"/>
+                <w:i/>
+                <w:color w:val="A0522D"/>
+                <w:sz w:val="16"/>
+              </w:rPr>
+              <w:t>One chest, three relics: Elaria's gift, opened by Ghostbloom's song beneath the Old Theater. Each bears the same sigil, a seven-point star wrapped in a leafed vine.</w:t>
+            </w:r>
+          </w:p>
+          <w:p>
+            <w:pPr>
+              <w:spacing w:after="40"/>
+            </w:pPr>
+            <w:r>
+              <w:rPr>
+                <w:rFonts w:ascii="Georgia" w:hAnsi="Georgia" w:cs="Georgia"/>
+                <w:b/>
+                <w:color w:val="8B2020"/>
+                <w:sz w:val="19"/>
+              </w:rPr>
+              <w:t xml:space="preserve">Staff of Waking Constellations (Ursa). </w:t>
+            </w:r>
+            <w:r>
+              <w:rPr>
+                <w:rFonts w:ascii="Georgia" w:hAnsi="Georgia" w:cs="Georgia"/>
+                <w:b w:val="0"/>
+                <w:i w:val="0"/>
+                <w:color w:val="222222"/>
+                <w:sz w:val="19"/>
+              </w:rPr>
+              <w:t xml:space="preserve">+1 quarterstaff and druidic focus. 5 charges, regain 1d4 + 1 at dawn: </w:t>
+            </w:r>
+            <w:r>
+              <w:rPr>
+                <w:rFonts w:ascii="Georgia" w:hAnsi="Georgia" w:cs="Georgia"/>
+                <w:b w:val="0"/>
+                <w:i/>
+                <w:color w:val="222222"/>
+                <w:sz w:val="19"/>
+              </w:rPr>
+              <w:t>guiding bolt</w:t>
+            </w:r>
+            <w:r>
+              <w:rPr>
+                <w:rFonts w:ascii="Georgia" w:hAnsi="Georgia" w:cs="Georgia"/>
+                <w:b w:val="0"/>
+                <w:i w:val="0"/>
+                <w:color w:val="222222"/>
+                <w:sz w:val="19"/>
+              </w:rPr>
+              <w:t xml:space="preserve"> (1 charge), </w:t>
+            </w:r>
+            <w:r>
+              <w:rPr>
+                <w:rFonts w:ascii="Georgia" w:hAnsi="Georgia" w:cs="Georgia"/>
+                <w:b w:val="0"/>
+                <w:i/>
+                <w:color w:val="222222"/>
+                <w:sz w:val="19"/>
+              </w:rPr>
+              <w:t>faerie fire</w:t>
+            </w:r>
+            <w:r>
+              <w:rPr>
+                <w:rFonts w:ascii="Georgia" w:hAnsi="Georgia" w:cs="Georgia"/>
+                <w:b w:val="0"/>
+                <w:i w:val="0"/>
+                <w:color w:val="222222"/>
+                <w:sz w:val="19"/>
+              </w:rPr>
+              <w:t xml:space="preserve"> (1), </w:t>
+            </w:r>
+            <w:r>
+              <w:rPr>
+                <w:rFonts w:ascii="Georgia" w:hAnsi="Georgia" w:cs="Georgia"/>
+                <w:b w:val="0"/>
+                <w:i/>
+                <w:color w:val="222222"/>
+                <w:sz w:val="19"/>
+              </w:rPr>
+              <w:t>moonbeam</w:t>
+            </w:r>
+            <w:r>
+              <w:rPr>
+                <w:rFonts w:ascii="Georgia" w:hAnsi="Georgia" w:cs="Georgia"/>
+                <w:b w:val="0"/>
+                <w:i w:val="0"/>
+                <w:color w:val="222222"/>
+                <w:sz w:val="19"/>
+              </w:rPr>
+              <w:t xml:space="preserve"> (2). </w:t>
+            </w:r>
+            <w:r>
+              <w:rPr>
+                <w:rFonts w:ascii="Georgia" w:hAnsi="Georgia" w:cs="Georgia"/>
+                <w:b/>
+                <w:i w:val="0"/>
+                <w:color w:val="222222"/>
+                <w:sz w:val="19"/>
+              </w:rPr>
+              <w:t>Starseed.</w:t>
+            </w:r>
+            <w:r>
+              <w:rPr>
+                <w:rFonts w:ascii="Georgia" w:hAnsi="Georgia" w:cs="Georgia"/>
+                <w:b w:val="0"/>
+                <w:i w:val="0"/>
+                <w:color w:val="222222"/>
+                <w:sz w:val="19"/>
+              </w:rPr>
+              <w:t xml:space="preserve"> Once per turn, +1d4 radiant damage when Ursa deals radiant damage with a druid spell (house rule: druid spells only). </w:t>
+            </w:r>
+            <w:r>
+              <w:rPr>
+                <w:rFonts w:ascii="Georgia" w:hAnsi="Georgia" w:cs="Georgia"/>
+                <w:b/>
+                <w:i w:val="0"/>
+                <w:color w:val="222222"/>
+                <w:sz w:val="19"/>
+              </w:rPr>
+              <w:t>Starlight.</w:t>
+            </w:r>
+            <w:r>
+              <w:rPr>
+                <w:rFonts w:ascii="Georgia" w:hAnsi="Georgia" w:cs="Georgia"/>
+                <w:b w:val="0"/>
+                <w:i w:val="0"/>
+                <w:color w:val="222222"/>
+                <w:sz w:val="19"/>
+              </w:rPr>
+              <w:t xml:space="preserve"> Bonus action: 10 ft of dim light; advantage on night navigation. After every great victory, one new star brightens on its haft: the enemy puts stars out; the Staff lights them.</w:t>
+            </w:r>
+          </w:p>
+          <w:p>
+            <w:pPr>
+              <w:spacing w:after="40"/>
+            </w:pPr>
+            <w:r>
+              <w:rPr>
+                <w:rFonts w:ascii="Georgia" w:hAnsi="Georgia" w:cs="Georgia"/>
+                <w:b/>
+                <w:color w:val="8B2020"/>
+                <w:sz w:val="19"/>
+              </w:rPr>
+              <w:t xml:space="preserve">Sash of the Swift Current, Rewoven (Stabby). </w:t>
+            </w:r>
+            <w:r>
+              <w:rPr>
+                <w:rFonts w:ascii="Georgia" w:hAnsi="Georgia" w:cs="Georgia"/>
+                <w:b w:val="0"/>
+                <w:i w:val="0"/>
+                <w:color w:val="222222"/>
+                <w:sz w:val="19"/>
+              </w:rPr>
+              <w:t xml:space="preserve">Scarlet stage-silk rewoven with theater rigging thread. </w:t>
+            </w:r>
+            <w:r>
+              <w:rPr>
+                <w:rFonts w:ascii="Georgia" w:hAnsi="Georgia" w:cs="Georgia"/>
+                <w:b/>
+                <w:i w:val="0"/>
+                <w:color w:val="222222"/>
+                <w:sz w:val="19"/>
+              </w:rPr>
+              <w:t>+1 AC</w:t>
+            </w:r>
+            <w:r>
+              <w:rPr>
+                <w:rFonts w:ascii="Georgia" w:hAnsi="Georgia" w:cs="Georgia"/>
+                <w:b w:val="0"/>
+                <w:i w:val="0"/>
+                <w:color w:val="222222"/>
+                <w:sz w:val="19"/>
+              </w:rPr>
+              <w:t xml:space="preserve"> (stacks with Unarmored Defense). </w:t>
+            </w:r>
+            <w:r>
+              <w:rPr>
+                <w:rFonts w:ascii="Georgia" w:hAnsi="Georgia" w:cs="Georgia"/>
+                <w:b/>
+                <w:i w:val="0"/>
+                <w:color w:val="222222"/>
+                <w:sz w:val="19"/>
+              </w:rPr>
+              <w:t>Fleetstep.</w:t>
+            </w:r>
+            <w:r>
+              <w:rPr>
+                <w:rFonts w:ascii="Georgia" w:hAnsi="Georgia" w:cs="Georgia"/>
+                <w:b w:val="0"/>
+                <w:i w:val="0"/>
+                <w:color w:val="222222"/>
+                <w:sz w:val="19"/>
+              </w:rPr>
+              <w:t xml:space="preserve"> +10 ft walking speed. </w:t>
+            </w:r>
+            <w:r>
+              <w:rPr>
+                <w:rFonts w:ascii="Georgia" w:hAnsi="Georgia" w:cs="Georgia"/>
+                <w:b/>
+                <w:i w:val="0"/>
+                <w:color w:val="222222"/>
+                <w:sz w:val="19"/>
+              </w:rPr>
+              <w:t>Air Dance.</w:t>
+            </w:r>
+            <w:r>
+              <w:rPr>
+                <w:rFonts w:ascii="Georgia" w:hAnsi="Georgia" w:cs="Georgia"/>
+                <w:b w:val="0"/>
+                <w:i w:val="0"/>
+                <w:color w:val="222222"/>
+                <w:sz w:val="19"/>
+              </w:rPr>
+              <w:t xml:space="preserve"> 1/day, bonus action: a fly speed equal to walking speed for 1 minute. </w:t>
+            </w:r>
+            <w:r>
+              <w:rPr>
+                <w:rFonts w:ascii="Georgia" w:hAnsi="Georgia" w:cs="Georgia"/>
+                <w:b/>
+                <w:i w:val="0"/>
+                <w:color w:val="222222"/>
+                <w:sz w:val="19"/>
+              </w:rPr>
+              <w:t>Feather Fall.</w:t>
+            </w:r>
+            <w:r>
+              <w:rPr>
+                <w:rFonts w:ascii="Georgia" w:hAnsi="Georgia" w:cs="Georgia"/>
+                <w:b w:val="0"/>
+                <w:i w:val="0"/>
+                <w:color w:val="222222"/>
+                <w:sz w:val="19"/>
+              </w:rPr>
+              <w:t xml:space="preserve"> 1/day, no components. Its seven-point star sigil is cupped by a pair of wings.</w:t>
+            </w:r>
+          </w:p>
+          <w:p>
+            <w:pPr>
+              <w:spacing w:after="40"/>
+            </w:pPr>
+            <w:r>
+              <w:rPr>
+                <w:rFonts w:ascii="Georgia" w:hAnsi="Georgia" w:cs="Georgia"/>
+                <w:b/>
+                <w:color w:val="8B2020"/>
+                <w:sz w:val="19"/>
+              </w:rPr>
+              <w:t xml:space="preserve">Glimmerspire Pocket Dynamo, Mk II (Lilly). </w:t>
+            </w:r>
+            <w:r>
+              <w:rPr>
+                <w:rFonts w:ascii="Georgia" w:hAnsi="Georgia" w:cs="Georgia"/>
+                <w:b w:val="0"/>
+                <w:i w:val="0"/>
+                <w:color w:val="222222"/>
+                <w:sz w:val="19"/>
+              </w:rPr>
+              <w:t xml:space="preserve">A thumb-sized brass core filigreed with folding micro-gears, stamped PROP ROOM in stage-engraver script (a mystery unexplained). </w:t>
+            </w:r>
+            <w:r>
+              <w:rPr>
+                <w:rFonts w:ascii="Georgia" w:hAnsi="Georgia" w:cs="Georgia"/>
+                <w:b/>
+                <w:i w:val="0"/>
+                <w:color w:val="222222"/>
+                <w:sz w:val="19"/>
+              </w:rPr>
+              <w:t>Pocket Arsenal.</w:t>
+            </w:r>
+            <w:r>
+              <w:rPr>
+                <w:rFonts w:ascii="Georgia" w:hAnsi="Georgia" w:cs="Georgia"/>
+                <w:b w:val="0"/>
+                <w:i w:val="0"/>
+                <w:color w:val="222222"/>
+                <w:sz w:val="19"/>
+              </w:rPr>
+              <w:t xml:space="preserve"> Deploy or recall the Eldritch Cannon as a free action. </w:t>
+            </w:r>
+            <w:r>
+              <w:rPr>
+                <w:rFonts w:ascii="Georgia" w:hAnsi="Georgia" w:cs="Georgia"/>
+                <w:b/>
+                <w:i w:val="0"/>
+                <w:color w:val="222222"/>
+                <w:sz w:val="19"/>
+              </w:rPr>
+              <w:t>Endurance Overhaul.</w:t>
+            </w:r>
+            <w:r>
+              <w:rPr>
+                <w:rFonts w:ascii="Georgia" w:hAnsi="Georgia" w:cs="Georgia"/>
+                <w:b w:val="0"/>
+                <w:i w:val="0"/>
+                <w:color w:val="222222"/>
+                <w:sz w:val="19"/>
+              </w:rPr>
+              <w:t xml:space="preserve"> The cannon lasts 24 hours. </w:t>
+            </w:r>
+            <w:r>
+              <w:rPr>
+                <w:rFonts w:ascii="Georgia" w:hAnsi="Georgia" w:cs="Georgia"/>
+                <w:b/>
+                <w:i w:val="0"/>
+                <w:color w:val="222222"/>
+                <w:sz w:val="19"/>
+              </w:rPr>
+              <w:t>Power Sync.</w:t>
+            </w:r>
+            <w:r>
+              <w:rPr>
+                <w:rFonts w:ascii="Georgia" w:hAnsi="Georgia" w:cs="Georgia"/>
+                <w:b w:val="0"/>
+                <w:i w:val="0"/>
+                <w:color w:val="222222"/>
+                <w:sz w:val="19"/>
+              </w:rPr>
+              <w:t xml:space="preserve"> The cannon deals +2 damage. </w:t>
+            </w:r>
+            <w:r>
+              <w:rPr>
+                <w:rFonts w:ascii="Georgia" w:hAnsi="Georgia" w:cs="Georgia"/>
+                <w:b/>
+                <w:i w:val="0"/>
+                <w:color w:val="222222"/>
+                <w:sz w:val="19"/>
+              </w:rPr>
+              <w:t>Reformat.</w:t>
+            </w:r>
+            <w:r>
+              <w:rPr>
+                <w:rFonts w:ascii="Georgia" w:hAnsi="Georgia" w:cs="Georgia"/>
+                <w:b w:val="0"/>
+                <w:i w:val="0"/>
+                <w:color w:val="222222"/>
+                <w:sz w:val="19"/>
+              </w:rPr>
+              <w:t xml:space="preserve"> 1/long rest, as an action: change the cannon's model. Near Ghostbloom, the core glows soft ghost-green, like a stage cue waiting for its moment.</w:t>
+            </w:r>
+          </w:p>
+        </w:tc>
+      </w:tr>
+    </w:tbl>
     <w:p>
       <w:pPr>
-        <w:pBdr>
-          <w:left w:val="single" w:sz="18" w:space="12" w:color="5B2A86"/>
-        </w:pBdr>
-        <w:shd w:val="clear" w:color="auto" w:fill="F4F0FA"/>
-        <w:spacing w:before="30" w:after="70"/>
-        <w:ind w:left="340" w:right="340"/>
-      </w:pPr>
-      <w:r>
-        <w:rPr>
-          <w:rFonts w:ascii="Georgia" w:hAnsi="Georgia" w:cs="Georgia"/>
-          <w:b w:val="0"/>
-          <w:i w:val="0"/>
-          <w:color w:val="222222"/>
-          <w:sz w:val="19"/>
-        </w:rPr>
-        <w:t xml:space="preserve">▶ </w:t>
-      </w:r>
-      <w:r>
-        <w:rPr>
-          <w:rFonts w:ascii="Georgia" w:hAnsi="Georgia" w:cs="Georgia"/>
-          <w:b/>
-          <w:i w:val="0"/>
-          <w:color w:val="222222"/>
-          <w:sz w:val="19"/>
-        </w:rPr>
-        <w:t>The relics.</w:t>
-      </w:r>
-      <w:r>
-        <w:rPr>
-          <w:rFonts w:ascii="Georgia" w:hAnsi="Georgia" w:cs="Georgia"/>
-          <w:b w:val="0"/>
-          <w:i w:val="0"/>
-          <w:color w:val="222222"/>
-          <w:sz w:val="19"/>
-        </w:rPr>
-        <w:t xml:space="preserve"> The Staff of Waking Constellations (Ursa), the Sash of the Swift Current, Rewoven (Stabby), and the Glimmerspire Pocket Dynamo Mk II (Lilly). Full handout text for all three lives in the treasures compendium.</w:t>
-      </w:r>
+        <w:spacing w:after="80"/>
+      </w:pPr>
     </w:p>
     <w:p>
       <w:pPr>
@@ -4858,6 +5217,52 @@
       <w:pPr>
         <w:keepNext/>
         <w:pageBreakBefore/>
+        <w:spacing w:before="200" w:after="40"/>
+        <w:jc w:val="center"/>
+      </w:pPr>
+      <w:r>
+        <w:rPr>
+          <w:rFonts w:ascii="Georgia" w:hAnsi="Georgia" w:cs="Georgia"/>
+          <w:b/>
+          <w:color w:val="B8860B"/>
+          <w:sz w:val="21"/>
+        </w:rPr>
+        <w:t>APPENDIX</w:t>
+      </w:r>
+    </w:p>
+    <w:p>
+      <w:pPr>
+        <w:keepNext/>
+        <w:spacing w:after="40"/>
+        <w:jc w:val="center"/>
+      </w:pPr>
+      <w:r>
+        <w:rPr>
+          <w:rFonts w:ascii="Georgia" w:hAnsi="Georgia" w:cs="Georgia"/>
+          <w:b/>
+          <w:color w:val="8B2020"/>
+          <w:sz w:val="32"/>
+        </w:rPr>
+        <w:t>DM Run Sheet: The Day at a Glance</w:t>
+      </w:r>
+    </w:p>
+    <w:p>
+      <w:pPr>
+        <w:spacing w:after="200"/>
+        <w:jc w:val="center"/>
+      </w:pPr>
+      <w:r>
+        <w:rPr>
+          <w:rFonts w:ascii="Georgia" w:hAnsi="Georgia" w:cs="Georgia"/>
+          <w:color w:val="A0522D"/>
+          <w:sz w:val="21"/>
+        </w:rPr>
+        <w:t>Every DC, dial, and spotlight, in play order. Keep this page at your elbow.</w:t>
+      </w:r>
+    </w:p>
+    <w:p>
+      <w:pPr>
+        <w:keepNext/>
         <w:spacing w:before="400" w:after="120"/>
         <w:pBdr>
           <w:bottom w:val="single" w:sz="6" w:space="4" w:color="B8860B"/>
@@ -4870,7 +5275,7 @@
           <w:color w:val="B8860B"/>
           <w:sz w:val="32"/>
         </w:rPr>
-        <w:t>Appendix: Creatures of Session Six</w:t>
+        <w:t>The Shape of the Session</w:t>
       </w:r>
     </w:p>
     <w:p>
@@ -4885,97 +5290,105 @@
           <w:color w:val="222222"/>
           <w:sz w:val="21"/>
         </w:rPr>
-        <w:t>Compact statistics for the table. The full bestiary, with lore and pictures, lives in the compendium.</w:t>
+        <w:t>▶ One day and one night in Wraithpine. Landfall: GHOSTBLOOM WAKES (the sealed d12 from Session 5 pays off: Ghost) → Lantern Night: the wrongness tour, the first song save, the bellkeeper's slate (WRITE. DON'T LISTEN.) → THREE THREADS, any order, all pointing at the old theater: the cellar (FIGHT 1 + the breathing seam), Pumpkin Row (FIGHT 2, or the puzzle win) and the graveyard rite (FIGHT 3 only if it goes wrong; the parcel slip) → 3 Lantern Lane (Ms. Wicke) → the belltower: BEESWAX in every ear → the reveal at the Gasping Gull (FIGHT 4) → the descent → the lair (BOSS) → the song stops: the chest, three relics, dawn over Wraithpine. Natural break point: the belltower.</w:t>
       </w:r>
     </w:p>
     <w:p>
       <w:pPr>
-        <w:keepNext/>
-        <w:pBdr>
-          <w:left w:val="single" w:sz="18" w:space="12" w:color="8B2020"/>
-        </w:pBdr>
-        <w:shd w:val="clear" w:color="auto" w:fill="FCF6F6"/>
-        <w:spacing w:before="30" w:after="70"/>
-        <w:ind w:left="340" w:right="340"/>
+        <w:spacing w:after="80"/>
       </w:pPr>
       <w:r>
         <w:rPr>
           <w:rFonts w:ascii="Georgia" w:hAnsi="Georgia" w:cs="Georgia"/>
           <w:b/>
-          <w:color w:val="8B2020"/>
-          <w:sz w:val="22"/>
-        </w:rPr>
-        <w:t>False Hydra, the Tavern Head</w:t>
-      </w:r>
-    </w:p>
-    <w:p>
-      <w:pPr>
-        <w:pBdr>
-          <w:left w:val="single" w:sz="18" w:space="12" w:color="8B2020"/>
-        </w:pBdr>
-        <w:shd w:val="clear" w:color="auto" w:fill="FCF6F6"/>
-        <w:spacing w:before="30" w:after="70"/>
-        <w:ind w:left="340" w:right="340"/>
-      </w:pPr>
+          <w:i w:val="0"/>
+          <w:color w:val="222222"/>
+          <w:sz w:val="21"/>
+        </w:rPr>
+        <w:t>RUNS ALL SESSION: the Song of Unremembering.</w:t>
+      </w:r>
       <w:r>
         <w:rPr>
           <w:rFonts w:ascii="Georgia" w:hAnsi="Georgia" w:cs="Georgia"/>
           <w:b w:val="0"/>
           <w:i w:val="0"/>
           <w:color w:val="222222"/>
-          <w:sz w:val="18"/>
-        </w:rPr>
-        <w:t>Large aberration (one head and neck), unaligned. AC 14, HP 70 (9d10 + 18), Speed 10 ft., climb 10 ft.</w:t>
+          <w:sz w:val="21"/>
+        </w:rPr>
+        <w:t xml:space="preserve"> Whenever the song swells, every hero makes a Wisdom save, DC 13 (fail: one fresh memory slips). In battle: a lone head's hum is 30 ft, DC 13 Wis or attacks at disadvantage; the full creature's song is 60 ft, DC 15, and failure also locks reactions. BEESWAX = advantage on every save and no reaction lock. Ink and chalk do not forget: anything WRITTEN stays true.</w:t>
       </w:r>
     </w:p>
     <w:p>
       <w:pPr>
+        <w:keepNext/>
+        <w:spacing w:before="400" w:after="120"/>
         <w:pBdr>
-          <w:left w:val="single" w:sz="18" w:space="12" w:color="8B2020"/>
+          <w:bottom w:val="single" w:sz="6" w:space="4" w:color="B8860B"/>
         </w:pBdr>
-        <w:shd w:val="clear" w:color="auto" w:fill="FCF6F6"/>
-        <w:spacing w:before="30" w:after="70"/>
-        <w:ind w:left="340" w:right="340"/>
-      </w:pPr>
+      </w:pPr>
+      <w:r>
+        <w:rPr>
+          <w:rFonts w:ascii="Georgia" w:hAnsi="Georgia" w:cs="Georgia"/>
+          <w:b/>
+          <w:color w:val="B8860B"/>
+          <w:sz w:val="32"/>
+        </w:rPr>
+        <w:t>Fights at a Glance</w:t>
+      </w:r>
+    </w:p>
+    <w:p>
+      <w:pPr>
+        <w:spacing w:after="80"/>
+      </w:pPr>
+      <w:r>
+        <w:rPr>
+          <w:rFonts w:ascii="Georgia" w:hAnsi="Georgia" w:cs="Georgia"/>
+          <w:b/>
+          <w:i w:val="0"/>
+          <w:color w:val="222222"/>
+          <w:sz w:val="21"/>
+        </w:rPr>
+        <w:t>FIGHT 1: Maera's Cellar</w:t>
+      </w:r>
       <w:r>
         <w:rPr>
           <w:rFonts w:ascii="Georgia" w:hAnsi="Georgia" w:cs="Georgia"/>
           <w:b w:val="0"/>
           <w:i w:val="0"/>
           <w:color w:val="222222"/>
-          <w:sz w:val="18"/>
-        </w:rPr>
-        <w:t>STR 16, DEX 12, CON 14, INT 6, WIS 14, CHA 7. Blindsight 10 ft., tremorsense 30 ft., darkvision 60 ft.</w:t>
+          <w:sz w:val="21"/>
+        </w:rPr>
+        <w:t xml:space="preserve"> (Easy; a warm-up hiding a clue). 2x Swarm of Rats (AC 10, HP 24; resist B/P/S; Bites +2, 2d6, or 1d6 at half HP) + 4x Giant Rat (AC 12, HP 7; Pack Tactics; Bite +4). One swarm drops from the rafters: DC 13 Dex or it lands on a hero's shoulders. Toys: shove the cask (Str DC 12: 1d4 and prone, Dex DC 12), pull the shelf (an action: Dex DC 13 or restrained). The real prize: torch held high, passive Perception 13 clocks the breathing seam in the far wall.</w:t>
       </w:r>
     </w:p>
     <w:p>
       <w:pPr>
-        <w:pBdr>
-          <w:left w:val="single" w:sz="18" w:space="12" w:color="8B2020"/>
-        </w:pBdr>
-        <w:shd w:val="clear" w:color="auto" w:fill="FCF6F6"/>
-        <w:spacing w:before="30" w:after="70"/>
-        <w:ind w:left="340" w:right="340"/>
-      </w:pPr>
+        <w:spacing w:after="80"/>
+      </w:pPr>
+      <w:r>
+        <w:rPr>
+          <w:rFonts w:ascii="Georgia" w:hAnsi="Georgia" w:cs="Georgia"/>
+          <w:b/>
+          <w:i w:val="0"/>
+          <w:color w:val="222222"/>
+          <w:sz w:val="21"/>
+        </w:rPr>
+        <w:t>FIGHT 2: Pumpkin Row</w:t>
+      </w:r>
       <w:r>
         <w:rPr>
           <w:rFonts w:ascii="Georgia" w:hAnsi="Georgia" w:cs="Georgia"/>
           <w:b w:val="0"/>
           <w:i w:val="0"/>
           <w:color w:val="222222"/>
-          <w:sz w:val="18"/>
-        </w:rPr>
-        <w:t>Resistance psychic. Condition immunities charmed, frightened, prone.</w:t>
+          <w:sz w:val="21"/>
+        </w:rPr>
+        <w:t xml:space="preserve"> (Medium; three ways to win, let the kids mix all three). 2x Scarecrow (AC 11, HP 36; VULNERABLE FIRE; Terrifying Glare DC 11 Wis, frightened) + 6x Strawling (AC 12, HP 11; Straw Lash grapples, escape DC 12). THE RULE: the straw only walks while the carved faces watch; turn key pumpkins (an action, no check): two facing away skips every scarecrow's turn, twice in different rounds ends the fight; a clipped heart-gourd drops a scarecrow, no roll. Spoils: the bell-handled lantern (1 use) and the PROP ROOM map scrap.</w:t>
       </w:r>
     </w:p>
     <w:p>
       <w:pPr>
-        <w:pBdr>
-          <w:left w:val="single" w:sz="18" w:space="12" w:color="8B2020"/>
-        </w:pBdr>
-        <w:shd w:val="clear" w:color="auto" w:fill="FCF6F6"/>
-        <w:spacing w:before="30" w:after="70"/>
-        <w:ind w:left="340" w:right="340"/>
+        <w:spacing w:after="80"/>
       </w:pPr>
       <w:r>
         <w:rPr>
@@ -4983,9 +5396,9 @@
           <w:b/>
           <w:i w:val="0"/>
           <w:color w:val="222222"/>
-          <w:sz w:val="18"/>
-        </w:rPr>
-        <w:t>Mind-Humming Aura.</w:t>
+          <w:sz w:val="21"/>
+        </w:rPr>
+        <w:t>FIGHT 3: The Graveyard Risen</w:t>
       </w:r>
       <w:r>
         <w:rPr>
@@ -4993,19 +5406,14 @@
           <w:b w:val="0"/>
           <w:i w:val="0"/>
           <w:color w:val="222222"/>
-          <w:sz w:val="18"/>
-        </w:rPr>
-        <w:t xml:space="preserve"> A creature without beeswax starting its turn within 30 ft. makes a DC 13 Wisdom save or has disadvantage on attack rolls that turn; beeswax grants advantage on the save.</w:t>
+          <w:sz w:val="21"/>
+        </w:rPr>
+        <w:t xml:space="preserve"> (Easy; happens only if the rite goes wrong). 2x Zombie (AC 8, HP 22; Undead Fortitude: Con save, DC 5 + damage taken) if the restored name is wrong or unknown; 3x Zombie + 2x Skeleton (AC 13, HP 13; VULNERABLE BLUDGEONING) if the rite is begun loud and careless. The rite: Investigation DC 12 → Religion or History DC 12 → three rings → the Remembrance Knot (advantage for Brynn's students). Payout: HOLD FAST, advantage on one Wisdom save against the song, once this session.</w:t>
       </w:r>
     </w:p>
     <w:p>
       <w:pPr>
-        <w:pBdr>
-          <w:left w:val="single" w:sz="18" w:space="12" w:color="8B2020"/>
-        </w:pBdr>
-        <w:shd w:val="clear" w:color="auto" w:fill="FCF6F6"/>
-        <w:spacing w:before="30" w:after="70"/>
-        <w:ind w:left="340" w:right="340"/>
+        <w:spacing w:after="80"/>
       </w:pPr>
       <w:r>
         <w:rPr>
@@ -5013,9 +5421,9 @@
           <w:b/>
           <w:i w:val="0"/>
           <w:color w:val="222222"/>
-          <w:sz w:val="18"/>
-        </w:rPr>
-        <w:t>Bite.</w:t>
+          <w:sz w:val="21"/>
+        </w:rPr>
+        <w:t>FIGHT 4: The Tavern Head</w:t>
       </w:r>
       <w:r>
         <w:rPr>
@@ -5023,19 +5431,14 @@
           <w:b w:val="0"/>
           <w:i w:val="0"/>
           <w:color w:val="222222"/>
-          <w:sz w:val="18"/>
-        </w:rPr>
-        <w:t xml:space="preserve"> +6 to hit, reach 10 ft., 13 (2d8 + 4) piercing, and the target is grappled (escape DC 14). While it has a creature grappled, the head cannot bite a different target.</w:t>
+          <w:sz w:val="21"/>
+        </w:rPr>
+        <w:t xml:space="preserve"> (Hard; the reveal is the point). 1x False Hydra Tavern Head (AC 14, HP 70; hum: 30 ft, DC 13 Wis or attacks at disadvantage, beeswax = advantage; Bite +6, grapple escape DC 14, then Lurch and Drag toward the trapdoor and Wrench, Str DC 14). 20+ damage in a single turn = it recoils and loses reactions; fire puts its next attack at disadvantage. Toys: stew pot, long table, lantern rack, slam the trapdoor (Str DC 14). Keep Maera out of harm's way; the second neck ALWAYS escapes down the tunnel.</w:t>
       </w:r>
     </w:p>
     <w:p>
       <w:pPr>
-        <w:pBdr>
-          <w:left w:val="single" w:sz="18" w:space="12" w:color="8B2020"/>
-        </w:pBdr>
-        <w:shd w:val="clear" w:color="auto" w:fill="FCF6F6"/>
-        <w:spacing w:before="30" w:after="70"/>
-        <w:ind w:left="340" w:right="340"/>
+        <w:spacing w:after="80"/>
       </w:pPr>
       <w:r>
         <w:rPr>
@@ -5043,9 +5446,9 @@
           <w:b/>
           <w:i w:val="0"/>
           <w:color w:val="222222"/>
-          <w:sz w:val="18"/>
-        </w:rPr>
-        <w:t>Lurch and Drag.</w:t>
+          <w:sz w:val="21"/>
+        </w:rPr>
+        <w:t>BOSS: The False Hydra Entire</w:t>
       </w:r>
       <w:r>
         <w:rPr>
@@ -5053,19 +5456,65 @@
           <w:b w:val="0"/>
           <w:i w:val="0"/>
           <w:color w:val="222222"/>
-          <w:sz w:val="18"/>
-        </w:rPr>
-        <w:t xml:space="preserve"> The head drags a creature it is grappling 5 ft. toward the trapdoor; the creature makes a DC 13 Wisdom save or loses a word or a thought for a heartbeat.</w:t>
+          <w:sz w:val="21"/>
+        </w:rPr>
+        <w:t xml:space="preserve"> (the hardest fight since the Dutchman). Body (AC 15, HP 130) RESISTS ALL WEAPON DAMAGE while heads live; Vital Link: each dead head strips one layer. 4x Head (AC 14, HP 45; reach 15 ft from a floor port; withdraws and re-emerges from any port). Song: 60 ft, DC 15 Wis or disadvantage and no reactions (beeswax: advantage, no lock). Lair actions on initiative 20 (Stage Drop / Mask of Memory / Gasping Vent); legendary actions one per living head, max 3 a round. Catwalk Stealth vs. passive 14 buys a surprise round. Kill heads first.</w:t>
       </w:r>
     </w:p>
     <w:p>
       <w:pPr>
+        <w:keepNext/>
+        <w:spacing w:before="400" w:after="120"/>
         <w:pBdr>
-          <w:left w:val="single" w:sz="18" w:space="12" w:color="8B2020"/>
+          <w:bottom w:val="single" w:sz="6" w:space="4" w:color="B8860B"/>
         </w:pBdr>
-        <w:shd w:val="clear" w:color="auto" w:fill="FCF6F6"/>
-        <w:spacing w:before="30" w:after="70"/>
-        <w:ind w:left="340" w:right="340"/>
+      </w:pPr>
+      <w:r>
+        <w:rPr>
+          <w:rFonts w:ascii="Georgia" w:hAnsi="Georgia" w:cs="Georgia"/>
+          <w:b/>
+          <w:color w:val="B8860B"/>
+          <w:sz w:val="32"/>
+        </w:rPr>
+        <w:t>The Resource Picture</w:t>
+      </w:r>
+    </w:p>
+    <w:p>
+      <w:pPr>
+        <w:spacing w:after="80"/>
+      </w:pPr>
+      <w:r>
+        <w:rPr>
+          <w:rFonts w:ascii="Georgia" w:hAnsi="Georgia" w:cs="Georgia"/>
+          <w:b w:val="0"/>
+          <w:i w:val="0"/>
+          <w:color w:val="222222"/>
+          <w:sz w:val="21"/>
+        </w:rPr>
+        <w:t>▶ One long day and night with no long rest inside it, so the spend is hit points, Wisdom saves, and nerve rather than slots. BEESWAX is the resource that actually matters: seat it at the belltower and the song mostly stops taxing the table (do not let anyone be brave about it). HOLD FAST from the graveyard rite banks one more save; the bell-handled lantern is one Investigation with advantage in Wraithpine. If the party wants a breather, the natural short rest sits after the belltower: the tavern head and the lair land back to back. Lilly's cannon runs all day; watch Ursa's concentration in the lair (one thing at a time) and Stabby's focus across as many as five fights.</w:t>
+      </w:r>
+    </w:p>
+    <w:p>
+      <w:pPr>
+        <w:keepNext/>
+        <w:spacing w:before="400" w:after="120"/>
+        <w:pBdr>
+          <w:bottom w:val="single" w:sz="6" w:space="4" w:color="B8860B"/>
+        </w:pBdr>
+      </w:pPr>
+      <w:r>
+        <w:rPr>
+          <w:rFonts w:ascii="Georgia" w:hAnsi="Georgia" w:cs="Georgia"/>
+          <w:b/>
+          <w:color w:val="B8860B"/>
+          <w:sz w:val="32"/>
+        </w:rPr>
+        <w:t>Spotlights &amp; Seeds: every kid shines, every door gets planted</w:t>
+      </w:r>
+    </w:p>
+    <w:p>
+      <w:pPr>
+        <w:spacing w:after="80"/>
       </w:pPr>
       <w:r>
         <w:rPr>
@@ -5073,9 +5522,9 @@
           <w:b/>
           <w:i w:val="0"/>
           <w:color w:val="222222"/>
-          <w:sz w:val="18"/>
-        </w:rPr>
-        <w:t>Wrench (bonus action).</w:t>
+          <w:sz w:val="21"/>
+        </w:rPr>
+        <w:t>Lilly:</w:t>
       </w:r>
       <w:r>
         <w:rPr>
@@ -5083,19 +5532,14 @@
           <w:b w:val="0"/>
           <w:i w:val="0"/>
           <w:color w:val="222222"/>
-          <w:sz w:val="18"/>
-        </w:rPr>
-        <w:t xml:space="preserve"> A creature the head is grappling makes a DC 14 Strength save or is knocked prone and takes 5 (1d6 + 2) bludgeoning as the jaw grinds it against the floorboards.</w:t>
+          <w:sz w:val="21"/>
+        </w:rPr>
+        <w:t xml:space="preserve"> she names GHOSTBLOOM on the landfall path (“a bloom made of ghost-light”) → the chandler's sugared chip, “for remembering” → the Essence Sphere's heartbeat; it pulls toward the theater when the table stalls → emerald fire along the pale neck in the lair → at the chest, the session's thesis is hers: “They were made for US. It is ELARIA.” (Door: Elaria's guidance) → her new Dynamo core is stamped PROP ROOM (Door: a mystery nobody explains).</w:t>
       </w:r>
     </w:p>
     <w:p>
       <w:pPr>
-        <w:pBdr>
-          <w:left w:val="single" w:sz="18" w:space="12" w:color="8B2020"/>
-        </w:pBdr>
-        <w:shd w:val="clear" w:color="auto" w:fill="FCF6F6"/>
-        <w:spacing w:before="30" w:after="70"/>
-        <w:ind w:left="340" w:right="340"/>
+        <w:spacing w:after="80"/>
       </w:pPr>
       <w:r>
         <w:rPr>
@@ -5103,9 +5547,9 @@
           <w:b/>
           <w:i w:val="0"/>
           <w:color w:val="222222"/>
-          <w:sz w:val="18"/>
-        </w:rPr>
-        <w:t>Recoil from Flame (reaction).</w:t>
+          <w:sz w:val="21"/>
+        </w:rPr>
+        <w:t>Stabby:</w:t>
       </w:r>
       <w:r>
         <w:rPr>
@@ -5113,19 +5557,14 @@
           <w:b w:val="0"/>
           <w:i w:val="0"/>
           <w:color w:val="222222"/>
-          <w:sz w:val="18"/>
-        </w:rPr>
-        <w:t xml:space="preserve"> When the head takes fire damage, it has disadvantage on its next attack roll before the end of its next turn.</w:t>
+          <w:sz w:val="21"/>
+        </w:rPr>
+        <w:t xml:space="preserve"> he carries the clue chain: he cuts the heart-gourd open (the PROP ROOM map scrap) and pries the parcel slip from a risen hand and pockets it → Candyfang steel cracks the slate teeth at the Gull → the last head falls to the Katana and a lance of starlight together → at dawn, “Let's not stick around for this part”: let him keep the goodbye light. The Sash of the Swift Current is his.</w:t>
       </w:r>
     </w:p>
     <w:p>
       <w:pPr>
-        <w:pBdr>
-          <w:left w:val="single" w:sz="18" w:space="12" w:color="8B2020"/>
-        </w:pBdr>
-        <w:shd w:val="clear" w:color="auto" w:fill="FCF6F6"/>
-        <w:spacing w:before="30" w:after="70"/>
-        <w:ind w:left="340" w:right="340"/>
+        <w:spacing w:after="80"/>
       </w:pPr>
       <w:r>
         <w:rPr>
@@ -5133,9 +5572,9 @@
           <w:b/>
           <w:i w:val="0"/>
           <w:color w:val="222222"/>
-          <w:sz w:val="18"/>
-        </w:rPr>
-        <w:t>Segmented Neck.</w:t>
+          <w:sz w:val="21"/>
+        </w:rPr>
+        <w:t>Ursa:</w:t>
       </w:r>
       <w:r>
         <w:rPr>
@@ -5143,39 +5582,32 @@
           <w:b w:val="0"/>
           <w:i w:val="0"/>
           <w:color w:val="222222"/>
-          <w:sz w:val="18"/>
-        </w:rPr>
-        <w:t xml:space="preserve"> Ignores forced movement and prone; after taking 20+ damage in one turn it recoils 5 ft. and loses its reactions until its next turn.</w:t>
+          <w:sz w:val="21"/>
+        </w:rPr>
+        <w:t xml:space="preserve"> Ghostbloom wakes in his arms → his lantern finds the breathing seam in the cellar → the rite is his kind of work: the knot ties with advantage for anyone Captain Brynn taught → he picks up Harlan's whistle in the lair and says nothing at all → starlight this deep place has never seen → at dawn he presses the whistle into Ms. Wicke's hand: the session's heart, let it land. The Staff of Waking Constellations is his (Door: a new star after every victory).</w:t>
       </w:r>
     </w:p>
     <w:p>
       <w:pPr>
         <w:keepNext/>
+        <w:spacing w:before="400" w:after="120"/>
         <w:pBdr>
-          <w:left w:val="single" w:sz="18" w:space="12" w:color="8B2020"/>
+          <w:bottom w:val="single" w:sz="6" w:space="4" w:color="B8860B"/>
         </w:pBdr>
-        <w:shd w:val="clear" w:color="auto" w:fill="FCF6F6"/>
-        <w:spacing w:before="30" w:after="70"/>
-        <w:ind w:left="340" w:right="340"/>
       </w:pPr>
       <w:r>
         <w:rPr>
           <w:rFonts w:ascii="Georgia" w:hAnsi="Georgia" w:cs="Georgia"/>
           <w:b/>
-          <w:color w:val="8B2020"/>
-          <w:sz w:val="22"/>
-        </w:rPr>
-        <w:t>False Hydra, Adult (body and heads)</w:t>
+          <w:color w:val="B8860B"/>
+          <w:sz w:val="32"/>
+        </w:rPr>
+        <w:t>Foreshadow Tracker: say it, then say it again</w:t>
       </w:r>
     </w:p>
     <w:p>
       <w:pPr>
-        <w:pBdr>
-          <w:left w:val="single" w:sz="18" w:space="12" w:color="8B2020"/>
-        </w:pBdr>
-        <w:shd w:val="clear" w:color="auto" w:fill="FCF6F6"/>
-        <w:spacing w:before="30" w:after="70"/>
-        <w:ind w:left="340" w:right="340"/>
+        <w:spacing w:after="80"/>
       </w:pPr>
       <w:r>
         <w:rPr>
@@ -5183,854 +5615,4421 @@
           <w:b w:val="0"/>
           <w:i w:val="0"/>
           <w:color w:val="222222"/>
+          <w:sz w:val="21"/>
+        </w:rPr>
+        <w:t xml:space="preserve">▶ The tells, in order. The thin note under the festival (the first DC 13 save) • Maera's fourth place at a table laid for three; two cooling bowls; a skipped ledger line • black ribbons on gates and wrists, and nobody can say why • the playbill name scrubbed to lace (“moths”) • the slate: WRITE. DON'T LISTEN. • Ghostbloom's glow leaning toward trouble; the Essence Sphere's heartbeat • every carved face turning toward the theater; the PROP ROOM stamp • the chiseled gravestone with a stage-mask maker's mark • the parcel slip: HARLAN WICKE, 3 LANTERN LANE • Ms. Wicke's eyes skittering off her own portrait • UNDER. THEATER. • the second neck escaping the Gull • chalk stage-marks in the tunnel: </w:t>
+      </w:r>
+      <w:r>
+        <w:rPr>
+          <w:rFonts w:ascii="Georgia" w:hAnsi="Georgia" w:cs="Georgia"/>
+          <w:b w:val="0"/>
+          <w:i/>
+          <w:color w:val="222222"/>
+          <w:sz w:val="21"/>
+        </w:rPr>
+        <w:t>Upstage. Hold. Places.</w:t>
+      </w:r>
+    </w:p>
+    <w:p>
+      <w:pPr>
+        <w:keepNext/>
+        <w:pageBreakBefore/>
+        <w:spacing w:before="200" w:after="40"/>
+        <w:jc w:val="center"/>
+      </w:pPr>
+      <w:r>
+        <w:rPr>
+          <w:rFonts w:ascii="Georgia" w:hAnsi="Georgia" w:cs="Georgia"/>
+          <w:b/>
+          <w:color w:val="B8860B"/>
+          <w:sz w:val="21"/>
+        </w:rPr>
+        <w:t>APPENDIX</w:t>
+      </w:r>
+    </w:p>
+    <w:p>
+      <w:pPr>
+        <w:keepNext/>
+        <w:spacing w:after="40"/>
+        <w:jc w:val="center"/>
+      </w:pPr>
+      <w:r>
+        <w:rPr>
+          <w:rFonts w:ascii="Georgia" w:hAnsi="Georgia" w:cs="Georgia"/>
+          <w:b/>
+          <w:color w:val="8B2020"/>
+          <w:sz w:val="32"/>
+        </w:rPr>
+        <w:t>Bestiary: Enemy Stat Blocks</w:t>
+      </w:r>
+    </w:p>
+    <w:p>
+      <w:pPr>
+        <w:spacing w:after="200"/>
+        <w:jc w:val="center"/>
+      </w:pPr>
+      <w:r>
+        <w:rPr>
+          <w:rFonts w:ascii="Georgia" w:hAnsi="Georgia" w:cs="Georgia"/>
+          <w:color w:val="A0522D"/>
+          <w:sz w:val="21"/>
+        </w:rPr>
+        <w:t>All five encounters of Session 6, in the order the party meets them.</w:t>
+      </w:r>
+    </w:p>
+    <w:p>
+      <w:pPr>
+        <w:keepNext/>
+        <w:spacing w:before="320" w:after="20"/>
+        <w:jc w:val="center"/>
+      </w:pPr>
+      <w:r>
+        <w:rPr>
+          <w:rFonts w:ascii="Georgia" w:hAnsi="Georgia" w:cs="Georgia"/>
+          <w:b/>
+          <w:color w:val="8B2020"/>
+          <w:sz w:val="26"/>
+        </w:rPr>
+        <w:t>ENEMIES, Fight 1: Maera's Cellar</w:t>
+      </w:r>
+    </w:p>
+    <w:p>
+      <w:pPr>
+        <w:keepNext/>
+        <w:spacing w:after="120"/>
+        <w:jc w:val="center"/>
+      </w:pPr>
+      <w:r>
+        <w:rPr>
+          <w:rFonts w:ascii="Georgia" w:hAnsi="Georgia" w:cs="Georgia"/>
+          <w:color w:val="888888"/>
           <w:sz w:val="18"/>
         </w:rPr>
-        <w:t xml:space="preserve">Huge aberration, unaligned. </w:t>
-      </w:r>
+        <w:t>The Gasping Gull cellar ✦ Difficulty: Easy ✦ 2x Swarm of Rats + 4x Giant Rat</w:t>
+      </w:r>
+    </w:p>
+    <w:tbl>
+      <w:tblPr>
+        <w:tblW w:type="auto" w:w="0"/>
+        <w:jc w:val="center"/>
+        <w:tblLayout w:type="fixed"/>
+        <w:tblLook w:firstColumn="1" w:firstRow="1" w:lastColumn="0" w:lastRow="0" w:noHBand="0" w:noVBand="1" w:val="04A0"/>
+        <w:tblCellMar>
+          <w:left w:w="110" w:type="dxa"/>
+          <w:right w:w="110" w:type="dxa"/>
+          <w:top w:w="60" w:type="dxa"/>
+          <w:bottom w:w="80" w:type="dxa"/>
+        </w:tblCellMar>
+        <w:tblBorders>
+          <w:top w:val="single" w:sz="8" w:space="0" w:color="8B2020"/>
+          <w:left w:val="single" w:sz="8" w:space="0" w:color="8B2020"/>
+          <w:bottom w:val="single" w:sz="8" w:space="0" w:color="8B2020"/>
+          <w:right w:val="single" w:sz="8" w:space="0" w:color="8B2020"/>
+          <w:insideH w:val="single" w:sz="8" w:space="0" w:color="8B2020"/>
+          <w:insideV w:val="single" w:sz="8" w:space="0" w:color="8B2020"/>
+        </w:tblBorders>
+      </w:tblPr>
+      <w:tblGrid>
+        <w:gridCol w:w="4680"/>
+        <w:gridCol w:w="4680"/>
+      </w:tblGrid>
+      <w:tr>
+        <w:trPr>
+          <w:cantSplit/>
+        </w:trPr>
+        <w:tc>
+          <w:tcPr>
+            <w:tcW w:type="dxa" w:w="4536"/>
+          </w:tcPr>
+          <w:p>
+            <w:pPr>
+              <w:shd w:val="clear" w:color="auto" w:fill="8B2020"/>
+              <w:spacing w:before="0" w:after="20"/>
+            </w:pPr>
+            <w:r>
+              <w:rPr>
+                <w:rFonts w:ascii="Georgia" w:hAnsi="Georgia" w:cs="Georgia"/>
+                <w:b/>
+                <w:color w:val="FFFFFF"/>
+                <w:sz w:val="22"/>
+              </w:rPr>
+              <w:t>SWARM OF RATS</w:t>
+            </w:r>
+          </w:p>
+          <w:p>
+            <w:pPr>
+              <w:spacing w:after="40"/>
+            </w:pPr>
+            <w:r>
+              <w:rPr>
+                <w:rFonts w:ascii="Georgia" w:hAnsi="Georgia" w:cs="Georgia"/>
+                <w:i/>
+                <w:color w:val="8B2020"/>
+                <w:sz w:val="16"/>
+              </w:rPr>
+              <w:t>Medium swarm of Tiny beasts, unaligned ✦ CR 1/4 (50 XP) ✦ 2 in the cellar</w:t>
+            </w:r>
+          </w:p>
+          <w:p>
+            <w:pPr>
+              <w:spacing w:after="20"/>
+            </w:pPr>
+            <w:r>
+              <w:rPr>
+                <w:rFonts w:ascii="Georgia" w:hAnsi="Georgia" w:cs="Georgia"/>
+                <w:b/>
+                <w:i w:val="0"/>
+                <w:color w:val="222222"/>
+                <w:sz w:val="15"/>
+              </w:rPr>
+              <w:t>AC</w:t>
+            </w:r>
+            <w:r>
+              <w:rPr>
+                <w:rFonts w:ascii="Georgia" w:hAnsi="Georgia" w:cs="Georgia"/>
+                <w:b w:val="0"/>
+                <w:i w:val="0"/>
+                <w:color w:val="222222"/>
+                <w:sz w:val="15"/>
+              </w:rPr>
+              <w:t xml:space="preserve"> 10  </w:t>
+            </w:r>
+            <w:r>
+              <w:rPr>
+                <w:rFonts w:ascii="Georgia" w:hAnsi="Georgia" w:cs="Georgia"/>
+                <w:b/>
+                <w:i w:val="0"/>
+                <w:color w:val="222222"/>
+                <w:sz w:val="15"/>
+              </w:rPr>
+              <w:t>HP</w:t>
+            </w:r>
+            <w:r>
+              <w:rPr>
+                <w:rFonts w:ascii="Georgia" w:hAnsi="Georgia" w:cs="Georgia"/>
+                <w:b w:val="0"/>
+                <w:i w:val="0"/>
+                <w:color w:val="222222"/>
+                <w:sz w:val="15"/>
+              </w:rPr>
+              <w:t xml:space="preserve"> 24 (7d8 - 7)  </w:t>
+            </w:r>
+            <w:r>
+              <w:rPr>
+                <w:rFonts w:ascii="Georgia" w:hAnsi="Georgia" w:cs="Georgia"/>
+                <w:b/>
+                <w:i w:val="0"/>
+                <w:color w:val="222222"/>
+                <w:sz w:val="15"/>
+              </w:rPr>
+              <w:t>Speed</w:t>
+            </w:r>
+            <w:r>
+              <w:rPr>
+                <w:rFonts w:ascii="Georgia" w:hAnsi="Georgia" w:cs="Georgia"/>
+                <w:b w:val="0"/>
+                <w:i w:val="0"/>
+                <w:color w:val="222222"/>
+                <w:sz w:val="15"/>
+              </w:rPr>
+              <w:t xml:space="preserve"> 30 ft</w:t>
+            </w:r>
+          </w:p>
+          <w:p>
+            <w:pPr>
+              <w:spacing w:after="20"/>
+            </w:pPr>
+            <w:r>
+              <w:rPr>
+                <w:rFonts w:ascii="Georgia" w:hAnsi="Georgia" w:cs="Georgia"/>
+                <w:b/>
+                <w:i w:val="0"/>
+                <w:color w:val="222222"/>
+                <w:sz w:val="15"/>
+              </w:rPr>
+              <w:t>STR</w:t>
+            </w:r>
+            <w:r>
+              <w:rPr>
+                <w:rFonts w:ascii="Georgia" w:hAnsi="Georgia" w:cs="Georgia"/>
+                <w:b w:val="0"/>
+                <w:i w:val="0"/>
+                <w:color w:val="222222"/>
+                <w:sz w:val="15"/>
+              </w:rPr>
+              <w:t xml:space="preserve"> 9  </w:t>
+            </w:r>
+            <w:r>
+              <w:rPr>
+                <w:rFonts w:ascii="Georgia" w:hAnsi="Georgia" w:cs="Georgia"/>
+                <w:b/>
+                <w:i w:val="0"/>
+                <w:color w:val="222222"/>
+                <w:sz w:val="15"/>
+              </w:rPr>
+              <w:t>DEX</w:t>
+            </w:r>
+            <w:r>
+              <w:rPr>
+                <w:rFonts w:ascii="Georgia" w:hAnsi="Georgia" w:cs="Georgia"/>
+                <w:b w:val="0"/>
+                <w:i w:val="0"/>
+                <w:color w:val="222222"/>
+                <w:sz w:val="15"/>
+              </w:rPr>
+              <w:t xml:space="preserve"> 11  </w:t>
+            </w:r>
+            <w:r>
+              <w:rPr>
+                <w:rFonts w:ascii="Georgia" w:hAnsi="Georgia" w:cs="Georgia"/>
+                <w:b/>
+                <w:i w:val="0"/>
+                <w:color w:val="222222"/>
+                <w:sz w:val="15"/>
+              </w:rPr>
+              <w:t>CON</w:t>
+            </w:r>
+            <w:r>
+              <w:rPr>
+                <w:rFonts w:ascii="Georgia" w:hAnsi="Georgia" w:cs="Georgia"/>
+                <w:b w:val="0"/>
+                <w:i w:val="0"/>
+                <w:color w:val="222222"/>
+                <w:sz w:val="15"/>
+              </w:rPr>
+              <w:t xml:space="preserve"> 9  </w:t>
+            </w:r>
+            <w:r>
+              <w:rPr>
+                <w:rFonts w:ascii="Georgia" w:hAnsi="Georgia" w:cs="Georgia"/>
+                <w:b/>
+                <w:i w:val="0"/>
+                <w:color w:val="222222"/>
+                <w:sz w:val="15"/>
+              </w:rPr>
+              <w:t>INT</w:t>
+            </w:r>
+            <w:r>
+              <w:rPr>
+                <w:rFonts w:ascii="Georgia" w:hAnsi="Georgia" w:cs="Georgia"/>
+                <w:b w:val="0"/>
+                <w:i w:val="0"/>
+                <w:color w:val="222222"/>
+                <w:sz w:val="15"/>
+              </w:rPr>
+              <w:t xml:space="preserve"> 2  </w:t>
+            </w:r>
+            <w:r>
+              <w:rPr>
+                <w:rFonts w:ascii="Georgia" w:hAnsi="Georgia" w:cs="Georgia"/>
+                <w:b/>
+                <w:i w:val="0"/>
+                <w:color w:val="222222"/>
+                <w:sz w:val="15"/>
+              </w:rPr>
+              <w:t>WIS</w:t>
+            </w:r>
+            <w:r>
+              <w:rPr>
+                <w:rFonts w:ascii="Georgia" w:hAnsi="Georgia" w:cs="Georgia"/>
+                <w:b w:val="0"/>
+                <w:i w:val="0"/>
+                <w:color w:val="222222"/>
+                <w:sz w:val="15"/>
+              </w:rPr>
+              <w:t xml:space="preserve"> 10  </w:t>
+            </w:r>
+            <w:r>
+              <w:rPr>
+                <w:rFonts w:ascii="Georgia" w:hAnsi="Georgia" w:cs="Georgia"/>
+                <w:b/>
+                <w:i w:val="0"/>
+                <w:color w:val="222222"/>
+                <w:sz w:val="15"/>
+              </w:rPr>
+              <w:t>CHA</w:t>
+            </w:r>
+            <w:r>
+              <w:rPr>
+                <w:rFonts w:ascii="Georgia" w:hAnsi="Georgia" w:cs="Georgia"/>
+                <w:b w:val="0"/>
+                <w:i w:val="0"/>
+                <w:color w:val="222222"/>
+                <w:sz w:val="15"/>
+              </w:rPr>
+              <w:t xml:space="preserve"> 3</w:t>
+            </w:r>
+          </w:p>
+          <w:p>
+            <w:pPr>
+              <w:spacing w:after="20"/>
+            </w:pPr>
+            <w:r>
+              <w:rPr>
+                <w:rFonts w:ascii="Georgia" w:hAnsi="Georgia" w:cs="Georgia"/>
+                <w:b/>
+                <w:i w:val="0"/>
+                <w:color w:val="222222"/>
+                <w:sz w:val="15"/>
+              </w:rPr>
+              <w:t>Resist</w:t>
+            </w:r>
+            <w:r>
+              <w:rPr>
+                <w:rFonts w:ascii="Georgia" w:hAnsi="Georgia" w:cs="Georgia"/>
+                <w:b w:val="0"/>
+                <w:i w:val="0"/>
+                <w:color w:val="222222"/>
+                <w:sz w:val="15"/>
+              </w:rPr>
+              <w:t xml:space="preserve"> bludgeoning, piercing, slashing</w:t>
+            </w:r>
+          </w:p>
+          <w:p>
+            <w:pPr>
+              <w:spacing w:after="20"/>
+            </w:pPr>
+            <w:r>
+              <w:rPr>
+                <w:rFonts w:ascii="Georgia" w:hAnsi="Georgia" w:cs="Georgia"/>
+                <w:b/>
+                <w:i w:val="0"/>
+                <w:color w:val="222222"/>
+                <w:sz w:val="15"/>
+              </w:rPr>
+              <w:t>Imm.</w:t>
+            </w:r>
+            <w:r>
+              <w:rPr>
+                <w:rFonts w:ascii="Georgia" w:hAnsi="Georgia" w:cs="Georgia"/>
+                <w:b w:val="0"/>
+                <w:i w:val="0"/>
+                <w:color w:val="222222"/>
+                <w:sz w:val="15"/>
+              </w:rPr>
+              <w:t xml:space="preserve"> charmed, frightened, grappled, paralyzed, petrified, prone, restrained, stunned</w:t>
+            </w:r>
+          </w:p>
+          <w:p>
+            <w:pPr>
+              <w:spacing w:after="20"/>
+            </w:pPr>
+            <w:r>
+              <w:rPr>
+                <w:rFonts w:ascii="Georgia" w:hAnsi="Georgia" w:cs="Georgia"/>
+                <w:b/>
+                <w:i w:val="0"/>
+                <w:color w:val="222222"/>
+                <w:sz w:val="15"/>
+              </w:rPr>
+              <w:t>Senses</w:t>
+            </w:r>
+            <w:r>
+              <w:rPr>
+                <w:rFonts w:ascii="Georgia" w:hAnsi="Georgia" w:cs="Georgia"/>
+                <w:b w:val="0"/>
+                <w:i w:val="0"/>
+                <w:color w:val="222222"/>
+                <w:sz w:val="15"/>
+              </w:rPr>
+              <w:t xml:space="preserve"> darkvision 30 ft, passive Perception 10</w:t>
+            </w:r>
+          </w:p>
+          <w:p>
+            <w:pPr>
+              <w:spacing w:after="20"/>
+            </w:pPr>
+            <w:r>
+              <w:rPr>
+                <w:rFonts w:ascii="Georgia" w:hAnsi="Georgia" w:cs="Georgia"/>
+                <w:b/>
+                <w:i w:val="0"/>
+                <w:color w:val="222222"/>
+                <w:sz w:val="15"/>
+              </w:rPr>
+              <w:t>Challenge</w:t>
+            </w:r>
+            <w:r>
+              <w:rPr>
+                <w:rFonts w:ascii="Georgia" w:hAnsi="Georgia" w:cs="Georgia"/>
+                <w:b w:val="0"/>
+                <w:i w:val="0"/>
+                <w:color w:val="222222"/>
+                <w:sz w:val="15"/>
+              </w:rPr>
+              <w:t xml:space="preserve"> 1/4 (50 XP)</w:t>
+            </w:r>
+          </w:p>
+          <w:p>
+            <w:pPr>
+              <w:keepNext/>
+              <w:spacing w:before="60" w:after="20"/>
+            </w:pPr>
+            <w:r>
+              <w:rPr>
+                <w:rFonts w:ascii="Georgia" w:hAnsi="Georgia" w:cs="Georgia"/>
+                <w:b/>
+                <w:color w:val="8B2020"/>
+                <w:sz w:val="16"/>
+              </w:rPr>
+              <w:t>Traits</w:t>
+            </w:r>
+          </w:p>
+          <w:p>
+            <w:pPr>
+              <w:spacing w:after="20"/>
+            </w:pPr>
+            <w:r>
+              <w:rPr>
+                <w:rFonts w:ascii="Georgia" w:hAnsi="Georgia" w:cs="Georgia"/>
+                <w:b/>
+                <w:i/>
+                <w:color w:val="222222"/>
+                <w:sz w:val="15"/>
+              </w:rPr>
+              <w:t xml:space="preserve">Keen Smell. </w:t>
+            </w:r>
+            <w:r>
+              <w:rPr>
+                <w:rFonts w:ascii="Georgia" w:hAnsi="Georgia" w:cs="Georgia"/>
+                <w:b w:val="0"/>
+                <w:i w:val="0"/>
+                <w:color w:val="222222"/>
+                <w:sz w:val="15"/>
+              </w:rPr>
+              <w:t>The swarm has advantage on Wisdom (Perception) checks that rely on smell.</w:t>
+            </w:r>
+          </w:p>
+          <w:p>
+            <w:pPr>
+              <w:spacing w:after="20"/>
+            </w:pPr>
+            <w:r>
+              <w:rPr>
+                <w:rFonts w:ascii="Georgia" w:hAnsi="Georgia" w:cs="Georgia"/>
+                <w:b/>
+                <w:i/>
+                <w:color w:val="222222"/>
+                <w:sz w:val="15"/>
+              </w:rPr>
+              <w:t xml:space="preserve">Swarm. </w:t>
+            </w:r>
+            <w:r>
+              <w:rPr>
+                <w:rFonts w:ascii="Georgia" w:hAnsi="Georgia" w:cs="Georgia"/>
+                <w:b w:val="0"/>
+                <w:i w:val="0"/>
+                <w:color w:val="222222"/>
+                <w:sz w:val="15"/>
+              </w:rPr>
+              <w:t>The swarm can occupy another creature's space and vice versa; it cannot regain hit points or gain temporary hit points.</w:t>
+            </w:r>
+          </w:p>
+          <w:p>
+            <w:pPr>
+              <w:keepNext/>
+              <w:spacing w:before="60" w:after="20"/>
+            </w:pPr>
+            <w:r>
+              <w:rPr>
+                <w:rFonts w:ascii="Georgia" w:hAnsi="Georgia" w:cs="Georgia"/>
+                <w:b/>
+                <w:color w:val="8B2020"/>
+                <w:sz w:val="16"/>
+              </w:rPr>
+              <w:t>Actions</w:t>
+            </w:r>
+          </w:p>
+          <w:p>
+            <w:pPr>
+              <w:spacing w:after="20"/>
+            </w:pPr>
+            <w:r>
+              <w:rPr>
+                <w:rFonts w:ascii="Georgia" w:hAnsi="Georgia" w:cs="Georgia"/>
+                <w:b/>
+                <w:i/>
+                <w:color w:val="222222"/>
+                <w:sz w:val="15"/>
+              </w:rPr>
+              <w:t xml:space="preserve">Bites. </w:t>
+            </w:r>
+            <w:r>
+              <w:rPr>
+                <w:rFonts w:ascii="Georgia" w:hAnsi="Georgia" w:cs="Georgia"/>
+                <w:b w:val="0"/>
+                <w:i/>
+                <w:color w:val="222222"/>
+                <w:sz w:val="15"/>
+              </w:rPr>
+              <w:t>Melee Attack:</w:t>
+            </w:r>
+            <w:r>
+              <w:rPr>
+                <w:rFonts w:ascii="Georgia" w:hAnsi="Georgia" w:cs="Georgia"/>
+                <w:b w:val="0"/>
+                <w:i w:val="0"/>
+                <w:color w:val="222222"/>
+                <w:sz w:val="15"/>
+              </w:rPr>
+              <w:t xml:space="preserve"> +2 to hit, reach 0 ft, one creature in the swarm's space. </w:t>
+            </w:r>
+            <w:r>
+              <w:rPr>
+                <w:rFonts w:ascii="Georgia" w:hAnsi="Georgia" w:cs="Georgia"/>
+                <w:b w:val="0"/>
+                <w:i/>
+                <w:color w:val="222222"/>
+                <w:sz w:val="15"/>
+              </w:rPr>
+              <w:t>Hit:</w:t>
+            </w:r>
+            <w:r>
+              <w:rPr>
+                <w:rFonts w:ascii="Georgia" w:hAnsi="Georgia" w:cs="Georgia"/>
+                <w:b w:val="0"/>
+                <w:i w:val="0"/>
+                <w:color w:val="222222"/>
+                <w:sz w:val="15"/>
+              </w:rPr>
+              <w:t xml:space="preserve"> 7 (2d6) piercing damage, or 3 (1d6) if the swarm is at half its hit points or below.</w:t>
+            </w:r>
+          </w:p>
+        </w:tc>
+        <w:tc>
+          <w:tcPr>
+            <w:tcW w:type="dxa" w:w="4536"/>
+          </w:tcPr>
+          <w:p>
+            <w:pPr>
+              <w:shd w:val="clear" w:color="auto" w:fill="8B2020"/>
+              <w:spacing w:before="0" w:after="20"/>
+            </w:pPr>
+            <w:r>
+              <w:rPr>
+                <w:rFonts w:ascii="Georgia" w:hAnsi="Georgia" w:cs="Georgia"/>
+                <w:b/>
+                <w:color w:val="FFFFFF"/>
+                <w:sz w:val="22"/>
+              </w:rPr>
+              <w:t>GIANT RAT</w:t>
+            </w:r>
+          </w:p>
+          <w:p>
+            <w:pPr>
+              <w:spacing w:after="40"/>
+            </w:pPr>
+            <w:r>
+              <w:rPr>
+                <w:rFonts w:ascii="Georgia" w:hAnsi="Georgia" w:cs="Georgia"/>
+                <w:i/>
+                <w:color w:val="8B2020"/>
+                <w:sz w:val="16"/>
+              </w:rPr>
+              <w:t>Small beast, unaligned ✦ CR 1/8 (25 XP) ✦ 4 in the cellar</w:t>
+            </w:r>
+          </w:p>
+          <w:p>
+            <w:pPr>
+              <w:spacing w:after="20"/>
+            </w:pPr>
+            <w:r>
+              <w:rPr>
+                <w:rFonts w:ascii="Georgia" w:hAnsi="Georgia" w:cs="Georgia"/>
+                <w:b/>
+                <w:i w:val="0"/>
+                <w:color w:val="222222"/>
+                <w:sz w:val="15"/>
+              </w:rPr>
+              <w:t>AC</w:t>
+            </w:r>
+            <w:r>
+              <w:rPr>
+                <w:rFonts w:ascii="Georgia" w:hAnsi="Georgia" w:cs="Georgia"/>
+                <w:b w:val="0"/>
+                <w:i w:val="0"/>
+                <w:color w:val="222222"/>
+                <w:sz w:val="15"/>
+              </w:rPr>
+              <w:t xml:space="preserve"> 12  </w:t>
+            </w:r>
+            <w:r>
+              <w:rPr>
+                <w:rFonts w:ascii="Georgia" w:hAnsi="Georgia" w:cs="Georgia"/>
+                <w:b/>
+                <w:i w:val="0"/>
+                <w:color w:val="222222"/>
+                <w:sz w:val="15"/>
+              </w:rPr>
+              <w:t>HP</w:t>
+            </w:r>
+            <w:r>
+              <w:rPr>
+                <w:rFonts w:ascii="Georgia" w:hAnsi="Georgia" w:cs="Georgia"/>
+                <w:b w:val="0"/>
+                <w:i w:val="0"/>
+                <w:color w:val="222222"/>
+                <w:sz w:val="15"/>
+              </w:rPr>
+              <w:t xml:space="preserve"> 7 (2d6)  </w:t>
+            </w:r>
+            <w:r>
+              <w:rPr>
+                <w:rFonts w:ascii="Georgia" w:hAnsi="Georgia" w:cs="Georgia"/>
+                <w:b/>
+                <w:i w:val="0"/>
+                <w:color w:val="222222"/>
+                <w:sz w:val="15"/>
+              </w:rPr>
+              <w:t>Speed</w:t>
+            </w:r>
+            <w:r>
+              <w:rPr>
+                <w:rFonts w:ascii="Georgia" w:hAnsi="Georgia" w:cs="Georgia"/>
+                <w:b w:val="0"/>
+                <w:i w:val="0"/>
+                <w:color w:val="222222"/>
+                <w:sz w:val="15"/>
+              </w:rPr>
+              <w:t xml:space="preserve"> 30 ft</w:t>
+            </w:r>
+          </w:p>
+          <w:p>
+            <w:pPr>
+              <w:spacing w:after="20"/>
+            </w:pPr>
+            <w:r>
+              <w:rPr>
+                <w:rFonts w:ascii="Georgia" w:hAnsi="Georgia" w:cs="Georgia"/>
+                <w:b/>
+                <w:i w:val="0"/>
+                <w:color w:val="222222"/>
+                <w:sz w:val="15"/>
+              </w:rPr>
+              <w:t>STR</w:t>
+            </w:r>
+            <w:r>
+              <w:rPr>
+                <w:rFonts w:ascii="Georgia" w:hAnsi="Georgia" w:cs="Georgia"/>
+                <w:b w:val="0"/>
+                <w:i w:val="0"/>
+                <w:color w:val="222222"/>
+                <w:sz w:val="15"/>
+              </w:rPr>
+              <w:t xml:space="preserve"> 7  </w:t>
+            </w:r>
+            <w:r>
+              <w:rPr>
+                <w:rFonts w:ascii="Georgia" w:hAnsi="Georgia" w:cs="Georgia"/>
+                <w:b/>
+                <w:i w:val="0"/>
+                <w:color w:val="222222"/>
+                <w:sz w:val="15"/>
+              </w:rPr>
+              <w:t>DEX</w:t>
+            </w:r>
+            <w:r>
+              <w:rPr>
+                <w:rFonts w:ascii="Georgia" w:hAnsi="Georgia" w:cs="Georgia"/>
+                <w:b w:val="0"/>
+                <w:i w:val="0"/>
+                <w:color w:val="222222"/>
+                <w:sz w:val="15"/>
+              </w:rPr>
+              <w:t xml:space="preserve"> 15  </w:t>
+            </w:r>
+            <w:r>
+              <w:rPr>
+                <w:rFonts w:ascii="Georgia" w:hAnsi="Georgia" w:cs="Georgia"/>
+                <w:b/>
+                <w:i w:val="0"/>
+                <w:color w:val="222222"/>
+                <w:sz w:val="15"/>
+              </w:rPr>
+              <w:t>CON</w:t>
+            </w:r>
+            <w:r>
+              <w:rPr>
+                <w:rFonts w:ascii="Georgia" w:hAnsi="Georgia" w:cs="Georgia"/>
+                <w:b w:val="0"/>
+                <w:i w:val="0"/>
+                <w:color w:val="222222"/>
+                <w:sz w:val="15"/>
+              </w:rPr>
+              <w:t xml:space="preserve"> 11  </w:t>
+            </w:r>
+            <w:r>
+              <w:rPr>
+                <w:rFonts w:ascii="Georgia" w:hAnsi="Georgia" w:cs="Georgia"/>
+                <w:b/>
+                <w:i w:val="0"/>
+                <w:color w:val="222222"/>
+                <w:sz w:val="15"/>
+              </w:rPr>
+              <w:t>INT</w:t>
+            </w:r>
+            <w:r>
+              <w:rPr>
+                <w:rFonts w:ascii="Georgia" w:hAnsi="Georgia" w:cs="Georgia"/>
+                <w:b w:val="0"/>
+                <w:i w:val="0"/>
+                <w:color w:val="222222"/>
+                <w:sz w:val="15"/>
+              </w:rPr>
+              <w:t xml:space="preserve"> 2  </w:t>
+            </w:r>
+            <w:r>
+              <w:rPr>
+                <w:rFonts w:ascii="Georgia" w:hAnsi="Georgia" w:cs="Georgia"/>
+                <w:b/>
+                <w:i w:val="0"/>
+                <w:color w:val="222222"/>
+                <w:sz w:val="15"/>
+              </w:rPr>
+              <w:t>WIS</w:t>
+            </w:r>
+            <w:r>
+              <w:rPr>
+                <w:rFonts w:ascii="Georgia" w:hAnsi="Georgia" w:cs="Georgia"/>
+                <w:b w:val="0"/>
+                <w:i w:val="0"/>
+                <w:color w:val="222222"/>
+                <w:sz w:val="15"/>
+              </w:rPr>
+              <w:t xml:space="preserve"> 10  </w:t>
+            </w:r>
+            <w:r>
+              <w:rPr>
+                <w:rFonts w:ascii="Georgia" w:hAnsi="Georgia" w:cs="Georgia"/>
+                <w:b/>
+                <w:i w:val="0"/>
+                <w:color w:val="222222"/>
+                <w:sz w:val="15"/>
+              </w:rPr>
+              <w:t>CHA</w:t>
+            </w:r>
+            <w:r>
+              <w:rPr>
+                <w:rFonts w:ascii="Georgia" w:hAnsi="Georgia" w:cs="Georgia"/>
+                <w:b w:val="0"/>
+                <w:i w:val="0"/>
+                <w:color w:val="222222"/>
+                <w:sz w:val="15"/>
+              </w:rPr>
+              <w:t xml:space="preserve"> 4</w:t>
+            </w:r>
+          </w:p>
+          <w:p>
+            <w:pPr>
+              <w:spacing w:after="20"/>
+            </w:pPr>
+            <w:r>
+              <w:rPr>
+                <w:rFonts w:ascii="Georgia" w:hAnsi="Georgia" w:cs="Georgia"/>
+                <w:b/>
+                <w:i w:val="0"/>
+                <w:color w:val="222222"/>
+                <w:sz w:val="15"/>
+              </w:rPr>
+              <w:t>Skills</w:t>
+            </w:r>
+            <w:r>
+              <w:rPr>
+                <w:rFonts w:ascii="Georgia" w:hAnsi="Georgia" w:cs="Georgia"/>
+                <w:b w:val="0"/>
+                <w:i w:val="0"/>
+                <w:color w:val="222222"/>
+                <w:sz w:val="15"/>
+              </w:rPr>
+              <w:t xml:space="preserve"> Perception +2</w:t>
+            </w:r>
+          </w:p>
+          <w:p>
+            <w:pPr>
+              <w:spacing w:after="20"/>
+            </w:pPr>
+            <w:r>
+              <w:rPr>
+                <w:rFonts w:ascii="Georgia" w:hAnsi="Georgia" w:cs="Georgia"/>
+                <w:b/>
+                <w:i w:val="0"/>
+                <w:color w:val="222222"/>
+                <w:sz w:val="15"/>
+              </w:rPr>
+              <w:t>Senses</w:t>
+            </w:r>
+            <w:r>
+              <w:rPr>
+                <w:rFonts w:ascii="Georgia" w:hAnsi="Georgia" w:cs="Georgia"/>
+                <w:b w:val="0"/>
+                <w:i w:val="0"/>
+                <w:color w:val="222222"/>
+                <w:sz w:val="15"/>
+              </w:rPr>
+              <w:t xml:space="preserve"> darkvision 60 ft, passive Perception 12</w:t>
+            </w:r>
+          </w:p>
+          <w:p>
+            <w:pPr>
+              <w:spacing w:after="20"/>
+            </w:pPr>
+            <w:r>
+              <w:rPr>
+                <w:rFonts w:ascii="Georgia" w:hAnsi="Georgia" w:cs="Georgia"/>
+                <w:b/>
+                <w:i w:val="0"/>
+                <w:color w:val="222222"/>
+                <w:sz w:val="15"/>
+              </w:rPr>
+              <w:t>Challenge</w:t>
+            </w:r>
+            <w:r>
+              <w:rPr>
+                <w:rFonts w:ascii="Georgia" w:hAnsi="Georgia" w:cs="Georgia"/>
+                <w:b w:val="0"/>
+                <w:i w:val="0"/>
+                <w:color w:val="222222"/>
+                <w:sz w:val="15"/>
+              </w:rPr>
+              <w:t xml:space="preserve"> 1/8 (25 XP)</w:t>
+            </w:r>
+          </w:p>
+          <w:p>
+            <w:pPr>
+              <w:keepNext/>
+              <w:spacing w:before="60" w:after="20"/>
+            </w:pPr>
+            <w:r>
+              <w:rPr>
+                <w:rFonts w:ascii="Georgia" w:hAnsi="Georgia" w:cs="Georgia"/>
+                <w:b/>
+                <w:color w:val="8B2020"/>
+                <w:sz w:val="16"/>
+              </w:rPr>
+              <w:t>Traits</w:t>
+            </w:r>
+          </w:p>
+          <w:p>
+            <w:pPr>
+              <w:spacing w:after="20"/>
+            </w:pPr>
+            <w:r>
+              <w:rPr>
+                <w:rFonts w:ascii="Georgia" w:hAnsi="Georgia" w:cs="Georgia"/>
+                <w:b/>
+                <w:i/>
+                <w:color w:val="222222"/>
+                <w:sz w:val="15"/>
+              </w:rPr>
+              <w:t xml:space="preserve">Keen Smell. </w:t>
+            </w:r>
+            <w:r>
+              <w:rPr>
+                <w:rFonts w:ascii="Georgia" w:hAnsi="Georgia" w:cs="Georgia"/>
+                <w:b w:val="0"/>
+                <w:i w:val="0"/>
+                <w:color w:val="222222"/>
+                <w:sz w:val="15"/>
+              </w:rPr>
+              <w:t>Advantage on Wisdom (Perception) checks that rely on smell.</w:t>
+            </w:r>
+          </w:p>
+          <w:p>
+            <w:pPr>
+              <w:spacing w:after="20"/>
+            </w:pPr>
+            <w:r>
+              <w:rPr>
+                <w:rFonts w:ascii="Georgia" w:hAnsi="Georgia" w:cs="Georgia"/>
+                <w:b/>
+                <w:i/>
+                <w:color w:val="222222"/>
+                <w:sz w:val="15"/>
+              </w:rPr>
+              <w:t xml:space="preserve">Pack Tactics. </w:t>
+            </w:r>
+            <w:r>
+              <w:rPr>
+                <w:rFonts w:ascii="Georgia" w:hAnsi="Georgia" w:cs="Georgia"/>
+                <w:b w:val="0"/>
+                <w:i w:val="0"/>
+                <w:color w:val="222222"/>
+                <w:sz w:val="15"/>
+              </w:rPr>
+              <w:t>Advantage on attack rolls if an ally is within 5 ft of the target.</w:t>
+            </w:r>
+          </w:p>
+          <w:p>
+            <w:pPr>
+              <w:keepNext/>
+              <w:spacing w:before="60" w:after="20"/>
+            </w:pPr>
+            <w:r>
+              <w:rPr>
+                <w:rFonts w:ascii="Georgia" w:hAnsi="Georgia" w:cs="Georgia"/>
+                <w:b/>
+                <w:color w:val="8B2020"/>
+                <w:sz w:val="16"/>
+              </w:rPr>
+              <w:t>Actions</w:t>
+            </w:r>
+          </w:p>
+          <w:p>
+            <w:pPr>
+              <w:spacing w:after="20"/>
+            </w:pPr>
+            <w:r>
+              <w:rPr>
+                <w:rFonts w:ascii="Georgia" w:hAnsi="Georgia" w:cs="Georgia"/>
+                <w:b/>
+                <w:i/>
+                <w:color w:val="222222"/>
+                <w:sz w:val="15"/>
+              </w:rPr>
+              <w:t xml:space="preserve">Bite. </w:t>
+            </w:r>
+            <w:r>
+              <w:rPr>
+                <w:rFonts w:ascii="Georgia" w:hAnsi="Georgia" w:cs="Georgia"/>
+                <w:b w:val="0"/>
+                <w:i/>
+                <w:color w:val="222222"/>
+                <w:sz w:val="15"/>
+              </w:rPr>
+              <w:t>Melee Attack:</w:t>
+            </w:r>
+            <w:r>
+              <w:rPr>
+                <w:rFonts w:ascii="Georgia" w:hAnsi="Georgia" w:cs="Georgia"/>
+                <w:b w:val="0"/>
+                <w:i w:val="0"/>
+                <w:color w:val="222222"/>
+                <w:sz w:val="15"/>
+              </w:rPr>
+              <w:t xml:space="preserve"> +4 to hit, reach 5 ft. </w:t>
+            </w:r>
+            <w:r>
+              <w:rPr>
+                <w:rFonts w:ascii="Georgia" w:hAnsi="Georgia" w:cs="Georgia"/>
+                <w:b w:val="0"/>
+                <w:i/>
+                <w:color w:val="222222"/>
+                <w:sz w:val="15"/>
+              </w:rPr>
+              <w:t>Hit:</w:t>
+            </w:r>
+            <w:r>
+              <w:rPr>
+                <w:rFonts w:ascii="Georgia" w:hAnsi="Georgia" w:cs="Georgia"/>
+                <w:b w:val="0"/>
+                <w:i w:val="0"/>
+                <w:color w:val="222222"/>
+                <w:sz w:val="15"/>
+              </w:rPr>
+              <w:t xml:space="preserve"> 4 (1d4 + 2) piercing damage.</w:t>
+            </w:r>
+          </w:p>
+        </w:tc>
+      </w:tr>
+    </w:tbl>
+    <w:p>
+      <w:pPr>
+        <w:spacing w:after="40"/>
+      </w:pPr>
+    </w:p>
+    <w:p>
+      <w:pPr>
+        <w:spacing w:before="40" w:after="160"/>
+      </w:pPr>
       <w:r>
         <w:rPr>
           <w:rFonts w:ascii="Georgia" w:hAnsi="Georgia" w:cs="Georgia"/>
           <w:b/>
-          <w:i w:val="0"/>
+          <w:color w:val="8B2020"/>
+          <w:sz w:val="18"/>
+        </w:rPr>
+        <w:t xml:space="preserve">Tactics: </w:t>
+      </w:r>
+      <w:r>
+        <w:rPr>
+          <w:rFonts w:ascii="Georgia" w:hAnsi="Georgia" w:cs="Georgia"/>
+          <w:b w:val="0"/>
+          <w:i/>
           <w:color w:val="222222"/>
           <w:sz w:val="18"/>
         </w:rPr>
-        <w:t>Body:</w:t>
+        <w:t>One swarm lurks in the rafters and drops straight for a hero's shoulders: DC 13 Dexterity or it lands on you. The rest come as a gray tide down the tight barrel aisle, where Pack Tactics does the work. Fight the room: shove a cask down the aisle (once, Strength DC 12: 1d4 bludgeoning and prone, Dexterity DC 12) or pull down the rickety shelf (an action: Dexterity DC 13 or restrained). The real prize is the hairline seam in the far wall, quietly inhaling, with a hum inside the hill.</w:t>
+      </w:r>
+    </w:p>
+    <w:p>
+      <w:pPr>
+        <w:keepNext/>
+        <w:spacing w:before="320" w:after="20"/>
+        <w:jc w:val="center"/>
+      </w:pPr>
+      <w:r>
+        <w:rPr>
+          <w:rFonts w:ascii="Georgia" w:hAnsi="Georgia" w:cs="Georgia"/>
+          <w:b/>
+          <w:color w:val="8B2020"/>
+          <w:sz w:val="26"/>
+        </w:rPr>
+        <w:t>ENEMIES, Fight 2: Pumpkin Row</w:t>
+      </w:r>
+    </w:p>
+    <w:p>
+      <w:pPr>
+        <w:keepNext/>
+        <w:spacing w:after="120"/>
+        <w:jc w:val="center"/>
+      </w:pPr>
+      <w:r>
+        <w:rPr>
+          <w:rFonts w:ascii="Georgia" w:hAnsi="Georgia" w:cs="Georgia"/>
+          <w:color w:val="888888"/>
+          <w:sz w:val="18"/>
+        </w:rPr>
+        <w:t>Pumpkin Row ✦ Difficulty: Medium (or no fight at all) ✦ 2x Scarecrow + 6x Strawling</w:t>
+      </w:r>
+    </w:p>
+    <w:tbl>
+      <w:tblPr>
+        <w:tblW w:type="auto" w:w="0"/>
+        <w:jc w:val="center"/>
+        <w:tblLayout w:type="fixed"/>
+        <w:tblLook w:firstColumn="1" w:firstRow="1" w:lastColumn="0" w:lastRow="0" w:noHBand="0" w:noVBand="1" w:val="04A0"/>
+        <w:tblCellMar>
+          <w:left w:w="110" w:type="dxa"/>
+          <w:right w:w="110" w:type="dxa"/>
+          <w:top w:w="60" w:type="dxa"/>
+          <w:bottom w:w="80" w:type="dxa"/>
+        </w:tblCellMar>
+        <w:tblBorders>
+          <w:top w:val="single" w:sz="8" w:space="0" w:color="8B2020"/>
+          <w:left w:val="single" w:sz="8" w:space="0" w:color="8B2020"/>
+          <w:bottom w:val="single" w:sz="8" w:space="0" w:color="8B2020"/>
+          <w:right w:val="single" w:sz="8" w:space="0" w:color="8B2020"/>
+          <w:insideH w:val="single" w:sz="8" w:space="0" w:color="8B2020"/>
+          <w:insideV w:val="single" w:sz="8" w:space="0" w:color="8B2020"/>
+        </w:tblBorders>
+      </w:tblPr>
+      <w:tblGrid>
+        <w:gridCol w:w="4680"/>
+        <w:gridCol w:w="4680"/>
+      </w:tblGrid>
+      <w:tr>
+        <w:trPr>
+          <w:cantSplit/>
+        </w:trPr>
+        <w:tc>
+          <w:tcPr>
+            <w:tcW w:type="dxa" w:w="4536"/>
+          </w:tcPr>
+          <w:p>
+            <w:pPr>
+              <w:shd w:val="clear" w:color="auto" w:fill="8B2020"/>
+              <w:spacing w:before="0" w:after="20"/>
+            </w:pPr>
+            <w:r>
+              <w:rPr>
+                <w:rFonts w:ascii="Georgia" w:hAnsi="Georgia" w:cs="Georgia"/>
+                <w:b/>
+                <w:color w:val="FFFFFF"/>
+                <w:sz w:val="22"/>
+              </w:rPr>
+              <w:t>SCARECROW</w:t>
+            </w:r>
+          </w:p>
+          <w:p>
+            <w:pPr>
+              <w:spacing w:after="40"/>
+            </w:pPr>
+            <w:r>
+              <w:rPr>
+                <w:rFonts w:ascii="Georgia" w:hAnsi="Georgia" w:cs="Georgia"/>
+                <w:i/>
+                <w:color w:val="8B2020"/>
+                <w:sz w:val="16"/>
+              </w:rPr>
+              <w:t>Medium construct, neutral ✦ CR 1 (200 XP) ✦ 2 in the lane</w:t>
+            </w:r>
+          </w:p>
+          <w:p>
+            <w:pPr>
+              <w:spacing w:after="60"/>
+              <w:jc w:val="center"/>
+            </w:pPr>
+            <w:r>
+              <w:drawing>
+                <wp:inline xmlns:a="http://schemas.openxmlformats.org/drawingml/2006/main" xmlns:pic="http://schemas.openxmlformats.org/drawingml/2006/picture">
+                  <wp:extent cx="2624328" cy="2624328"/>
+                  <wp:docPr id="12" name="Picture 12"/>
+                  <wp:cNvGraphicFramePr>
+                    <a:graphicFrameLocks noChangeAspect="1"/>
+                  </wp:cNvGraphicFramePr>
+                  <a:graphic>
+                    <a:graphicData uri="http://schemas.openxmlformats.org/drawingml/2006/picture">
+                      <pic:pic>
+                        <pic:nvPicPr>
+                          <pic:cNvPr id="0" name="image.jpg"/>
+                          <pic:cNvPicPr/>
+                        </pic:nvPicPr>
+                        <pic:blipFill>
+                          <a:blip r:embed="rId21"/>
+                          <a:stretch>
+                            <a:fillRect/>
+                          </a:stretch>
+                        </pic:blipFill>
+                        <pic:spPr>
+                          <a:xfrm>
+                            <a:off x="0" y="0"/>
+                            <a:ext cx="2624328" cy="2624328"/>
+                          </a:xfrm>
+                          <a:prstGeom prst="rect"/>
+                        </pic:spPr>
+                      </pic:pic>
+                    </a:graphicData>
+                  </a:graphic>
+                </wp:inline>
+              </w:drawing>
+            </w:r>
+          </w:p>
+          <w:p>
+            <w:pPr>
+              <w:spacing w:after="20"/>
+            </w:pPr>
+            <w:r>
+              <w:rPr>
+                <w:rFonts w:ascii="Georgia" w:hAnsi="Georgia" w:cs="Georgia"/>
+                <w:b/>
+                <w:i w:val="0"/>
+                <w:color w:val="222222"/>
+                <w:sz w:val="15"/>
+              </w:rPr>
+              <w:t>AC</w:t>
+            </w:r>
+            <w:r>
+              <w:rPr>
+                <w:rFonts w:ascii="Georgia" w:hAnsi="Georgia" w:cs="Georgia"/>
+                <w:b w:val="0"/>
+                <w:i w:val="0"/>
+                <w:color w:val="222222"/>
+                <w:sz w:val="15"/>
+              </w:rPr>
+              <w:t xml:space="preserve"> 11  </w:t>
+            </w:r>
+            <w:r>
+              <w:rPr>
+                <w:rFonts w:ascii="Georgia" w:hAnsi="Georgia" w:cs="Georgia"/>
+                <w:b/>
+                <w:i w:val="0"/>
+                <w:color w:val="222222"/>
+                <w:sz w:val="15"/>
+              </w:rPr>
+              <w:t>HP</w:t>
+            </w:r>
+            <w:r>
+              <w:rPr>
+                <w:rFonts w:ascii="Georgia" w:hAnsi="Georgia" w:cs="Georgia"/>
+                <w:b w:val="0"/>
+                <w:i w:val="0"/>
+                <w:color w:val="222222"/>
+                <w:sz w:val="15"/>
+              </w:rPr>
+              <w:t xml:space="preserve"> 36 (8d8)  </w:t>
+            </w:r>
+            <w:r>
+              <w:rPr>
+                <w:rFonts w:ascii="Georgia" w:hAnsi="Georgia" w:cs="Georgia"/>
+                <w:b/>
+                <w:i w:val="0"/>
+                <w:color w:val="222222"/>
+                <w:sz w:val="15"/>
+              </w:rPr>
+              <w:t>Speed</w:t>
+            </w:r>
+            <w:r>
+              <w:rPr>
+                <w:rFonts w:ascii="Georgia" w:hAnsi="Georgia" w:cs="Georgia"/>
+                <w:b w:val="0"/>
+                <w:i w:val="0"/>
+                <w:color w:val="222222"/>
+                <w:sz w:val="15"/>
+              </w:rPr>
+              <w:t xml:space="preserve"> 30 ft</w:t>
+            </w:r>
+          </w:p>
+          <w:p>
+            <w:pPr>
+              <w:spacing w:after="20"/>
+            </w:pPr>
+            <w:r>
+              <w:rPr>
+                <w:rFonts w:ascii="Georgia" w:hAnsi="Georgia" w:cs="Georgia"/>
+                <w:b/>
+                <w:i w:val="0"/>
+                <w:color w:val="222222"/>
+                <w:sz w:val="15"/>
+              </w:rPr>
+              <w:t>STR</w:t>
+            </w:r>
+            <w:r>
+              <w:rPr>
+                <w:rFonts w:ascii="Georgia" w:hAnsi="Georgia" w:cs="Georgia"/>
+                <w:b w:val="0"/>
+                <w:i w:val="0"/>
+                <w:color w:val="222222"/>
+                <w:sz w:val="15"/>
+              </w:rPr>
+              <w:t xml:space="preserve"> 16  </w:t>
+            </w:r>
+            <w:r>
+              <w:rPr>
+                <w:rFonts w:ascii="Georgia" w:hAnsi="Georgia" w:cs="Georgia"/>
+                <w:b/>
+                <w:i w:val="0"/>
+                <w:color w:val="222222"/>
+                <w:sz w:val="15"/>
+              </w:rPr>
+              <w:t>DEX</w:t>
+            </w:r>
+            <w:r>
+              <w:rPr>
+                <w:rFonts w:ascii="Georgia" w:hAnsi="Georgia" w:cs="Georgia"/>
+                <w:b w:val="0"/>
+                <w:i w:val="0"/>
+                <w:color w:val="222222"/>
+                <w:sz w:val="15"/>
+              </w:rPr>
+              <w:t xml:space="preserve"> 12  </w:t>
+            </w:r>
+            <w:r>
+              <w:rPr>
+                <w:rFonts w:ascii="Georgia" w:hAnsi="Georgia" w:cs="Georgia"/>
+                <w:b/>
+                <w:i w:val="0"/>
+                <w:color w:val="222222"/>
+                <w:sz w:val="15"/>
+              </w:rPr>
+              <w:t>CON</w:t>
+            </w:r>
+            <w:r>
+              <w:rPr>
+                <w:rFonts w:ascii="Georgia" w:hAnsi="Georgia" w:cs="Georgia"/>
+                <w:b w:val="0"/>
+                <w:i w:val="0"/>
+                <w:color w:val="222222"/>
+                <w:sz w:val="15"/>
+              </w:rPr>
+              <w:t xml:space="preserve"> 11  </w:t>
+            </w:r>
+            <w:r>
+              <w:rPr>
+                <w:rFonts w:ascii="Georgia" w:hAnsi="Georgia" w:cs="Georgia"/>
+                <w:b/>
+                <w:i w:val="0"/>
+                <w:color w:val="222222"/>
+                <w:sz w:val="15"/>
+              </w:rPr>
+              <w:t>INT</w:t>
+            </w:r>
+            <w:r>
+              <w:rPr>
+                <w:rFonts w:ascii="Georgia" w:hAnsi="Georgia" w:cs="Georgia"/>
+                <w:b w:val="0"/>
+                <w:i w:val="0"/>
+                <w:color w:val="222222"/>
+                <w:sz w:val="15"/>
+              </w:rPr>
+              <w:t xml:space="preserve"> 10  </w:t>
+            </w:r>
+            <w:r>
+              <w:rPr>
+                <w:rFonts w:ascii="Georgia" w:hAnsi="Georgia" w:cs="Georgia"/>
+                <w:b/>
+                <w:i w:val="0"/>
+                <w:color w:val="222222"/>
+                <w:sz w:val="15"/>
+              </w:rPr>
+              <w:t>WIS</w:t>
+            </w:r>
+            <w:r>
+              <w:rPr>
+                <w:rFonts w:ascii="Georgia" w:hAnsi="Georgia" w:cs="Georgia"/>
+                <w:b w:val="0"/>
+                <w:i w:val="0"/>
+                <w:color w:val="222222"/>
+                <w:sz w:val="15"/>
+              </w:rPr>
+              <w:t xml:space="preserve"> 10  </w:t>
+            </w:r>
+            <w:r>
+              <w:rPr>
+                <w:rFonts w:ascii="Georgia" w:hAnsi="Georgia" w:cs="Georgia"/>
+                <w:b/>
+                <w:i w:val="0"/>
+                <w:color w:val="222222"/>
+                <w:sz w:val="15"/>
+              </w:rPr>
+              <w:t>CHA</w:t>
+            </w:r>
+            <w:r>
+              <w:rPr>
+                <w:rFonts w:ascii="Georgia" w:hAnsi="Georgia" w:cs="Georgia"/>
+                <w:b w:val="0"/>
+                <w:i w:val="0"/>
+                <w:color w:val="222222"/>
+                <w:sz w:val="15"/>
+              </w:rPr>
+              <w:t xml:space="preserve"> 10</w:t>
+            </w:r>
+          </w:p>
+          <w:p>
+            <w:pPr>
+              <w:spacing w:after="20"/>
+            </w:pPr>
+            <w:r>
+              <w:rPr>
+                <w:rFonts w:ascii="Georgia" w:hAnsi="Georgia" w:cs="Georgia"/>
+                <w:b/>
+                <w:i w:val="0"/>
+                <w:color w:val="222222"/>
+                <w:sz w:val="15"/>
+              </w:rPr>
+              <w:t>Vulnerable</w:t>
+            </w:r>
+            <w:r>
+              <w:rPr>
+                <w:rFonts w:ascii="Georgia" w:hAnsi="Georgia" w:cs="Georgia"/>
+                <w:b w:val="0"/>
+                <w:i w:val="0"/>
+                <w:color w:val="222222"/>
+                <w:sz w:val="15"/>
+              </w:rPr>
+              <w:t xml:space="preserve"> fire  </w:t>
+            </w:r>
+            <w:r>
+              <w:rPr>
+                <w:rFonts w:ascii="Georgia" w:hAnsi="Georgia" w:cs="Georgia"/>
+                <w:b/>
+                <w:i w:val="0"/>
+                <w:color w:val="222222"/>
+                <w:sz w:val="15"/>
+              </w:rPr>
+              <w:t>Resist</w:t>
+            </w:r>
+            <w:r>
+              <w:rPr>
+                <w:rFonts w:ascii="Georgia" w:hAnsi="Georgia" w:cs="Georgia"/>
+                <w:b w:val="0"/>
+                <w:i w:val="0"/>
+                <w:color w:val="222222"/>
+                <w:sz w:val="15"/>
+              </w:rPr>
+              <w:t xml:space="preserve"> nonmagical bludgeoning, piercing, slashing</w:t>
+            </w:r>
+          </w:p>
+          <w:p>
+            <w:pPr>
+              <w:spacing w:after="20"/>
+            </w:pPr>
+            <w:r>
+              <w:rPr>
+                <w:rFonts w:ascii="Georgia" w:hAnsi="Georgia" w:cs="Georgia"/>
+                <w:b/>
+                <w:i w:val="0"/>
+                <w:color w:val="222222"/>
+                <w:sz w:val="15"/>
+              </w:rPr>
+              <w:t>Imm.</w:t>
+            </w:r>
+            <w:r>
+              <w:rPr>
+                <w:rFonts w:ascii="Georgia" w:hAnsi="Georgia" w:cs="Georgia"/>
+                <w:b w:val="0"/>
+                <w:i w:val="0"/>
+                <w:color w:val="222222"/>
+                <w:sz w:val="15"/>
+              </w:rPr>
+              <w:t xml:space="preserve"> charmed, frightened, paralyzed, poisoned</w:t>
+            </w:r>
+          </w:p>
+          <w:p>
+            <w:pPr>
+              <w:spacing w:after="20"/>
+            </w:pPr>
+            <w:r>
+              <w:rPr>
+                <w:rFonts w:ascii="Georgia" w:hAnsi="Georgia" w:cs="Georgia"/>
+                <w:b/>
+                <w:i w:val="0"/>
+                <w:color w:val="222222"/>
+                <w:sz w:val="15"/>
+              </w:rPr>
+              <w:t>Senses</w:t>
+            </w:r>
+            <w:r>
+              <w:rPr>
+                <w:rFonts w:ascii="Georgia" w:hAnsi="Georgia" w:cs="Georgia"/>
+                <w:b w:val="0"/>
+                <w:i w:val="0"/>
+                <w:color w:val="222222"/>
+                <w:sz w:val="15"/>
+              </w:rPr>
+              <w:t xml:space="preserve"> darkvision 60 ft, passive Perception 10</w:t>
+            </w:r>
+          </w:p>
+          <w:p>
+            <w:pPr>
+              <w:spacing w:after="20"/>
+            </w:pPr>
+            <w:r>
+              <w:rPr>
+                <w:rFonts w:ascii="Georgia" w:hAnsi="Georgia" w:cs="Georgia"/>
+                <w:b/>
+                <w:i w:val="0"/>
+                <w:color w:val="222222"/>
+                <w:sz w:val="15"/>
+              </w:rPr>
+              <w:t>Challenge</w:t>
+            </w:r>
+            <w:r>
+              <w:rPr>
+                <w:rFonts w:ascii="Georgia" w:hAnsi="Georgia" w:cs="Georgia"/>
+                <w:b w:val="0"/>
+                <w:i w:val="0"/>
+                <w:color w:val="222222"/>
+                <w:sz w:val="15"/>
+              </w:rPr>
+              <w:t xml:space="preserve"> 1 (200 XP)</w:t>
+            </w:r>
+          </w:p>
+          <w:p>
+            <w:pPr>
+              <w:keepNext/>
+              <w:spacing w:before="60" w:after="20"/>
+            </w:pPr>
+            <w:r>
+              <w:rPr>
+                <w:rFonts w:ascii="Georgia" w:hAnsi="Georgia" w:cs="Georgia"/>
+                <w:b/>
+                <w:color w:val="8B2020"/>
+                <w:sz w:val="16"/>
+              </w:rPr>
+              <w:t>Traits</w:t>
+            </w:r>
+          </w:p>
+          <w:p>
+            <w:pPr>
+              <w:spacing w:after="20"/>
+            </w:pPr>
+            <w:r>
+              <w:rPr>
+                <w:rFonts w:ascii="Georgia" w:hAnsi="Georgia" w:cs="Georgia"/>
+                <w:b/>
+                <w:i/>
+                <w:color w:val="222222"/>
+                <w:sz w:val="15"/>
+              </w:rPr>
+              <w:t xml:space="preserve">Heart-Gourd Charm. </w:t>
+            </w:r>
+            <w:r>
+              <w:rPr>
+                <w:rFonts w:ascii="Georgia" w:hAnsi="Georgia" w:cs="Georgia"/>
+                <w:b w:val="0"/>
+                <w:i w:val="0"/>
+                <w:color w:val="222222"/>
+                <w:sz w:val="15"/>
+              </w:rPr>
+              <w:t>A coin-sized gourd charm is stitched under its ribs. From within 5 ft, a hero can snip it, no roll: the scarecrow falls limp on the spot.</w:t>
+            </w:r>
+          </w:p>
+          <w:p>
+            <w:pPr>
+              <w:keepNext/>
+              <w:spacing w:before="60" w:after="20"/>
+            </w:pPr>
+            <w:r>
+              <w:rPr>
+                <w:rFonts w:ascii="Georgia" w:hAnsi="Georgia" w:cs="Georgia"/>
+                <w:b/>
+                <w:color w:val="8B2020"/>
+                <w:sz w:val="16"/>
+              </w:rPr>
+              <w:t>Actions</w:t>
+            </w:r>
+          </w:p>
+          <w:p>
+            <w:pPr>
+              <w:spacing w:after="20"/>
+            </w:pPr>
+            <w:r>
+              <w:rPr>
+                <w:rFonts w:ascii="Georgia" w:hAnsi="Georgia" w:cs="Georgia"/>
+                <w:b/>
+                <w:i/>
+                <w:color w:val="222222"/>
+                <w:sz w:val="15"/>
+              </w:rPr>
+              <w:t xml:space="preserve">Terrifying Glare. </w:t>
+            </w:r>
+            <w:r>
+              <w:rPr>
+                <w:rFonts w:ascii="Georgia" w:hAnsi="Georgia" w:cs="Georgia"/>
+                <w:b w:val="0"/>
+                <w:i w:val="0"/>
+                <w:color w:val="222222"/>
+                <w:sz w:val="15"/>
+              </w:rPr>
+              <w:t>One creature within 30 ft: DC 11 Wisdom save or frightened for 1 minute (repeat the save at the end of each of its turns).</w:t>
+            </w:r>
+          </w:p>
+          <w:p>
+            <w:pPr>
+              <w:spacing w:after="20"/>
+            </w:pPr>
+            <w:r>
+              <w:rPr>
+                <w:rFonts w:ascii="Georgia" w:hAnsi="Georgia" w:cs="Georgia"/>
+                <w:b/>
+                <w:i/>
+                <w:color w:val="222222"/>
+                <w:sz w:val="15"/>
+              </w:rPr>
+              <w:t xml:space="preserve">Claws. </w:t>
+            </w:r>
+            <w:r>
+              <w:rPr>
+                <w:rFonts w:ascii="Georgia" w:hAnsi="Georgia" w:cs="Georgia"/>
+                <w:b w:val="0"/>
+                <w:i/>
+                <w:color w:val="222222"/>
+                <w:sz w:val="15"/>
+              </w:rPr>
+              <w:t>Melee Attack:</w:t>
+            </w:r>
+            <w:r>
+              <w:rPr>
+                <w:rFonts w:ascii="Georgia" w:hAnsi="Georgia" w:cs="Georgia"/>
+                <w:b w:val="0"/>
+                <w:i w:val="0"/>
+                <w:color w:val="222222"/>
+                <w:sz w:val="15"/>
+              </w:rPr>
+              <w:t xml:space="preserve"> +3 to hit, reach 5 ft. </w:t>
+            </w:r>
+            <w:r>
+              <w:rPr>
+                <w:rFonts w:ascii="Georgia" w:hAnsi="Georgia" w:cs="Georgia"/>
+                <w:b w:val="0"/>
+                <w:i/>
+                <w:color w:val="222222"/>
+                <w:sz w:val="15"/>
+              </w:rPr>
+              <w:t>Hit:</w:t>
+            </w:r>
+            <w:r>
+              <w:rPr>
+                <w:rFonts w:ascii="Georgia" w:hAnsi="Georgia" w:cs="Georgia"/>
+                <w:b w:val="0"/>
+                <w:i w:val="0"/>
+                <w:color w:val="222222"/>
+                <w:sz w:val="15"/>
+              </w:rPr>
+              <w:t xml:space="preserve"> 9 (2d4 + 4) slashing damage.</w:t>
+            </w:r>
+          </w:p>
+        </w:tc>
+        <w:tc>
+          <w:tcPr>
+            <w:tcW w:type="dxa" w:w="4536"/>
+          </w:tcPr>
+          <w:p>
+            <w:pPr>
+              <w:shd w:val="clear" w:color="auto" w:fill="8B2020"/>
+              <w:spacing w:before="0" w:after="20"/>
+            </w:pPr>
+            <w:r>
+              <w:rPr>
+                <w:rFonts w:ascii="Georgia" w:hAnsi="Georgia" w:cs="Georgia"/>
+                <w:b/>
+                <w:color w:val="FFFFFF"/>
+                <w:sz w:val="22"/>
+              </w:rPr>
+              <w:t>STRAWLING</w:t>
+            </w:r>
+          </w:p>
+          <w:p>
+            <w:pPr>
+              <w:spacing w:after="40"/>
+            </w:pPr>
+            <w:r>
+              <w:rPr>
+                <w:rFonts w:ascii="Georgia" w:hAnsi="Georgia" w:cs="Georgia"/>
+                <w:i/>
+                <w:color w:val="8B2020"/>
+                <w:sz w:val="16"/>
+              </w:rPr>
+              <w:t>Medium plant, neutral ✦ CR 1/4 (50 XP) ✦ reskinned Needle Blight ✦ 6 in the lane</w:t>
+            </w:r>
+          </w:p>
+          <w:p>
+            <w:pPr>
+              <w:spacing w:after="60"/>
+              <w:jc w:val="center"/>
+            </w:pPr>
+            <w:r>
+              <w:drawing>
+                <wp:inline xmlns:a="http://schemas.openxmlformats.org/drawingml/2006/main" xmlns:pic="http://schemas.openxmlformats.org/drawingml/2006/picture">
+                  <wp:extent cx="2624328" cy="2624328"/>
+                  <wp:docPr id="13" name="Picture 13"/>
+                  <wp:cNvGraphicFramePr>
+                    <a:graphicFrameLocks noChangeAspect="1"/>
+                  </wp:cNvGraphicFramePr>
+                  <a:graphic>
+                    <a:graphicData uri="http://schemas.openxmlformats.org/drawingml/2006/picture">
+                      <pic:pic>
+                        <pic:nvPicPr>
+                          <pic:cNvPr id="0" name="image.jpg"/>
+                          <pic:cNvPicPr/>
+                        </pic:nvPicPr>
+                        <pic:blipFill>
+                          <a:blip r:embed="rId22"/>
+                          <a:stretch>
+                            <a:fillRect/>
+                          </a:stretch>
+                        </pic:blipFill>
+                        <pic:spPr>
+                          <a:xfrm>
+                            <a:off x="0" y="0"/>
+                            <a:ext cx="2624328" cy="2624328"/>
+                          </a:xfrm>
+                          <a:prstGeom prst="rect"/>
+                        </pic:spPr>
+                      </pic:pic>
+                    </a:graphicData>
+                  </a:graphic>
+                </wp:inline>
+              </w:drawing>
+            </w:r>
+          </w:p>
+          <w:p>
+            <w:pPr>
+              <w:spacing w:after="20"/>
+            </w:pPr>
+            <w:r>
+              <w:rPr>
+                <w:rFonts w:ascii="Georgia" w:hAnsi="Georgia" w:cs="Georgia"/>
+                <w:b/>
+                <w:i w:val="0"/>
+                <w:color w:val="222222"/>
+                <w:sz w:val="15"/>
+              </w:rPr>
+              <w:t>AC</w:t>
+            </w:r>
+            <w:r>
+              <w:rPr>
+                <w:rFonts w:ascii="Georgia" w:hAnsi="Georgia" w:cs="Georgia"/>
+                <w:b w:val="0"/>
+                <w:i w:val="0"/>
+                <w:color w:val="222222"/>
+                <w:sz w:val="15"/>
+              </w:rPr>
+              <w:t xml:space="preserve"> 12  </w:t>
+            </w:r>
+            <w:r>
+              <w:rPr>
+                <w:rFonts w:ascii="Georgia" w:hAnsi="Georgia" w:cs="Georgia"/>
+                <w:b/>
+                <w:i w:val="0"/>
+                <w:color w:val="222222"/>
+                <w:sz w:val="15"/>
+              </w:rPr>
+              <w:t>HP</w:t>
+            </w:r>
+            <w:r>
+              <w:rPr>
+                <w:rFonts w:ascii="Georgia" w:hAnsi="Georgia" w:cs="Georgia"/>
+                <w:b w:val="0"/>
+                <w:i w:val="0"/>
+                <w:color w:val="222222"/>
+                <w:sz w:val="15"/>
+              </w:rPr>
+              <w:t xml:space="preserve"> 11 (2d8 + 2)  </w:t>
+            </w:r>
+            <w:r>
+              <w:rPr>
+                <w:rFonts w:ascii="Georgia" w:hAnsi="Georgia" w:cs="Georgia"/>
+                <w:b/>
+                <w:i w:val="0"/>
+                <w:color w:val="222222"/>
+                <w:sz w:val="15"/>
+              </w:rPr>
+              <w:t>Speed</w:t>
+            </w:r>
+            <w:r>
+              <w:rPr>
+                <w:rFonts w:ascii="Georgia" w:hAnsi="Georgia" w:cs="Georgia"/>
+                <w:b w:val="0"/>
+                <w:i w:val="0"/>
+                <w:color w:val="222222"/>
+                <w:sz w:val="15"/>
+              </w:rPr>
+              <w:t xml:space="preserve"> 30 ft</w:t>
+            </w:r>
+          </w:p>
+          <w:p>
+            <w:pPr>
+              <w:spacing w:after="20"/>
+            </w:pPr>
+            <w:r>
+              <w:rPr>
+                <w:rFonts w:ascii="Georgia" w:hAnsi="Georgia" w:cs="Georgia"/>
+                <w:b/>
+                <w:i w:val="0"/>
+                <w:color w:val="222222"/>
+                <w:sz w:val="15"/>
+              </w:rPr>
+              <w:t>STR</w:t>
+            </w:r>
+            <w:r>
+              <w:rPr>
+                <w:rFonts w:ascii="Georgia" w:hAnsi="Georgia" w:cs="Georgia"/>
+                <w:b w:val="0"/>
+                <w:i w:val="0"/>
+                <w:color w:val="222222"/>
+                <w:sz w:val="15"/>
+              </w:rPr>
+              <w:t xml:space="preserve"> 12  </w:t>
+            </w:r>
+            <w:r>
+              <w:rPr>
+                <w:rFonts w:ascii="Georgia" w:hAnsi="Georgia" w:cs="Georgia"/>
+                <w:b/>
+                <w:i w:val="0"/>
+                <w:color w:val="222222"/>
+                <w:sz w:val="15"/>
+              </w:rPr>
+              <w:t>DEX</w:t>
+            </w:r>
+            <w:r>
+              <w:rPr>
+                <w:rFonts w:ascii="Georgia" w:hAnsi="Georgia" w:cs="Georgia"/>
+                <w:b w:val="0"/>
+                <w:i w:val="0"/>
+                <w:color w:val="222222"/>
+                <w:sz w:val="15"/>
+              </w:rPr>
+              <w:t xml:space="preserve"> 12  </w:t>
+            </w:r>
+            <w:r>
+              <w:rPr>
+                <w:rFonts w:ascii="Georgia" w:hAnsi="Georgia" w:cs="Georgia"/>
+                <w:b/>
+                <w:i w:val="0"/>
+                <w:color w:val="222222"/>
+                <w:sz w:val="15"/>
+              </w:rPr>
+              <w:t>CON</w:t>
+            </w:r>
+            <w:r>
+              <w:rPr>
+                <w:rFonts w:ascii="Georgia" w:hAnsi="Georgia" w:cs="Georgia"/>
+                <w:b w:val="0"/>
+                <w:i w:val="0"/>
+                <w:color w:val="222222"/>
+                <w:sz w:val="15"/>
+              </w:rPr>
+              <w:t xml:space="preserve"> 12  </w:t>
+            </w:r>
+            <w:r>
+              <w:rPr>
+                <w:rFonts w:ascii="Georgia" w:hAnsi="Georgia" w:cs="Georgia"/>
+                <w:b/>
+                <w:i w:val="0"/>
+                <w:color w:val="222222"/>
+                <w:sz w:val="15"/>
+              </w:rPr>
+              <w:t>INT</w:t>
+            </w:r>
+            <w:r>
+              <w:rPr>
+                <w:rFonts w:ascii="Georgia" w:hAnsi="Georgia" w:cs="Georgia"/>
+                <w:b w:val="0"/>
+                <w:i w:val="0"/>
+                <w:color w:val="222222"/>
+                <w:sz w:val="15"/>
+              </w:rPr>
+              <w:t xml:space="preserve"> 4  </w:t>
+            </w:r>
+            <w:r>
+              <w:rPr>
+                <w:rFonts w:ascii="Georgia" w:hAnsi="Georgia" w:cs="Georgia"/>
+                <w:b/>
+                <w:i w:val="0"/>
+                <w:color w:val="222222"/>
+                <w:sz w:val="15"/>
+              </w:rPr>
+              <w:t>WIS</w:t>
+            </w:r>
+            <w:r>
+              <w:rPr>
+                <w:rFonts w:ascii="Georgia" w:hAnsi="Georgia" w:cs="Georgia"/>
+                <w:b w:val="0"/>
+                <w:i w:val="0"/>
+                <w:color w:val="222222"/>
+                <w:sz w:val="15"/>
+              </w:rPr>
+              <w:t xml:space="preserve"> 10  </w:t>
+            </w:r>
+            <w:r>
+              <w:rPr>
+                <w:rFonts w:ascii="Georgia" w:hAnsi="Georgia" w:cs="Georgia"/>
+                <w:b/>
+                <w:i w:val="0"/>
+                <w:color w:val="222222"/>
+                <w:sz w:val="15"/>
+              </w:rPr>
+              <w:t>CHA</w:t>
+            </w:r>
+            <w:r>
+              <w:rPr>
+                <w:rFonts w:ascii="Georgia" w:hAnsi="Georgia" w:cs="Georgia"/>
+                <w:b w:val="0"/>
+                <w:i w:val="0"/>
+                <w:color w:val="222222"/>
+                <w:sz w:val="15"/>
+              </w:rPr>
+              <w:t xml:space="preserve"> 3</w:t>
+            </w:r>
+          </w:p>
+          <w:p>
+            <w:pPr>
+              <w:spacing w:after="20"/>
+            </w:pPr>
+            <w:r>
+              <w:rPr>
+                <w:rFonts w:ascii="Georgia" w:hAnsi="Georgia" w:cs="Georgia"/>
+                <w:b/>
+                <w:i w:val="0"/>
+                <w:color w:val="222222"/>
+                <w:sz w:val="15"/>
+              </w:rPr>
+              <w:t>Senses</w:t>
+            </w:r>
+            <w:r>
+              <w:rPr>
+                <w:rFonts w:ascii="Georgia" w:hAnsi="Georgia" w:cs="Georgia"/>
+                <w:b w:val="0"/>
+                <w:i w:val="0"/>
+                <w:color w:val="222222"/>
+                <w:sz w:val="15"/>
+              </w:rPr>
+              <w:t xml:space="preserve"> passive Perception 10</w:t>
+            </w:r>
+          </w:p>
+          <w:p>
+            <w:pPr>
+              <w:spacing w:after="20"/>
+            </w:pPr>
+            <w:r>
+              <w:rPr>
+                <w:rFonts w:ascii="Georgia" w:hAnsi="Georgia" w:cs="Georgia"/>
+                <w:b/>
+                <w:i w:val="0"/>
+                <w:color w:val="222222"/>
+                <w:sz w:val="15"/>
+              </w:rPr>
+              <w:t>Challenge</w:t>
+            </w:r>
+            <w:r>
+              <w:rPr>
+                <w:rFonts w:ascii="Georgia" w:hAnsi="Georgia" w:cs="Georgia"/>
+                <w:b w:val="0"/>
+                <w:i w:val="0"/>
+                <w:color w:val="222222"/>
+                <w:sz w:val="15"/>
+              </w:rPr>
+              <w:t xml:space="preserve"> 1/4 (50 XP)</w:t>
+            </w:r>
+          </w:p>
+          <w:p>
+            <w:pPr>
+              <w:keepNext/>
+              <w:spacing w:before="60" w:after="20"/>
+            </w:pPr>
+            <w:r>
+              <w:rPr>
+                <w:rFonts w:ascii="Georgia" w:hAnsi="Georgia" w:cs="Georgia"/>
+                <w:b/>
+                <w:color w:val="8B2020"/>
+                <w:sz w:val="16"/>
+              </w:rPr>
+              <w:t>Actions</w:t>
+            </w:r>
+          </w:p>
+          <w:p>
+            <w:pPr>
+              <w:spacing w:after="20"/>
+            </w:pPr>
+            <w:r>
+              <w:rPr>
+                <w:rFonts w:ascii="Georgia" w:hAnsi="Georgia" w:cs="Georgia"/>
+                <w:b/>
+                <w:i/>
+                <w:color w:val="222222"/>
+                <w:sz w:val="15"/>
+              </w:rPr>
+              <w:t xml:space="preserve">Straw Lash. </w:t>
+            </w:r>
+            <w:r>
+              <w:rPr>
+                <w:rFonts w:ascii="Georgia" w:hAnsi="Georgia" w:cs="Georgia"/>
+                <w:b w:val="0"/>
+                <w:i/>
+                <w:color w:val="222222"/>
+                <w:sz w:val="15"/>
+              </w:rPr>
+              <w:t>Melee Attack:</w:t>
+            </w:r>
+            <w:r>
+              <w:rPr>
+                <w:rFonts w:ascii="Georgia" w:hAnsi="Georgia" w:cs="Georgia"/>
+                <w:b w:val="0"/>
+                <w:i w:val="0"/>
+                <w:color w:val="222222"/>
+                <w:sz w:val="15"/>
+              </w:rPr>
+              <w:t xml:space="preserve"> +4 to hit, reach 5 ft. </w:t>
+            </w:r>
+            <w:r>
+              <w:rPr>
+                <w:rFonts w:ascii="Georgia" w:hAnsi="Georgia" w:cs="Georgia"/>
+                <w:b w:val="0"/>
+                <w:i/>
+                <w:color w:val="222222"/>
+                <w:sz w:val="15"/>
+              </w:rPr>
+              <w:t>Hit:</w:t>
+            </w:r>
+            <w:r>
+              <w:rPr>
+                <w:rFonts w:ascii="Georgia" w:hAnsi="Georgia" w:cs="Georgia"/>
+                <w:b w:val="0"/>
+                <w:i w:val="0"/>
+                <w:color w:val="222222"/>
+                <w:sz w:val="15"/>
+              </w:rPr>
+              <w:t xml:space="preserve"> 4 (1d6 + 1) bludgeoning damage, and the target must succeed on a DC 12 Strength save or be grappled (escape DC 12).</w:t>
+            </w:r>
+          </w:p>
+          <w:p>
+            <w:pPr>
+              <w:spacing w:after="20"/>
+            </w:pPr>
+            <w:r>
+              <w:rPr>
+                <w:rFonts w:ascii="Georgia" w:hAnsi="Georgia" w:cs="Georgia"/>
+                <w:b/>
+                <w:i/>
+                <w:color w:val="222222"/>
+                <w:sz w:val="15"/>
+              </w:rPr>
+              <w:t xml:space="preserve">Chaff Burst. </w:t>
+            </w:r>
+            <w:r>
+              <w:rPr>
+                <w:rFonts w:ascii="Georgia" w:hAnsi="Georgia" w:cs="Georgia"/>
+                <w:b w:val="0"/>
+                <w:i/>
+                <w:color w:val="222222"/>
+                <w:sz w:val="15"/>
+              </w:rPr>
+              <w:t>Ranged Attack:</w:t>
+            </w:r>
+            <w:r>
+              <w:rPr>
+                <w:rFonts w:ascii="Georgia" w:hAnsi="Georgia" w:cs="Georgia"/>
+                <w:b w:val="0"/>
+                <w:i w:val="0"/>
+                <w:color w:val="222222"/>
+                <w:sz w:val="15"/>
+              </w:rPr>
+              <w:t xml:space="preserve"> +4 to hit, range 30/60 ft. </w:t>
+            </w:r>
+            <w:r>
+              <w:rPr>
+                <w:rFonts w:ascii="Georgia" w:hAnsi="Georgia" w:cs="Georgia"/>
+                <w:b w:val="0"/>
+                <w:i/>
+                <w:color w:val="222222"/>
+                <w:sz w:val="15"/>
+              </w:rPr>
+              <w:t>Hit:</w:t>
+            </w:r>
+            <w:r>
+              <w:rPr>
+                <w:rFonts w:ascii="Georgia" w:hAnsi="Georgia" w:cs="Georgia"/>
+                <w:b w:val="0"/>
+                <w:i w:val="0"/>
+                <w:color w:val="222222"/>
+                <w:sz w:val="15"/>
+              </w:rPr>
+              <w:t xml:space="preserve"> 6 (2d4) piercing damage (a spray of straw flechettes).</w:t>
+            </w:r>
+          </w:p>
+        </w:tc>
+      </w:tr>
+    </w:tbl>
+    <w:p>
+      <w:pPr>
+        <w:spacing w:after="40"/>
+      </w:pPr>
+    </w:p>
+    <w:p>
+      <w:pPr>
+        <w:spacing w:before="40" w:after="160"/>
+      </w:pPr>
+      <w:r>
+        <w:rPr>
+          <w:rFonts w:ascii="Georgia" w:hAnsi="Georgia" w:cs="Georgia"/>
+          <w:b/>
+          <w:color w:val="8B2020"/>
+          <w:sz w:val="18"/>
+        </w:rPr>
+        <w:t xml:space="preserve">Tactics: </w:t>
       </w:r>
       <w:r>
         <w:rPr>
           <w:rFonts w:ascii="Georgia" w:hAnsi="Georgia" w:cs="Georgia"/>
           <w:b w:val="0"/>
-          <w:i w:val="0"/>
+          <w:i/>
           <w:color w:val="222222"/>
           <w:sz w:val="18"/>
         </w:rPr>
-        <w:t xml:space="preserve"> AC 15, HP 130 (12d12 + 48), Speed 10 ft., climb 10 ft. </w:t>
-      </w:r>
+        <w:t>The straw only walks while the carved faces watch. Three ways to win, and the Guardians may mix all three: turn or snuff the three key pumpkins (an action, no check; while any two face away from the theater every scarecrow skips its next turn, and managing it in two different rounds collapses the straw for good), clip the heart-gourds, or fight it out among the flickering jack-o'-lanterns. The hay cart bowls strawlings over, the pumpkin stack can be kicked into a glorious mess, and fire is the scarecrows' bad night.</w:t>
+      </w:r>
+    </w:p>
+    <w:p>
+      <w:pPr>
+        <w:keepNext/>
+        <w:spacing w:before="320" w:after="20"/>
+        <w:jc w:val="center"/>
+      </w:pPr>
       <w:r>
         <w:rPr>
           <w:rFonts w:ascii="Georgia" w:hAnsi="Georgia" w:cs="Georgia"/>
           <w:b/>
-          <w:i w:val="0"/>
+          <w:color w:val="8B2020"/>
+          <w:sz w:val="26"/>
+        </w:rPr>
+        <w:t>ENEMIES, Fight 3: The Graveyard Risen</w:t>
+      </w:r>
+    </w:p>
+    <w:p>
+      <w:pPr>
+        <w:keepNext/>
+        <w:spacing w:after="120"/>
+        <w:jc w:val="center"/>
+      </w:pPr>
+      <w:r>
+        <w:rPr>
+          <w:rFonts w:ascii="Georgia" w:hAnsi="Georgia" w:cs="Georgia"/>
+          <w:color w:val="888888"/>
+          <w:sz w:val="18"/>
+        </w:rPr>
+        <w:t>The hilltop graveyard ✦ Only if the rite goes wrong ✦ 2x Zombie (3x Zombie + 2x Skeleton if loud and careless)</w:t>
+      </w:r>
+    </w:p>
+    <w:tbl>
+      <w:tblPr>
+        <w:tblW w:type="auto" w:w="0"/>
+        <w:jc w:val="center"/>
+        <w:tblLayout w:type="fixed"/>
+        <w:tblLook w:firstColumn="1" w:firstRow="1" w:lastColumn="0" w:lastRow="0" w:noHBand="0" w:noVBand="1" w:val="04A0"/>
+        <w:tblCellMar>
+          <w:left w:w="110" w:type="dxa"/>
+          <w:right w:w="110" w:type="dxa"/>
+          <w:top w:w="60" w:type="dxa"/>
+          <w:bottom w:w="80" w:type="dxa"/>
+        </w:tblCellMar>
+        <w:tblBorders>
+          <w:top w:val="single" w:sz="8" w:space="0" w:color="8B2020"/>
+          <w:left w:val="single" w:sz="8" w:space="0" w:color="8B2020"/>
+          <w:bottom w:val="single" w:sz="8" w:space="0" w:color="8B2020"/>
+          <w:right w:val="single" w:sz="8" w:space="0" w:color="8B2020"/>
+          <w:insideH w:val="single" w:sz="8" w:space="0" w:color="8B2020"/>
+          <w:insideV w:val="single" w:sz="8" w:space="0" w:color="8B2020"/>
+        </w:tblBorders>
+      </w:tblPr>
+      <w:tblGrid>
+        <w:gridCol w:w="4680"/>
+        <w:gridCol w:w="4680"/>
+      </w:tblGrid>
+      <w:tr>
+        <w:trPr>
+          <w:cantSplit/>
+        </w:trPr>
+        <w:tc>
+          <w:tcPr>
+            <w:tcW w:type="dxa" w:w="4536"/>
+          </w:tcPr>
+          <w:p>
+            <w:pPr>
+              <w:shd w:val="clear" w:color="auto" w:fill="8B2020"/>
+              <w:spacing w:before="0" w:after="20"/>
+            </w:pPr>
+            <w:r>
+              <w:rPr>
+                <w:rFonts w:ascii="Georgia" w:hAnsi="Georgia" w:cs="Georgia"/>
+                <w:b/>
+                <w:color w:val="FFFFFF"/>
+                <w:sz w:val="22"/>
+              </w:rPr>
+              <w:t>ZOMBIE</w:t>
+            </w:r>
+          </w:p>
+          <w:p>
+            <w:pPr>
+              <w:spacing w:after="40"/>
+            </w:pPr>
+            <w:r>
+              <w:rPr>
+                <w:rFonts w:ascii="Georgia" w:hAnsi="Georgia" w:cs="Georgia"/>
+                <w:i/>
+                <w:color w:val="8B2020"/>
+                <w:sz w:val="16"/>
+              </w:rPr>
+              <w:t>Medium undead, unaligned ✦ CR 1/4 (50 XP)</w:t>
+            </w:r>
+          </w:p>
+          <w:p>
+            <w:pPr>
+              <w:spacing w:after="20"/>
+            </w:pPr>
+            <w:r>
+              <w:rPr>
+                <w:rFonts w:ascii="Georgia" w:hAnsi="Georgia" w:cs="Georgia"/>
+                <w:b/>
+                <w:i w:val="0"/>
+                <w:color w:val="222222"/>
+                <w:sz w:val="15"/>
+              </w:rPr>
+              <w:t>AC</w:t>
+            </w:r>
+            <w:r>
+              <w:rPr>
+                <w:rFonts w:ascii="Georgia" w:hAnsi="Georgia" w:cs="Georgia"/>
+                <w:b w:val="0"/>
+                <w:i w:val="0"/>
+                <w:color w:val="222222"/>
+                <w:sz w:val="15"/>
+              </w:rPr>
+              <w:t xml:space="preserve"> 8  </w:t>
+            </w:r>
+            <w:r>
+              <w:rPr>
+                <w:rFonts w:ascii="Georgia" w:hAnsi="Georgia" w:cs="Georgia"/>
+                <w:b/>
+                <w:i w:val="0"/>
+                <w:color w:val="222222"/>
+                <w:sz w:val="15"/>
+              </w:rPr>
+              <w:t>HP</w:t>
+            </w:r>
+            <w:r>
+              <w:rPr>
+                <w:rFonts w:ascii="Georgia" w:hAnsi="Georgia" w:cs="Georgia"/>
+                <w:b w:val="0"/>
+                <w:i w:val="0"/>
+                <w:color w:val="222222"/>
+                <w:sz w:val="15"/>
+              </w:rPr>
+              <w:t xml:space="preserve"> 22 (3d8 + 9)  </w:t>
+            </w:r>
+            <w:r>
+              <w:rPr>
+                <w:rFonts w:ascii="Georgia" w:hAnsi="Georgia" w:cs="Georgia"/>
+                <w:b/>
+                <w:i w:val="0"/>
+                <w:color w:val="222222"/>
+                <w:sz w:val="15"/>
+              </w:rPr>
+              <w:t>Speed</w:t>
+            </w:r>
+            <w:r>
+              <w:rPr>
+                <w:rFonts w:ascii="Georgia" w:hAnsi="Georgia" w:cs="Georgia"/>
+                <w:b w:val="0"/>
+                <w:i w:val="0"/>
+                <w:color w:val="222222"/>
+                <w:sz w:val="15"/>
+              </w:rPr>
+              <w:t xml:space="preserve"> 20 ft</w:t>
+            </w:r>
+          </w:p>
+          <w:p>
+            <w:pPr>
+              <w:spacing w:after="20"/>
+            </w:pPr>
+            <w:r>
+              <w:rPr>
+                <w:rFonts w:ascii="Georgia" w:hAnsi="Georgia" w:cs="Georgia"/>
+                <w:b/>
+                <w:i w:val="0"/>
+                <w:color w:val="222222"/>
+                <w:sz w:val="15"/>
+              </w:rPr>
+              <w:t>STR</w:t>
+            </w:r>
+            <w:r>
+              <w:rPr>
+                <w:rFonts w:ascii="Georgia" w:hAnsi="Georgia" w:cs="Georgia"/>
+                <w:b w:val="0"/>
+                <w:i w:val="0"/>
+                <w:color w:val="222222"/>
+                <w:sz w:val="15"/>
+              </w:rPr>
+              <w:t xml:space="preserve"> 13  </w:t>
+            </w:r>
+            <w:r>
+              <w:rPr>
+                <w:rFonts w:ascii="Georgia" w:hAnsi="Georgia" w:cs="Georgia"/>
+                <w:b/>
+                <w:i w:val="0"/>
+                <w:color w:val="222222"/>
+                <w:sz w:val="15"/>
+              </w:rPr>
+              <w:t>DEX</w:t>
+            </w:r>
+            <w:r>
+              <w:rPr>
+                <w:rFonts w:ascii="Georgia" w:hAnsi="Georgia" w:cs="Georgia"/>
+                <w:b w:val="0"/>
+                <w:i w:val="0"/>
+                <w:color w:val="222222"/>
+                <w:sz w:val="15"/>
+              </w:rPr>
+              <w:t xml:space="preserve"> 6  </w:t>
+            </w:r>
+            <w:r>
+              <w:rPr>
+                <w:rFonts w:ascii="Georgia" w:hAnsi="Georgia" w:cs="Georgia"/>
+                <w:b/>
+                <w:i w:val="0"/>
+                <w:color w:val="222222"/>
+                <w:sz w:val="15"/>
+              </w:rPr>
+              <w:t>CON</w:t>
+            </w:r>
+            <w:r>
+              <w:rPr>
+                <w:rFonts w:ascii="Georgia" w:hAnsi="Georgia" w:cs="Georgia"/>
+                <w:b w:val="0"/>
+                <w:i w:val="0"/>
+                <w:color w:val="222222"/>
+                <w:sz w:val="15"/>
+              </w:rPr>
+              <w:t xml:space="preserve"> 16  </w:t>
+            </w:r>
+            <w:r>
+              <w:rPr>
+                <w:rFonts w:ascii="Georgia" w:hAnsi="Georgia" w:cs="Georgia"/>
+                <w:b/>
+                <w:i w:val="0"/>
+                <w:color w:val="222222"/>
+                <w:sz w:val="15"/>
+              </w:rPr>
+              <w:t>INT</w:t>
+            </w:r>
+            <w:r>
+              <w:rPr>
+                <w:rFonts w:ascii="Georgia" w:hAnsi="Georgia" w:cs="Georgia"/>
+                <w:b w:val="0"/>
+                <w:i w:val="0"/>
+                <w:color w:val="222222"/>
+                <w:sz w:val="15"/>
+              </w:rPr>
+              <w:t xml:space="preserve"> 3  </w:t>
+            </w:r>
+            <w:r>
+              <w:rPr>
+                <w:rFonts w:ascii="Georgia" w:hAnsi="Georgia" w:cs="Georgia"/>
+                <w:b/>
+                <w:i w:val="0"/>
+                <w:color w:val="222222"/>
+                <w:sz w:val="15"/>
+              </w:rPr>
+              <w:t>WIS</w:t>
+            </w:r>
+            <w:r>
+              <w:rPr>
+                <w:rFonts w:ascii="Georgia" w:hAnsi="Georgia" w:cs="Georgia"/>
+                <w:b w:val="0"/>
+                <w:i w:val="0"/>
+                <w:color w:val="222222"/>
+                <w:sz w:val="15"/>
+              </w:rPr>
+              <w:t xml:space="preserve"> 6  </w:t>
+            </w:r>
+            <w:r>
+              <w:rPr>
+                <w:rFonts w:ascii="Georgia" w:hAnsi="Georgia" w:cs="Georgia"/>
+                <w:b/>
+                <w:i w:val="0"/>
+                <w:color w:val="222222"/>
+                <w:sz w:val="15"/>
+              </w:rPr>
+              <w:t>CHA</w:t>
+            </w:r>
+            <w:r>
+              <w:rPr>
+                <w:rFonts w:ascii="Georgia" w:hAnsi="Georgia" w:cs="Georgia"/>
+                <w:b w:val="0"/>
+                <w:i w:val="0"/>
+                <w:color w:val="222222"/>
+                <w:sz w:val="15"/>
+              </w:rPr>
+              <w:t xml:space="preserve"> 5</w:t>
+            </w:r>
+          </w:p>
+          <w:p>
+            <w:pPr>
+              <w:spacing w:after="20"/>
+            </w:pPr>
+            <w:r>
+              <w:rPr>
+                <w:rFonts w:ascii="Georgia" w:hAnsi="Georgia" w:cs="Georgia"/>
+                <w:b/>
+                <w:i w:val="0"/>
+                <w:color w:val="222222"/>
+                <w:sz w:val="15"/>
+              </w:rPr>
+              <w:t>Senses</w:t>
+            </w:r>
+            <w:r>
+              <w:rPr>
+                <w:rFonts w:ascii="Georgia" w:hAnsi="Georgia" w:cs="Georgia"/>
+                <w:b w:val="0"/>
+                <w:i w:val="0"/>
+                <w:color w:val="222222"/>
+                <w:sz w:val="15"/>
+              </w:rPr>
+              <w:t xml:space="preserve"> darkvision 60 ft, passive Perception 8</w:t>
+            </w:r>
+          </w:p>
+          <w:p>
+            <w:pPr>
+              <w:spacing w:after="20"/>
+            </w:pPr>
+            <w:r>
+              <w:rPr>
+                <w:rFonts w:ascii="Georgia" w:hAnsi="Georgia" w:cs="Georgia"/>
+                <w:b/>
+                <w:i w:val="0"/>
+                <w:color w:val="222222"/>
+                <w:sz w:val="15"/>
+              </w:rPr>
+              <w:t>Challenge</w:t>
+            </w:r>
+            <w:r>
+              <w:rPr>
+                <w:rFonts w:ascii="Georgia" w:hAnsi="Georgia" w:cs="Georgia"/>
+                <w:b w:val="0"/>
+                <w:i w:val="0"/>
+                <w:color w:val="222222"/>
+                <w:sz w:val="15"/>
+              </w:rPr>
+              <w:t xml:space="preserve"> 1/4 (50 XP)</w:t>
+            </w:r>
+          </w:p>
+          <w:p>
+            <w:pPr>
+              <w:keepNext/>
+              <w:spacing w:before="60" w:after="20"/>
+            </w:pPr>
+            <w:r>
+              <w:rPr>
+                <w:rFonts w:ascii="Georgia" w:hAnsi="Georgia" w:cs="Georgia"/>
+                <w:b/>
+                <w:color w:val="8B2020"/>
+                <w:sz w:val="16"/>
+              </w:rPr>
+              <w:t>Traits</w:t>
+            </w:r>
+          </w:p>
+          <w:p>
+            <w:pPr>
+              <w:spacing w:after="20"/>
+            </w:pPr>
+            <w:r>
+              <w:rPr>
+                <w:rFonts w:ascii="Georgia" w:hAnsi="Georgia" w:cs="Georgia"/>
+                <w:b/>
+                <w:i/>
+                <w:color w:val="222222"/>
+                <w:sz w:val="15"/>
+              </w:rPr>
+              <w:t xml:space="preserve">Undead Fortitude. </w:t>
+            </w:r>
+            <w:r>
+              <w:rPr>
+                <w:rFonts w:ascii="Georgia" w:hAnsi="Georgia" w:cs="Georgia"/>
+                <w:b w:val="0"/>
+                <w:i w:val="0"/>
+                <w:color w:val="222222"/>
+                <w:sz w:val="15"/>
+              </w:rPr>
+              <w:t>When damage drops it to 0 HP (unless the damage is radiant or from a critical hit), it makes a Constitution save, DC 5 + the damage taken; on a success it drops to 1 HP instead.</w:t>
+            </w:r>
+          </w:p>
+          <w:p>
+            <w:pPr>
+              <w:keepNext/>
+              <w:spacing w:before="60" w:after="20"/>
+            </w:pPr>
+            <w:r>
+              <w:rPr>
+                <w:rFonts w:ascii="Georgia" w:hAnsi="Georgia" w:cs="Georgia"/>
+                <w:b/>
+                <w:color w:val="8B2020"/>
+                <w:sz w:val="16"/>
+              </w:rPr>
+              <w:t>Actions</w:t>
+            </w:r>
+          </w:p>
+          <w:p>
+            <w:pPr>
+              <w:spacing w:after="20"/>
+            </w:pPr>
+            <w:r>
+              <w:rPr>
+                <w:rFonts w:ascii="Georgia" w:hAnsi="Georgia" w:cs="Georgia"/>
+                <w:b/>
+                <w:i/>
+                <w:color w:val="222222"/>
+                <w:sz w:val="15"/>
+              </w:rPr>
+              <w:t xml:space="preserve">Slam. </w:t>
+            </w:r>
+            <w:r>
+              <w:rPr>
+                <w:rFonts w:ascii="Georgia" w:hAnsi="Georgia" w:cs="Georgia"/>
+                <w:b w:val="0"/>
+                <w:i/>
+                <w:color w:val="222222"/>
+                <w:sz w:val="15"/>
+              </w:rPr>
+              <w:t>Melee Attack:</w:t>
+            </w:r>
+            <w:r>
+              <w:rPr>
+                <w:rFonts w:ascii="Georgia" w:hAnsi="Georgia" w:cs="Georgia"/>
+                <w:b w:val="0"/>
+                <w:i w:val="0"/>
+                <w:color w:val="222222"/>
+                <w:sz w:val="15"/>
+              </w:rPr>
+              <w:t xml:space="preserve"> +3 to hit, reach 5 ft. </w:t>
+            </w:r>
+            <w:r>
+              <w:rPr>
+                <w:rFonts w:ascii="Georgia" w:hAnsi="Georgia" w:cs="Georgia"/>
+                <w:b w:val="0"/>
+                <w:i/>
+                <w:color w:val="222222"/>
+                <w:sz w:val="15"/>
+              </w:rPr>
+              <w:t>Hit:</w:t>
+            </w:r>
+            <w:r>
+              <w:rPr>
+                <w:rFonts w:ascii="Georgia" w:hAnsi="Georgia" w:cs="Georgia"/>
+                <w:b w:val="0"/>
+                <w:i w:val="0"/>
+                <w:color w:val="222222"/>
+                <w:sz w:val="15"/>
+              </w:rPr>
+              <w:t xml:space="preserve"> 4 (1d6 + 1) bludgeoning damage.</w:t>
+            </w:r>
+          </w:p>
+        </w:tc>
+        <w:tc>
+          <w:tcPr>
+            <w:tcW w:type="dxa" w:w="4536"/>
+          </w:tcPr>
+          <w:p>
+            <w:pPr>
+              <w:shd w:val="clear" w:color="auto" w:fill="8B2020"/>
+              <w:spacing w:before="0" w:after="20"/>
+            </w:pPr>
+            <w:r>
+              <w:rPr>
+                <w:rFonts w:ascii="Georgia" w:hAnsi="Georgia" w:cs="Georgia"/>
+                <w:b/>
+                <w:color w:val="FFFFFF"/>
+                <w:sz w:val="22"/>
+              </w:rPr>
+              <w:t>SKELETON</w:t>
+            </w:r>
+          </w:p>
+          <w:p>
+            <w:pPr>
+              <w:spacing w:after="40"/>
+            </w:pPr>
+            <w:r>
+              <w:rPr>
+                <w:rFonts w:ascii="Georgia" w:hAnsi="Georgia" w:cs="Georgia"/>
+                <w:i/>
+                <w:color w:val="8B2020"/>
+                <w:sz w:val="16"/>
+              </w:rPr>
+              <w:t>Medium undead, unaligned ✦ CR 1/4 (50 XP) ✦ only if the rite is begun loud and careless</w:t>
+            </w:r>
+          </w:p>
+          <w:p>
+            <w:pPr>
+              <w:spacing w:after="20"/>
+            </w:pPr>
+            <w:r>
+              <w:rPr>
+                <w:rFonts w:ascii="Georgia" w:hAnsi="Georgia" w:cs="Georgia"/>
+                <w:b/>
+                <w:i w:val="0"/>
+                <w:color w:val="222222"/>
+                <w:sz w:val="15"/>
+              </w:rPr>
+              <w:t>AC</w:t>
+            </w:r>
+            <w:r>
+              <w:rPr>
+                <w:rFonts w:ascii="Georgia" w:hAnsi="Georgia" w:cs="Georgia"/>
+                <w:b w:val="0"/>
+                <w:i w:val="0"/>
+                <w:color w:val="222222"/>
+                <w:sz w:val="15"/>
+              </w:rPr>
+              <w:t xml:space="preserve"> 13 (armor scraps)  </w:t>
+            </w:r>
+            <w:r>
+              <w:rPr>
+                <w:rFonts w:ascii="Georgia" w:hAnsi="Georgia" w:cs="Georgia"/>
+                <w:b/>
+                <w:i w:val="0"/>
+                <w:color w:val="222222"/>
+                <w:sz w:val="15"/>
+              </w:rPr>
+              <w:t>HP</w:t>
+            </w:r>
+            <w:r>
+              <w:rPr>
+                <w:rFonts w:ascii="Georgia" w:hAnsi="Georgia" w:cs="Georgia"/>
+                <w:b w:val="0"/>
+                <w:i w:val="0"/>
+                <w:color w:val="222222"/>
+                <w:sz w:val="15"/>
+              </w:rPr>
+              <w:t xml:space="preserve"> 13 (2d8 + 4)  </w:t>
+            </w:r>
+            <w:r>
+              <w:rPr>
+                <w:rFonts w:ascii="Georgia" w:hAnsi="Georgia" w:cs="Georgia"/>
+                <w:b/>
+                <w:i w:val="0"/>
+                <w:color w:val="222222"/>
+                <w:sz w:val="15"/>
+              </w:rPr>
+              <w:t>Speed</w:t>
+            </w:r>
+            <w:r>
+              <w:rPr>
+                <w:rFonts w:ascii="Georgia" w:hAnsi="Georgia" w:cs="Georgia"/>
+                <w:b w:val="0"/>
+                <w:i w:val="0"/>
+                <w:color w:val="222222"/>
+                <w:sz w:val="15"/>
+              </w:rPr>
+              <w:t xml:space="preserve"> 30 ft</w:t>
+            </w:r>
+          </w:p>
+          <w:p>
+            <w:pPr>
+              <w:spacing w:after="20"/>
+            </w:pPr>
+            <w:r>
+              <w:rPr>
+                <w:rFonts w:ascii="Georgia" w:hAnsi="Georgia" w:cs="Georgia"/>
+                <w:b/>
+                <w:i w:val="0"/>
+                <w:color w:val="222222"/>
+                <w:sz w:val="15"/>
+              </w:rPr>
+              <w:t>Vulnerable</w:t>
+            </w:r>
+            <w:r>
+              <w:rPr>
+                <w:rFonts w:ascii="Georgia" w:hAnsi="Georgia" w:cs="Georgia"/>
+                <w:b w:val="0"/>
+                <w:i w:val="0"/>
+                <w:color w:val="222222"/>
+                <w:sz w:val="15"/>
+              </w:rPr>
+              <w:t xml:space="preserve"> bludgeoning</w:t>
+            </w:r>
+          </w:p>
+          <w:p>
+            <w:pPr>
+              <w:spacing w:after="20"/>
+            </w:pPr>
+            <w:r>
+              <w:rPr>
+                <w:rFonts w:ascii="Georgia" w:hAnsi="Georgia" w:cs="Georgia"/>
+                <w:b/>
+                <w:i w:val="0"/>
+                <w:color w:val="222222"/>
+                <w:sz w:val="15"/>
+              </w:rPr>
+              <w:t>Challenge</w:t>
+            </w:r>
+            <w:r>
+              <w:rPr>
+                <w:rFonts w:ascii="Georgia" w:hAnsi="Georgia" w:cs="Georgia"/>
+                <w:b w:val="0"/>
+                <w:i w:val="0"/>
+                <w:color w:val="222222"/>
+                <w:sz w:val="15"/>
+              </w:rPr>
+              <w:t xml:space="preserve"> 1/4 (50 XP)</w:t>
+            </w:r>
+          </w:p>
+          <w:p>
+            <w:pPr>
+              <w:keepNext/>
+              <w:spacing w:before="60" w:after="20"/>
+            </w:pPr>
+            <w:r>
+              <w:rPr>
+                <w:rFonts w:ascii="Georgia" w:hAnsi="Georgia" w:cs="Georgia"/>
+                <w:b/>
+                <w:color w:val="8B2020"/>
+                <w:sz w:val="16"/>
+              </w:rPr>
+              <w:t>Actions</w:t>
+            </w:r>
+          </w:p>
+          <w:p>
+            <w:pPr>
+              <w:spacing w:after="20"/>
+            </w:pPr>
+            <w:r>
+              <w:rPr>
+                <w:rFonts w:ascii="Georgia" w:hAnsi="Georgia" w:cs="Georgia"/>
+                <w:b/>
+                <w:i/>
+                <w:color w:val="222222"/>
+                <w:sz w:val="15"/>
+              </w:rPr>
+              <w:t xml:space="preserve">Shortsword. </w:t>
+            </w:r>
+            <w:r>
+              <w:rPr>
+                <w:rFonts w:ascii="Georgia" w:hAnsi="Georgia" w:cs="Georgia"/>
+                <w:b w:val="0"/>
+                <w:i/>
+                <w:color w:val="222222"/>
+                <w:sz w:val="15"/>
+              </w:rPr>
+              <w:t>Melee Attack:</w:t>
+            </w:r>
+            <w:r>
+              <w:rPr>
+                <w:rFonts w:ascii="Georgia" w:hAnsi="Georgia" w:cs="Georgia"/>
+                <w:b w:val="0"/>
+                <w:i w:val="0"/>
+                <w:color w:val="222222"/>
+                <w:sz w:val="15"/>
+              </w:rPr>
+              <w:t xml:space="preserve"> +4 to hit, reach 5 ft. </w:t>
+            </w:r>
+            <w:r>
+              <w:rPr>
+                <w:rFonts w:ascii="Georgia" w:hAnsi="Georgia" w:cs="Georgia"/>
+                <w:b w:val="0"/>
+                <w:i/>
+                <w:color w:val="222222"/>
+                <w:sz w:val="15"/>
+              </w:rPr>
+              <w:t>Hit:</w:t>
+            </w:r>
+            <w:r>
+              <w:rPr>
+                <w:rFonts w:ascii="Georgia" w:hAnsi="Georgia" w:cs="Georgia"/>
+                <w:b w:val="0"/>
+                <w:i w:val="0"/>
+                <w:color w:val="222222"/>
+                <w:sz w:val="15"/>
+              </w:rPr>
+              <w:t xml:space="preserve"> 5 (1d6 + 2) piercing damage.</w:t>
+            </w:r>
+          </w:p>
+          <w:p>
+            <w:pPr>
+              <w:spacing w:after="20"/>
+            </w:pPr>
+            <w:r>
+              <w:rPr>
+                <w:rFonts w:ascii="Georgia" w:hAnsi="Georgia" w:cs="Georgia"/>
+                <w:b/>
+                <w:i/>
+                <w:color w:val="222222"/>
+                <w:sz w:val="15"/>
+              </w:rPr>
+              <w:t xml:space="preserve">Shortbow. </w:t>
+            </w:r>
+            <w:r>
+              <w:rPr>
+                <w:rFonts w:ascii="Georgia" w:hAnsi="Georgia" w:cs="Georgia"/>
+                <w:b w:val="0"/>
+                <w:i/>
+                <w:color w:val="222222"/>
+                <w:sz w:val="15"/>
+              </w:rPr>
+              <w:t>Ranged Attack:</w:t>
+            </w:r>
+            <w:r>
+              <w:rPr>
+                <w:rFonts w:ascii="Georgia" w:hAnsi="Georgia" w:cs="Georgia"/>
+                <w:b w:val="0"/>
+                <w:i w:val="0"/>
+                <w:color w:val="222222"/>
+                <w:sz w:val="15"/>
+              </w:rPr>
+              <w:t xml:space="preserve"> +4 to hit, range 80/320 ft. </w:t>
+            </w:r>
+            <w:r>
+              <w:rPr>
+                <w:rFonts w:ascii="Georgia" w:hAnsi="Georgia" w:cs="Georgia"/>
+                <w:b w:val="0"/>
+                <w:i/>
+                <w:color w:val="222222"/>
+                <w:sz w:val="15"/>
+              </w:rPr>
+              <w:t>Hit:</w:t>
+            </w:r>
+            <w:r>
+              <w:rPr>
+                <w:rFonts w:ascii="Georgia" w:hAnsi="Georgia" w:cs="Georgia"/>
+                <w:b w:val="0"/>
+                <w:i w:val="0"/>
+                <w:color w:val="222222"/>
+                <w:sz w:val="15"/>
+              </w:rPr>
+              <w:t xml:space="preserve"> 5 (1d6 + 2) piercing damage.</w:t>
+            </w:r>
+          </w:p>
+        </w:tc>
+      </w:tr>
+    </w:tbl>
+    <w:p>
+      <w:pPr>
+        <w:spacing w:after="40"/>
+      </w:pPr>
+    </w:p>
+    <w:p>
+      <w:pPr>
+        <w:spacing w:before="40" w:after="160"/>
+      </w:pPr>
+      <w:r>
+        <w:rPr>
+          <w:rFonts w:ascii="Georgia" w:hAnsi="Georgia" w:cs="Georgia"/>
+          <w:b/>
+          <w:color w:val="8B2020"/>
+          <w:sz w:val="18"/>
+        </w:rPr>
+        <w:t xml:space="preserve">Tactics: </w:t>
+      </w:r>
+      <w:r>
+        <w:rPr>
+          <w:rFonts w:ascii="Georgia" w:hAnsi="Georgia" w:cs="Georgia"/>
+          <w:b w:val="0"/>
+          <w:i/>
           <w:color w:val="222222"/>
           <w:sz w:val="18"/>
         </w:rPr>
-        <w:t>Heads (4):</w:t>
+        <w:t>These are the recently quiet, not villains: they rise only if the restored name is wrong or unknown, and the bigger roster answers a rite begun loud and careless. Lay them gently back down; the rite can always be tried again. When the Remembrance Knot finally takes hold, every hero who took part gains Hold Fast: once this session, advantage on one Wisdom save against forgetfulness or the song.</w:t>
+      </w:r>
+    </w:p>
+    <w:p>
+      <w:pPr>
+        <w:keepNext/>
+        <w:spacing w:before="320" w:after="20"/>
+        <w:jc w:val="center"/>
+      </w:pPr>
+      <w:r>
+        <w:rPr>
+          <w:rFonts w:ascii="Georgia" w:hAnsi="Georgia" w:cs="Georgia"/>
+          <w:b/>
+          <w:color w:val="8B2020"/>
+          <w:sz w:val="26"/>
+        </w:rPr>
+        <w:t>ENEMIES, Fight 4: The Reveal at the Gasping Gull</w:t>
+      </w:r>
+    </w:p>
+    <w:p>
+      <w:pPr>
+        <w:keepNext/>
+        <w:spacing w:after="120"/>
+        <w:jc w:val="center"/>
+      </w:pPr>
+      <w:r>
+        <w:rPr>
+          <w:rFonts w:ascii="Georgia" w:hAnsi="Georgia" w:cs="Georgia"/>
+          <w:color w:val="888888"/>
+          <w:sz w:val="18"/>
+        </w:rPr>
+        <w:t>The Gasping Gull ✦ Difficulty: Hard ✦ 1x False Hydra Tavern Head</w:t>
+      </w:r>
+    </w:p>
+    <w:tbl>
+      <w:tblPr>
+        <w:tblW w:type="auto" w:w="0"/>
+        <w:jc w:val="center"/>
+        <w:tblLayout w:type="fixed"/>
+        <w:tblLook w:firstColumn="1" w:firstRow="1" w:lastColumn="0" w:lastRow="0" w:noHBand="0" w:noVBand="1" w:val="04A0"/>
+        <w:tblCellMar>
+          <w:left w:w="110" w:type="dxa"/>
+          <w:right w:w="110" w:type="dxa"/>
+          <w:top w:w="60" w:type="dxa"/>
+          <w:bottom w:w="80" w:type="dxa"/>
+        </w:tblCellMar>
+        <w:tblBorders>
+          <w:top w:val="single" w:sz="8" w:space="0" w:color="8B2020"/>
+          <w:left w:val="single" w:sz="8" w:space="0" w:color="8B2020"/>
+          <w:bottom w:val="single" w:sz="8" w:space="0" w:color="8B2020"/>
+          <w:right w:val="single" w:sz="8" w:space="0" w:color="8B2020"/>
+          <w:insideH w:val="single" w:sz="8" w:space="0" w:color="8B2020"/>
+          <w:insideV w:val="single" w:sz="8" w:space="0" w:color="8B2020"/>
+        </w:tblBorders>
+      </w:tblPr>
+      <w:tblGrid>
+        <w:gridCol w:w="9360"/>
+      </w:tblGrid>
+      <w:tr>
+        <w:trPr>
+          <w:cantSplit/>
+        </w:trPr>
+        <w:tc>
+          <w:tcPr>
+            <w:tcW w:type="dxa" w:w="9072"/>
+          </w:tcPr>
+          <w:p>
+            <w:pPr>
+              <w:shd w:val="clear" w:color="auto" w:fill="8B2020"/>
+              <w:spacing w:before="0" w:after="20"/>
+            </w:pPr>
+            <w:r>
+              <w:rPr>
+                <w:rFonts w:ascii="Georgia" w:hAnsi="Georgia" w:cs="Georgia"/>
+                <w:b/>
+                <w:color w:val="FFFFFF"/>
+                <w:sz w:val="22"/>
+              </w:rPr>
+              <w:t>FALSE HYDRA, THE TAVERN HEAD</w:t>
+            </w:r>
+          </w:p>
+          <w:p>
+            <w:pPr>
+              <w:spacing w:after="40"/>
+            </w:pPr>
+            <w:r>
+              <w:rPr>
+                <w:rFonts w:ascii="Georgia" w:hAnsi="Georgia" w:cs="Georgia"/>
+                <w:i/>
+                <w:color w:val="8B2020"/>
+                <w:sz w:val="16"/>
+              </w:rPr>
+              <w:t>Large aberration (one head and neck), unaligned ✦ it has been in the taproom all along</w:t>
+            </w:r>
+          </w:p>
+          <w:p>
+            <w:pPr>
+              <w:spacing w:after="60"/>
+              <w:jc w:val="center"/>
+            </w:pPr>
+            <w:r>
+              <w:drawing>
+                <wp:inline xmlns:a="http://schemas.openxmlformats.org/drawingml/2006/main" xmlns:pic="http://schemas.openxmlformats.org/drawingml/2006/picture">
+                  <wp:extent cx="2743200" cy="2743200"/>
+                  <wp:docPr id="14" name="Picture 14"/>
+                  <wp:cNvGraphicFramePr>
+                    <a:graphicFrameLocks noChangeAspect="1"/>
+                  </wp:cNvGraphicFramePr>
+                  <a:graphic>
+                    <a:graphicData uri="http://schemas.openxmlformats.org/drawingml/2006/picture">
+                      <pic:pic>
+                        <pic:nvPicPr>
+                          <pic:cNvPr id="0" name="image.jpg"/>
+                          <pic:cNvPicPr/>
+                        </pic:nvPicPr>
+                        <pic:blipFill>
+                          <a:blip r:embed="rId23"/>
+                          <a:stretch>
+                            <a:fillRect/>
+                          </a:stretch>
+                        </pic:blipFill>
+                        <pic:spPr>
+                          <a:xfrm>
+                            <a:off x="0" y="0"/>
+                            <a:ext cx="2743200" cy="2743200"/>
+                          </a:xfrm>
+                          <a:prstGeom prst="rect"/>
+                        </pic:spPr>
+                      </pic:pic>
+                    </a:graphicData>
+                  </a:graphic>
+                </wp:inline>
+              </w:drawing>
+            </w:r>
+          </w:p>
+          <w:p>
+            <w:pPr>
+              <w:spacing w:after="20"/>
+            </w:pPr>
+            <w:r>
+              <w:rPr>
+                <w:rFonts w:ascii="Georgia" w:hAnsi="Georgia" w:cs="Georgia"/>
+                <w:b/>
+                <w:i w:val="0"/>
+                <w:color w:val="222222"/>
+                <w:sz w:val="15"/>
+              </w:rPr>
+              <w:t>AC</w:t>
+            </w:r>
+            <w:r>
+              <w:rPr>
+                <w:rFonts w:ascii="Georgia" w:hAnsi="Georgia" w:cs="Georgia"/>
+                <w:b w:val="0"/>
+                <w:i w:val="0"/>
+                <w:color w:val="222222"/>
+                <w:sz w:val="15"/>
+              </w:rPr>
+              <w:t xml:space="preserve"> 14  </w:t>
+            </w:r>
+            <w:r>
+              <w:rPr>
+                <w:rFonts w:ascii="Georgia" w:hAnsi="Georgia" w:cs="Georgia"/>
+                <w:b/>
+                <w:i w:val="0"/>
+                <w:color w:val="222222"/>
+                <w:sz w:val="15"/>
+              </w:rPr>
+              <w:t>HP</w:t>
+            </w:r>
+            <w:r>
+              <w:rPr>
+                <w:rFonts w:ascii="Georgia" w:hAnsi="Georgia" w:cs="Georgia"/>
+                <w:b w:val="0"/>
+                <w:i w:val="0"/>
+                <w:color w:val="222222"/>
+                <w:sz w:val="15"/>
+              </w:rPr>
+              <w:t xml:space="preserve"> 70 (9d10 + 18)  </w:t>
+            </w:r>
+            <w:r>
+              <w:rPr>
+                <w:rFonts w:ascii="Georgia" w:hAnsi="Georgia" w:cs="Georgia"/>
+                <w:b/>
+                <w:i w:val="0"/>
+                <w:color w:val="222222"/>
+                <w:sz w:val="15"/>
+              </w:rPr>
+              <w:t>Speed</w:t>
+            </w:r>
+            <w:r>
+              <w:rPr>
+                <w:rFonts w:ascii="Georgia" w:hAnsi="Georgia" w:cs="Georgia"/>
+                <w:b w:val="0"/>
+                <w:i w:val="0"/>
+                <w:color w:val="222222"/>
+                <w:sz w:val="15"/>
+              </w:rPr>
+              <w:t xml:space="preserve"> 10 ft, climb 10 ft</w:t>
+            </w:r>
+          </w:p>
+          <w:p>
+            <w:pPr>
+              <w:spacing w:after="20"/>
+            </w:pPr>
+            <w:r>
+              <w:rPr>
+                <w:rFonts w:ascii="Georgia" w:hAnsi="Georgia" w:cs="Georgia"/>
+                <w:b/>
+                <w:i w:val="0"/>
+                <w:color w:val="222222"/>
+                <w:sz w:val="15"/>
+              </w:rPr>
+              <w:t>STR</w:t>
+            </w:r>
+            <w:r>
+              <w:rPr>
+                <w:rFonts w:ascii="Georgia" w:hAnsi="Georgia" w:cs="Georgia"/>
+                <w:b w:val="0"/>
+                <w:i w:val="0"/>
+                <w:color w:val="222222"/>
+                <w:sz w:val="15"/>
+              </w:rPr>
+              <w:t xml:space="preserve"> 16  </w:t>
+            </w:r>
+            <w:r>
+              <w:rPr>
+                <w:rFonts w:ascii="Georgia" w:hAnsi="Georgia" w:cs="Georgia"/>
+                <w:b/>
+                <w:i w:val="0"/>
+                <w:color w:val="222222"/>
+                <w:sz w:val="15"/>
+              </w:rPr>
+              <w:t>DEX</w:t>
+            </w:r>
+            <w:r>
+              <w:rPr>
+                <w:rFonts w:ascii="Georgia" w:hAnsi="Georgia" w:cs="Georgia"/>
+                <w:b w:val="0"/>
+                <w:i w:val="0"/>
+                <w:color w:val="222222"/>
+                <w:sz w:val="15"/>
+              </w:rPr>
+              <w:t xml:space="preserve"> 12  </w:t>
+            </w:r>
+            <w:r>
+              <w:rPr>
+                <w:rFonts w:ascii="Georgia" w:hAnsi="Georgia" w:cs="Georgia"/>
+                <w:b/>
+                <w:i w:val="0"/>
+                <w:color w:val="222222"/>
+                <w:sz w:val="15"/>
+              </w:rPr>
+              <w:t>CON</w:t>
+            </w:r>
+            <w:r>
+              <w:rPr>
+                <w:rFonts w:ascii="Georgia" w:hAnsi="Georgia" w:cs="Georgia"/>
+                <w:b w:val="0"/>
+                <w:i w:val="0"/>
+                <w:color w:val="222222"/>
+                <w:sz w:val="15"/>
+              </w:rPr>
+              <w:t xml:space="preserve"> 14  </w:t>
+            </w:r>
+            <w:r>
+              <w:rPr>
+                <w:rFonts w:ascii="Georgia" w:hAnsi="Georgia" w:cs="Georgia"/>
+                <w:b/>
+                <w:i w:val="0"/>
+                <w:color w:val="222222"/>
+                <w:sz w:val="15"/>
+              </w:rPr>
+              <w:t>INT</w:t>
+            </w:r>
+            <w:r>
+              <w:rPr>
+                <w:rFonts w:ascii="Georgia" w:hAnsi="Georgia" w:cs="Georgia"/>
+                <w:b w:val="0"/>
+                <w:i w:val="0"/>
+                <w:color w:val="222222"/>
+                <w:sz w:val="15"/>
+              </w:rPr>
+              <w:t xml:space="preserve"> 6  </w:t>
+            </w:r>
+            <w:r>
+              <w:rPr>
+                <w:rFonts w:ascii="Georgia" w:hAnsi="Georgia" w:cs="Georgia"/>
+                <w:b/>
+                <w:i w:val="0"/>
+                <w:color w:val="222222"/>
+                <w:sz w:val="15"/>
+              </w:rPr>
+              <w:t>WIS</w:t>
+            </w:r>
+            <w:r>
+              <w:rPr>
+                <w:rFonts w:ascii="Georgia" w:hAnsi="Georgia" w:cs="Georgia"/>
+                <w:b w:val="0"/>
+                <w:i w:val="0"/>
+                <w:color w:val="222222"/>
+                <w:sz w:val="15"/>
+              </w:rPr>
+              <w:t xml:space="preserve"> 14  </w:t>
+            </w:r>
+            <w:r>
+              <w:rPr>
+                <w:rFonts w:ascii="Georgia" w:hAnsi="Georgia" w:cs="Georgia"/>
+                <w:b/>
+                <w:i w:val="0"/>
+                <w:color w:val="222222"/>
+                <w:sz w:val="15"/>
+              </w:rPr>
+              <w:t>CHA</w:t>
+            </w:r>
+            <w:r>
+              <w:rPr>
+                <w:rFonts w:ascii="Georgia" w:hAnsi="Georgia" w:cs="Georgia"/>
+                <w:b w:val="0"/>
+                <w:i w:val="0"/>
+                <w:color w:val="222222"/>
+                <w:sz w:val="15"/>
+              </w:rPr>
+              <w:t xml:space="preserve"> 7</w:t>
+            </w:r>
+          </w:p>
+          <w:p>
+            <w:pPr>
+              <w:spacing w:after="20"/>
+            </w:pPr>
+            <w:r>
+              <w:rPr>
+                <w:rFonts w:ascii="Georgia" w:hAnsi="Georgia" w:cs="Georgia"/>
+                <w:b/>
+                <w:i w:val="0"/>
+                <w:color w:val="222222"/>
+                <w:sz w:val="15"/>
+              </w:rPr>
+              <w:t>Resist</w:t>
+            </w:r>
+            <w:r>
+              <w:rPr>
+                <w:rFonts w:ascii="Georgia" w:hAnsi="Georgia" w:cs="Georgia"/>
+                <w:b w:val="0"/>
+                <w:i w:val="0"/>
+                <w:color w:val="222222"/>
+                <w:sz w:val="15"/>
+              </w:rPr>
+              <w:t xml:space="preserve"> psychic  </w:t>
+            </w:r>
+            <w:r>
+              <w:rPr>
+                <w:rFonts w:ascii="Georgia" w:hAnsi="Georgia" w:cs="Georgia"/>
+                <w:b/>
+                <w:i w:val="0"/>
+                <w:color w:val="222222"/>
+                <w:sz w:val="15"/>
+              </w:rPr>
+              <w:t>Imm.</w:t>
+            </w:r>
+            <w:r>
+              <w:rPr>
+                <w:rFonts w:ascii="Georgia" w:hAnsi="Georgia" w:cs="Georgia"/>
+                <w:b w:val="0"/>
+                <w:i w:val="0"/>
+                <w:color w:val="222222"/>
+                <w:sz w:val="15"/>
+              </w:rPr>
+              <w:t xml:space="preserve"> charmed, frightened, prone</w:t>
+            </w:r>
+          </w:p>
+          <w:p>
+            <w:pPr>
+              <w:spacing w:after="20"/>
+            </w:pPr>
+            <w:r>
+              <w:rPr>
+                <w:rFonts w:ascii="Georgia" w:hAnsi="Georgia" w:cs="Georgia"/>
+                <w:b/>
+                <w:i w:val="0"/>
+                <w:color w:val="222222"/>
+                <w:sz w:val="15"/>
+              </w:rPr>
+              <w:t>Senses</w:t>
+            </w:r>
+            <w:r>
+              <w:rPr>
+                <w:rFonts w:ascii="Georgia" w:hAnsi="Georgia" w:cs="Georgia"/>
+                <w:b w:val="0"/>
+                <w:i w:val="0"/>
+                <w:color w:val="222222"/>
+                <w:sz w:val="15"/>
+              </w:rPr>
+              <w:t xml:space="preserve"> blindsight 10 ft, tremorsense 30 ft, darkvision 60 ft, passive Perception 14</w:t>
+            </w:r>
+          </w:p>
+          <w:p>
+            <w:pPr>
+              <w:keepNext/>
+              <w:spacing w:before="60" w:after="20"/>
+            </w:pPr>
+            <w:r>
+              <w:rPr>
+                <w:rFonts w:ascii="Georgia" w:hAnsi="Georgia" w:cs="Georgia"/>
+                <w:b/>
+                <w:color w:val="8B2020"/>
+                <w:sz w:val="16"/>
+              </w:rPr>
+              <w:t>Traits</w:t>
+            </w:r>
+          </w:p>
+          <w:p>
+            <w:pPr>
+              <w:spacing w:after="20"/>
+            </w:pPr>
+            <w:r>
+              <w:rPr>
+                <w:rFonts w:ascii="Georgia" w:hAnsi="Georgia" w:cs="Georgia"/>
+                <w:b/>
+                <w:i/>
+                <w:color w:val="222222"/>
+                <w:sz w:val="15"/>
+              </w:rPr>
+              <w:t xml:space="preserve">Mind-Humming Aura. </w:t>
+            </w:r>
+            <w:r>
+              <w:rPr>
+                <w:rFonts w:ascii="Georgia" w:hAnsi="Georgia" w:cs="Georgia"/>
+                <w:b w:val="0"/>
+                <w:i w:val="0"/>
+                <w:color w:val="222222"/>
+                <w:sz w:val="15"/>
+              </w:rPr>
+              <w:t>A creature without beeswax that starts its turn within 30 ft makes a DC 13 Wisdom save or has disadvantage on attack rolls that turn; beeswax grants advantage on the save.</w:t>
+            </w:r>
+          </w:p>
+          <w:p>
+            <w:pPr>
+              <w:spacing w:after="20"/>
+            </w:pPr>
+            <w:r>
+              <w:rPr>
+                <w:rFonts w:ascii="Georgia" w:hAnsi="Georgia" w:cs="Georgia"/>
+                <w:b/>
+                <w:i/>
+                <w:color w:val="222222"/>
+                <w:sz w:val="15"/>
+              </w:rPr>
+              <w:t xml:space="preserve">Segmented Neck. </w:t>
+            </w:r>
+            <w:r>
+              <w:rPr>
+                <w:rFonts w:ascii="Georgia" w:hAnsi="Georgia" w:cs="Georgia"/>
+                <w:b w:val="0"/>
+                <w:i w:val="0"/>
+                <w:color w:val="222222"/>
+                <w:sz w:val="15"/>
+              </w:rPr>
+              <w:t>The head ignores forced movement and prone unless it chooses otherwise. After taking 20 or more damage in a single turn, it recoils 5 ft and loses its reactions until the start of its next turn.</w:t>
+            </w:r>
+          </w:p>
+          <w:p>
+            <w:pPr>
+              <w:keepNext/>
+              <w:spacing w:before="60" w:after="20"/>
+            </w:pPr>
+            <w:r>
+              <w:rPr>
+                <w:rFonts w:ascii="Georgia" w:hAnsi="Georgia" w:cs="Georgia"/>
+                <w:b/>
+                <w:color w:val="8B2020"/>
+                <w:sz w:val="16"/>
+              </w:rPr>
+              <w:t>Actions</w:t>
+            </w:r>
+          </w:p>
+          <w:p>
+            <w:pPr>
+              <w:spacing w:after="20"/>
+            </w:pPr>
+            <w:r>
+              <w:rPr>
+                <w:rFonts w:ascii="Georgia" w:hAnsi="Georgia" w:cs="Georgia"/>
+                <w:b/>
+                <w:i/>
+                <w:color w:val="222222"/>
+                <w:sz w:val="15"/>
+              </w:rPr>
+              <w:t xml:space="preserve">Bite. </w:t>
+            </w:r>
+            <w:r>
+              <w:rPr>
+                <w:rFonts w:ascii="Georgia" w:hAnsi="Georgia" w:cs="Georgia"/>
+                <w:b w:val="0"/>
+                <w:i/>
+                <w:color w:val="222222"/>
+                <w:sz w:val="15"/>
+              </w:rPr>
+              <w:t>Melee Attack:</w:t>
+            </w:r>
+            <w:r>
+              <w:rPr>
+                <w:rFonts w:ascii="Georgia" w:hAnsi="Georgia" w:cs="Georgia"/>
+                <w:b w:val="0"/>
+                <w:i w:val="0"/>
+                <w:color w:val="222222"/>
+                <w:sz w:val="15"/>
+              </w:rPr>
+              <w:t xml:space="preserve"> +6 to hit, reach 10 ft. </w:t>
+            </w:r>
+            <w:r>
+              <w:rPr>
+                <w:rFonts w:ascii="Georgia" w:hAnsi="Georgia" w:cs="Georgia"/>
+                <w:b w:val="0"/>
+                <w:i/>
+                <w:color w:val="222222"/>
+                <w:sz w:val="15"/>
+              </w:rPr>
+              <w:t>Hit:</w:t>
+            </w:r>
+            <w:r>
+              <w:rPr>
+                <w:rFonts w:ascii="Georgia" w:hAnsi="Georgia" w:cs="Georgia"/>
+                <w:b w:val="0"/>
+                <w:i w:val="0"/>
+                <w:color w:val="222222"/>
+                <w:sz w:val="15"/>
+              </w:rPr>
+              <w:t xml:space="preserve"> 13 (2d8 + 4) piercing damage, and the target is grappled (escape DC 14). While it has a creature grappled, the head cannot bite a different target.</w:t>
+            </w:r>
+          </w:p>
+          <w:p>
+            <w:pPr>
+              <w:spacing w:after="20"/>
+            </w:pPr>
+            <w:r>
+              <w:rPr>
+                <w:rFonts w:ascii="Georgia" w:hAnsi="Georgia" w:cs="Georgia"/>
+                <w:b/>
+                <w:i/>
+                <w:color w:val="222222"/>
+                <w:sz w:val="15"/>
+              </w:rPr>
+              <w:t xml:space="preserve">Lurch and Drag. </w:t>
+            </w:r>
+            <w:r>
+              <w:rPr>
+                <w:rFonts w:ascii="Georgia" w:hAnsi="Georgia" w:cs="Georgia"/>
+                <w:b w:val="0"/>
+                <w:i w:val="0"/>
+                <w:color w:val="222222"/>
+                <w:sz w:val="15"/>
+              </w:rPr>
+              <w:t>The head drags a creature it is grappling 5 ft toward the trapdoor; the creature makes a DC 13 Wisdom save or loses a word or a thought for a heartbeat.</w:t>
+            </w:r>
+          </w:p>
+          <w:p>
+            <w:pPr>
+              <w:spacing w:after="20"/>
+            </w:pPr>
+            <w:r>
+              <w:rPr>
+                <w:rFonts w:ascii="Georgia" w:hAnsi="Georgia" w:cs="Georgia"/>
+                <w:b/>
+                <w:i/>
+                <w:color w:val="222222"/>
+                <w:sz w:val="15"/>
+              </w:rPr>
+              <w:t xml:space="preserve">Wrench (Bonus Action). </w:t>
+            </w:r>
+            <w:r>
+              <w:rPr>
+                <w:rFonts w:ascii="Georgia" w:hAnsi="Georgia" w:cs="Georgia"/>
+                <w:b w:val="0"/>
+                <w:i w:val="0"/>
+                <w:color w:val="222222"/>
+                <w:sz w:val="15"/>
+              </w:rPr>
+              <w:t>A creature the head is grappling makes a DC 14 Strength save or is knocked prone and takes 5 (1d6 + 2) bludgeoning damage as the jaw grinds it against the floorboards.</w:t>
+            </w:r>
+          </w:p>
+          <w:p>
+            <w:pPr>
+              <w:keepNext/>
+              <w:spacing w:before="60" w:after="20"/>
+            </w:pPr>
+            <w:r>
+              <w:rPr>
+                <w:rFonts w:ascii="Georgia" w:hAnsi="Georgia" w:cs="Georgia"/>
+                <w:b/>
+                <w:color w:val="8B2020"/>
+                <w:sz w:val="16"/>
+              </w:rPr>
+              <w:t>Reactions</w:t>
+            </w:r>
+          </w:p>
+          <w:p>
+            <w:pPr>
+              <w:spacing w:after="20"/>
+            </w:pPr>
+            <w:r>
+              <w:rPr>
+                <w:rFonts w:ascii="Georgia" w:hAnsi="Georgia" w:cs="Georgia"/>
+                <w:b/>
+                <w:i/>
+                <w:color w:val="222222"/>
+                <w:sz w:val="15"/>
+              </w:rPr>
+              <w:t xml:space="preserve">Recoil from Flame. </w:t>
+            </w:r>
+            <w:r>
+              <w:rPr>
+                <w:rFonts w:ascii="Georgia" w:hAnsi="Georgia" w:cs="Georgia"/>
+                <w:b w:val="0"/>
+                <w:i w:val="0"/>
+                <w:color w:val="222222"/>
+                <w:sz w:val="15"/>
+              </w:rPr>
+              <w:t>When the head takes fire damage, it has disadvantage on its next attack roll before the end of its next turn.</w:t>
+            </w:r>
+          </w:p>
+        </w:tc>
+      </w:tr>
+    </w:tbl>
+    <w:p>
+      <w:pPr>
+        <w:spacing w:after="40"/>
+      </w:pPr>
+    </w:p>
+    <w:p>
+      <w:pPr>
+        <w:spacing w:before="40" w:after="160"/>
+      </w:pPr>
+      <w:r>
+        <w:rPr>
+          <w:rFonts w:ascii="Georgia" w:hAnsi="Georgia" w:cs="Georgia"/>
+          <w:b/>
+          <w:color w:val="8B2020"/>
+          <w:sz w:val="18"/>
+        </w:rPr>
+        <w:t xml:space="preserve">Tactics: </w:t>
       </w:r>
       <w:r>
         <w:rPr>
           <w:rFonts w:ascii="Georgia" w:hAnsi="Georgia" w:cs="Georgia"/>
           <w:b w:val="0"/>
-          <w:i w:val="0"/>
+          <w:i/>
           <w:color w:val="222222"/>
           <w:sz w:val="18"/>
         </w:rPr>
-        <w:t xml:space="preserve"> AC 14, HP 45 (6d10 + 12) each, Speed 30 ft. through the under-floor tunnels, climb 20 ft., reach 15 ft. from a floor port; on its turn a head may withdraw (no opportunity attacks), move up to 30 ft., and re-emerge from any port.</w:t>
+        <w:t>It bites, grapples, and drags victims toward the trapdoor, and its eyes aim at the place where thoughts are. Fight the room: kick the stew pot (Dexterity DC 12: 1d6 fire and disadvantage on the victim's next attack), flip the long table (half cover, or Strength DC 13 to pin the neck, restrained until it writhes free), drop the lantern rack (Dexterity DC 13: 1d4 slashing, and the burning square puts the head's next attack at disadvantage), or slam the trapdoor on the neck (Strength DC 14; the head saves Dexterity DC 13 or takes 1d6 and loses its reactions). Keep Maera out of harm's way, and when the head dies, the second neck always escapes: the hum below deepens.</w:t>
       </w:r>
     </w:p>
     <w:p>
       <w:pPr>
-        <w:pBdr>
-          <w:left w:val="single" w:sz="18" w:space="12" w:color="8B2020"/>
-        </w:pBdr>
-        <w:shd w:val="clear" w:color="auto" w:fill="FCF6F6"/>
-        <w:spacing w:before="30" w:after="70"/>
-        <w:ind w:left="340" w:right="340"/>
-      </w:pPr>
+        <w:keepNext/>
+        <w:spacing w:before="320" w:after="20"/>
+        <w:jc w:val="center"/>
+      </w:pPr>
+      <w:r>
+        <w:rPr>
+          <w:rFonts w:ascii="Georgia" w:hAnsi="Georgia" w:cs="Georgia"/>
+          <w:b/>
+          <w:color w:val="8B2020"/>
+          <w:sz w:val="26"/>
+        </w:rPr>
+        <w:t>ENEMIES, BOSS: The False Hydra</w:t>
+      </w:r>
+    </w:p>
+    <w:p>
+      <w:pPr>
+        <w:keepNext/>
+        <w:spacing w:after="120"/>
+        <w:jc w:val="center"/>
+      </w:pPr>
+      <w:r>
+        <w:rPr>
+          <w:rFonts w:ascii="Georgia" w:hAnsi="Georgia" w:cs="Georgia"/>
+          <w:color w:val="888888"/>
+          <w:sz w:val="18"/>
+        </w:rPr>
+        <w:t>The orchestra pit below the Old Theater ✦ The hardest fight since the Dutchman ✦ 1x Body + 4x Head</w:t>
+      </w:r>
+    </w:p>
+    <w:tbl>
+      <w:tblPr>
+        <w:tblW w:type="auto" w:w="0"/>
+        <w:jc w:val="center"/>
+        <w:tblLayout w:type="fixed"/>
+        <w:tblLook w:firstColumn="1" w:firstRow="1" w:lastColumn="0" w:lastRow="0" w:noHBand="0" w:noVBand="1" w:val="04A0"/>
+        <w:tblCellMar>
+          <w:left w:w="110" w:type="dxa"/>
+          <w:right w:w="110" w:type="dxa"/>
+          <w:top w:w="60" w:type="dxa"/>
+          <w:bottom w:w="80" w:type="dxa"/>
+        </w:tblCellMar>
+        <w:tblBorders>
+          <w:top w:val="single" w:sz="8" w:space="0" w:color="8B2020"/>
+          <w:left w:val="single" w:sz="8" w:space="0" w:color="8B2020"/>
+          <w:bottom w:val="single" w:sz="8" w:space="0" w:color="8B2020"/>
+          <w:right w:val="single" w:sz="8" w:space="0" w:color="8B2020"/>
+          <w:insideH w:val="single" w:sz="8" w:space="0" w:color="8B2020"/>
+          <w:insideV w:val="single" w:sz="8" w:space="0" w:color="8B2020"/>
+        </w:tblBorders>
+      </w:tblPr>
+      <w:tblGrid>
+        <w:gridCol w:w="9360"/>
+      </w:tblGrid>
+      <w:tr>
+        <w:trPr>
+          <w:cantSplit/>
+        </w:trPr>
+        <w:tc>
+          <w:tcPr>
+            <w:tcW w:type="dxa" w:w="9072"/>
+          </w:tcPr>
+          <w:p>
+            <w:pPr>
+              <w:shd w:val="clear" w:color="auto" w:fill="8B2020"/>
+              <w:spacing w:before="0" w:after="20"/>
+            </w:pPr>
+            <w:r>
+              <w:rPr>
+                <w:rFonts w:ascii="Georgia" w:hAnsi="Georgia" w:cs="Georgia"/>
+                <w:b/>
+                <w:color w:val="FFFFFF"/>
+                <w:sz w:val="22"/>
+              </w:rPr>
+              <w:t>FALSE HYDRA, ADULT</w:t>
+            </w:r>
+          </w:p>
+          <w:p>
+            <w:pPr>
+              <w:spacing w:after="40"/>
+            </w:pPr>
+            <w:r>
+              <w:rPr>
+                <w:rFonts w:ascii="Georgia" w:hAnsi="Georgia" w:cs="Georgia"/>
+                <w:i/>
+                <w:color w:val="8B2020"/>
+                <w:sz w:val="16"/>
+              </w:rPr>
+              <w:t>Huge aberration, unaligned ✦ the boss of Session 6 ✦ one body, four singing heads</w:t>
+            </w:r>
+          </w:p>
+          <w:p>
+            <w:pPr>
+              <w:spacing w:after="60"/>
+              <w:jc w:val="center"/>
+            </w:pPr>
+            <w:r>
+              <w:drawing>
+                <wp:inline xmlns:a="http://schemas.openxmlformats.org/drawingml/2006/main" xmlns:pic="http://schemas.openxmlformats.org/drawingml/2006/picture">
+                  <wp:extent cx="2011680" cy="2011680"/>
+                  <wp:docPr id="15" name="Picture 15"/>
+                  <wp:cNvGraphicFramePr>
+                    <a:graphicFrameLocks noChangeAspect="1"/>
+                  </wp:cNvGraphicFramePr>
+                  <a:graphic>
+                    <a:graphicData uri="http://schemas.openxmlformats.org/drawingml/2006/picture">
+                      <pic:pic>
+                        <pic:nvPicPr>
+                          <pic:cNvPr id="0" name="image.jpg"/>
+                          <pic:cNvPicPr/>
+                        </pic:nvPicPr>
+                        <pic:blipFill>
+                          <a:blip r:embed="rId24"/>
+                          <a:stretch>
+                            <a:fillRect/>
+                          </a:stretch>
+                        </pic:blipFill>
+                        <pic:spPr>
+                          <a:xfrm>
+                            <a:off x="0" y="0"/>
+                            <a:ext cx="2011680" cy="2011680"/>
+                          </a:xfrm>
+                          <a:prstGeom prst="rect"/>
+                        </pic:spPr>
+                      </pic:pic>
+                    </a:graphicData>
+                  </a:graphic>
+                </wp:inline>
+              </w:drawing>
+            </w:r>
+          </w:p>
+          <w:p>
+            <w:pPr>
+              <w:spacing w:after="20"/>
+            </w:pPr>
+            <w:r>
+              <w:rPr>
+                <w:rFonts w:ascii="Georgia" w:hAnsi="Georgia" w:cs="Georgia"/>
+                <w:b/>
+                <w:i w:val="0"/>
+                <w:color w:val="222222"/>
+                <w:sz w:val="15"/>
+              </w:rPr>
+              <w:t>Body:</w:t>
+            </w:r>
+            <w:r>
+              <w:rPr>
+                <w:rFonts w:ascii="Georgia" w:hAnsi="Georgia" w:cs="Georgia"/>
+                <w:b w:val="0"/>
+                <w:i w:val="0"/>
+                <w:color w:val="222222"/>
+                <w:sz w:val="15"/>
+              </w:rPr>
+              <w:t xml:space="preserve"> AC 15  HP 130 (12d12 + 48)  Speed 10 ft, climb 10 ft</w:t>
+            </w:r>
+          </w:p>
+          <w:p>
+            <w:pPr>
+              <w:spacing w:after="20"/>
+            </w:pPr>
+            <w:r>
+              <w:rPr>
+                <w:rFonts w:ascii="Georgia" w:hAnsi="Georgia" w:cs="Georgia"/>
+                <w:b/>
+                <w:i w:val="0"/>
+                <w:color w:val="222222"/>
+                <w:sz w:val="15"/>
+              </w:rPr>
+              <w:t>Heads (4):</w:t>
+            </w:r>
+            <w:r>
+              <w:rPr>
+                <w:rFonts w:ascii="Georgia" w:hAnsi="Georgia" w:cs="Georgia"/>
+                <w:b w:val="0"/>
+                <w:i w:val="0"/>
+                <w:color w:val="222222"/>
+                <w:sz w:val="15"/>
+              </w:rPr>
+              <w:t xml:space="preserve"> AC 14  HP 45 (6d10 + 12) each  Speed 30 ft through the under-floor tunnels, climb 20 ft  reach 15 ft from a floor port</w:t>
+            </w:r>
+          </w:p>
+          <w:p>
+            <w:pPr>
+              <w:spacing w:after="20"/>
+            </w:pPr>
+            <w:r>
+              <w:rPr>
+                <w:rFonts w:ascii="Georgia" w:hAnsi="Georgia" w:cs="Georgia"/>
+                <w:b/>
+                <w:i w:val="0"/>
+                <w:color w:val="222222"/>
+                <w:sz w:val="15"/>
+              </w:rPr>
+              <w:t>Body STR</w:t>
+            </w:r>
+            <w:r>
+              <w:rPr>
+                <w:rFonts w:ascii="Georgia" w:hAnsi="Georgia" w:cs="Georgia"/>
+                <w:b w:val="0"/>
+                <w:i w:val="0"/>
+                <w:color w:val="222222"/>
+                <w:sz w:val="15"/>
+              </w:rPr>
+              <w:t xml:space="preserve"> 18  </w:t>
+            </w:r>
+            <w:r>
+              <w:rPr>
+                <w:rFonts w:ascii="Georgia" w:hAnsi="Georgia" w:cs="Georgia"/>
+                <w:b/>
+                <w:i w:val="0"/>
+                <w:color w:val="222222"/>
+                <w:sz w:val="15"/>
+              </w:rPr>
+              <w:t>DEX</w:t>
+            </w:r>
+            <w:r>
+              <w:rPr>
+                <w:rFonts w:ascii="Georgia" w:hAnsi="Georgia" w:cs="Georgia"/>
+                <w:b w:val="0"/>
+                <w:i w:val="0"/>
+                <w:color w:val="222222"/>
+                <w:sz w:val="15"/>
+              </w:rPr>
+              <w:t xml:space="preserve"> 10  </w:t>
+            </w:r>
+            <w:r>
+              <w:rPr>
+                <w:rFonts w:ascii="Georgia" w:hAnsi="Georgia" w:cs="Georgia"/>
+                <w:b/>
+                <w:i w:val="0"/>
+                <w:color w:val="222222"/>
+                <w:sz w:val="15"/>
+              </w:rPr>
+              <w:t>CON</w:t>
+            </w:r>
+            <w:r>
+              <w:rPr>
+                <w:rFonts w:ascii="Georgia" w:hAnsi="Georgia" w:cs="Georgia"/>
+                <w:b w:val="0"/>
+                <w:i w:val="0"/>
+                <w:color w:val="222222"/>
+                <w:sz w:val="15"/>
+              </w:rPr>
+              <w:t xml:space="preserve"> 18  </w:t>
+            </w:r>
+            <w:r>
+              <w:rPr>
+                <w:rFonts w:ascii="Georgia" w:hAnsi="Georgia" w:cs="Georgia"/>
+                <w:b/>
+                <w:i w:val="0"/>
+                <w:color w:val="222222"/>
+                <w:sz w:val="15"/>
+              </w:rPr>
+              <w:t>INT</w:t>
+            </w:r>
+            <w:r>
+              <w:rPr>
+                <w:rFonts w:ascii="Georgia" w:hAnsi="Georgia" w:cs="Georgia"/>
+                <w:b w:val="0"/>
+                <w:i w:val="0"/>
+                <w:color w:val="222222"/>
+                <w:sz w:val="15"/>
+              </w:rPr>
+              <w:t xml:space="preserve"> 7  </w:t>
+            </w:r>
+            <w:r>
+              <w:rPr>
+                <w:rFonts w:ascii="Georgia" w:hAnsi="Georgia" w:cs="Georgia"/>
+                <w:b/>
+                <w:i w:val="0"/>
+                <w:color w:val="222222"/>
+                <w:sz w:val="15"/>
+              </w:rPr>
+              <w:t>WIS</w:t>
+            </w:r>
+            <w:r>
+              <w:rPr>
+                <w:rFonts w:ascii="Georgia" w:hAnsi="Georgia" w:cs="Georgia"/>
+                <w:b w:val="0"/>
+                <w:i w:val="0"/>
+                <w:color w:val="222222"/>
+                <w:sz w:val="15"/>
+              </w:rPr>
+              <w:t xml:space="preserve"> 14  </w:t>
+            </w:r>
+            <w:r>
+              <w:rPr>
+                <w:rFonts w:ascii="Georgia" w:hAnsi="Georgia" w:cs="Georgia"/>
+                <w:b/>
+                <w:i w:val="0"/>
+                <w:color w:val="222222"/>
+                <w:sz w:val="15"/>
+              </w:rPr>
+              <w:t>CHA</w:t>
+            </w:r>
+            <w:r>
+              <w:rPr>
+                <w:rFonts w:ascii="Georgia" w:hAnsi="Georgia" w:cs="Georgia"/>
+                <w:b w:val="0"/>
+                <w:i w:val="0"/>
+                <w:color w:val="222222"/>
+                <w:sz w:val="15"/>
+              </w:rPr>
+              <w:t xml:space="preserve"> 8  </w:t>
+            </w:r>
+            <w:r>
+              <w:rPr>
+                <w:rFonts w:ascii="Georgia" w:hAnsi="Georgia" w:cs="Georgia"/>
+                <w:b/>
+                <w:i w:val="0"/>
+                <w:color w:val="222222"/>
+                <w:sz w:val="15"/>
+              </w:rPr>
+              <w:t>Saves</w:t>
+            </w:r>
+            <w:r>
+              <w:rPr>
+                <w:rFonts w:ascii="Georgia" w:hAnsi="Georgia" w:cs="Georgia"/>
+                <w:b w:val="0"/>
+                <w:i w:val="0"/>
+                <w:color w:val="222222"/>
+                <w:sz w:val="15"/>
+              </w:rPr>
+              <w:t xml:space="preserve"> Con +8, Wis +5 (heads Wis +4)</w:t>
+            </w:r>
+          </w:p>
+          <w:p>
+            <w:pPr>
+              <w:spacing w:after="20"/>
+            </w:pPr>
+            <w:r>
+              <w:rPr>
+                <w:rFonts w:ascii="Georgia" w:hAnsi="Georgia" w:cs="Georgia"/>
+                <w:b/>
+                <w:i w:val="0"/>
+                <w:color w:val="222222"/>
+                <w:sz w:val="15"/>
+              </w:rPr>
+              <w:t>Resist</w:t>
+            </w:r>
+            <w:r>
+              <w:rPr>
+                <w:rFonts w:ascii="Georgia" w:hAnsi="Georgia" w:cs="Georgia"/>
+                <w:b w:val="0"/>
+                <w:i w:val="0"/>
+                <w:color w:val="222222"/>
+                <w:sz w:val="15"/>
+              </w:rPr>
+              <w:t xml:space="preserve"> psychic  </w:t>
+            </w:r>
+            <w:r>
+              <w:rPr>
+                <w:rFonts w:ascii="Georgia" w:hAnsi="Georgia" w:cs="Georgia"/>
+                <w:b/>
+                <w:i w:val="0"/>
+                <w:color w:val="222222"/>
+                <w:sz w:val="15"/>
+              </w:rPr>
+              <w:t>Imm.</w:t>
+            </w:r>
+            <w:r>
+              <w:rPr>
+                <w:rFonts w:ascii="Georgia" w:hAnsi="Georgia" w:cs="Georgia"/>
+                <w:b w:val="0"/>
+                <w:i w:val="0"/>
+                <w:color w:val="222222"/>
+                <w:sz w:val="15"/>
+              </w:rPr>
+              <w:t xml:space="preserve"> charmed, frightened, prone</w:t>
+            </w:r>
+          </w:p>
+          <w:p>
+            <w:pPr>
+              <w:spacing w:after="20"/>
+            </w:pPr>
+            <w:r>
+              <w:rPr>
+                <w:rFonts w:ascii="Georgia" w:hAnsi="Georgia" w:cs="Georgia"/>
+                <w:b/>
+                <w:i w:val="0"/>
+                <w:color w:val="222222"/>
+                <w:sz w:val="15"/>
+              </w:rPr>
+              <w:t>Senses</w:t>
+            </w:r>
+            <w:r>
+              <w:rPr>
+                <w:rFonts w:ascii="Georgia" w:hAnsi="Georgia" w:cs="Georgia"/>
+                <w:b w:val="0"/>
+                <w:i w:val="0"/>
+                <w:color w:val="222222"/>
+                <w:sz w:val="15"/>
+              </w:rPr>
+              <w:t xml:space="preserve"> tremorsense 60 ft, darkvision 60 ft, passive Perception 12</w:t>
+            </w:r>
+          </w:p>
+          <w:p>
+            <w:pPr>
+              <w:keepNext/>
+              <w:spacing w:before="60" w:after="20"/>
+            </w:pPr>
+            <w:r>
+              <w:rPr>
+                <w:rFonts w:ascii="Georgia" w:hAnsi="Georgia" w:cs="Georgia"/>
+                <w:b/>
+                <w:color w:val="8B2020"/>
+                <w:sz w:val="16"/>
+              </w:rPr>
+              <w:t>Traits</w:t>
+            </w:r>
+          </w:p>
+          <w:p>
+            <w:pPr>
+              <w:spacing w:after="20"/>
+            </w:pPr>
+            <w:r>
+              <w:rPr>
+                <w:rFonts w:ascii="Georgia" w:hAnsi="Georgia" w:cs="Georgia"/>
+                <w:b/>
+                <w:i/>
+                <w:color w:val="222222"/>
+                <w:sz w:val="15"/>
+              </w:rPr>
+              <w:t xml:space="preserve">Song of Unremembering. </w:t>
+            </w:r>
+            <w:r>
+              <w:rPr>
+                <w:rFonts w:ascii="Georgia" w:hAnsi="Georgia" w:cs="Georgia"/>
+                <w:b w:val="0"/>
+                <w:i w:val="0"/>
+                <w:color w:val="222222"/>
+                <w:sz w:val="15"/>
+              </w:rPr>
+              <w:t>While any head lives, a creature without earplugs that starts its turn within 60 ft makes a DC 15 Wisdom save or has disadvantage on attack rolls and cannot take reactions until its next turn. Beeswax: advantage on the save, and no reaction lock.</w:t>
+            </w:r>
+          </w:p>
+          <w:p>
+            <w:pPr>
+              <w:spacing w:after="20"/>
+            </w:pPr>
+            <w:r>
+              <w:rPr>
+                <w:rFonts w:ascii="Georgia" w:hAnsi="Georgia" w:cs="Georgia"/>
+                <w:b/>
+                <w:i/>
+                <w:color w:val="222222"/>
+                <w:sz w:val="15"/>
+              </w:rPr>
+              <w:t xml:space="preserve">Vital Link. </w:t>
+            </w:r>
+            <w:r>
+              <w:rPr>
+                <w:rFonts w:ascii="Georgia" w:hAnsi="Georgia" w:cs="Georgia"/>
+                <w:b w:val="0"/>
+                <w:i w:val="0"/>
+                <w:color w:val="222222"/>
+                <w:sz w:val="15"/>
+              </w:rPr>
+              <w:t>While at least one head lives, the body has resistance to all weapon damage. Each head destroyed removes one instance of this protection; with no heads it has none.</w:t>
+            </w:r>
+          </w:p>
+          <w:p>
+            <w:pPr>
+              <w:spacing w:after="20"/>
+            </w:pPr>
+            <w:r>
+              <w:rPr>
+                <w:rFonts w:ascii="Georgia" w:hAnsi="Georgia" w:cs="Georgia"/>
+                <w:b/>
+                <w:i/>
+                <w:color w:val="222222"/>
+                <w:sz w:val="15"/>
+              </w:rPr>
+              <w:t xml:space="preserve">Head Movement. </w:t>
+            </w:r>
+            <w:r>
+              <w:rPr>
+                <w:rFonts w:ascii="Georgia" w:hAnsi="Georgia" w:cs="Georgia"/>
+                <w:b w:val="0"/>
+                <w:i w:val="0"/>
+                <w:color w:val="222222"/>
+                <w:sz w:val="15"/>
+              </w:rPr>
+              <w:t>A head may withdraw (no opportunity attacks), move up to 30 ft through the tunnels, and re-emerge from any floor port; a pinned neck (table, rope, tackle) needs Strength vs. DC 14 to writhe free.</w:t>
+            </w:r>
+          </w:p>
+          <w:p>
+            <w:pPr>
+              <w:spacing w:after="20"/>
+            </w:pPr>
+            <w:r>
+              <w:rPr>
+                <w:rFonts w:ascii="Georgia" w:hAnsi="Georgia" w:cs="Georgia"/>
+                <w:b/>
+                <w:i/>
+                <w:color w:val="222222"/>
+                <w:sz w:val="15"/>
+              </w:rPr>
+              <w:t xml:space="preserve">Lair Actions. </w:t>
+            </w:r>
+            <w:r>
+              <w:rPr>
+                <w:rFonts w:ascii="Georgia" w:hAnsi="Georgia" w:cs="Georgia"/>
+                <w:b w:val="0"/>
+                <w:i w:val="0"/>
+                <w:color w:val="222222"/>
+                <w:sz w:val="15"/>
+              </w:rPr>
+              <w:t xml:space="preserve">On initiative count 20, one per round: </w:t>
+            </w:r>
+            <w:r>
+              <w:rPr>
+                <w:rFonts w:ascii="Georgia" w:hAnsi="Georgia" w:cs="Georgia"/>
+                <w:b/>
+                <w:i w:val="0"/>
+                <w:color w:val="222222"/>
+                <w:sz w:val="15"/>
+              </w:rPr>
+              <w:t>Stage Drop</w:t>
+            </w:r>
+            <w:r>
+              <w:rPr>
+                <w:rFonts w:ascii="Georgia" w:hAnsi="Georgia" w:cs="Georgia"/>
+                <w:b w:val="0"/>
+                <w:i w:val="0"/>
+                <w:color w:val="222222"/>
+                <w:sz w:val="15"/>
+              </w:rPr>
+              <w:t xml:space="preserve"> (a 10-ft sandbag line: DC 13 Dexterity or 2d6 and prone), </w:t>
+            </w:r>
+            <w:r>
+              <w:rPr>
+                <w:rFonts w:ascii="Georgia" w:hAnsi="Georgia" w:cs="Georgia"/>
+                <w:b/>
+                <w:i w:val="0"/>
+                <w:color w:val="222222"/>
+                <w:sz w:val="15"/>
+              </w:rPr>
+              <w:t>Mask of Memory</w:t>
+            </w:r>
+            <w:r>
+              <w:rPr>
+                <w:rFonts w:ascii="Georgia" w:hAnsi="Georgia" w:cs="Georgia"/>
+                <w:b w:val="0"/>
+                <w:i w:val="0"/>
+                <w:color w:val="222222"/>
+                <w:sz w:val="15"/>
+              </w:rPr>
+              <w:t xml:space="preserve"> (playbills in a 15-ft radius: an unplugged hero saves Wisdom DC 15 or cannot target the body this round), </w:t>
+            </w:r>
+            <w:r>
+              <w:rPr>
+                <w:rFonts w:ascii="Georgia" w:hAnsi="Georgia" w:cs="Georgia"/>
+                <w:b/>
+                <w:i w:val="0"/>
+                <w:color w:val="222222"/>
+                <w:sz w:val="15"/>
+              </w:rPr>
+              <w:t>Gasping Vent</w:t>
+            </w:r>
+            <w:r>
+              <w:rPr>
+                <w:rFonts w:ascii="Georgia" w:hAnsi="Georgia" w:cs="Georgia"/>
+                <w:b w:val="0"/>
+                <w:i w:val="0"/>
+                <w:color w:val="222222"/>
+                <w:sz w:val="15"/>
+              </w:rPr>
+              <w:t xml:space="preserve"> (a 10-ft radius of difficult terrain where verbal spells need a DC 10 Constitution check).</w:t>
+            </w:r>
+          </w:p>
+          <w:p>
+            <w:pPr>
+              <w:keepNext/>
+              <w:spacing w:before="60" w:after="20"/>
+            </w:pPr>
+            <w:r>
+              <w:rPr>
+                <w:rFonts w:ascii="Georgia" w:hAnsi="Georgia" w:cs="Georgia"/>
+                <w:b/>
+                <w:color w:val="8B2020"/>
+                <w:sz w:val="16"/>
+              </w:rPr>
+              <w:t>Actions</w:t>
+            </w:r>
+          </w:p>
+          <w:p>
+            <w:pPr>
+              <w:spacing w:after="20"/>
+            </w:pPr>
+            <w:r>
+              <w:rPr>
+                <w:rFonts w:ascii="Georgia" w:hAnsi="Georgia" w:cs="Georgia"/>
+                <w:b/>
+                <w:i/>
+                <w:color w:val="222222"/>
+                <w:sz w:val="15"/>
+              </w:rPr>
+              <w:t xml:space="preserve">Thrash (Body). </w:t>
+            </w:r>
+            <w:r>
+              <w:rPr>
+                <w:rFonts w:ascii="Georgia" w:hAnsi="Georgia" w:cs="Georgia"/>
+                <w:b w:val="0"/>
+                <w:i/>
+                <w:color w:val="222222"/>
+                <w:sz w:val="15"/>
+              </w:rPr>
+              <w:t>Melee Attack:</w:t>
+            </w:r>
+            <w:r>
+              <w:rPr>
+                <w:rFonts w:ascii="Georgia" w:hAnsi="Georgia" w:cs="Georgia"/>
+                <w:b w:val="0"/>
+                <w:i w:val="0"/>
+                <w:color w:val="222222"/>
+                <w:sz w:val="15"/>
+              </w:rPr>
+              <w:t xml:space="preserve"> +7 to hit, reach 10 ft. </w:t>
+            </w:r>
+            <w:r>
+              <w:rPr>
+                <w:rFonts w:ascii="Georgia" w:hAnsi="Georgia" w:cs="Georgia"/>
+                <w:b w:val="0"/>
+                <w:i/>
+                <w:color w:val="222222"/>
+                <w:sz w:val="15"/>
+              </w:rPr>
+              <w:t>Hit:</w:t>
+            </w:r>
+            <w:r>
+              <w:rPr>
+                <w:rFonts w:ascii="Georgia" w:hAnsi="Georgia" w:cs="Georgia"/>
+                <w:b w:val="0"/>
+                <w:i w:val="0"/>
+                <w:color w:val="222222"/>
+                <w:sz w:val="15"/>
+              </w:rPr>
+              <w:t xml:space="preserve"> 13 (2d8 + 4) bludgeoning damage.</w:t>
+            </w:r>
+          </w:p>
+          <w:p>
+            <w:pPr>
+              <w:spacing w:after="20"/>
+            </w:pPr>
+            <w:r>
+              <w:rPr>
+                <w:rFonts w:ascii="Georgia" w:hAnsi="Georgia" w:cs="Georgia"/>
+                <w:b/>
+                <w:i/>
+                <w:color w:val="222222"/>
+                <w:sz w:val="15"/>
+              </w:rPr>
+              <w:t xml:space="preserve">Regurgitate Remnants (Body; Recharge 5-6). </w:t>
+            </w:r>
+            <w:r>
+              <w:rPr>
+                <w:rFonts w:ascii="Georgia" w:hAnsi="Georgia" w:cs="Georgia"/>
+                <w:b w:val="0"/>
+                <w:i w:val="0"/>
+                <w:color w:val="222222"/>
+                <w:sz w:val="15"/>
+              </w:rPr>
+              <w:t>A 15-ft cone of bone and cloth: DC 14 Dexterity save or take 13 (3d8) necrotic damage and lose 10 ft of speed until the end of the target's next turn. A shattered skull and a black ribbon clatter free (a clue).</w:t>
+            </w:r>
+          </w:p>
+          <w:p>
+            <w:pPr>
+              <w:spacing w:after="20"/>
+            </w:pPr>
+            <w:r>
+              <w:rPr>
+                <w:rFonts w:ascii="Georgia" w:hAnsi="Georgia" w:cs="Georgia"/>
+                <w:b/>
+                <w:i/>
+                <w:color w:val="222222"/>
+                <w:sz w:val="15"/>
+              </w:rPr>
+              <w:t xml:space="preserve">Bite (Head). </w:t>
+            </w:r>
+            <w:r>
+              <w:rPr>
+                <w:rFonts w:ascii="Georgia" w:hAnsi="Georgia" w:cs="Georgia"/>
+                <w:b w:val="0"/>
+                <w:i/>
+                <w:color w:val="222222"/>
+                <w:sz w:val="15"/>
+              </w:rPr>
+              <w:t>Melee Attack:</w:t>
+            </w:r>
+            <w:r>
+              <w:rPr>
+                <w:rFonts w:ascii="Georgia" w:hAnsi="Georgia" w:cs="Georgia"/>
+                <w:b w:val="0"/>
+                <w:i w:val="0"/>
+                <w:color w:val="222222"/>
+                <w:sz w:val="15"/>
+              </w:rPr>
+              <w:t xml:space="preserve"> +7 to hit, reach 15 ft. </w:t>
+            </w:r>
+            <w:r>
+              <w:rPr>
+                <w:rFonts w:ascii="Georgia" w:hAnsi="Georgia" w:cs="Georgia"/>
+                <w:b w:val="0"/>
+                <w:i/>
+                <w:color w:val="222222"/>
+                <w:sz w:val="15"/>
+              </w:rPr>
+              <w:t>Hit:</w:t>
+            </w:r>
+            <w:r>
+              <w:rPr>
+                <w:rFonts w:ascii="Georgia" w:hAnsi="Georgia" w:cs="Georgia"/>
+                <w:b w:val="0"/>
+                <w:i w:val="0"/>
+                <w:color w:val="222222"/>
+                <w:sz w:val="15"/>
+              </w:rPr>
+              <w:t xml:space="preserve"> 14 (2d10 + 3) piercing damage, and the target is grappled (escape DC 14); while grappling, that head cannot bite a different target.</w:t>
+            </w:r>
+          </w:p>
+          <w:p>
+            <w:pPr>
+              <w:spacing w:after="20"/>
+            </w:pPr>
+            <w:r>
+              <w:rPr>
+                <w:rFonts w:ascii="Georgia" w:hAnsi="Georgia" w:cs="Georgia"/>
+                <w:b/>
+                <w:i/>
+                <w:color w:val="222222"/>
+                <w:sz w:val="15"/>
+              </w:rPr>
+              <w:t xml:space="preserve">Reel (Head). </w:t>
+            </w:r>
+            <w:r>
+              <w:rPr>
+                <w:rFonts w:ascii="Georgia" w:hAnsi="Georgia" w:cs="Georgia"/>
+                <w:b w:val="0"/>
+                <w:i w:val="0"/>
+                <w:color w:val="222222"/>
+                <w:sz w:val="15"/>
+              </w:rPr>
+              <w:t>A creature grappled by a head makes a DC 14 Strength save or is pulled 10 ft toward the port and knocked prone.</w:t>
+            </w:r>
+          </w:p>
+          <w:p>
+            <w:pPr>
+              <w:keepNext/>
+              <w:spacing w:before="60" w:after="20"/>
+            </w:pPr>
+            <w:r>
+              <w:rPr>
+                <w:rFonts w:ascii="Georgia" w:hAnsi="Georgia" w:cs="Georgia"/>
+                <w:b/>
+                <w:color w:val="8B2020"/>
+                <w:sz w:val="16"/>
+              </w:rPr>
+              <w:t>Reactions</w:t>
+            </w:r>
+          </w:p>
+          <w:p>
+            <w:pPr>
+              <w:spacing w:after="20"/>
+            </w:pPr>
+            <w:r>
+              <w:rPr>
+                <w:rFonts w:ascii="Georgia" w:hAnsi="Georgia" w:cs="Georgia"/>
+                <w:b/>
+                <w:i/>
+                <w:color w:val="222222"/>
+                <w:sz w:val="15"/>
+              </w:rPr>
+              <w:t xml:space="preserve">Snap (Head). </w:t>
+            </w:r>
+            <w:r>
+              <w:rPr>
+                <w:rFonts w:ascii="Georgia" w:hAnsi="Georgia" w:cs="Georgia"/>
+                <w:b w:val="0"/>
+                <w:i w:val="0"/>
+                <w:color w:val="222222"/>
+                <w:sz w:val="15"/>
+              </w:rPr>
+              <w:t>When a creature moves within 15 ft of a head, that head makes one Bite against it.</w:t>
+            </w:r>
+          </w:p>
+          <w:p>
+            <w:pPr>
+              <w:keepNext/>
+              <w:spacing w:before="60" w:after="20"/>
+            </w:pPr>
+            <w:r>
+              <w:rPr>
+                <w:rFonts w:ascii="Georgia" w:hAnsi="Georgia" w:cs="Georgia"/>
+                <w:b/>
+                <w:color w:val="8B2020"/>
+                <w:sz w:val="16"/>
+              </w:rPr>
+              <w:t>Legendary Actions</w:t>
+            </w:r>
+          </w:p>
+          <w:p>
+            <w:pPr>
+              <w:spacing w:after="20"/>
+            </w:pPr>
+            <w:r>
+              <w:rPr>
+                <w:rFonts w:ascii="Georgia" w:hAnsi="Georgia" w:cs="Georgia"/>
+                <w:b w:val="0"/>
+                <w:i w:val="0"/>
+                <w:color w:val="222222"/>
+                <w:sz w:val="15"/>
+              </w:rPr>
+              <w:t>One per living head, maximum 3 per round, at the end of another creature's turn.</w:t>
+            </w:r>
+          </w:p>
+          <w:p>
+            <w:pPr>
+              <w:spacing w:after="20"/>
+            </w:pPr>
+            <w:r>
+              <w:rPr>
+                <w:rFonts w:ascii="Georgia" w:hAnsi="Georgia" w:cs="Georgia"/>
+                <w:b/>
+                <w:i/>
+                <w:color w:val="222222"/>
+                <w:sz w:val="15"/>
+              </w:rPr>
+              <w:t xml:space="preserve">Hum Surge. </w:t>
+            </w:r>
+            <w:r>
+              <w:rPr>
+                <w:rFonts w:ascii="Georgia" w:hAnsi="Georgia" w:cs="Georgia"/>
+                <w:b w:val="0"/>
+                <w:i w:val="0"/>
+                <w:color w:val="222222"/>
+                <w:sz w:val="15"/>
+              </w:rPr>
+              <w:t>One creature within 60 ft without earplugs: DC 15 Wisdom save or lose concentration and move only 10 ft on its next turn.</w:t>
+            </w:r>
+          </w:p>
+          <w:p>
+            <w:pPr>
+              <w:spacing w:after="20"/>
+            </w:pPr>
+            <w:r>
+              <w:rPr>
+                <w:rFonts w:ascii="Georgia" w:hAnsi="Georgia" w:cs="Georgia"/>
+                <w:b/>
+                <w:i/>
+                <w:color w:val="222222"/>
+                <w:sz w:val="15"/>
+              </w:rPr>
+              <w:t xml:space="preserve">Bone Shift. </w:t>
+            </w:r>
+            <w:r>
+              <w:rPr>
+                <w:rFonts w:ascii="Georgia" w:hAnsi="Georgia" w:cs="Georgia"/>
+                <w:b w:val="0"/>
+                <w:i w:val="0"/>
+                <w:color w:val="222222"/>
+                <w:sz w:val="15"/>
+              </w:rPr>
+              <w:t>The body shifts 5 ft and reshapes the mound: one 10-ft square within 20 ft becomes difficult terrain or clears.</w:t>
+            </w:r>
+          </w:p>
+          <w:p>
+            <w:pPr>
+              <w:spacing w:after="20"/>
+            </w:pPr>
+            <w:r>
+              <w:rPr>
+                <w:rFonts w:ascii="Georgia" w:hAnsi="Georgia" w:cs="Georgia"/>
+                <w:b/>
+                <w:i/>
+                <w:color w:val="222222"/>
+                <w:sz w:val="15"/>
+              </w:rPr>
+              <w:t xml:space="preserve">Coordinate Strike. </w:t>
+            </w:r>
+            <w:r>
+              <w:rPr>
+                <w:rFonts w:ascii="Georgia" w:hAnsi="Georgia" w:cs="Georgia"/>
+                <w:b w:val="0"/>
+                <w:i w:val="0"/>
+                <w:color w:val="222222"/>
+                <w:sz w:val="15"/>
+              </w:rPr>
+              <w:t>One head makes one Bite.</w:t>
+            </w:r>
+          </w:p>
+        </w:tc>
+      </w:tr>
+    </w:tbl>
+    <w:p>
+      <w:pPr>
+        <w:spacing w:after="40"/>
+      </w:pPr>
+    </w:p>
+    <w:p>
+      <w:pPr>
+        <w:spacing w:before="40" w:after="160"/>
+      </w:pPr>
+      <w:r>
+        <w:rPr>
+          <w:rFonts w:ascii="Georgia" w:hAnsi="Georgia" w:cs="Georgia"/>
+          <w:b/>
+          <w:color w:val="8B2020"/>
+          <w:sz w:val="18"/>
+        </w:rPr>
+        <w:t xml:space="preserve">Tactics: </w:t>
+      </w:r>
       <w:r>
         <w:rPr>
           <w:rFonts w:ascii="Georgia" w:hAnsi="Georgia" w:cs="Georgia"/>
           <w:b w:val="0"/>
-          <w:i w:val="0"/>
+          <w:i/>
           <w:color w:val="222222"/>
           <w:sz w:val="18"/>
         </w:rPr>
-        <w:t>Body STR 18, DEX 10, CON 18, INT 7, WIS 14, CHA 8; saves Con +8, Wis +5. Tremorsense 60 ft., darkvision 60 ft. Resistance psychic; condition immunities charmed, frightened, prone.</w:t>
-      </w:r>
-    </w:p>
-    <w:p>
-      <w:pPr>
-        <w:pBdr>
-          <w:left w:val="single" w:sz="18" w:space="12" w:color="8B2020"/>
-        </w:pBdr>
-        <w:shd w:val="clear" w:color="auto" w:fill="FCF6F6"/>
-        <w:spacing w:before="30" w:after="70"/>
-        <w:ind w:left="340" w:right="340"/>
-      </w:pPr>
-      <w:r>
-        <w:rPr>
-          <w:rFonts w:ascii="Georgia" w:hAnsi="Georgia" w:cs="Georgia"/>
-          <w:b/>
-          <w:i w:val="0"/>
-          <w:color w:val="222222"/>
-          <w:sz w:val="18"/>
-        </w:rPr>
-        <w:t>Song of Unremembering.</w:t>
-      </w:r>
-      <w:r>
-        <w:rPr>
-          <w:rFonts w:ascii="Georgia" w:hAnsi="Georgia" w:cs="Georgia"/>
-          <w:b w:val="0"/>
-          <w:i w:val="0"/>
-          <w:color w:val="222222"/>
-          <w:sz w:val="18"/>
-        </w:rPr>
-        <w:t xml:space="preserve"> While any head lives, a creature without earplugs starting its turn within 60 ft. makes a DC 15 Wisdom save or has disadvantage on attack rolls and cannot take reactions until its next turn. Beeswax: advantage on the save, and no reaction lock.</w:t>
-      </w:r>
-    </w:p>
-    <w:p>
-      <w:pPr>
-        <w:pBdr>
-          <w:left w:val="single" w:sz="18" w:space="12" w:color="8B2020"/>
-        </w:pBdr>
-        <w:shd w:val="clear" w:color="auto" w:fill="FCF6F6"/>
-        <w:spacing w:before="30" w:after="70"/>
-        <w:ind w:left="340" w:right="340"/>
-      </w:pPr>
-      <w:r>
-        <w:rPr>
-          <w:rFonts w:ascii="Georgia" w:hAnsi="Georgia" w:cs="Georgia"/>
-          <w:b/>
-          <w:i w:val="0"/>
-          <w:color w:val="222222"/>
-          <w:sz w:val="18"/>
-        </w:rPr>
-        <w:t>Vital Link.</w:t>
-      </w:r>
-      <w:r>
-        <w:rPr>
-          <w:rFonts w:ascii="Georgia" w:hAnsi="Georgia" w:cs="Georgia"/>
-          <w:b w:val="0"/>
-          <w:i w:val="0"/>
-          <w:color w:val="222222"/>
-          <w:sz w:val="18"/>
-        </w:rPr>
-        <w:t xml:space="preserve"> While at least one head lives, the body has resistance to all weapon damage; each head destroyed removes one instance of this protection, and with no heads it has none.</w:t>
-      </w:r>
-    </w:p>
-    <w:p>
-      <w:pPr>
-        <w:pBdr>
-          <w:left w:val="single" w:sz="18" w:space="12" w:color="8B2020"/>
-        </w:pBdr>
-        <w:shd w:val="clear" w:color="auto" w:fill="FCF6F6"/>
-        <w:spacing w:before="30" w:after="70"/>
-        <w:ind w:left="340" w:right="340"/>
-      </w:pPr>
-      <w:r>
-        <w:rPr>
-          <w:rFonts w:ascii="Georgia" w:hAnsi="Georgia" w:cs="Georgia"/>
-          <w:b/>
-          <w:i w:val="0"/>
-          <w:color w:val="222222"/>
-          <w:sz w:val="18"/>
-        </w:rPr>
-        <w:t>Thrash (body).</w:t>
-      </w:r>
-      <w:r>
-        <w:rPr>
-          <w:rFonts w:ascii="Georgia" w:hAnsi="Georgia" w:cs="Georgia"/>
-          <w:b w:val="0"/>
-          <w:i w:val="0"/>
-          <w:color w:val="222222"/>
-          <w:sz w:val="18"/>
-        </w:rPr>
-        <w:t xml:space="preserve"> +7 to hit, reach 10 ft., 13 (2d8 + 4) bludgeoning. </w:t>
-      </w:r>
-      <w:r>
-        <w:rPr>
-          <w:rFonts w:ascii="Georgia" w:hAnsi="Georgia" w:cs="Georgia"/>
-          <w:b/>
-          <w:i w:val="0"/>
-          <w:color w:val="222222"/>
-          <w:sz w:val="18"/>
-        </w:rPr>
-        <w:t>Regurgitate Remnants (body, recharge 5 or 6).</w:t>
-      </w:r>
-      <w:r>
-        <w:rPr>
-          <w:rFonts w:ascii="Georgia" w:hAnsi="Georgia" w:cs="Georgia"/>
-          <w:b w:val="0"/>
-          <w:i w:val="0"/>
-          <w:color w:val="222222"/>
-          <w:sz w:val="18"/>
-        </w:rPr>
-        <w:t xml:space="preserve"> A 15-ft. cone of bone and cloth: DC 14 Dexterity save or take 13 (3d8) necrotic and lose 10 ft. of speed until the end of the target's next turn; a shattered skull and a black ribbon clatter free (a clue).</w:t>
-      </w:r>
-    </w:p>
-    <w:p>
-      <w:pPr>
-        <w:pBdr>
-          <w:left w:val="single" w:sz="18" w:space="12" w:color="8B2020"/>
-        </w:pBdr>
-        <w:shd w:val="clear" w:color="auto" w:fill="FCF6F6"/>
-        <w:spacing w:before="30" w:after="70"/>
-        <w:ind w:left="340" w:right="340"/>
-      </w:pPr>
-      <w:r>
-        <w:rPr>
-          <w:rFonts w:ascii="Georgia" w:hAnsi="Georgia" w:cs="Georgia"/>
-          <w:b/>
-          <w:i w:val="0"/>
-          <w:color w:val="222222"/>
-          <w:sz w:val="18"/>
-        </w:rPr>
-        <w:t>Bite (head).</w:t>
-      </w:r>
-      <w:r>
-        <w:rPr>
-          <w:rFonts w:ascii="Georgia" w:hAnsi="Georgia" w:cs="Georgia"/>
-          <w:b w:val="0"/>
-          <w:i w:val="0"/>
-          <w:color w:val="222222"/>
-          <w:sz w:val="18"/>
-        </w:rPr>
-        <w:t xml:space="preserve"> +7 to hit, reach 15 ft., 14 (2d10 + 3) piercing, and the target is grappled (escape DC 14); while grappling, that head cannot bite a different target. </w:t>
-      </w:r>
-      <w:r>
-        <w:rPr>
-          <w:rFonts w:ascii="Georgia" w:hAnsi="Georgia" w:cs="Georgia"/>
-          <w:b/>
-          <w:i w:val="0"/>
-          <w:color w:val="222222"/>
-          <w:sz w:val="18"/>
-        </w:rPr>
-        <w:t>Reel (head).</w:t>
-      </w:r>
-      <w:r>
-        <w:rPr>
-          <w:rFonts w:ascii="Georgia" w:hAnsi="Georgia" w:cs="Georgia"/>
-          <w:b w:val="0"/>
-          <w:i w:val="0"/>
-          <w:color w:val="222222"/>
-          <w:sz w:val="18"/>
-        </w:rPr>
-        <w:t xml:space="preserve"> A creature grappled by a head makes a DC 14 Strength save or is pulled 10 ft. toward the port and knocked prone. </w:t>
-      </w:r>
-      <w:r>
-        <w:rPr>
-          <w:rFonts w:ascii="Georgia" w:hAnsi="Georgia" w:cs="Georgia"/>
-          <w:b/>
-          <w:i w:val="0"/>
-          <w:color w:val="222222"/>
-          <w:sz w:val="18"/>
-        </w:rPr>
-        <w:t>Snap (head reaction).</w:t>
-      </w:r>
-      <w:r>
-        <w:rPr>
-          <w:rFonts w:ascii="Georgia" w:hAnsi="Georgia" w:cs="Georgia"/>
-          <w:b w:val="0"/>
-          <w:i w:val="0"/>
-          <w:color w:val="222222"/>
-          <w:sz w:val="18"/>
-        </w:rPr>
-        <w:t xml:space="preserve"> When a creature moves within 15 ft. of a head, that head makes one Bite against it.</w:t>
-      </w:r>
-    </w:p>
-    <w:p>
-      <w:pPr>
-        <w:pBdr>
-          <w:left w:val="single" w:sz="18" w:space="12" w:color="8B2020"/>
-        </w:pBdr>
-        <w:shd w:val="clear" w:color="auto" w:fill="FCF6F6"/>
-        <w:spacing w:before="30" w:after="70"/>
-        <w:ind w:left="340" w:right="340"/>
-      </w:pPr>
-      <w:r>
-        <w:rPr>
-          <w:rFonts w:ascii="Georgia" w:hAnsi="Georgia" w:cs="Georgia"/>
-          <w:b/>
-          <w:i w:val="0"/>
-          <w:color w:val="222222"/>
-          <w:sz w:val="18"/>
-        </w:rPr>
-        <w:t>Legendary Actions.</w:t>
-      </w:r>
-      <w:r>
-        <w:rPr>
-          <w:rFonts w:ascii="Georgia" w:hAnsi="Georgia" w:cs="Georgia"/>
-          <w:b w:val="0"/>
-          <w:i w:val="0"/>
-          <w:color w:val="222222"/>
-          <w:sz w:val="18"/>
-        </w:rPr>
-        <w:t xml:space="preserve"> One per living head, max 3/round: Hum Surge (one creature within 60 ft., DC 15 Wisdom or lose concentration and move only 10 ft. next turn), Bone Shift (reshape the mound; one 10-ft. square becomes difficult terrain or clears), Coordinate Strike (one head bites).</w:t>
-      </w:r>
-    </w:p>
-    <w:p>
-      <w:pPr>
-        <w:pBdr>
-          <w:left w:val="single" w:sz="18" w:space="12" w:color="8B2020"/>
-        </w:pBdr>
-        <w:shd w:val="clear" w:color="auto" w:fill="FCF6F6"/>
-        <w:spacing w:before="30" w:after="70"/>
-        <w:ind w:left="340" w:right="340"/>
-      </w:pPr>
-      <w:r>
-        <w:rPr>
-          <w:rFonts w:ascii="Georgia" w:hAnsi="Georgia" w:cs="Georgia"/>
-          <w:b/>
-          <w:i w:val="0"/>
-          <w:color w:val="222222"/>
-          <w:sz w:val="18"/>
-        </w:rPr>
-        <w:t>Lair actions</w:t>
-      </w:r>
-      <w:r>
-        <w:rPr>
-          <w:rFonts w:ascii="Georgia" w:hAnsi="Georgia" w:cs="Georgia"/>
-          <w:b w:val="0"/>
-          <w:i w:val="0"/>
-          <w:color w:val="222222"/>
-          <w:sz w:val="18"/>
-        </w:rPr>
-        <w:t xml:space="preserve"> run on initiative count 20, one per round (full text in the Part Four DM notes): Stage Drop, Mask of Memory, Gasping Vent.</w:t>
-      </w:r>
-    </w:p>
-    <w:p>
-      <w:r>
-        <w:br w:type="page"/>
-      </w:r>
-    </w:p>
-    <w:p>
-      <w:pPr>
-        <w:keepNext/>
-        <w:pBdr>
-          <w:left w:val="single" w:sz="18" w:space="12" w:color="8B2020"/>
-        </w:pBdr>
-        <w:shd w:val="clear" w:color="auto" w:fill="FCF6F6"/>
-        <w:spacing w:before="30" w:after="70"/>
-        <w:ind w:left="340" w:right="340"/>
-      </w:pPr>
-      <w:r>
-        <w:rPr>
-          <w:rFonts w:ascii="Georgia" w:hAnsi="Georgia" w:cs="Georgia"/>
-          <w:b/>
-          <w:color w:val="8B2020"/>
-          <w:sz w:val="22"/>
-        </w:rPr>
-        <w:t>Scarecrow (Monster Manual)</w:t>
-      </w:r>
-    </w:p>
-    <w:p>
-      <w:pPr>
-        <w:pBdr>
-          <w:left w:val="single" w:sz="18" w:space="12" w:color="8B2020"/>
-        </w:pBdr>
-        <w:shd w:val="clear" w:color="auto" w:fill="FCF6F6"/>
-        <w:spacing w:before="30" w:after="70"/>
-        <w:ind w:left="340" w:right="340"/>
-      </w:pPr>
-      <w:r>
-        <w:rPr>
-          <w:rFonts w:ascii="Georgia" w:hAnsi="Georgia" w:cs="Georgia"/>
-          <w:b w:val="0"/>
-          <w:i w:val="0"/>
-          <w:color w:val="222222"/>
-          <w:sz w:val="18"/>
-        </w:rPr>
-        <w:t xml:space="preserve">Medium construct, neutral. </w:t>
-      </w:r>
-      <w:r>
-        <w:rPr>
-          <w:rFonts w:ascii="Georgia" w:hAnsi="Georgia" w:cs="Georgia"/>
-          <w:b/>
-          <w:i w:val="0"/>
-          <w:color w:val="222222"/>
-          <w:sz w:val="18"/>
-        </w:rPr>
-        <w:t>CR 1</w:t>
-      </w:r>
-      <w:r>
-        <w:rPr>
-          <w:rFonts w:ascii="Georgia" w:hAnsi="Georgia" w:cs="Georgia"/>
-          <w:b w:val="0"/>
-          <w:i w:val="0"/>
-          <w:color w:val="222222"/>
-          <w:sz w:val="18"/>
-        </w:rPr>
-        <w:t>. AC 11, HP 36 (8d8), Speed 30 ft.</w:t>
-      </w:r>
-    </w:p>
-    <w:p>
-      <w:pPr>
-        <w:pBdr>
-          <w:left w:val="single" w:sz="18" w:space="12" w:color="8B2020"/>
-        </w:pBdr>
-        <w:shd w:val="clear" w:color="auto" w:fill="FCF6F6"/>
-        <w:spacing w:before="30" w:after="70"/>
-        <w:ind w:left="340" w:right="340"/>
-      </w:pPr>
-      <w:r>
-        <w:rPr>
-          <w:rFonts w:ascii="Georgia" w:hAnsi="Georgia" w:cs="Georgia"/>
-          <w:b w:val="0"/>
-          <w:i w:val="0"/>
-          <w:color w:val="222222"/>
-          <w:sz w:val="18"/>
-        </w:rPr>
-        <w:t>Vulnerable fire; resistant to nonmagical bludgeoning, piercing, and slashing; immune to charmed, frightened, paralyzed, poisoned. Darkvision 60 ft.</w:t>
-      </w:r>
-    </w:p>
-    <w:p>
-      <w:pPr>
-        <w:pBdr>
-          <w:left w:val="single" w:sz="18" w:space="12" w:color="8B2020"/>
-        </w:pBdr>
-        <w:shd w:val="clear" w:color="auto" w:fill="FCF6F6"/>
-        <w:spacing w:before="30" w:after="70"/>
-        <w:ind w:left="340" w:right="340"/>
-      </w:pPr>
-      <w:r>
-        <w:rPr>
-          <w:rFonts w:ascii="Georgia" w:hAnsi="Georgia" w:cs="Georgia"/>
-          <w:b/>
-          <w:i w:val="0"/>
-          <w:color w:val="222222"/>
-          <w:sz w:val="18"/>
-        </w:rPr>
-        <w:t>Terrifying Glare.</w:t>
-      </w:r>
-      <w:r>
-        <w:rPr>
-          <w:rFonts w:ascii="Georgia" w:hAnsi="Georgia" w:cs="Georgia"/>
-          <w:b w:val="0"/>
-          <w:i w:val="0"/>
-          <w:color w:val="222222"/>
-          <w:sz w:val="18"/>
-        </w:rPr>
-        <w:t xml:space="preserve"> One creature within 30 ft.: DC 11 Wisdom save or frightened for 1 minute (repeat the save at the end of each turn).</w:t>
-      </w:r>
-    </w:p>
-    <w:p>
-      <w:pPr>
-        <w:pBdr>
-          <w:left w:val="single" w:sz="18" w:space="12" w:color="8B2020"/>
-        </w:pBdr>
-        <w:shd w:val="clear" w:color="auto" w:fill="FCF6F6"/>
-        <w:spacing w:before="30" w:after="70"/>
-        <w:ind w:left="340" w:right="340"/>
-      </w:pPr>
-      <w:r>
-        <w:rPr>
-          <w:rFonts w:ascii="Georgia" w:hAnsi="Georgia" w:cs="Georgia"/>
-          <w:b/>
-          <w:i w:val="0"/>
-          <w:color w:val="222222"/>
-          <w:sz w:val="18"/>
-        </w:rPr>
-        <w:t>Claws.</w:t>
-      </w:r>
-      <w:r>
-        <w:rPr>
-          <w:rFonts w:ascii="Georgia" w:hAnsi="Georgia" w:cs="Georgia"/>
-          <w:b w:val="0"/>
-          <w:i w:val="0"/>
-          <w:color w:val="222222"/>
-          <w:sz w:val="18"/>
-        </w:rPr>
-        <w:t xml:space="preserve"> +3 to hit, reach 5 ft., 9 (2d4 + 4) slashing.</w:t>
-      </w:r>
-    </w:p>
-    <w:p>
-      <w:pPr>
-        <w:keepNext/>
-        <w:pBdr>
-          <w:left w:val="single" w:sz="18" w:space="12" w:color="8B2020"/>
-        </w:pBdr>
-        <w:shd w:val="clear" w:color="auto" w:fill="FCF6F6"/>
-        <w:spacing w:before="30" w:after="70"/>
-        <w:ind w:left="340" w:right="340"/>
-      </w:pPr>
-      <w:r>
-        <w:rPr>
-          <w:rFonts w:ascii="Georgia" w:hAnsi="Georgia" w:cs="Georgia"/>
-          <w:b/>
-          <w:color w:val="8B2020"/>
-          <w:sz w:val="22"/>
-        </w:rPr>
-        <w:t>Strawling (reskinned Needle Blight)</w:t>
-      </w:r>
-    </w:p>
-    <w:p>
-      <w:pPr>
-        <w:pBdr>
-          <w:left w:val="single" w:sz="18" w:space="12" w:color="8B2020"/>
-        </w:pBdr>
-        <w:shd w:val="clear" w:color="auto" w:fill="FCF6F6"/>
-        <w:spacing w:before="30" w:after="70"/>
-        <w:ind w:left="340" w:right="340"/>
-      </w:pPr>
-      <w:r>
-        <w:rPr>
-          <w:rFonts w:ascii="Georgia" w:hAnsi="Georgia" w:cs="Georgia"/>
-          <w:b w:val="0"/>
-          <w:i w:val="0"/>
-          <w:color w:val="222222"/>
-          <w:sz w:val="18"/>
-        </w:rPr>
-        <w:t xml:space="preserve">Medium plant, neutral. </w:t>
-      </w:r>
-      <w:r>
-        <w:rPr>
-          <w:rFonts w:ascii="Georgia" w:hAnsi="Georgia" w:cs="Georgia"/>
-          <w:b/>
-          <w:i w:val="0"/>
-          <w:color w:val="222222"/>
-          <w:sz w:val="18"/>
-        </w:rPr>
-        <w:t>CR 1/4</w:t>
-      </w:r>
-      <w:r>
-        <w:rPr>
-          <w:rFonts w:ascii="Georgia" w:hAnsi="Georgia" w:cs="Georgia"/>
-          <w:b w:val="0"/>
-          <w:i w:val="0"/>
-          <w:color w:val="222222"/>
-          <w:sz w:val="18"/>
-        </w:rPr>
-        <w:t>. AC 12, HP 11 (2d8 + 2), Speed 30 ft.</w:t>
-      </w:r>
-    </w:p>
-    <w:p>
-      <w:pPr>
-        <w:pBdr>
-          <w:left w:val="single" w:sz="18" w:space="12" w:color="8B2020"/>
-        </w:pBdr>
-        <w:shd w:val="clear" w:color="auto" w:fill="FCF6F6"/>
-        <w:spacing w:before="30" w:after="70"/>
-        <w:ind w:left="340" w:right="340"/>
-      </w:pPr>
-      <w:r>
-        <w:rPr>
-          <w:rFonts w:ascii="Georgia" w:hAnsi="Georgia" w:cs="Georgia"/>
-          <w:b/>
-          <w:i w:val="0"/>
-          <w:color w:val="222222"/>
-          <w:sz w:val="18"/>
-        </w:rPr>
-        <w:t>Straw Lash.</w:t>
-      </w:r>
-      <w:r>
-        <w:rPr>
-          <w:rFonts w:ascii="Georgia" w:hAnsi="Georgia" w:cs="Georgia"/>
-          <w:b w:val="0"/>
-          <w:i w:val="0"/>
-          <w:color w:val="222222"/>
-          <w:sz w:val="18"/>
-        </w:rPr>
-        <w:t xml:space="preserve"> +4 to hit, reach 5 ft., 4 (1d6 + 1) bludgeoning, and the target makes a DC 12 Strength save or is grappled (escape DC 12).</w:t>
-      </w:r>
-    </w:p>
-    <w:p>
-      <w:pPr>
-        <w:pBdr>
-          <w:left w:val="single" w:sz="18" w:space="12" w:color="8B2020"/>
-        </w:pBdr>
-        <w:shd w:val="clear" w:color="auto" w:fill="FCF6F6"/>
-        <w:spacing w:before="30" w:after="70"/>
-        <w:ind w:left="340" w:right="340"/>
-      </w:pPr>
-      <w:r>
-        <w:rPr>
-          <w:rFonts w:ascii="Georgia" w:hAnsi="Georgia" w:cs="Georgia"/>
-          <w:b/>
-          <w:i w:val="0"/>
-          <w:color w:val="222222"/>
-          <w:sz w:val="18"/>
-        </w:rPr>
-        <w:t>Chaff Burst.</w:t>
-      </w:r>
-      <w:r>
-        <w:rPr>
-          <w:rFonts w:ascii="Georgia" w:hAnsi="Georgia" w:cs="Georgia"/>
-          <w:b w:val="0"/>
-          <w:i w:val="0"/>
-          <w:color w:val="222222"/>
-          <w:sz w:val="18"/>
-        </w:rPr>
-        <w:t xml:space="preserve"> +4 to hit, range 30/60 ft., 6 (2d4) piercing (a spray of straw flechettes).</w:t>
-      </w:r>
-    </w:p>
-    <w:p>
-      <w:pPr>
-        <w:keepNext/>
-        <w:pBdr>
-          <w:left w:val="single" w:sz="18" w:space="12" w:color="8B2020"/>
-        </w:pBdr>
-        <w:shd w:val="clear" w:color="auto" w:fill="FCF6F6"/>
-        <w:spacing w:before="30" w:after="70"/>
-        <w:ind w:left="340" w:right="340"/>
-      </w:pPr>
-      <w:r>
-        <w:rPr>
-          <w:rFonts w:ascii="Georgia" w:hAnsi="Georgia" w:cs="Georgia"/>
-          <w:b/>
-          <w:color w:val="8B2020"/>
-          <w:sz w:val="22"/>
-        </w:rPr>
-        <w:t>Cellar Rats and Restless Dead (compact)</w:t>
-      </w:r>
-    </w:p>
-    <w:p>
-      <w:pPr>
-        <w:pBdr>
-          <w:left w:val="single" w:sz="18" w:space="12" w:color="8B2020"/>
-        </w:pBdr>
-        <w:shd w:val="clear" w:color="auto" w:fill="FCF6F6"/>
-        <w:spacing w:before="30" w:after="70"/>
-        <w:ind w:left="340" w:right="340"/>
-      </w:pPr>
-      <w:r>
-        <w:rPr>
-          <w:rFonts w:ascii="Georgia" w:hAnsi="Georgia" w:cs="Georgia"/>
-          <w:b/>
-          <w:i w:val="0"/>
-          <w:color w:val="222222"/>
-          <w:sz w:val="18"/>
-        </w:rPr>
-        <w:t>Giant Rat.</w:t>
-      </w:r>
-      <w:r>
-        <w:rPr>
-          <w:rFonts w:ascii="Georgia" w:hAnsi="Georgia" w:cs="Georgia"/>
-          <w:b w:val="0"/>
-          <w:i w:val="0"/>
-          <w:color w:val="222222"/>
-          <w:sz w:val="18"/>
-        </w:rPr>
-        <w:t xml:space="preserve"> Small beast, CR 1/8. AC 12, HP 7 (2d6), Speed 30 ft., darkvision 60 ft. </w:t>
-      </w:r>
-      <w:r>
-        <w:rPr>
-          <w:rFonts w:ascii="Georgia" w:hAnsi="Georgia" w:cs="Georgia"/>
-          <w:b/>
-          <w:i w:val="0"/>
-          <w:color w:val="222222"/>
-          <w:sz w:val="18"/>
-        </w:rPr>
-        <w:t>Pack Tactics</w:t>
-      </w:r>
-      <w:r>
-        <w:rPr>
-          <w:rFonts w:ascii="Georgia" w:hAnsi="Georgia" w:cs="Georgia"/>
-          <w:b w:val="0"/>
-          <w:i w:val="0"/>
-          <w:color w:val="222222"/>
-          <w:sz w:val="18"/>
-        </w:rPr>
-        <w:t xml:space="preserve"> (advantage on attacks if an ally is within 5 ft. of the target). </w:t>
-      </w:r>
-      <w:r>
-        <w:rPr>
-          <w:rFonts w:ascii="Georgia" w:hAnsi="Georgia" w:cs="Georgia"/>
-          <w:b/>
-          <w:i w:val="0"/>
-          <w:color w:val="222222"/>
-          <w:sz w:val="18"/>
-        </w:rPr>
-        <w:t>Bite.</w:t>
-      </w:r>
-      <w:r>
-        <w:rPr>
-          <w:rFonts w:ascii="Georgia" w:hAnsi="Georgia" w:cs="Georgia"/>
-          <w:b w:val="0"/>
-          <w:i w:val="0"/>
-          <w:color w:val="222222"/>
-          <w:sz w:val="18"/>
-        </w:rPr>
-        <w:t xml:space="preserve"> +4 to hit, 4 (1d4 + 2) piercing.</w:t>
-      </w:r>
-    </w:p>
-    <w:p>
-      <w:pPr>
-        <w:pBdr>
-          <w:left w:val="single" w:sz="18" w:space="12" w:color="8B2020"/>
-        </w:pBdr>
-        <w:shd w:val="clear" w:color="auto" w:fill="FCF6F6"/>
-        <w:spacing w:before="30" w:after="70"/>
-        <w:ind w:left="340" w:right="340"/>
-      </w:pPr>
-      <w:r>
-        <w:rPr>
-          <w:rFonts w:ascii="Georgia" w:hAnsi="Georgia" w:cs="Georgia"/>
-          <w:b/>
-          <w:i w:val="0"/>
-          <w:color w:val="222222"/>
-          <w:sz w:val="18"/>
-        </w:rPr>
-        <w:t>Swarm of Rats.</w:t>
-      </w:r>
-      <w:r>
-        <w:rPr>
-          <w:rFonts w:ascii="Georgia" w:hAnsi="Georgia" w:cs="Georgia"/>
-          <w:b w:val="0"/>
-          <w:i w:val="0"/>
-          <w:color w:val="222222"/>
-          <w:sz w:val="18"/>
-        </w:rPr>
-        <w:t xml:space="preserve"> Medium swarm of Tiny beasts, CR 1/4. AC 10, HP 24 (7d8 - 7), Speed 30 ft. Resistant to bludgeoning, piercing, and slashing; immune to being grappled, prone, or restrained; occupies other creatures' spaces. </w:t>
-      </w:r>
-      <w:r>
-        <w:rPr>
-          <w:rFonts w:ascii="Georgia" w:hAnsi="Georgia" w:cs="Georgia"/>
-          <w:b/>
-          <w:i w:val="0"/>
-          <w:color w:val="222222"/>
-          <w:sz w:val="18"/>
-        </w:rPr>
-        <w:t>Bites.</w:t>
-      </w:r>
-      <w:r>
-        <w:rPr>
-          <w:rFonts w:ascii="Georgia" w:hAnsi="Georgia" w:cs="Georgia"/>
-          <w:b w:val="0"/>
-          <w:i w:val="0"/>
-          <w:color w:val="222222"/>
-          <w:sz w:val="18"/>
-        </w:rPr>
-        <w:t xml:space="preserve"> +2 to hit, reach 0 ft., 7 (2d6) piercing, or 3 (1d6) if the swarm is at half HP or below.</w:t>
-      </w:r>
-    </w:p>
-    <w:p>
-      <w:pPr>
-        <w:pBdr>
-          <w:left w:val="single" w:sz="18" w:space="12" w:color="8B2020"/>
-        </w:pBdr>
-        <w:shd w:val="clear" w:color="auto" w:fill="FCF6F6"/>
-        <w:spacing w:before="30" w:after="70"/>
-        <w:ind w:left="340" w:right="340"/>
-      </w:pPr>
-      <w:r>
-        <w:rPr>
-          <w:rFonts w:ascii="Georgia" w:hAnsi="Georgia" w:cs="Georgia"/>
-          <w:b/>
-          <w:i w:val="0"/>
-          <w:color w:val="222222"/>
-          <w:sz w:val="18"/>
-        </w:rPr>
-        <w:t>Zombie.</w:t>
-      </w:r>
-      <w:r>
-        <w:rPr>
-          <w:rFonts w:ascii="Georgia" w:hAnsi="Georgia" w:cs="Georgia"/>
-          <w:b w:val="0"/>
-          <w:i w:val="0"/>
-          <w:color w:val="222222"/>
-          <w:sz w:val="18"/>
-        </w:rPr>
-        <w:t xml:space="preserve"> Medium undead, CR 1/4. AC 8, HP 22 (3d8 + 9), Speed 20 ft. </w:t>
-      </w:r>
-      <w:r>
-        <w:rPr>
-          <w:rFonts w:ascii="Georgia" w:hAnsi="Georgia" w:cs="Georgia"/>
-          <w:b/>
-          <w:i w:val="0"/>
-          <w:color w:val="222222"/>
-          <w:sz w:val="18"/>
-        </w:rPr>
-        <w:t>Undead Fortitude.</w:t>
-      </w:r>
-      <w:r>
-        <w:rPr>
-          <w:rFonts w:ascii="Georgia" w:hAnsi="Georgia" w:cs="Georgia"/>
-          <w:b w:val="0"/>
-          <w:i w:val="0"/>
-          <w:color w:val="222222"/>
-          <w:sz w:val="18"/>
-        </w:rPr>
-        <w:t xml:space="preserve"> When damage drops it to 0 HP (unless radiant or a critical hit), it makes a Constitution save, DC 5 + the damage taken, to drop to 1 HP instead. </w:t>
-      </w:r>
-      <w:r>
-        <w:rPr>
-          <w:rFonts w:ascii="Georgia" w:hAnsi="Georgia" w:cs="Georgia"/>
-          <w:b/>
-          <w:i w:val="0"/>
-          <w:color w:val="222222"/>
-          <w:sz w:val="18"/>
-        </w:rPr>
-        <w:t>Slam.</w:t>
-      </w:r>
-      <w:r>
-        <w:rPr>
-          <w:rFonts w:ascii="Georgia" w:hAnsi="Georgia" w:cs="Georgia"/>
-          <w:b w:val="0"/>
-          <w:i w:val="0"/>
-          <w:color w:val="222222"/>
-          <w:sz w:val="18"/>
-        </w:rPr>
-        <w:t xml:space="preserve"> +3 to hit, 4 (1d6 + 1) bludgeoning.</w:t>
-      </w:r>
-    </w:p>
-    <w:p>
-      <w:pPr>
-        <w:pBdr>
-          <w:left w:val="single" w:sz="18" w:space="12" w:color="8B2020"/>
-        </w:pBdr>
-        <w:shd w:val="clear" w:color="auto" w:fill="FCF6F6"/>
-        <w:spacing w:before="30" w:after="70"/>
-        <w:ind w:left="340" w:right="340"/>
-      </w:pPr>
-      <w:r>
-        <w:rPr>
-          <w:rFonts w:ascii="Georgia" w:hAnsi="Georgia" w:cs="Georgia"/>
-          <w:b/>
-          <w:i w:val="0"/>
-          <w:color w:val="222222"/>
-          <w:sz w:val="18"/>
-        </w:rPr>
-        <w:t>Skeleton.</w:t>
-      </w:r>
-      <w:r>
-        <w:rPr>
-          <w:rFonts w:ascii="Georgia" w:hAnsi="Georgia" w:cs="Georgia"/>
-          <w:b w:val="0"/>
-          <w:i w:val="0"/>
-          <w:color w:val="222222"/>
-          <w:sz w:val="18"/>
-        </w:rPr>
-        <w:t xml:space="preserve"> Medium undead, CR 1/4. AC 13 (armor scraps), HP 13 (2d8 + 4), Speed 30 ft. Vulnerable to bludgeoning. </w:t>
-      </w:r>
-      <w:r>
-        <w:rPr>
-          <w:rFonts w:ascii="Georgia" w:hAnsi="Georgia" w:cs="Georgia"/>
-          <w:b/>
-          <w:i w:val="0"/>
-          <w:color w:val="222222"/>
-          <w:sz w:val="18"/>
-        </w:rPr>
-        <w:t>Shortsword.</w:t>
-      </w:r>
-      <w:r>
-        <w:rPr>
-          <w:rFonts w:ascii="Georgia" w:hAnsi="Georgia" w:cs="Georgia"/>
-          <w:b w:val="0"/>
-          <w:i w:val="0"/>
-          <w:color w:val="222222"/>
-          <w:sz w:val="18"/>
-        </w:rPr>
-        <w:t xml:space="preserve"> +4 to hit, 5 (1d6 + 2) piercing. </w:t>
-      </w:r>
-      <w:r>
-        <w:rPr>
-          <w:rFonts w:ascii="Georgia" w:hAnsi="Georgia" w:cs="Georgia"/>
-          <w:b/>
-          <w:i w:val="0"/>
-          <w:color w:val="222222"/>
-          <w:sz w:val="18"/>
-        </w:rPr>
-        <w:t>Shortbow.</w:t>
-      </w:r>
-      <w:r>
-        <w:rPr>
-          <w:rFonts w:ascii="Georgia" w:hAnsi="Georgia" w:cs="Georgia"/>
-          <w:b w:val="0"/>
-          <w:i w:val="0"/>
-          <w:color w:val="222222"/>
-          <w:sz w:val="18"/>
-        </w:rPr>
-        <w:t xml:space="preserve"> +4 to hit, range 80/320 ft., 5 (1d6 + 2) piercing.</w:t>
+        <w:t>A quiet catwalk approach (Stealth vs. passive Perception 14) earns a surprise round; a focused strike from the high ground can drop the first head before the song even turns. Two heads pressure the front line, one hunts the backline, one harasses from a different port; Bone Shift reshapes the ground and Regurgitate Remnants punishes clusters. Hazards: rotted beams (Dex DC 12 or fall 10 ft, 1d6), bone scree, a droppable pulley cluster (Str DC 13: 2d6 in a 10-ft line); prop flats (AC 12, 12 HP) give cover. Kill heads first: each one down quiets the song and thins the body's armor.</w:t>
       </w:r>
     </w:p>
     <w:sectPr>

--- a/sessions/session_06_wraithpine.docx
+++ b/sessions/session_06_wraithpine.docx
@@ -5216,6 +5216,62 @@
     <w:p>
       <w:pPr>
         <w:keepNext/>
+        <w:spacing w:before="120" w:after="40"/>
+        <w:jc w:val="center"/>
+      </w:pPr>
+      <w:r>
+        <w:drawing>
+          <wp:inline xmlns:a="http://schemas.openxmlformats.org/drawingml/2006/main" xmlns:pic="http://schemas.openxmlformats.org/drawingml/2006/picture">
+            <wp:extent cx="5669280" cy="3779520"/>
+            <wp:docPr id="12" name="Picture 12"/>
+            <wp:cNvGraphicFramePr>
+              <a:graphicFrameLocks noChangeAspect="1"/>
+            </wp:cNvGraphicFramePr>
+            <a:graphic>
+              <a:graphicData uri="http://schemas.openxmlformats.org/drawingml/2006/picture">
+                <pic:pic>
+                  <pic:nvPicPr>
+                    <pic:cNvPr id="0" name="image.jpg"/>
+                    <pic:cNvPicPr/>
+                  </pic:nvPicPr>
+                  <pic:blipFill>
+                    <a:blip r:embed="rId21"/>
+                    <a:stretch>
+                      <a:fillRect/>
+                    </a:stretch>
+                  </pic:blipFill>
+                  <pic:spPr>
+                    <a:xfrm>
+                      <a:off x="0" y="0"/>
+                      <a:ext cx="5669280" cy="3779520"/>
+                    </a:xfrm>
+                    <a:prstGeom prst="rect"/>
+                  </pic:spPr>
+                </pic:pic>
+              </a:graphicData>
+            </a:graphic>
+          </wp:inline>
+        </w:drawing>
+      </w:r>
+    </w:p>
+    <w:p>
+      <w:pPr>
+        <w:spacing w:after="140"/>
+        <w:jc w:val="center"/>
+      </w:pPr>
+      <w:r>
+        <w:rPr>
+          <w:rFonts w:ascii="Georgia" w:hAnsi="Georgia" w:cs="Georgia"/>
+          <w:i/>
+          <w:color w:val="888888"/>
+          <w:sz w:val="18"/>
+        </w:rPr>
+        <w:t>East, toward Gearhaven: three heroes, three relics, and one small ghost-light friend.</w:t>
+      </w:r>
+    </w:p>
+    <w:p>
+      <w:pPr>
+        <w:keepNext/>
         <w:pageBreakBefore/>
         <w:spacing w:before="200" w:after="40"/>
         <w:jc w:val="center"/>
@@ -6763,7 +6819,7 @@
               <w:drawing>
                 <wp:inline xmlns:a="http://schemas.openxmlformats.org/drawingml/2006/main" xmlns:pic="http://schemas.openxmlformats.org/drawingml/2006/picture">
                   <wp:extent cx="2624328" cy="2624328"/>
-                  <wp:docPr id="12" name="Picture 12"/>
+                  <wp:docPr id="13" name="Picture 13"/>
                   <wp:cNvGraphicFramePr>
                     <a:graphicFrameLocks noChangeAspect="1"/>
                   </wp:cNvGraphicFramePr>
@@ -6775,7 +6831,7 @@
                           <pic:cNvPicPr/>
                         </pic:nvPicPr>
                         <pic:blipFill>
-                          <a:blip r:embed="rId21"/>
+                          <a:blip r:embed="rId22"/>
                           <a:stretch>
                             <a:fillRect/>
                           </a:stretch>
@@ -7282,7 +7338,7 @@
               <w:drawing>
                 <wp:inline xmlns:a="http://schemas.openxmlformats.org/drawingml/2006/main" xmlns:pic="http://schemas.openxmlformats.org/drawingml/2006/picture">
                   <wp:extent cx="2624328" cy="2624328"/>
-                  <wp:docPr id="13" name="Picture 13"/>
+                  <wp:docPr id="14" name="Picture 14"/>
                   <wp:cNvGraphicFramePr>
                     <a:graphicFrameLocks noChangeAspect="1"/>
                   </wp:cNvGraphicFramePr>
@@ -7294,7 +7350,7 @@
                           <pic:cNvPicPr/>
                         </pic:nvPicPr>
                         <pic:blipFill>
-                          <a:blip r:embed="rId22"/>
+                          <a:blip r:embed="rId23"/>
                           <a:stretch>
                             <a:fillRect/>
                           </a:stretch>
@@ -7805,6 +7861,46 @@
           </w:p>
           <w:p>
             <w:pPr>
+              <w:spacing w:after="60"/>
+              <w:jc w:val="center"/>
+            </w:pPr>
+            <w:r>
+              <w:drawing>
+                <wp:inline xmlns:a="http://schemas.openxmlformats.org/drawingml/2006/main" xmlns:pic="http://schemas.openxmlformats.org/drawingml/2006/picture">
+                  <wp:extent cx="2624328" cy="2624328"/>
+                  <wp:docPr id="15" name="Picture 15"/>
+                  <wp:cNvGraphicFramePr>
+                    <a:graphicFrameLocks noChangeAspect="1"/>
+                  </wp:cNvGraphicFramePr>
+                  <a:graphic>
+                    <a:graphicData uri="http://schemas.openxmlformats.org/drawingml/2006/picture">
+                      <pic:pic>
+                        <pic:nvPicPr>
+                          <pic:cNvPr id="0" name="image.jpg"/>
+                          <pic:cNvPicPr/>
+                        </pic:nvPicPr>
+                        <pic:blipFill>
+                          <a:blip r:embed="rId24"/>
+                          <a:stretch>
+                            <a:fillRect/>
+                          </a:stretch>
+                        </pic:blipFill>
+                        <pic:spPr>
+                          <a:xfrm>
+                            <a:off x="0" y="0"/>
+                            <a:ext cx="2624328" cy="2624328"/>
+                          </a:xfrm>
+                          <a:prstGeom prst="rect"/>
+                        </pic:spPr>
+                      </pic:pic>
+                    </a:graphicData>
+                  </a:graphic>
+                </wp:inline>
+              </w:drawing>
+            </w:r>
+          </w:p>
+          <w:p>
+            <w:pPr>
               <w:spacing w:after="20"/>
             </w:pPr>
             <w:r>
@@ -8185,6 +8281,46 @@
                 <w:sz w:val="16"/>
               </w:rPr>
               <w:t>Medium undead, unaligned ✦ CR 1/4 (50 XP) ✦ only if the rite is begun loud and careless</w:t>
+            </w:r>
+          </w:p>
+          <w:p>
+            <w:pPr>
+              <w:spacing w:after="60"/>
+              <w:jc w:val="center"/>
+            </w:pPr>
+            <w:r>
+              <w:drawing>
+                <wp:inline xmlns:a="http://schemas.openxmlformats.org/drawingml/2006/main" xmlns:pic="http://schemas.openxmlformats.org/drawingml/2006/picture">
+                  <wp:extent cx="2624328" cy="2624328"/>
+                  <wp:docPr id="16" name="Picture 16"/>
+                  <wp:cNvGraphicFramePr>
+                    <a:graphicFrameLocks noChangeAspect="1"/>
+                  </wp:cNvGraphicFramePr>
+                  <a:graphic>
+                    <a:graphicData uri="http://schemas.openxmlformats.org/drawingml/2006/picture">
+                      <pic:pic>
+                        <pic:nvPicPr>
+                          <pic:cNvPr id="0" name="image.jpg"/>
+                          <pic:cNvPicPr/>
+                        </pic:nvPicPr>
+                        <pic:blipFill>
+                          <a:blip r:embed="rId25"/>
+                          <a:stretch>
+                            <a:fillRect/>
+                          </a:stretch>
+                        </pic:blipFill>
+                        <pic:spPr>
+                          <a:xfrm>
+                            <a:off x="0" y="0"/>
+                            <a:ext cx="2624328" cy="2624328"/>
+                          </a:xfrm>
+                          <a:prstGeom prst="rect"/>
+                        </pic:spPr>
+                      </pic:pic>
+                    </a:graphicData>
+                  </a:graphic>
+                </wp:inline>
+              </w:drawing>
             </w:r>
           </w:p>
           <w:p>
@@ -8560,7 +8696,7 @@
               <w:drawing>
                 <wp:inline xmlns:a="http://schemas.openxmlformats.org/drawingml/2006/main" xmlns:pic="http://schemas.openxmlformats.org/drawingml/2006/picture">
                   <wp:extent cx="2743200" cy="2743200"/>
-                  <wp:docPr id="14" name="Picture 14"/>
+                  <wp:docPr id="17" name="Picture 17"/>
                   <wp:cNvGraphicFramePr>
                     <a:graphicFrameLocks noChangeAspect="1"/>
                   </wp:cNvGraphicFramePr>
@@ -8572,7 +8708,7 @@
                           <pic:cNvPicPr/>
                         </pic:nvPicPr>
                         <pic:blipFill>
-                          <a:blip r:embed="rId23"/>
+                          <a:blip r:embed="rId26"/>
                           <a:stretch>
                             <a:fillRect/>
                           </a:stretch>
@@ -9209,7 +9345,7 @@
               <w:drawing>
                 <wp:inline xmlns:a="http://schemas.openxmlformats.org/drawingml/2006/main" xmlns:pic="http://schemas.openxmlformats.org/drawingml/2006/picture">
                   <wp:extent cx="2011680" cy="2011680"/>
-                  <wp:docPr id="15" name="Picture 15"/>
+                  <wp:docPr id="18" name="Picture 18"/>
                   <wp:cNvGraphicFramePr>
                     <a:graphicFrameLocks noChangeAspect="1"/>
                   </wp:cNvGraphicFramePr>
@@ -9221,7 +9357,7 @@
                           <pic:cNvPicPr/>
                         </pic:nvPicPr>
                         <pic:blipFill>
-                          <a:blip r:embed="rId24"/>
+                          <a:blip r:embed="rId27"/>
                           <a:stretch>
                             <a:fillRect/>
                           </a:stretch>

--- a/sessions/session_06_wraithpine.docx
+++ b/sessions/session_06_wraithpine.docx
@@ -3682,6 +3682,54 @@
     <w:p>
       <w:pPr>
         <w:keepNext/>
+        <w:spacing w:before="200" w:after="20"/>
+        <w:ind w:left="500" w:right="500"/>
+        <w:pBdr>
+          <w:top w:val="double" w:sz="6" w:space="4" w:color="1F4D78"/>
+        </w:pBdr>
+      </w:pPr>
+      <w:r>
+        <w:rPr>
+          <w:rFonts w:ascii="Georgia" w:hAnsi="Georgia" w:cs="Georgia"/>
+          <w:b/>
+          <w:color w:val="1F4D78"/>
+          <w:sz w:val="16"/>
+        </w:rPr>
+        <w:t xml:space="preserve">✦ LORE OF ELARIA ✦  </w:t>
+      </w:r>
+      <w:r>
+        <w:rPr>
+          <w:rFonts w:ascii="Georgia" w:hAnsi="Georgia" w:cs="Georgia"/>
+          <w:b/>
+          <w:color w:val="1F4D78"/>
+          <w:sz w:val="19"/>
+        </w:rPr>
+        <w:t>The Gilded Curtain</w:t>
+      </w:r>
+    </w:p>
+    <w:p>
+      <w:pPr>
+        <w:keepLines/>
+        <w:spacing w:before="20" w:after="200"/>
+        <w:ind w:left="500" w:right="500"/>
+        <w:pBdr>
+          <w:bottom w:val="double" w:sz="6" w:space="4" w:color="1F4D78"/>
+        </w:pBdr>
+      </w:pPr>
+      <w:r>
+        <w:rPr>
+          <w:rFonts w:ascii="Georgia" w:hAnsi="Georgia" w:cs="Georgia"/>
+          <w:b w:val="0"/>
+          <w:i/>
+          <w:color w:val="222222"/>
+          <w:sz w:val="19"/>
+        </w:rPr>
+        <w:t>Wraithpine's Old Theater was once home to the Gilded Curtain, the most famous traveling troupe on either coast. Their masks and prop rooms were legendary; it was said they could make you forget the play was a play. The troupe vanished from the records generations ago. The theater kept their playbills up, waiting.</w:t>
+      </w:r>
+    </w:p>
+    <w:p>
+      <w:pPr>
+        <w:keepNext/>
         <w:spacing w:before="120" w:after="40"/>
         <w:jc w:val="center"/>
       </w:pPr>
@@ -5267,6 +5315,54 @@
           <w:sz w:val="18"/>
         </w:rPr>
         <w:t>East, toward Gearhaven: three heroes, three relics, and one small ghost-light friend.</w:t>
+      </w:r>
+    </w:p>
+    <w:p>
+      <w:pPr>
+        <w:keepNext/>
+        <w:spacing w:before="200" w:after="20"/>
+        <w:ind w:left="500" w:right="500"/>
+        <w:pBdr>
+          <w:top w:val="double" w:sz="6" w:space="4" w:color="1F4D78"/>
+        </w:pBdr>
+      </w:pPr>
+      <w:r>
+        <w:rPr>
+          <w:rFonts w:ascii="Georgia" w:hAnsi="Georgia" w:cs="Georgia"/>
+          <w:b/>
+          <w:color w:val="1F4D78"/>
+          <w:sz w:val="16"/>
+        </w:rPr>
+        <w:t xml:space="preserve">✦ LORE OF ELARIA ✦  </w:t>
+      </w:r>
+      <w:r>
+        <w:rPr>
+          <w:rFonts w:ascii="Georgia" w:hAnsi="Georgia" w:cs="Georgia"/>
+          <w:b/>
+          <w:color w:val="1F4D78"/>
+          <w:sz w:val="19"/>
+        </w:rPr>
+        <w:t>The Old Shrine</w:t>
+      </w:r>
+    </w:p>
+    <w:p>
+      <w:pPr>
+        <w:keepLines/>
+        <w:spacing w:before="20" w:after="200"/>
+        <w:ind w:left="500" w:right="500"/>
+        <w:pBdr>
+          <w:bottom w:val="double" w:sz="6" w:space="4" w:color="1F4D78"/>
+        </w:pBdr>
+      </w:pPr>
+      <w:r>
+        <w:rPr>
+          <w:rFonts w:ascii="Georgia" w:hAnsi="Georgia" w:cs="Georgia"/>
+          <w:b w:val="0"/>
+          <w:i/>
+          <w:color w:val="222222"/>
+          <w:sz w:val="19"/>
+        </w:rPr>
+        <w:t>Far east of the sea stands the shrine where, the elders say, the Warden stood last before her long sleep. Pilgrims once walked a year to reach it. The road is forgotten now, which troubles the Circle less than the fact that something else seems to have remembered it.</w:t>
       </w:r>
     </w:p>
     <w:p>

--- a/sessions/session_06_wraithpine.docx
+++ b/sessions/session_06_wraithpine.docx
@@ -6786,11 +6786,6 @@
     </w:tbl>
     <w:p>
       <w:pPr>
-        <w:spacing w:after="40"/>
-      </w:pPr>
-    </w:p>
-    <w:p>
-      <w:pPr>
         <w:spacing w:before="40" w:after="160"/>
       </w:pPr>
       <w:r>
@@ -7835,11 +7830,6 @@
     </w:tbl>
     <w:p>
       <w:pPr>
-        <w:spacing w:after="40"/>
-      </w:pPr>
-    </w:p>
-    <w:p>
-      <w:pPr>
         <w:spacing w:before="40" w:after="160"/>
       </w:pPr>
       <w:r>
@@ -8664,11 +8654,6 @@
     </w:tbl>
     <w:p>
       <w:pPr>
-        <w:spacing w:after="40"/>
-      </w:pPr>
-    </w:p>
-    <w:p>
-      <w:pPr>
         <w:spacing w:before="40" w:after="160"/>
       </w:pPr>
       <w:r>
@@ -8785,18 +8770,24 @@
           </w:p>
           <w:p>
             <w:pPr>
-              <w:spacing w:after="60"/>
-              <w:jc w:val="center"/>
+              <w:spacing w:after="20"/>
             </w:pPr>
             <w:r>
               <w:drawing>
-                <wp:inline xmlns:a="http://schemas.openxmlformats.org/drawingml/2006/main" xmlns:pic="http://schemas.openxmlformats.org/drawingml/2006/picture">
-                  <wp:extent cx="2743200" cy="2743200"/>
+                <wp:anchor xmlns:a="http://schemas.openxmlformats.org/drawingml/2006/main" behindDoc="0" distT="91440" distB="100584" distL="201600" distR="201600" simplePos="0" locked="0" layoutInCell="1" allowOverlap="0" relativeHeight="2">
+                  <wp:simplePos x="0" y="0"/>
+                  <wp:positionH relativeFrom="column">
+                    <wp:align>right</wp:align>
+                  </wp:positionH>
+                  <wp:positionV relativeFrom="paragraph">
+                    <wp:posOffset>0</wp:posOffset>
+                  </wp:positionV>
+                  <wp:extent cx="2560320" cy="2560320"/>
+                  <wp:effectExtent l="0" t="0" r="0" b="0"/>
+                  <wp:wrapSquare wrapText="bothSides"/>
                   <wp:docPr id="17" name="Picture 17"/>
-                  <wp:cNvGraphicFramePr>
-                    <a:graphicFrameLocks noChangeAspect="1"/>
-                  </wp:cNvGraphicFramePr>
-                  <a:graphic>
+                  <wp:cNvGraphicFramePr/>
+                  <a:graphic xmlns:pic="http://schemas.openxmlformats.org/drawingml/2006/picture">
                     <a:graphicData uri="http://schemas.openxmlformats.org/drawingml/2006/picture">
                       <pic:pic>
                         <pic:nvPicPr>
@@ -8812,15 +8803,75 @@
                         <pic:spPr>
                           <a:xfrm>
                             <a:off x="0" y="0"/>
-                            <a:ext cx="2743200" cy="2743200"/>
+                            <a:ext cx="2560320" cy="2560320"/>
                           </a:xfrm>
                           <a:prstGeom prst="rect"/>
                         </pic:spPr>
                       </pic:pic>
                     </a:graphicData>
                   </a:graphic>
-                </wp:inline>
+                </wp:anchor>
               </w:drawing>
+            </w:r>
+            <w:r>
+              <w:rPr>
+                <w:rFonts w:ascii="Georgia" w:hAnsi="Georgia" w:cs="Georgia"/>
+                <w:b/>
+                <w:i w:val="0"/>
+                <w:color w:val="222222"/>
+                <w:sz w:val="17"/>
+              </w:rPr>
+              <w:t>AC</w:t>
+            </w:r>
+            <w:r>
+              <w:rPr>
+                <w:rFonts w:ascii="Georgia" w:hAnsi="Georgia" w:cs="Georgia"/>
+                <w:b w:val="0"/>
+                <w:i w:val="0"/>
+                <w:color w:val="222222"/>
+                <w:sz w:val="17"/>
+              </w:rPr>
+              <w:t xml:space="preserve"> 14  </w:t>
+            </w:r>
+            <w:r>
+              <w:rPr>
+                <w:rFonts w:ascii="Georgia" w:hAnsi="Georgia" w:cs="Georgia"/>
+                <w:b/>
+                <w:i w:val="0"/>
+                <w:color w:val="222222"/>
+                <w:sz w:val="17"/>
+              </w:rPr>
+              <w:t>HP</w:t>
+            </w:r>
+            <w:r>
+              <w:rPr>
+                <w:rFonts w:ascii="Georgia" w:hAnsi="Georgia" w:cs="Georgia"/>
+                <w:b w:val="0"/>
+                <w:i w:val="0"/>
+                <w:color w:val="222222"/>
+                <w:sz w:val="17"/>
+              </w:rPr>
+              <w:t xml:space="preserve"> 70 (9d10 + 18)  </w:t>
+            </w:r>
+            <w:r>
+              <w:rPr>
+                <w:rFonts w:ascii="Georgia" w:hAnsi="Georgia" w:cs="Georgia"/>
+                <w:b/>
+                <w:i w:val="0"/>
+                <w:color w:val="222222"/>
+                <w:sz w:val="17"/>
+              </w:rPr>
+              <w:t>Speed</w:t>
+            </w:r>
+            <w:r>
+              <w:rPr>
+                <w:rFonts w:ascii="Georgia" w:hAnsi="Georgia" w:cs="Georgia"/>
+                <w:b w:val="0"/>
+                <w:i w:val="0"/>
+                <w:color w:val="222222"/>
+                <w:sz w:val="17"/>
+              </w:rPr>
+              <w:t xml:space="preserve"> 10 ft, climb 10 ft</w:t>
             </w:r>
           </w:p>
           <w:p>
@@ -8833,9 +8884,9 @@
                 <w:b/>
                 <w:i w:val="0"/>
                 <w:color w:val="222222"/>
-                <w:sz w:val="15"/>
-              </w:rPr>
-              <w:t>AC</w:t>
+                <w:sz w:val="17"/>
+              </w:rPr>
+              <w:t>STR</w:t>
             </w:r>
             <w:r>
               <w:rPr>
@@ -8843,9 +8894,9 @@
                 <w:b w:val="0"/>
                 <w:i w:val="0"/>
                 <w:color w:val="222222"/>
-                <w:sz w:val="15"/>
-              </w:rPr>
-              <w:t xml:space="preserve"> 14  </w:t>
+                <w:sz w:val="17"/>
+              </w:rPr>
+              <w:t xml:space="preserve"> 16  </w:t>
             </w:r>
             <w:r>
               <w:rPr>
@@ -8853,9 +8904,9 @@
                 <w:b/>
                 <w:i w:val="0"/>
                 <w:color w:val="222222"/>
-                <w:sz w:val="15"/>
-              </w:rPr>
-              <w:t>HP</w:t>
+                <w:sz w:val="17"/>
+              </w:rPr>
+              <w:t>DEX</w:t>
             </w:r>
             <w:r>
               <w:rPr>
@@ -8863,9 +8914,9 @@
                 <w:b w:val="0"/>
                 <w:i w:val="0"/>
                 <w:color w:val="222222"/>
-                <w:sz w:val="15"/>
-              </w:rPr>
-              <w:t xml:space="preserve"> 70 (9d10 + 18)  </w:t>
+                <w:sz w:val="17"/>
+              </w:rPr>
+              <w:t xml:space="preserve"> 12  </w:t>
             </w:r>
             <w:r>
               <w:rPr>
@@ -8873,9 +8924,9 @@
                 <w:b/>
                 <w:i w:val="0"/>
                 <w:color w:val="222222"/>
-                <w:sz w:val="15"/>
-              </w:rPr>
-              <w:t>Speed</w:t>
+                <w:sz w:val="17"/>
+              </w:rPr>
+              <w:t>CON</w:t>
             </w:r>
             <w:r>
               <w:rPr>
@@ -8883,9 +8934,69 @@
                 <w:b w:val="0"/>
                 <w:i w:val="0"/>
                 <w:color w:val="222222"/>
-                <w:sz w:val="15"/>
-              </w:rPr>
-              <w:t xml:space="preserve"> 10 ft, climb 10 ft</w:t>
+                <w:sz w:val="17"/>
+              </w:rPr>
+              <w:t xml:space="preserve"> 14  </w:t>
+            </w:r>
+            <w:r>
+              <w:rPr>
+                <w:rFonts w:ascii="Georgia" w:hAnsi="Georgia" w:cs="Georgia"/>
+                <w:b/>
+                <w:i w:val="0"/>
+                <w:color w:val="222222"/>
+                <w:sz w:val="17"/>
+              </w:rPr>
+              <w:t>INT</w:t>
+            </w:r>
+            <w:r>
+              <w:rPr>
+                <w:rFonts w:ascii="Georgia" w:hAnsi="Georgia" w:cs="Georgia"/>
+                <w:b w:val="0"/>
+                <w:i w:val="0"/>
+                <w:color w:val="222222"/>
+                <w:sz w:val="17"/>
+              </w:rPr>
+              <w:t xml:space="preserve"> 6  </w:t>
+            </w:r>
+            <w:r>
+              <w:rPr>
+                <w:rFonts w:ascii="Georgia" w:hAnsi="Georgia" w:cs="Georgia"/>
+                <w:b/>
+                <w:i w:val="0"/>
+                <w:color w:val="222222"/>
+                <w:sz w:val="17"/>
+              </w:rPr>
+              <w:t>WIS</w:t>
+            </w:r>
+            <w:r>
+              <w:rPr>
+                <w:rFonts w:ascii="Georgia" w:hAnsi="Georgia" w:cs="Georgia"/>
+                <w:b w:val="0"/>
+                <w:i w:val="0"/>
+                <w:color w:val="222222"/>
+                <w:sz w:val="17"/>
+              </w:rPr>
+              <w:t xml:space="preserve"> 14  </w:t>
+            </w:r>
+            <w:r>
+              <w:rPr>
+                <w:rFonts w:ascii="Georgia" w:hAnsi="Georgia" w:cs="Georgia"/>
+                <w:b/>
+                <w:i w:val="0"/>
+                <w:color w:val="222222"/>
+                <w:sz w:val="17"/>
+              </w:rPr>
+              <w:t>CHA</w:t>
+            </w:r>
+            <w:r>
+              <w:rPr>
+                <w:rFonts w:ascii="Georgia" w:hAnsi="Georgia" w:cs="Georgia"/>
+                <w:b w:val="0"/>
+                <w:i w:val="0"/>
+                <w:color w:val="222222"/>
+                <w:sz w:val="17"/>
+              </w:rPr>
+              <w:t xml:space="preserve"> 7</w:t>
             </w:r>
           </w:p>
           <w:p>
@@ -8898,9 +9009,9 @@
                 <w:b/>
                 <w:i w:val="0"/>
                 <w:color w:val="222222"/>
-                <w:sz w:val="15"/>
-              </w:rPr>
-              <w:t>STR</w:t>
+                <w:sz w:val="17"/>
+              </w:rPr>
+              <w:t>Resist</w:t>
             </w:r>
             <w:r>
               <w:rPr>
@@ -8908,9 +9019,9 @@
                 <w:b w:val="0"/>
                 <w:i w:val="0"/>
                 <w:color w:val="222222"/>
-                <w:sz w:val="15"/>
-              </w:rPr>
-              <w:t xml:space="preserve"> 16  </w:t>
+                <w:sz w:val="17"/>
+              </w:rPr>
+              <w:t xml:space="preserve"> psychic  </w:t>
             </w:r>
             <w:r>
               <w:rPr>
@@ -8918,9 +9029,9 @@
                 <w:b/>
                 <w:i w:val="0"/>
                 <w:color w:val="222222"/>
-                <w:sz w:val="15"/>
-              </w:rPr>
-              <w:t>DEX</w:t>
+                <w:sz w:val="17"/>
+              </w:rPr>
+              <w:t>Imm.</w:t>
             </w:r>
             <w:r>
               <w:rPr>
@@ -8928,89 +9039,9 @@
                 <w:b w:val="0"/>
                 <w:i w:val="0"/>
                 <w:color w:val="222222"/>
-                <w:sz w:val="15"/>
-              </w:rPr>
-              <w:t xml:space="preserve"> 12  </w:t>
-            </w:r>
-            <w:r>
-              <w:rPr>
-                <w:rFonts w:ascii="Georgia" w:hAnsi="Georgia" w:cs="Georgia"/>
-                <w:b/>
-                <w:i w:val="0"/>
-                <w:color w:val="222222"/>
-                <w:sz w:val="15"/>
-              </w:rPr>
-              <w:t>CON</w:t>
-            </w:r>
-            <w:r>
-              <w:rPr>
-                <w:rFonts w:ascii="Georgia" w:hAnsi="Georgia" w:cs="Georgia"/>
-                <w:b w:val="0"/>
-                <w:i w:val="0"/>
-                <w:color w:val="222222"/>
-                <w:sz w:val="15"/>
-              </w:rPr>
-              <w:t xml:space="preserve"> 14  </w:t>
-            </w:r>
-            <w:r>
-              <w:rPr>
-                <w:rFonts w:ascii="Georgia" w:hAnsi="Georgia" w:cs="Georgia"/>
-                <w:b/>
-                <w:i w:val="0"/>
-                <w:color w:val="222222"/>
-                <w:sz w:val="15"/>
-              </w:rPr>
-              <w:t>INT</w:t>
-            </w:r>
-            <w:r>
-              <w:rPr>
-                <w:rFonts w:ascii="Georgia" w:hAnsi="Georgia" w:cs="Georgia"/>
-                <w:b w:val="0"/>
-                <w:i w:val="0"/>
-                <w:color w:val="222222"/>
-                <w:sz w:val="15"/>
-              </w:rPr>
-              <w:t xml:space="preserve"> 6  </w:t>
-            </w:r>
-            <w:r>
-              <w:rPr>
-                <w:rFonts w:ascii="Georgia" w:hAnsi="Georgia" w:cs="Georgia"/>
-                <w:b/>
-                <w:i w:val="0"/>
-                <w:color w:val="222222"/>
-                <w:sz w:val="15"/>
-              </w:rPr>
-              <w:t>WIS</w:t>
-            </w:r>
-            <w:r>
-              <w:rPr>
-                <w:rFonts w:ascii="Georgia" w:hAnsi="Georgia" w:cs="Georgia"/>
-                <w:b w:val="0"/>
-                <w:i w:val="0"/>
-                <w:color w:val="222222"/>
-                <w:sz w:val="15"/>
-              </w:rPr>
-              <w:t xml:space="preserve"> 14  </w:t>
-            </w:r>
-            <w:r>
-              <w:rPr>
-                <w:rFonts w:ascii="Georgia" w:hAnsi="Georgia" w:cs="Georgia"/>
-                <w:b/>
-                <w:i w:val="0"/>
-                <w:color w:val="222222"/>
-                <w:sz w:val="15"/>
-              </w:rPr>
-              <w:t>CHA</w:t>
-            </w:r>
-            <w:r>
-              <w:rPr>
-                <w:rFonts w:ascii="Georgia" w:hAnsi="Georgia" w:cs="Georgia"/>
-                <w:b w:val="0"/>
-                <w:i w:val="0"/>
-                <w:color w:val="222222"/>
-                <w:sz w:val="15"/>
-              </w:rPr>
-              <w:t xml:space="preserve"> 7</w:t>
+                <w:sz w:val="17"/>
+              </w:rPr>
+              <w:t xml:space="preserve"> charmed, frightened, prone</w:t>
             </w:r>
           </w:p>
           <w:p>
@@ -9023,9 +9054,9 @@
                 <w:b/>
                 <w:i w:val="0"/>
                 <w:color w:val="222222"/>
-                <w:sz w:val="15"/>
-              </w:rPr>
-              <w:t>Resist</w:t>
+                <w:sz w:val="17"/>
+              </w:rPr>
+              <w:t>Senses</w:t>
             </w:r>
             <w:r>
               <w:rPr>
@@ -9033,52 +9064,7 @@
                 <w:b w:val="0"/>
                 <w:i w:val="0"/>
                 <w:color w:val="222222"/>
-                <w:sz w:val="15"/>
-              </w:rPr>
-              <w:t xml:space="preserve"> psychic  </w:t>
-            </w:r>
-            <w:r>
-              <w:rPr>
-                <w:rFonts w:ascii="Georgia" w:hAnsi="Georgia" w:cs="Georgia"/>
-                <w:b/>
-                <w:i w:val="0"/>
-                <w:color w:val="222222"/>
-                <w:sz w:val="15"/>
-              </w:rPr>
-              <w:t>Imm.</w:t>
-            </w:r>
-            <w:r>
-              <w:rPr>
-                <w:rFonts w:ascii="Georgia" w:hAnsi="Georgia" w:cs="Georgia"/>
-                <w:b w:val="0"/>
-                <w:i w:val="0"/>
-                <w:color w:val="222222"/>
-                <w:sz w:val="15"/>
-              </w:rPr>
-              <w:t xml:space="preserve"> charmed, frightened, prone</w:t>
-            </w:r>
-          </w:p>
-          <w:p>
-            <w:pPr>
-              <w:spacing w:after="20"/>
-            </w:pPr>
-            <w:r>
-              <w:rPr>
-                <w:rFonts w:ascii="Georgia" w:hAnsi="Georgia" w:cs="Georgia"/>
-                <w:b/>
-                <w:i w:val="0"/>
-                <w:color w:val="222222"/>
-                <w:sz w:val="15"/>
-              </w:rPr>
-              <w:t>Senses</w:t>
-            </w:r>
-            <w:r>
-              <w:rPr>
-                <w:rFonts w:ascii="Georgia" w:hAnsi="Georgia" w:cs="Georgia"/>
-                <w:b w:val="0"/>
-                <w:i w:val="0"/>
-                <w:color w:val="222222"/>
-                <w:sz w:val="15"/>
+                <w:sz w:val="17"/>
               </w:rPr>
               <w:t xml:space="preserve"> blindsight 10 ft, tremorsense 30 ft, darkvision 60 ft, passive Perception 14</w:t>
             </w:r>
@@ -9093,7 +9079,7 @@
                 <w:rFonts w:ascii="Georgia" w:hAnsi="Georgia" w:cs="Georgia"/>
                 <w:b/>
                 <w:color w:val="8B2020"/>
-                <w:sz w:val="16"/>
+                <w:sz w:val="18"/>
               </w:rPr>
               <w:t>Traits</w:t>
             </w:r>
@@ -9108,7 +9094,7 @@
                 <w:b/>
                 <w:i/>
                 <w:color w:val="222222"/>
-                <w:sz w:val="15"/>
+                <w:sz w:val="17"/>
               </w:rPr>
               <w:t xml:space="preserve">Mind-Humming Aura. </w:t>
             </w:r>
@@ -9118,7 +9104,7 @@
                 <w:b w:val="0"/>
                 <w:i w:val="0"/>
                 <w:color w:val="222222"/>
-                <w:sz w:val="15"/>
+                <w:sz w:val="17"/>
               </w:rPr>
               <w:t>A creature without beeswax that starts its turn within 30 ft makes a DC 13 Wisdom save or has disadvantage on attack rolls that turn; beeswax grants advantage on the save.</w:t>
             </w:r>
@@ -9133,7 +9119,7 @@
                 <w:b/>
                 <w:i/>
                 <w:color w:val="222222"/>
-                <w:sz w:val="15"/>
+                <w:sz w:val="17"/>
               </w:rPr>
               <w:t xml:space="preserve">Segmented Neck. </w:t>
             </w:r>
@@ -9143,7 +9129,7 @@
                 <w:b w:val="0"/>
                 <w:i w:val="0"/>
                 <w:color w:val="222222"/>
-                <w:sz w:val="15"/>
+                <w:sz w:val="17"/>
               </w:rPr>
               <w:t>The head ignores forced movement and prone unless it chooses otherwise. After taking 20 or more damage in a single turn, it recoils 5 ft and loses its reactions until the start of its next turn.</w:t>
             </w:r>
@@ -9158,7 +9144,7 @@
                 <w:rFonts w:ascii="Georgia" w:hAnsi="Georgia" w:cs="Georgia"/>
                 <w:b/>
                 <w:color w:val="8B2020"/>
-                <w:sz w:val="16"/>
+                <w:sz w:val="18"/>
               </w:rPr>
               <w:t>Actions</w:t>
             </w:r>
@@ -9173,7 +9159,7 @@
                 <w:b/>
                 <w:i/>
                 <w:color w:val="222222"/>
-                <w:sz w:val="15"/>
+                <w:sz w:val="17"/>
               </w:rPr>
               <w:t xml:space="preserve">Bite. </w:t>
             </w:r>
@@ -9183,7 +9169,7 @@
                 <w:b w:val="0"/>
                 <w:i/>
                 <w:color w:val="222222"/>
-                <w:sz w:val="15"/>
+                <w:sz w:val="17"/>
               </w:rPr>
               <w:t>Melee Attack:</w:t>
             </w:r>
@@ -9193,7 +9179,7 @@
                 <w:b w:val="0"/>
                 <w:i w:val="0"/>
                 <w:color w:val="222222"/>
-                <w:sz w:val="15"/>
+                <w:sz w:val="17"/>
               </w:rPr>
               <w:t xml:space="preserve"> +6 to hit, reach 10 ft. </w:t>
             </w:r>
@@ -9203,7 +9189,7 @@
                 <w:b w:val="0"/>
                 <w:i/>
                 <w:color w:val="222222"/>
-                <w:sz w:val="15"/>
+                <w:sz w:val="17"/>
               </w:rPr>
               <w:t>Hit:</w:t>
             </w:r>
@@ -9213,7 +9199,7 @@
                 <w:b w:val="0"/>
                 <w:i w:val="0"/>
                 <w:color w:val="222222"/>
-                <w:sz w:val="15"/>
+                <w:sz w:val="17"/>
               </w:rPr>
               <w:t xml:space="preserve"> 13 (2d8 + 4) piercing damage, and the target is grappled (escape DC 14). While it has a creature grappled, the head cannot bite a different target.</w:t>
             </w:r>
@@ -9228,7 +9214,7 @@
                 <w:b/>
                 <w:i/>
                 <w:color w:val="222222"/>
-                <w:sz w:val="15"/>
+                <w:sz w:val="17"/>
               </w:rPr>
               <w:t xml:space="preserve">Lurch and Drag. </w:t>
             </w:r>
@@ -9238,7 +9224,7 @@
                 <w:b w:val="0"/>
                 <w:i w:val="0"/>
                 <w:color w:val="222222"/>
-                <w:sz w:val="15"/>
+                <w:sz w:val="17"/>
               </w:rPr>
               <w:t>The head drags a creature it is grappling 5 ft toward the trapdoor; the creature makes a DC 13 Wisdom save or loses a word or a thought for a heartbeat.</w:t>
             </w:r>
@@ -9253,7 +9239,7 @@
                 <w:b/>
                 <w:i/>
                 <w:color w:val="222222"/>
-                <w:sz w:val="15"/>
+                <w:sz w:val="17"/>
               </w:rPr>
               <w:t xml:space="preserve">Wrench (Bonus Action). </w:t>
             </w:r>
@@ -9263,7 +9249,7 @@
                 <w:b w:val="0"/>
                 <w:i w:val="0"/>
                 <w:color w:val="222222"/>
-                <w:sz w:val="15"/>
+                <w:sz w:val="17"/>
               </w:rPr>
               <w:t>A creature the head is grappling makes a DC 14 Strength save or is knocked prone and takes 5 (1d6 + 2) bludgeoning damage as the jaw grinds it against the floorboards.</w:t>
             </w:r>
@@ -9278,7 +9264,7 @@
                 <w:rFonts w:ascii="Georgia" w:hAnsi="Georgia" w:cs="Georgia"/>
                 <w:b/>
                 <w:color w:val="8B2020"/>
-                <w:sz w:val="16"/>
+                <w:sz w:val="18"/>
               </w:rPr>
               <w:t>Reactions</w:t>
             </w:r>
@@ -9293,7 +9279,7 @@
                 <w:b/>
                 <w:i/>
                 <w:color w:val="222222"/>
-                <w:sz w:val="15"/>
+                <w:sz w:val="17"/>
               </w:rPr>
               <w:t xml:space="preserve">Recoil from Flame. </w:t>
             </w:r>
@@ -9303,7 +9289,7 @@
                 <w:b w:val="0"/>
                 <w:i w:val="0"/>
                 <w:color w:val="222222"/>
-                <w:sz w:val="15"/>
+                <w:sz w:val="17"/>
               </w:rPr>
               <w:t>When the head takes fire damage, it has disadvantage on its next attack roll before the end of its next turn.</w:t>
             </w:r>
@@ -9311,11 +9297,6 @@
         </w:tc>
       </w:tr>
     </w:tbl>
-    <w:p>
-      <w:pPr>
-        <w:spacing w:after="40"/>
-      </w:pPr>
-    </w:p>
     <w:p>
       <w:pPr>
         <w:spacing w:before="40" w:after="160"/>
@@ -9434,18 +9415,24 @@
           </w:p>
           <w:p>
             <w:pPr>
-              <w:spacing w:after="60"/>
-              <w:jc w:val="center"/>
+              <w:spacing w:after="20"/>
             </w:pPr>
             <w:r>
               <w:drawing>
-                <wp:inline xmlns:a="http://schemas.openxmlformats.org/drawingml/2006/main" xmlns:pic="http://schemas.openxmlformats.org/drawingml/2006/picture">
+                <wp:anchor xmlns:a="http://schemas.openxmlformats.org/drawingml/2006/main" behindDoc="0" distT="91440" distB="100584" distL="201600" distR="201600" simplePos="0" locked="0" layoutInCell="1" allowOverlap="0" relativeHeight="2">
+                  <wp:simplePos x="0" y="0"/>
+                  <wp:positionH relativeFrom="column">
+                    <wp:align>right</wp:align>
+                  </wp:positionH>
+                  <wp:positionV relativeFrom="paragraph">
+                    <wp:posOffset>0</wp:posOffset>
+                  </wp:positionV>
                   <wp:extent cx="2011680" cy="2011680"/>
+                  <wp:effectExtent l="0" t="0" r="0" b="0"/>
+                  <wp:wrapSquare wrapText="bothSides"/>
                   <wp:docPr id="18" name="Picture 18"/>
-                  <wp:cNvGraphicFramePr>
-                    <a:graphicFrameLocks noChangeAspect="1"/>
-                  </wp:cNvGraphicFramePr>
-                  <a:graphic>
+                  <wp:cNvGraphicFramePr/>
+                  <a:graphic xmlns:pic="http://schemas.openxmlformats.org/drawingml/2006/picture">
                     <a:graphicData uri="http://schemas.openxmlformats.org/drawingml/2006/picture">
                       <pic:pic>
                         <pic:nvPicPr>
@@ -9468,8 +9455,28 @@
                       </pic:pic>
                     </a:graphicData>
                   </a:graphic>
-                </wp:inline>
+                </wp:anchor>
               </w:drawing>
+            </w:r>
+            <w:r>
+              <w:rPr>
+                <w:rFonts w:ascii="Georgia" w:hAnsi="Georgia" w:cs="Georgia"/>
+                <w:b/>
+                <w:i w:val="0"/>
+                <w:color w:val="222222"/>
+                <w:sz w:val="17"/>
+              </w:rPr>
+              <w:t>Body:</w:t>
+            </w:r>
+            <w:r>
+              <w:rPr>
+                <w:rFonts w:ascii="Georgia" w:hAnsi="Georgia" w:cs="Georgia"/>
+                <w:b w:val="0"/>
+                <w:i w:val="0"/>
+                <w:color w:val="222222"/>
+                <w:sz w:val="17"/>
+              </w:rPr>
+              <w:t xml:space="preserve"> AC 15  HP 130 (12d12 + 48)  Speed 10 ft, climb 10 ft</w:t>
             </w:r>
           </w:p>
           <w:p>
@@ -9482,9 +9489,9 @@
                 <w:b/>
                 <w:i w:val="0"/>
                 <w:color w:val="222222"/>
-                <w:sz w:val="15"/>
-              </w:rPr>
-              <w:t>Body:</w:t>
+                <w:sz w:val="17"/>
+              </w:rPr>
+              <w:t>Heads (4):</w:t>
             </w:r>
             <w:r>
               <w:rPr>
@@ -9492,9 +9499,9 @@
                 <w:b w:val="0"/>
                 <w:i w:val="0"/>
                 <w:color w:val="222222"/>
-                <w:sz w:val="15"/>
-              </w:rPr>
-              <w:t xml:space="preserve"> AC 15  HP 130 (12d12 + 48)  Speed 10 ft, climb 10 ft</w:t>
+                <w:sz w:val="17"/>
+              </w:rPr>
+              <w:t xml:space="preserve"> AC 14  HP 45 (6d10 + 12) each  Speed 30 ft through the under-floor tunnels, climb 20 ft  reach 15 ft from a floor port</w:t>
             </w:r>
           </w:p>
           <w:p>
@@ -9507,9 +9514,9 @@
                 <w:b/>
                 <w:i w:val="0"/>
                 <w:color w:val="222222"/>
-                <w:sz w:val="15"/>
-              </w:rPr>
-              <w:t>Heads (4):</w:t>
+                <w:sz w:val="17"/>
+              </w:rPr>
+              <w:t>Body STR</w:t>
             </w:r>
             <w:r>
               <w:rPr>
@@ -9517,9 +9524,129 @@
                 <w:b w:val="0"/>
                 <w:i w:val="0"/>
                 <w:color w:val="222222"/>
-                <w:sz w:val="15"/>
-              </w:rPr>
-              <w:t xml:space="preserve"> AC 14  HP 45 (6d10 + 12) each  Speed 30 ft through the under-floor tunnels, climb 20 ft  reach 15 ft from a floor port</w:t>
+                <w:sz w:val="17"/>
+              </w:rPr>
+              <w:t xml:space="preserve"> 18  </w:t>
+            </w:r>
+            <w:r>
+              <w:rPr>
+                <w:rFonts w:ascii="Georgia" w:hAnsi="Georgia" w:cs="Georgia"/>
+                <w:b/>
+                <w:i w:val="0"/>
+                <w:color w:val="222222"/>
+                <w:sz w:val="17"/>
+              </w:rPr>
+              <w:t>DEX</w:t>
+            </w:r>
+            <w:r>
+              <w:rPr>
+                <w:rFonts w:ascii="Georgia" w:hAnsi="Georgia" w:cs="Georgia"/>
+                <w:b w:val="0"/>
+                <w:i w:val="0"/>
+                <w:color w:val="222222"/>
+                <w:sz w:val="17"/>
+              </w:rPr>
+              <w:t xml:space="preserve"> 10  </w:t>
+            </w:r>
+            <w:r>
+              <w:rPr>
+                <w:rFonts w:ascii="Georgia" w:hAnsi="Georgia" w:cs="Georgia"/>
+                <w:b/>
+                <w:i w:val="0"/>
+                <w:color w:val="222222"/>
+                <w:sz w:val="17"/>
+              </w:rPr>
+              <w:t>CON</w:t>
+            </w:r>
+            <w:r>
+              <w:rPr>
+                <w:rFonts w:ascii="Georgia" w:hAnsi="Georgia" w:cs="Georgia"/>
+                <w:b w:val="0"/>
+                <w:i w:val="0"/>
+                <w:color w:val="222222"/>
+                <w:sz w:val="17"/>
+              </w:rPr>
+              <w:t xml:space="preserve"> 18  </w:t>
+            </w:r>
+            <w:r>
+              <w:rPr>
+                <w:rFonts w:ascii="Georgia" w:hAnsi="Georgia" w:cs="Georgia"/>
+                <w:b/>
+                <w:i w:val="0"/>
+                <w:color w:val="222222"/>
+                <w:sz w:val="17"/>
+              </w:rPr>
+              <w:t>INT</w:t>
+            </w:r>
+            <w:r>
+              <w:rPr>
+                <w:rFonts w:ascii="Georgia" w:hAnsi="Georgia" w:cs="Georgia"/>
+                <w:b w:val="0"/>
+                <w:i w:val="0"/>
+                <w:color w:val="222222"/>
+                <w:sz w:val="17"/>
+              </w:rPr>
+              <w:t xml:space="preserve"> 7  </w:t>
+            </w:r>
+            <w:r>
+              <w:rPr>
+                <w:rFonts w:ascii="Georgia" w:hAnsi="Georgia" w:cs="Georgia"/>
+                <w:b/>
+                <w:i w:val="0"/>
+                <w:color w:val="222222"/>
+                <w:sz w:val="17"/>
+              </w:rPr>
+              <w:t>WIS</w:t>
+            </w:r>
+            <w:r>
+              <w:rPr>
+                <w:rFonts w:ascii="Georgia" w:hAnsi="Georgia" w:cs="Georgia"/>
+                <w:b w:val="0"/>
+                <w:i w:val="0"/>
+                <w:color w:val="222222"/>
+                <w:sz w:val="17"/>
+              </w:rPr>
+              <w:t xml:space="preserve"> 14  </w:t>
+            </w:r>
+            <w:r>
+              <w:rPr>
+                <w:rFonts w:ascii="Georgia" w:hAnsi="Georgia" w:cs="Georgia"/>
+                <w:b/>
+                <w:i w:val="0"/>
+                <w:color w:val="222222"/>
+                <w:sz w:val="17"/>
+              </w:rPr>
+              <w:t>CHA</w:t>
+            </w:r>
+            <w:r>
+              <w:rPr>
+                <w:rFonts w:ascii="Georgia" w:hAnsi="Georgia" w:cs="Georgia"/>
+                <w:b w:val="0"/>
+                <w:i w:val="0"/>
+                <w:color w:val="222222"/>
+                <w:sz w:val="17"/>
+              </w:rPr>
+              <w:t xml:space="preserve"> 8  </w:t>
+            </w:r>
+            <w:r>
+              <w:rPr>
+                <w:rFonts w:ascii="Georgia" w:hAnsi="Georgia" w:cs="Georgia"/>
+                <w:b/>
+                <w:i w:val="0"/>
+                <w:color w:val="222222"/>
+                <w:sz w:val="17"/>
+              </w:rPr>
+              <w:t>Saves</w:t>
+            </w:r>
+            <w:r>
+              <w:rPr>
+                <w:rFonts w:ascii="Georgia" w:hAnsi="Georgia" w:cs="Georgia"/>
+                <w:b w:val="0"/>
+                <w:i w:val="0"/>
+                <w:color w:val="222222"/>
+                <w:sz w:val="17"/>
+              </w:rPr>
+              <w:t xml:space="preserve"> Con +8, Wis +5 (heads Wis +4)</w:t>
             </w:r>
           </w:p>
           <w:p>
@@ -9532,9 +9659,9 @@
                 <w:b/>
                 <w:i w:val="0"/>
                 <w:color w:val="222222"/>
-                <w:sz w:val="15"/>
-              </w:rPr>
-              <w:t>Body STR</w:t>
+                <w:sz w:val="17"/>
+              </w:rPr>
+              <w:t>Resist</w:t>
             </w:r>
             <w:r>
               <w:rPr>
@@ -9542,9 +9669,9 @@
                 <w:b w:val="0"/>
                 <w:i w:val="0"/>
                 <w:color w:val="222222"/>
-                <w:sz w:val="15"/>
-              </w:rPr>
-              <w:t xml:space="preserve"> 18  </w:t>
+                <w:sz w:val="17"/>
+              </w:rPr>
+              <w:t xml:space="preserve"> psychic  </w:t>
             </w:r>
             <w:r>
               <w:rPr>
@@ -9552,9 +9679,9 @@
                 <w:b/>
                 <w:i w:val="0"/>
                 <w:color w:val="222222"/>
-                <w:sz w:val="15"/>
-              </w:rPr>
-              <w:t>DEX</w:t>
+                <w:sz w:val="17"/>
+              </w:rPr>
+              <w:t>Imm.</w:t>
             </w:r>
             <w:r>
               <w:rPr>
@@ -9562,109 +9689,9 @@
                 <w:b w:val="0"/>
                 <w:i w:val="0"/>
                 <w:color w:val="222222"/>
-                <w:sz w:val="15"/>
-              </w:rPr>
-              <w:t xml:space="preserve"> 10  </w:t>
-            </w:r>
-            <w:r>
-              <w:rPr>
-                <w:rFonts w:ascii="Georgia" w:hAnsi="Georgia" w:cs="Georgia"/>
-                <w:b/>
-                <w:i w:val="0"/>
-                <w:color w:val="222222"/>
-                <w:sz w:val="15"/>
-              </w:rPr>
-              <w:t>CON</w:t>
-            </w:r>
-            <w:r>
-              <w:rPr>
-                <w:rFonts w:ascii="Georgia" w:hAnsi="Georgia" w:cs="Georgia"/>
-                <w:b w:val="0"/>
-                <w:i w:val="0"/>
-                <w:color w:val="222222"/>
-                <w:sz w:val="15"/>
-              </w:rPr>
-              <w:t xml:space="preserve"> 18  </w:t>
-            </w:r>
-            <w:r>
-              <w:rPr>
-                <w:rFonts w:ascii="Georgia" w:hAnsi="Georgia" w:cs="Georgia"/>
-                <w:b/>
-                <w:i w:val="0"/>
-                <w:color w:val="222222"/>
-                <w:sz w:val="15"/>
-              </w:rPr>
-              <w:t>INT</w:t>
-            </w:r>
-            <w:r>
-              <w:rPr>
-                <w:rFonts w:ascii="Georgia" w:hAnsi="Georgia" w:cs="Georgia"/>
-                <w:b w:val="0"/>
-                <w:i w:val="0"/>
-                <w:color w:val="222222"/>
-                <w:sz w:val="15"/>
-              </w:rPr>
-              <w:t xml:space="preserve"> 7  </w:t>
-            </w:r>
-            <w:r>
-              <w:rPr>
-                <w:rFonts w:ascii="Georgia" w:hAnsi="Georgia" w:cs="Georgia"/>
-                <w:b/>
-                <w:i w:val="0"/>
-                <w:color w:val="222222"/>
-                <w:sz w:val="15"/>
-              </w:rPr>
-              <w:t>WIS</w:t>
-            </w:r>
-            <w:r>
-              <w:rPr>
-                <w:rFonts w:ascii="Georgia" w:hAnsi="Georgia" w:cs="Georgia"/>
-                <w:b w:val="0"/>
-                <w:i w:val="0"/>
-                <w:color w:val="222222"/>
-                <w:sz w:val="15"/>
-              </w:rPr>
-              <w:t xml:space="preserve"> 14  </w:t>
-            </w:r>
-            <w:r>
-              <w:rPr>
-                <w:rFonts w:ascii="Georgia" w:hAnsi="Georgia" w:cs="Georgia"/>
-                <w:b/>
-                <w:i w:val="0"/>
-                <w:color w:val="222222"/>
-                <w:sz w:val="15"/>
-              </w:rPr>
-              <w:t>CHA</w:t>
-            </w:r>
-            <w:r>
-              <w:rPr>
-                <w:rFonts w:ascii="Georgia" w:hAnsi="Georgia" w:cs="Georgia"/>
-                <w:b w:val="0"/>
-                <w:i w:val="0"/>
-                <w:color w:val="222222"/>
-                <w:sz w:val="15"/>
-              </w:rPr>
-              <w:t xml:space="preserve"> 8  </w:t>
-            </w:r>
-            <w:r>
-              <w:rPr>
-                <w:rFonts w:ascii="Georgia" w:hAnsi="Georgia" w:cs="Georgia"/>
-                <w:b/>
-                <w:i w:val="0"/>
-                <w:color w:val="222222"/>
-                <w:sz w:val="15"/>
-              </w:rPr>
-              <w:t>Saves</w:t>
-            </w:r>
-            <w:r>
-              <w:rPr>
-                <w:rFonts w:ascii="Georgia" w:hAnsi="Georgia" w:cs="Georgia"/>
-                <w:b w:val="0"/>
-                <w:i w:val="0"/>
-                <w:color w:val="222222"/>
-                <w:sz w:val="15"/>
-              </w:rPr>
-              <w:t xml:space="preserve"> Con +8, Wis +5 (heads Wis +4)</w:t>
+                <w:sz w:val="17"/>
+              </w:rPr>
+              <w:t xml:space="preserve"> charmed, frightened, prone</w:t>
             </w:r>
           </w:p>
           <w:p>
@@ -9677,9 +9704,9 @@
                 <w:b/>
                 <w:i w:val="0"/>
                 <w:color w:val="222222"/>
-                <w:sz w:val="15"/>
-              </w:rPr>
-              <w:t>Resist</w:t>
+                <w:sz w:val="17"/>
+              </w:rPr>
+              <w:t>Senses</w:t>
             </w:r>
             <w:r>
               <w:rPr>
@@ -9687,52 +9714,7 @@
                 <w:b w:val="0"/>
                 <w:i w:val="0"/>
                 <w:color w:val="222222"/>
-                <w:sz w:val="15"/>
-              </w:rPr>
-              <w:t xml:space="preserve"> psychic  </w:t>
-            </w:r>
-            <w:r>
-              <w:rPr>
-                <w:rFonts w:ascii="Georgia" w:hAnsi="Georgia" w:cs="Georgia"/>
-                <w:b/>
-                <w:i w:val="0"/>
-                <w:color w:val="222222"/>
-                <w:sz w:val="15"/>
-              </w:rPr>
-              <w:t>Imm.</w:t>
-            </w:r>
-            <w:r>
-              <w:rPr>
-                <w:rFonts w:ascii="Georgia" w:hAnsi="Georgia" w:cs="Georgia"/>
-                <w:b w:val="0"/>
-                <w:i w:val="0"/>
-                <w:color w:val="222222"/>
-                <w:sz w:val="15"/>
-              </w:rPr>
-              <w:t xml:space="preserve"> charmed, frightened, prone</w:t>
-            </w:r>
-          </w:p>
-          <w:p>
-            <w:pPr>
-              <w:spacing w:after="20"/>
-            </w:pPr>
-            <w:r>
-              <w:rPr>
-                <w:rFonts w:ascii="Georgia" w:hAnsi="Georgia" w:cs="Georgia"/>
-                <w:b/>
-                <w:i w:val="0"/>
-                <w:color w:val="222222"/>
-                <w:sz w:val="15"/>
-              </w:rPr>
-              <w:t>Senses</w:t>
-            </w:r>
-            <w:r>
-              <w:rPr>
-                <w:rFonts w:ascii="Georgia" w:hAnsi="Georgia" w:cs="Georgia"/>
-                <w:b w:val="0"/>
-                <w:i w:val="0"/>
-                <w:color w:val="222222"/>
-                <w:sz w:val="15"/>
+                <w:sz w:val="17"/>
               </w:rPr>
               <w:t xml:space="preserve"> tremorsense 60 ft, darkvision 60 ft, passive Perception 12</w:t>
             </w:r>
@@ -9747,7 +9729,7 @@
                 <w:rFonts w:ascii="Georgia" w:hAnsi="Georgia" w:cs="Georgia"/>
                 <w:b/>
                 <w:color w:val="8B2020"/>
-                <w:sz w:val="16"/>
+                <w:sz w:val="18"/>
               </w:rPr>
               <w:t>Traits</w:t>
             </w:r>
@@ -9762,7 +9744,7 @@
                 <w:b/>
                 <w:i/>
                 <w:color w:val="222222"/>
-                <w:sz w:val="15"/>
+                <w:sz w:val="17"/>
               </w:rPr>
               <w:t xml:space="preserve">Song of Unremembering. </w:t>
             </w:r>
@@ -9772,7 +9754,7 @@
                 <w:b w:val="0"/>
                 <w:i w:val="0"/>
                 <w:color w:val="222222"/>
-                <w:sz w:val="15"/>
+                <w:sz w:val="17"/>
               </w:rPr>
               <w:t>While any head lives, a creature without earplugs that starts its turn within 60 ft makes a DC 15 Wisdom save or has disadvantage on attack rolls and cannot take reactions until its next turn. Beeswax: advantage on the save, and no reaction lock.</w:t>
             </w:r>
@@ -9787,7 +9769,7 @@
                 <w:b/>
                 <w:i/>
                 <w:color w:val="222222"/>
-                <w:sz w:val="15"/>
+                <w:sz w:val="17"/>
               </w:rPr>
               <w:t xml:space="preserve">Vital Link. </w:t>
             </w:r>
@@ -9797,7 +9779,7 @@
                 <w:b w:val="0"/>
                 <w:i w:val="0"/>
                 <w:color w:val="222222"/>
-                <w:sz w:val="15"/>
+                <w:sz w:val="17"/>
               </w:rPr>
               <w:t>While at least one head lives, the body has resistance to all weapon damage. Each head destroyed removes one instance of this protection; with no heads it has none.</w:t>
             </w:r>
@@ -9812,7 +9794,7 @@
                 <w:b/>
                 <w:i/>
                 <w:color w:val="222222"/>
-                <w:sz w:val="15"/>
+                <w:sz w:val="17"/>
               </w:rPr>
               <w:t xml:space="preserve">Head Movement. </w:t>
             </w:r>
@@ -9822,7 +9804,7 @@
                 <w:b w:val="0"/>
                 <w:i w:val="0"/>
                 <w:color w:val="222222"/>
-                <w:sz w:val="15"/>
+                <w:sz w:val="17"/>
               </w:rPr>
               <w:t>A head may withdraw (no opportunity attacks), move up to 30 ft through the tunnels, and re-emerge from any floor port; a pinned neck (table, rope, tackle) needs Strength vs. DC 14 to writhe free.</w:t>
             </w:r>
@@ -9837,7 +9819,7 @@
                 <w:b/>
                 <w:i/>
                 <w:color w:val="222222"/>
-                <w:sz w:val="15"/>
+                <w:sz w:val="17"/>
               </w:rPr>
               <w:t xml:space="preserve">Lair Actions. </w:t>
             </w:r>
@@ -9847,7 +9829,7 @@
                 <w:b w:val="0"/>
                 <w:i w:val="0"/>
                 <w:color w:val="222222"/>
-                <w:sz w:val="15"/>
+                <w:sz w:val="17"/>
               </w:rPr>
               <w:t xml:space="preserve">On initiative count 20, one per round: </w:t>
             </w:r>
@@ -9857,7 +9839,7 @@
                 <w:b/>
                 <w:i w:val="0"/>
                 <w:color w:val="222222"/>
-                <w:sz w:val="15"/>
+                <w:sz w:val="17"/>
               </w:rPr>
               <w:t>Stage Drop</w:t>
             </w:r>
@@ -9867,7 +9849,7 @@
                 <w:b w:val="0"/>
                 <w:i w:val="0"/>
                 <w:color w:val="222222"/>
-                <w:sz w:val="15"/>
+                <w:sz w:val="17"/>
               </w:rPr>
               <w:t xml:space="preserve"> (a 10-ft sandbag line: DC 13 Dexterity or 2d6 and prone), </w:t>
             </w:r>
@@ -9877,7 +9859,7 @@
                 <w:b/>
                 <w:i w:val="0"/>
                 <w:color w:val="222222"/>
-                <w:sz w:val="15"/>
+                <w:sz w:val="17"/>
               </w:rPr>
               <w:t>Mask of Memory</w:t>
             </w:r>
@@ -9887,7 +9869,7 @@
                 <w:b w:val="0"/>
                 <w:i w:val="0"/>
                 <w:color w:val="222222"/>
-                <w:sz w:val="15"/>
+                <w:sz w:val="17"/>
               </w:rPr>
               <w:t xml:space="preserve"> (playbills in a 15-ft radius: an unplugged hero saves Wisdom DC 15 or cannot target the body this round), </w:t>
             </w:r>
@@ -9897,7 +9879,7 @@
                 <w:b/>
                 <w:i w:val="0"/>
                 <w:color w:val="222222"/>
-                <w:sz w:val="15"/>
+                <w:sz w:val="17"/>
               </w:rPr>
               <w:t>Gasping Vent</w:t>
             </w:r>
@@ -9907,7 +9889,7 @@
                 <w:b w:val="0"/>
                 <w:i w:val="0"/>
                 <w:color w:val="222222"/>
-                <w:sz w:val="15"/>
+                <w:sz w:val="17"/>
               </w:rPr>
               <w:t xml:space="preserve"> (a 10-ft radius of difficult terrain where verbal spells need a DC 10 Constitution check).</w:t>
             </w:r>
@@ -9922,7 +9904,7 @@
                 <w:rFonts w:ascii="Georgia" w:hAnsi="Georgia" w:cs="Georgia"/>
                 <w:b/>
                 <w:color w:val="8B2020"/>
-                <w:sz w:val="16"/>
+                <w:sz w:val="18"/>
               </w:rPr>
               <w:t>Actions</w:t>
             </w:r>
@@ -9937,7 +9919,7 @@
                 <w:b/>
                 <w:i/>
                 <w:color w:val="222222"/>
-                <w:sz w:val="15"/>
+                <w:sz w:val="17"/>
               </w:rPr>
               <w:t xml:space="preserve">Thrash (Body). </w:t>
             </w:r>
@@ -9947,7 +9929,7 @@
                 <w:b w:val="0"/>
                 <w:i/>
                 <w:color w:val="222222"/>
-                <w:sz w:val="15"/>
+                <w:sz w:val="17"/>
               </w:rPr>
               <w:t>Melee Attack:</w:t>
             </w:r>
@@ -9957,7 +9939,7 @@
                 <w:b w:val="0"/>
                 <w:i w:val="0"/>
                 <w:color w:val="222222"/>
-                <w:sz w:val="15"/>
+                <w:sz w:val="17"/>
               </w:rPr>
               <w:t xml:space="preserve"> +7 to hit, reach 10 ft. </w:t>
             </w:r>
@@ -9967,7 +9949,7 @@
                 <w:b w:val="0"/>
                 <w:i/>
                 <w:color w:val="222222"/>
-                <w:sz w:val="15"/>
+                <w:sz w:val="17"/>
               </w:rPr>
               <w:t>Hit:</w:t>
             </w:r>
@@ -9977,7 +9959,7 @@
                 <w:b w:val="0"/>
                 <w:i w:val="0"/>
                 <w:color w:val="222222"/>
-                <w:sz w:val="15"/>
+                <w:sz w:val="17"/>
               </w:rPr>
               <w:t xml:space="preserve"> 13 (2d8 + 4) bludgeoning damage.</w:t>
             </w:r>
@@ -9992,7 +9974,7 @@
                 <w:b/>
                 <w:i/>
                 <w:color w:val="222222"/>
-                <w:sz w:val="15"/>
+                <w:sz w:val="17"/>
               </w:rPr>
               <w:t xml:space="preserve">Regurgitate Remnants (Body; Recharge 5-6). </w:t>
             </w:r>
@@ -10002,7 +9984,7 @@
                 <w:b w:val="0"/>
                 <w:i w:val="0"/>
                 <w:color w:val="222222"/>
-                <w:sz w:val="15"/>
+                <w:sz w:val="17"/>
               </w:rPr>
               <w:t>A 15-ft cone of bone and cloth: DC 14 Dexterity save or take 13 (3d8) necrotic damage and lose 10 ft of speed until the end of the target's next turn. A shattered skull and a black ribbon clatter free (a clue).</w:t>
             </w:r>
@@ -10017,7 +9999,7 @@
                 <w:b/>
                 <w:i/>
                 <w:color w:val="222222"/>
-                <w:sz w:val="15"/>
+                <w:sz w:val="17"/>
               </w:rPr>
               <w:t xml:space="preserve">Bite (Head). </w:t>
             </w:r>
@@ -10027,7 +10009,7 @@
                 <w:b w:val="0"/>
                 <w:i/>
                 <w:color w:val="222222"/>
-                <w:sz w:val="15"/>
+                <w:sz w:val="17"/>
               </w:rPr>
               <w:t>Melee Attack:</w:t>
             </w:r>
@@ -10037,7 +10019,7 @@
                 <w:b w:val="0"/>
                 <w:i w:val="0"/>
                 <w:color w:val="222222"/>
-                <w:sz w:val="15"/>
+                <w:sz w:val="17"/>
               </w:rPr>
               <w:t xml:space="preserve"> +7 to hit, reach 15 ft. </w:t>
             </w:r>
@@ -10047,7 +10029,7 @@
                 <w:b w:val="0"/>
                 <w:i/>
                 <w:color w:val="222222"/>
-                <w:sz w:val="15"/>
+                <w:sz w:val="17"/>
               </w:rPr>
               <w:t>Hit:</w:t>
             </w:r>
@@ -10057,7 +10039,7 @@
                 <w:b w:val="0"/>
                 <w:i w:val="0"/>
                 <w:color w:val="222222"/>
-                <w:sz w:val="15"/>
+                <w:sz w:val="17"/>
               </w:rPr>
               <w:t xml:space="preserve"> 14 (2d10 + 3) piercing damage, and the target is grappled (escape DC 14); while grappling, that head cannot bite a different target.</w:t>
             </w:r>
@@ -10072,7 +10054,7 @@
                 <w:b/>
                 <w:i/>
                 <w:color w:val="222222"/>
-                <w:sz w:val="15"/>
+                <w:sz w:val="17"/>
               </w:rPr>
               <w:t xml:space="preserve">Reel (Head). </w:t>
             </w:r>
@@ -10082,7 +10064,7 @@
                 <w:b w:val="0"/>
                 <w:i w:val="0"/>
                 <w:color w:val="222222"/>
-                <w:sz w:val="15"/>
+                <w:sz w:val="17"/>
               </w:rPr>
               <w:t>A creature grappled by a head makes a DC 14 Strength save or is pulled 10 ft toward the port and knocked prone.</w:t>
             </w:r>
@@ -10097,7 +10079,7 @@
                 <w:rFonts w:ascii="Georgia" w:hAnsi="Georgia" w:cs="Georgia"/>
                 <w:b/>
                 <w:color w:val="8B2020"/>
-                <w:sz w:val="16"/>
+                <w:sz w:val="18"/>
               </w:rPr>
               <w:t>Reactions</w:t>
             </w:r>
@@ -10112,7 +10094,7 @@
                 <w:b/>
                 <w:i/>
                 <w:color w:val="222222"/>
-                <w:sz w:val="15"/>
+                <w:sz w:val="17"/>
               </w:rPr>
               <w:t xml:space="preserve">Snap (Head). </w:t>
             </w:r>
@@ -10122,7 +10104,7 @@
                 <w:b w:val="0"/>
                 <w:i w:val="0"/>
                 <w:color w:val="222222"/>
-                <w:sz w:val="15"/>
+                <w:sz w:val="17"/>
               </w:rPr>
               <w:t>When a creature moves within 15 ft of a head, that head makes one Bite against it.</w:t>
             </w:r>
@@ -10137,7 +10119,7 @@
                 <w:rFonts w:ascii="Georgia" w:hAnsi="Georgia" w:cs="Georgia"/>
                 <w:b/>
                 <w:color w:val="8B2020"/>
-                <w:sz w:val="16"/>
+                <w:sz w:val="18"/>
               </w:rPr>
               <w:t>Legendary Actions</w:t>
             </w:r>
@@ -10152,7 +10134,7 @@
                 <w:b w:val="0"/>
                 <w:i w:val="0"/>
                 <w:color w:val="222222"/>
-                <w:sz w:val="15"/>
+                <w:sz w:val="17"/>
               </w:rPr>
               <w:t>One per living head, maximum 3 per round, at the end of another creature's turn.</w:t>
             </w:r>
@@ -10167,7 +10149,7 @@
                 <w:b/>
                 <w:i/>
                 <w:color w:val="222222"/>
-                <w:sz w:val="15"/>
+                <w:sz w:val="17"/>
               </w:rPr>
               <w:t xml:space="preserve">Hum Surge. </w:t>
             </w:r>
@@ -10177,7 +10159,7 @@
                 <w:b w:val="0"/>
                 <w:i w:val="0"/>
                 <w:color w:val="222222"/>
-                <w:sz w:val="15"/>
+                <w:sz w:val="17"/>
               </w:rPr>
               <w:t>One creature within 60 ft without earplugs: DC 15 Wisdom save or lose concentration and move only 10 ft on its next turn.</w:t>
             </w:r>
@@ -10192,7 +10174,7 @@
                 <w:b/>
                 <w:i/>
                 <w:color w:val="222222"/>
-                <w:sz w:val="15"/>
+                <w:sz w:val="17"/>
               </w:rPr>
               <w:t xml:space="preserve">Bone Shift. </w:t>
             </w:r>
@@ -10202,7 +10184,7 @@
                 <w:b w:val="0"/>
                 <w:i w:val="0"/>
                 <w:color w:val="222222"/>
-                <w:sz w:val="15"/>
+                <w:sz w:val="17"/>
               </w:rPr>
               <w:t>The body shifts 5 ft and reshapes the mound: one 10-ft square within 20 ft becomes difficult terrain or clears.</w:t>
             </w:r>
@@ -10217,7 +10199,7 @@
                 <w:b/>
                 <w:i/>
                 <w:color w:val="222222"/>
-                <w:sz w:val="15"/>
+                <w:sz w:val="17"/>
               </w:rPr>
               <w:t xml:space="preserve">Coordinate Strike. </w:t>
             </w:r>
@@ -10227,7 +10209,7 @@
                 <w:b w:val="0"/>
                 <w:i w:val="0"/>
                 <w:color w:val="222222"/>
-                <w:sz w:val="15"/>
+                <w:sz w:val="17"/>
               </w:rPr>
               <w:t>One head makes one Bite.</w:t>
             </w:r>
@@ -10235,11 +10217,6 @@
         </w:tc>
       </w:tr>
     </w:tbl>
-    <w:p>
-      <w:pPr>
-        <w:spacing w:after="40"/>
-      </w:pPr>
-    </w:p>
     <w:p>
       <w:pPr>
         <w:spacing w:before="40" w:after="160"/>

--- a/sessions/session_06_wraithpine.docx
+++ b/sessions/session_06_wraithpine.docx
@@ -5924,6 +5924,46 @@
           </w:p>
           <w:p>
             <w:pPr>
+              <w:spacing w:after="60"/>
+              <w:jc w:val="center"/>
+            </w:pPr>
+            <w:r>
+              <w:drawing>
+                <wp:inline xmlns:a="http://schemas.openxmlformats.org/drawingml/2006/main" xmlns:pic="http://schemas.openxmlformats.org/drawingml/2006/picture">
+                  <wp:extent cx="2194560" cy="2194560"/>
+                  <wp:docPr id="13" name="Picture 13"/>
+                  <wp:cNvGraphicFramePr>
+                    <a:graphicFrameLocks noChangeAspect="1"/>
+                  </wp:cNvGraphicFramePr>
+                  <a:graphic>
+                    <a:graphicData uri="http://schemas.openxmlformats.org/drawingml/2006/picture">
+                      <pic:pic>
+                        <pic:nvPicPr>
+                          <pic:cNvPr id="0" name="image.jpg"/>
+                          <pic:cNvPicPr/>
+                        </pic:nvPicPr>
+                        <pic:blipFill>
+                          <a:blip r:embed="rId14"/>
+                          <a:stretch>
+                            <a:fillRect/>
+                          </a:stretch>
+                        </pic:blipFill>
+                        <pic:spPr>
+                          <a:xfrm>
+                            <a:off x="0" y="0"/>
+                            <a:ext cx="2194560" cy="2194560"/>
+                          </a:xfrm>
+                          <a:prstGeom prst="rect"/>
+                        </pic:spPr>
+                      </pic:pic>
+                    </a:graphicData>
+                  </a:graphic>
+                </wp:inline>
+              </w:drawing>
+            </w:r>
+          </w:p>
+          <w:p>
+            <w:pPr>
               <w:spacing w:after="20"/>
             </w:pPr>
             <w:r>
@@ -6910,7 +6950,7 @@
               <w:drawing>
                 <wp:inline xmlns:a="http://schemas.openxmlformats.org/drawingml/2006/main" xmlns:pic="http://schemas.openxmlformats.org/drawingml/2006/picture">
                   <wp:extent cx="2624328" cy="2624328"/>
-                  <wp:docPr id="13" name="Picture 13"/>
+                  <wp:docPr id="14" name="Picture 14"/>
                   <wp:cNvGraphicFramePr>
                     <a:graphicFrameLocks noChangeAspect="1"/>
                   </wp:cNvGraphicFramePr>
@@ -7429,7 +7469,7 @@
               <w:drawing>
                 <wp:inline xmlns:a="http://schemas.openxmlformats.org/drawingml/2006/main" xmlns:pic="http://schemas.openxmlformats.org/drawingml/2006/picture">
                   <wp:extent cx="2624328" cy="2624328"/>
-                  <wp:docPr id="14" name="Picture 14"/>
+                  <wp:docPr id="15" name="Picture 15"/>
                   <wp:cNvGraphicFramePr>
                     <a:graphicFrameLocks noChangeAspect="1"/>
                   </wp:cNvGraphicFramePr>
@@ -7954,7 +7994,7 @@
               <w:drawing>
                 <wp:inline xmlns:a="http://schemas.openxmlformats.org/drawingml/2006/main" xmlns:pic="http://schemas.openxmlformats.org/drawingml/2006/picture">
                   <wp:extent cx="2624328" cy="2624328"/>
-                  <wp:docPr id="15" name="Picture 15"/>
+                  <wp:docPr id="16" name="Picture 16"/>
                   <wp:cNvGraphicFramePr>
                     <a:graphicFrameLocks noChangeAspect="1"/>
                   </wp:cNvGraphicFramePr>
@@ -8378,7 +8418,7 @@
               <w:drawing>
                 <wp:inline xmlns:a="http://schemas.openxmlformats.org/drawingml/2006/main" xmlns:pic="http://schemas.openxmlformats.org/drawingml/2006/picture">
                   <wp:extent cx="2624328" cy="2624328"/>
-                  <wp:docPr id="16" name="Picture 16"/>
+                  <wp:docPr id="17" name="Picture 17"/>
                   <wp:cNvGraphicFramePr>
                     <a:graphicFrameLocks noChangeAspect="1"/>
                   </wp:cNvGraphicFramePr>
@@ -8785,7 +8825,7 @@
                   <wp:extent cx="2560320" cy="2560320"/>
                   <wp:effectExtent l="0" t="0" r="0" b="0"/>
                   <wp:wrapSquare wrapText="bothSides"/>
-                  <wp:docPr id="17" name="Picture 17"/>
+                  <wp:docPr id="18" name="Picture 18"/>
                   <wp:cNvGraphicFramePr/>
                   <a:graphic xmlns:pic="http://schemas.openxmlformats.org/drawingml/2006/picture">
                     <a:graphicData uri="http://schemas.openxmlformats.org/drawingml/2006/picture">
@@ -9430,7 +9470,7 @@
                   <wp:extent cx="2011680" cy="2011680"/>
                   <wp:effectExtent l="0" t="0" r="0" b="0"/>
                   <wp:wrapSquare wrapText="bothSides"/>
-                  <wp:docPr id="18" name="Picture 18"/>
+                  <wp:docPr id="19" name="Picture 19"/>
                   <wp:cNvGraphicFramePr/>
                   <a:graphic xmlns:pic="http://schemas.openxmlformats.org/drawingml/2006/picture">
                     <a:graphicData uri="http://schemas.openxmlformats.org/drawingml/2006/picture">

--- a/sessions/session_06_wraithpine.docx
+++ b/sessions/session_06_wraithpine.docx
@@ -6423,6 +6423,46 @@
           </w:p>
           <w:p>
             <w:pPr>
+              <w:spacing w:after="60"/>
+              <w:jc w:val="center"/>
+            </w:pPr>
+            <w:r>
+              <w:drawing>
+                <wp:inline xmlns:a="http://schemas.openxmlformats.org/drawingml/2006/main" xmlns:pic="http://schemas.openxmlformats.org/drawingml/2006/picture">
+                  <wp:extent cx="2194560" cy="2194560"/>
+                  <wp:docPr id="14" name="Picture 14"/>
+                  <wp:cNvGraphicFramePr>
+                    <a:graphicFrameLocks noChangeAspect="1"/>
+                  </wp:cNvGraphicFramePr>
+                  <a:graphic>
+                    <a:graphicData uri="http://schemas.openxmlformats.org/drawingml/2006/picture">
+                      <pic:pic>
+                        <pic:nvPicPr>
+                          <pic:cNvPr id="0" name="image.jpg"/>
+                          <pic:cNvPicPr/>
+                        </pic:nvPicPr>
+                        <pic:blipFill>
+                          <a:blip r:embed="rId22"/>
+                          <a:stretch>
+                            <a:fillRect/>
+                          </a:stretch>
+                        </pic:blipFill>
+                        <pic:spPr>
+                          <a:xfrm>
+                            <a:off x="0" y="0"/>
+                            <a:ext cx="2194560" cy="2194560"/>
+                          </a:xfrm>
+                          <a:prstGeom prst="rect"/>
+                        </pic:spPr>
+                      </pic:pic>
+                    </a:graphicData>
+                  </a:graphic>
+                </wp:inline>
+              </w:drawing>
+            </w:r>
+          </w:p>
+          <w:p>
+            <w:pPr>
               <w:spacing w:after="20"/>
             </w:pPr>
             <w:r>
@@ -6950,7 +6990,7 @@
               <w:drawing>
                 <wp:inline xmlns:a="http://schemas.openxmlformats.org/drawingml/2006/main" xmlns:pic="http://schemas.openxmlformats.org/drawingml/2006/picture">
                   <wp:extent cx="2624328" cy="2624328"/>
-                  <wp:docPr id="14" name="Picture 14"/>
+                  <wp:docPr id="15" name="Picture 15"/>
                   <wp:cNvGraphicFramePr>
                     <a:graphicFrameLocks noChangeAspect="1"/>
                   </wp:cNvGraphicFramePr>
@@ -6962,7 +7002,7 @@
                           <pic:cNvPicPr/>
                         </pic:nvPicPr>
                         <pic:blipFill>
-                          <a:blip r:embed="rId22"/>
+                          <a:blip r:embed="rId23"/>
                           <a:stretch>
                             <a:fillRect/>
                           </a:stretch>
@@ -7469,7 +7509,7 @@
               <w:drawing>
                 <wp:inline xmlns:a="http://schemas.openxmlformats.org/drawingml/2006/main" xmlns:pic="http://schemas.openxmlformats.org/drawingml/2006/picture">
                   <wp:extent cx="2624328" cy="2624328"/>
-                  <wp:docPr id="15" name="Picture 15"/>
+                  <wp:docPr id="16" name="Picture 16"/>
                   <wp:cNvGraphicFramePr>
                     <a:graphicFrameLocks noChangeAspect="1"/>
                   </wp:cNvGraphicFramePr>
@@ -7481,7 +7521,7 @@
                           <pic:cNvPicPr/>
                         </pic:nvPicPr>
                         <pic:blipFill>
-                          <a:blip r:embed="rId23"/>
+                          <a:blip r:embed="rId24"/>
                           <a:stretch>
                             <a:fillRect/>
                           </a:stretch>
@@ -7994,7 +8034,7 @@
               <w:drawing>
                 <wp:inline xmlns:a="http://schemas.openxmlformats.org/drawingml/2006/main" xmlns:pic="http://schemas.openxmlformats.org/drawingml/2006/picture">
                   <wp:extent cx="2624328" cy="2624328"/>
-                  <wp:docPr id="16" name="Picture 16"/>
+                  <wp:docPr id="17" name="Picture 17"/>
                   <wp:cNvGraphicFramePr>
                     <a:graphicFrameLocks noChangeAspect="1"/>
                   </wp:cNvGraphicFramePr>
@@ -8006,7 +8046,7 @@
                           <pic:cNvPicPr/>
                         </pic:nvPicPr>
                         <pic:blipFill>
-                          <a:blip r:embed="rId24"/>
+                          <a:blip r:embed="rId25"/>
                           <a:stretch>
                             <a:fillRect/>
                           </a:stretch>
@@ -8418,7 +8458,7 @@
               <w:drawing>
                 <wp:inline xmlns:a="http://schemas.openxmlformats.org/drawingml/2006/main" xmlns:pic="http://schemas.openxmlformats.org/drawingml/2006/picture">
                   <wp:extent cx="2624328" cy="2624328"/>
-                  <wp:docPr id="17" name="Picture 17"/>
+                  <wp:docPr id="18" name="Picture 18"/>
                   <wp:cNvGraphicFramePr>
                     <a:graphicFrameLocks noChangeAspect="1"/>
                   </wp:cNvGraphicFramePr>
@@ -8430,7 +8470,7 @@
                           <pic:cNvPicPr/>
                         </pic:nvPicPr>
                         <pic:blipFill>
-                          <a:blip r:embed="rId25"/>
+                          <a:blip r:embed="rId26"/>
                           <a:stretch>
                             <a:fillRect/>
                           </a:stretch>
@@ -8825,7 +8865,7 @@
                   <wp:extent cx="2560320" cy="2560320"/>
                   <wp:effectExtent l="0" t="0" r="0" b="0"/>
                   <wp:wrapSquare wrapText="bothSides"/>
-                  <wp:docPr id="18" name="Picture 18"/>
+                  <wp:docPr id="19" name="Picture 19"/>
                   <wp:cNvGraphicFramePr/>
                   <a:graphic xmlns:pic="http://schemas.openxmlformats.org/drawingml/2006/picture">
                     <a:graphicData uri="http://schemas.openxmlformats.org/drawingml/2006/picture">
@@ -8835,7 +8875,7 @@
                           <pic:cNvPicPr/>
                         </pic:nvPicPr>
                         <pic:blipFill>
-                          <a:blip r:embed="rId26"/>
+                          <a:blip r:embed="rId27"/>
                           <a:stretch>
                             <a:fillRect/>
                           </a:stretch>
@@ -9470,7 +9510,7 @@
                   <wp:extent cx="2011680" cy="2011680"/>
                   <wp:effectExtent l="0" t="0" r="0" b="0"/>
                   <wp:wrapSquare wrapText="bothSides"/>
-                  <wp:docPr id="19" name="Picture 19"/>
+                  <wp:docPr id="20" name="Picture 20"/>
                   <wp:cNvGraphicFramePr/>
                   <a:graphic xmlns:pic="http://schemas.openxmlformats.org/drawingml/2006/picture">
                     <a:graphicData uri="http://schemas.openxmlformats.org/drawingml/2006/picture">
@@ -9480,7 +9520,7 @@
                           <pic:cNvPicPr/>
                         </pic:nvPicPr>
                         <pic:blipFill>
-                          <a:blip r:embed="rId27"/>
+                          <a:blip r:embed="rId28"/>
                           <a:stretch>
                             <a:fillRect/>
                           </a:stretch>

--- a/sessions/session_06_wraithpine.docx
+++ b/sessions/session_06_wraithpine.docx
@@ -6989,7 +6989,7 @@
             <w:r>
               <w:drawing>
                 <wp:inline xmlns:a="http://schemas.openxmlformats.org/drawingml/2006/main" xmlns:pic="http://schemas.openxmlformats.org/drawingml/2006/picture">
-                  <wp:extent cx="2624328" cy="2624328"/>
+                  <wp:extent cx="2743200" cy="2743200"/>
                   <wp:docPr id="15" name="Picture 15"/>
                   <wp:cNvGraphicFramePr>
                     <a:graphicFrameLocks noChangeAspect="1"/>
@@ -7010,7 +7010,7 @@
                         <pic:spPr>
                           <a:xfrm>
                             <a:off x="0" y="0"/>
-                            <a:ext cx="2624328" cy="2624328"/>
+                            <a:ext cx="2743200" cy="2743200"/>
                           </a:xfrm>
                           <a:prstGeom prst="rect"/>
                         </pic:spPr>
@@ -7508,7 +7508,7 @@
             <w:r>
               <w:drawing>
                 <wp:inline xmlns:a="http://schemas.openxmlformats.org/drawingml/2006/main" xmlns:pic="http://schemas.openxmlformats.org/drawingml/2006/picture">
-                  <wp:extent cx="2624328" cy="2624328"/>
+                  <wp:extent cx="2743200" cy="2743200"/>
                   <wp:docPr id="16" name="Picture 16"/>
                   <wp:cNvGraphicFramePr>
                     <a:graphicFrameLocks noChangeAspect="1"/>
@@ -7529,7 +7529,7 @@
                         <pic:spPr>
                           <a:xfrm>
                             <a:off x="0" y="0"/>
-                            <a:ext cx="2624328" cy="2624328"/>
+                            <a:ext cx="2743200" cy="2743200"/>
                           </a:xfrm>
                           <a:prstGeom prst="rect"/>
                         </pic:spPr>
@@ -8033,7 +8033,7 @@
             <w:r>
               <w:drawing>
                 <wp:inline xmlns:a="http://schemas.openxmlformats.org/drawingml/2006/main" xmlns:pic="http://schemas.openxmlformats.org/drawingml/2006/picture">
-                  <wp:extent cx="2624328" cy="2624328"/>
+                  <wp:extent cx="1440180" cy="1440180"/>
                   <wp:docPr id="17" name="Picture 17"/>
                   <wp:cNvGraphicFramePr>
                     <a:graphicFrameLocks noChangeAspect="1"/>
@@ -8054,7 +8054,7 @@
                         <pic:spPr>
                           <a:xfrm>
                             <a:off x="0" y="0"/>
-                            <a:ext cx="2624328" cy="2624328"/>
+                            <a:ext cx="1440180" cy="1440180"/>
                           </a:xfrm>
                           <a:prstGeom prst="rect"/>
                         </pic:spPr>
@@ -8457,7 +8457,7 @@
             <w:r>
               <w:drawing>
                 <wp:inline xmlns:a="http://schemas.openxmlformats.org/drawingml/2006/main" xmlns:pic="http://schemas.openxmlformats.org/drawingml/2006/picture">
-                  <wp:extent cx="2624328" cy="2624328"/>
+                  <wp:extent cx="1440180" cy="1440180"/>
                   <wp:docPr id="18" name="Picture 18"/>
                   <wp:cNvGraphicFramePr>
                     <a:graphicFrameLocks noChangeAspect="1"/>
@@ -8478,7 +8478,7 @@
                         <pic:spPr>
                           <a:xfrm>
                             <a:off x="0" y="0"/>
-                            <a:ext cx="2624328" cy="2624328"/>
+                            <a:ext cx="1440180" cy="1440180"/>
                           </a:xfrm>
                           <a:prstGeom prst="rect"/>
                         </pic:spPr>
@@ -8853,21 +8853,500 @@
               <w:spacing w:after="20"/>
             </w:pPr>
             <w:r>
+              <w:rPr>
+                <w:rFonts w:ascii="Georgia" w:hAnsi="Georgia" w:cs="Georgia"/>
+                <w:b/>
+                <w:i w:val="0"/>
+                <w:color w:val="222222"/>
+                <w:sz w:val="17"/>
+              </w:rPr>
+              <w:t>AC</w:t>
+            </w:r>
+            <w:r>
+              <w:rPr>
+                <w:rFonts w:ascii="Georgia" w:hAnsi="Georgia" w:cs="Georgia"/>
+                <w:b w:val="0"/>
+                <w:i w:val="0"/>
+                <w:color w:val="222222"/>
+                <w:sz w:val="17"/>
+              </w:rPr>
+              <w:t xml:space="preserve"> 14  </w:t>
+            </w:r>
+            <w:r>
+              <w:rPr>
+                <w:rFonts w:ascii="Georgia" w:hAnsi="Georgia" w:cs="Georgia"/>
+                <w:b/>
+                <w:i w:val="0"/>
+                <w:color w:val="222222"/>
+                <w:sz w:val="17"/>
+              </w:rPr>
+              <w:t>HP</w:t>
+            </w:r>
+            <w:r>
+              <w:rPr>
+                <w:rFonts w:ascii="Georgia" w:hAnsi="Georgia" w:cs="Georgia"/>
+                <w:b w:val="0"/>
+                <w:i w:val="0"/>
+                <w:color w:val="222222"/>
+                <w:sz w:val="17"/>
+              </w:rPr>
+              <w:t xml:space="preserve"> 70 (9d10 + 18)  </w:t>
+            </w:r>
+            <w:r>
+              <w:rPr>
+                <w:rFonts w:ascii="Georgia" w:hAnsi="Georgia" w:cs="Georgia"/>
+                <w:b/>
+                <w:i w:val="0"/>
+                <w:color w:val="222222"/>
+                <w:sz w:val="17"/>
+              </w:rPr>
+              <w:t>Speed</w:t>
+            </w:r>
+            <w:r>
+              <w:rPr>
+                <w:rFonts w:ascii="Georgia" w:hAnsi="Georgia" w:cs="Georgia"/>
+                <w:b w:val="0"/>
+                <w:i w:val="0"/>
+                <w:color w:val="222222"/>
+                <w:sz w:val="17"/>
+              </w:rPr>
+              <w:t xml:space="preserve"> 10 ft, climb 10 ft</w:t>
+            </w:r>
+          </w:p>
+          <w:p>
+            <w:pPr>
+              <w:spacing w:after="20"/>
+            </w:pPr>
+            <w:r>
+              <w:rPr>
+                <w:rFonts w:ascii="Georgia" w:hAnsi="Georgia" w:cs="Georgia"/>
+                <w:b/>
+                <w:i w:val="0"/>
+                <w:color w:val="222222"/>
+                <w:sz w:val="17"/>
+              </w:rPr>
+              <w:t>STR</w:t>
+            </w:r>
+            <w:r>
+              <w:rPr>
+                <w:rFonts w:ascii="Georgia" w:hAnsi="Georgia" w:cs="Georgia"/>
+                <w:b w:val="0"/>
+                <w:i w:val="0"/>
+                <w:color w:val="222222"/>
+                <w:sz w:val="17"/>
+              </w:rPr>
+              <w:t xml:space="preserve"> 16  </w:t>
+            </w:r>
+            <w:r>
+              <w:rPr>
+                <w:rFonts w:ascii="Georgia" w:hAnsi="Georgia" w:cs="Georgia"/>
+                <w:b/>
+                <w:i w:val="0"/>
+                <w:color w:val="222222"/>
+                <w:sz w:val="17"/>
+              </w:rPr>
+              <w:t>DEX</w:t>
+            </w:r>
+            <w:r>
+              <w:rPr>
+                <w:rFonts w:ascii="Georgia" w:hAnsi="Georgia" w:cs="Georgia"/>
+                <w:b w:val="0"/>
+                <w:i w:val="0"/>
+                <w:color w:val="222222"/>
+                <w:sz w:val="17"/>
+              </w:rPr>
+              <w:t xml:space="preserve"> 12  </w:t>
+            </w:r>
+            <w:r>
+              <w:rPr>
+                <w:rFonts w:ascii="Georgia" w:hAnsi="Georgia" w:cs="Georgia"/>
+                <w:b/>
+                <w:i w:val="0"/>
+                <w:color w:val="222222"/>
+                <w:sz w:val="17"/>
+              </w:rPr>
+              <w:t>CON</w:t>
+            </w:r>
+            <w:r>
+              <w:rPr>
+                <w:rFonts w:ascii="Georgia" w:hAnsi="Georgia" w:cs="Georgia"/>
+                <w:b w:val="0"/>
+                <w:i w:val="0"/>
+                <w:color w:val="222222"/>
+                <w:sz w:val="17"/>
+              </w:rPr>
+              <w:t xml:space="preserve"> 14  </w:t>
+            </w:r>
+            <w:r>
+              <w:rPr>
+                <w:rFonts w:ascii="Georgia" w:hAnsi="Georgia" w:cs="Georgia"/>
+                <w:b/>
+                <w:i w:val="0"/>
+                <w:color w:val="222222"/>
+                <w:sz w:val="17"/>
+              </w:rPr>
+              <w:t>INT</w:t>
+            </w:r>
+            <w:r>
+              <w:rPr>
+                <w:rFonts w:ascii="Georgia" w:hAnsi="Georgia" w:cs="Georgia"/>
+                <w:b w:val="0"/>
+                <w:i w:val="0"/>
+                <w:color w:val="222222"/>
+                <w:sz w:val="17"/>
+              </w:rPr>
+              <w:t xml:space="preserve"> 6  </w:t>
+            </w:r>
+            <w:r>
+              <w:rPr>
+                <w:rFonts w:ascii="Georgia" w:hAnsi="Georgia" w:cs="Georgia"/>
+                <w:b/>
+                <w:i w:val="0"/>
+                <w:color w:val="222222"/>
+                <w:sz w:val="17"/>
+              </w:rPr>
+              <w:t>WIS</w:t>
+            </w:r>
+            <w:r>
+              <w:rPr>
+                <w:rFonts w:ascii="Georgia" w:hAnsi="Georgia" w:cs="Georgia"/>
+                <w:b w:val="0"/>
+                <w:i w:val="0"/>
+                <w:color w:val="222222"/>
+                <w:sz w:val="17"/>
+              </w:rPr>
+              <w:t xml:space="preserve"> 14  </w:t>
+            </w:r>
+            <w:r>
+              <w:rPr>
+                <w:rFonts w:ascii="Georgia" w:hAnsi="Georgia" w:cs="Georgia"/>
+                <w:b/>
+                <w:i w:val="0"/>
+                <w:color w:val="222222"/>
+                <w:sz w:val="17"/>
+              </w:rPr>
+              <w:t>CHA</w:t>
+            </w:r>
+            <w:r>
+              <w:rPr>
+                <w:rFonts w:ascii="Georgia" w:hAnsi="Georgia" w:cs="Georgia"/>
+                <w:b w:val="0"/>
+                <w:i w:val="0"/>
+                <w:color w:val="222222"/>
+                <w:sz w:val="17"/>
+              </w:rPr>
+              <w:t xml:space="preserve"> 7</w:t>
+            </w:r>
+          </w:p>
+          <w:p>
+            <w:pPr>
+              <w:spacing w:after="20"/>
+            </w:pPr>
+            <w:r>
+              <w:rPr>
+                <w:rFonts w:ascii="Georgia" w:hAnsi="Georgia" w:cs="Georgia"/>
+                <w:b/>
+                <w:i w:val="0"/>
+                <w:color w:val="222222"/>
+                <w:sz w:val="17"/>
+              </w:rPr>
+              <w:t>Resist</w:t>
+            </w:r>
+            <w:r>
+              <w:rPr>
+                <w:rFonts w:ascii="Georgia" w:hAnsi="Georgia" w:cs="Georgia"/>
+                <w:b w:val="0"/>
+                <w:i w:val="0"/>
+                <w:color w:val="222222"/>
+                <w:sz w:val="17"/>
+              </w:rPr>
+              <w:t xml:space="preserve"> psychic  </w:t>
+            </w:r>
+            <w:r>
+              <w:rPr>
+                <w:rFonts w:ascii="Georgia" w:hAnsi="Georgia" w:cs="Georgia"/>
+                <w:b/>
+                <w:i w:val="0"/>
+                <w:color w:val="222222"/>
+                <w:sz w:val="17"/>
+              </w:rPr>
+              <w:t>Imm.</w:t>
+            </w:r>
+            <w:r>
+              <w:rPr>
+                <w:rFonts w:ascii="Georgia" w:hAnsi="Georgia" w:cs="Georgia"/>
+                <w:b w:val="0"/>
+                <w:i w:val="0"/>
+                <w:color w:val="222222"/>
+                <w:sz w:val="17"/>
+              </w:rPr>
+              <w:t xml:space="preserve"> charmed, frightened, prone</w:t>
+            </w:r>
+          </w:p>
+          <w:p>
+            <w:pPr>
+              <w:spacing w:after="20"/>
+            </w:pPr>
+            <w:r>
+              <w:rPr>
+                <w:rFonts w:ascii="Georgia" w:hAnsi="Georgia" w:cs="Georgia"/>
+                <w:b/>
+                <w:i w:val="0"/>
+                <w:color w:val="222222"/>
+                <w:sz w:val="17"/>
+              </w:rPr>
+              <w:t>Senses</w:t>
+            </w:r>
+            <w:r>
+              <w:rPr>
+                <w:rFonts w:ascii="Georgia" w:hAnsi="Georgia" w:cs="Georgia"/>
+                <w:b w:val="0"/>
+                <w:i w:val="0"/>
+                <w:color w:val="222222"/>
+                <w:sz w:val="17"/>
+              </w:rPr>
+              <w:t xml:space="preserve"> blindsight 10 ft, tremorsense 30 ft, darkvision 60 ft, passive Perception 14</w:t>
+            </w:r>
+          </w:p>
+          <w:p>
+            <w:pPr>
+              <w:keepNext/>
+              <w:spacing w:before="60" w:after="20"/>
+            </w:pPr>
+            <w:r>
+              <w:rPr>
+                <w:rFonts w:ascii="Georgia" w:hAnsi="Georgia" w:cs="Georgia"/>
+                <w:b/>
+                <w:color w:val="8B2020"/>
+                <w:sz w:val="18"/>
+              </w:rPr>
+              <w:t>Traits</w:t>
+            </w:r>
+          </w:p>
+          <w:p>
+            <w:pPr>
+              <w:spacing w:after="20"/>
+            </w:pPr>
+            <w:r>
+              <w:rPr>
+                <w:rFonts w:ascii="Georgia" w:hAnsi="Georgia" w:cs="Georgia"/>
+                <w:b/>
+                <w:i/>
+                <w:color w:val="222222"/>
+                <w:sz w:val="17"/>
+              </w:rPr>
+              <w:t xml:space="preserve">Mind-Humming Aura. </w:t>
+            </w:r>
+            <w:r>
+              <w:rPr>
+                <w:rFonts w:ascii="Georgia" w:hAnsi="Georgia" w:cs="Georgia"/>
+                <w:b w:val="0"/>
+                <w:i w:val="0"/>
+                <w:color w:val="222222"/>
+                <w:sz w:val="17"/>
+              </w:rPr>
+              <w:t>A creature without beeswax that starts its turn within 30 ft makes a DC 13 Wisdom save or has disadvantage on attack rolls that turn; beeswax grants advantage on the save.</w:t>
+            </w:r>
+          </w:p>
+          <w:p>
+            <w:pPr>
+              <w:spacing w:after="20"/>
+            </w:pPr>
+            <w:r>
+              <w:rPr>
+                <w:rFonts w:ascii="Georgia" w:hAnsi="Georgia" w:cs="Georgia"/>
+                <w:b/>
+                <w:i/>
+                <w:color w:val="222222"/>
+                <w:sz w:val="17"/>
+              </w:rPr>
+              <w:t xml:space="preserve">Segmented Neck. </w:t>
+            </w:r>
+            <w:r>
+              <w:rPr>
+                <w:rFonts w:ascii="Georgia" w:hAnsi="Georgia" w:cs="Georgia"/>
+                <w:b w:val="0"/>
+                <w:i w:val="0"/>
+                <w:color w:val="222222"/>
+                <w:sz w:val="17"/>
+              </w:rPr>
+              <w:t>The head ignores forced movement and prone unless it chooses otherwise. After taking 20 or more damage in a single turn, it recoils 5 ft and loses its reactions until the start of its next turn.</w:t>
+            </w:r>
+          </w:p>
+          <w:p>
+            <w:pPr>
+              <w:keepNext/>
+              <w:spacing w:before="60" w:after="20"/>
+            </w:pPr>
+            <w:r>
+              <w:rPr>
+                <w:rFonts w:ascii="Georgia" w:hAnsi="Georgia" w:cs="Georgia"/>
+                <w:b/>
+                <w:color w:val="8B2020"/>
+                <w:sz w:val="18"/>
+              </w:rPr>
+              <w:t>Actions</w:t>
+            </w:r>
+          </w:p>
+          <w:p>
+            <w:pPr>
+              <w:spacing w:after="20"/>
+            </w:pPr>
+            <w:r>
+              <w:rPr>
+                <w:rFonts w:ascii="Georgia" w:hAnsi="Georgia" w:cs="Georgia"/>
+                <w:b/>
+                <w:i/>
+                <w:color w:val="222222"/>
+                <w:sz w:val="17"/>
+              </w:rPr>
+              <w:t xml:space="preserve">Bite. </w:t>
+            </w:r>
+            <w:r>
+              <w:rPr>
+                <w:rFonts w:ascii="Georgia" w:hAnsi="Georgia" w:cs="Georgia"/>
+                <w:b w:val="0"/>
+                <w:i/>
+                <w:color w:val="222222"/>
+                <w:sz w:val="17"/>
+              </w:rPr>
+              <w:t>Melee Attack:</w:t>
+            </w:r>
+            <w:r>
+              <w:rPr>
+                <w:rFonts w:ascii="Georgia" w:hAnsi="Georgia" w:cs="Georgia"/>
+                <w:b w:val="0"/>
+                <w:i w:val="0"/>
+                <w:color w:val="222222"/>
+                <w:sz w:val="17"/>
+              </w:rPr>
+              <w:t xml:space="preserve"> +6 to hit, reach 10 ft. </w:t>
+            </w:r>
+            <w:r>
+              <w:rPr>
+                <w:rFonts w:ascii="Georgia" w:hAnsi="Georgia" w:cs="Georgia"/>
+                <w:b w:val="0"/>
+                <w:i/>
+                <w:color w:val="222222"/>
+                <w:sz w:val="17"/>
+              </w:rPr>
+              <w:t>Hit:</w:t>
+            </w:r>
+            <w:r>
+              <w:rPr>
+                <w:rFonts w:ascii="Georgia" w:hAnsi="Georgia" w:cs="Georgia"/>
+                <w:b w:val="0"/>
+                <w:i w:val="0"/>
+                <w:color w:val="222222"/>
+                <w:sz w:val="17"/>
+              </w:rPr>
+              <w:t xml:space="preserve"> 13 (2d8 + 4) piercing damage, and the target is grappled (escape DC 14). While it has a creature grappled, the head cannot bite a different target.</w:t>
+            </w:r>
+          </w:p>
+          <w:p>
+            <w:pPr>
+              <w:spacing w:after="20"/>
+            </w:pPr>
+            <w:r>
+              <w:rPr>
+                <w:rFonts w:ascii="Georgia" w:hAnsi="Georgia" w:cs="Georgia"/>
+                <w:b/>
+                <w:i/>
+                <w:color w:val="222222"/>
+                <w:sz w:val="17"/>
+              </w:rPr>
+              <w:t xml:space="preserve">Lurch and Drag. </w:t>
+            </w:r>
+            <w:r>
+              <w:rPr>
+                <w:rFonts w:ascii="Georgia" w:hAnsi="Georgia" w:cs="Georgia"/>
+                <w:b w:val="0"/>
+                <w:i w:val="0"/>
+                <w:color w:val="222222"/>
+                <w:sz w:val="17"/>
+              </w:rPr>
+              <w:t>The head drags a creature it is grappling 5 ft toward the trapdoor; the creature makes a DC 13 Wisdom save or loses a word or a thought for a heartbeat.</w:t>
+            </w:r>
+          </w:p>
+          <w:p>
+            <w:pPr>
+              <w:spacing w:after="20"/>
+            </w:pPr>
+            <w:r>
+              <w:rPr>
+                <w:rFonts w:ascii="Georgia" w:hAnsi="Georgia" w:cs="Georgia"/>
+                <w:b/>
+                <w:i/>
+                <w:color w:val="222222"/>
+                <w:sz w:val="17"/>
+              </w:rPr>
+              <w:t xml:space="preserve">Wrench (Bonus Action). </w:t>
+            </w:r>
+            <w:r>
+              <w:rPr>
+                <w:rFonts w:ascii="Georgia" w:hAnsi="Georgia" w:cs="Georgia"/>
+                <w:b w:val="0"/>
+                <w:i w:val="0"/>
+                <w:color w:val="222222"/>
+                <w:sz w:val="17"/>
+              </w:rPr>
+              <w:t>A creature the head is grappling makes a DC 14 Strength save or is knocked prone and takes 5 (1d6 + 2) bludgeoning damage as the jaw grinds it against the floorboards.</w:t>
+            </w:r>
+          </w:p>
+          <w:p>
+            <w:pPr>
+              <w:keepNext/>
+              <w:spacing w:before="60" w:after="20"/>
+            </w:pPr>
+            <w:r>
+              <w:rPr>
+                <w:rFonts w:ascii="Georgia" w:hAnsi="Georgia" w:cs="Georgia"/>
+                <w:b/>
+                <w:color w:val="8B2020"/>
+                <w:sz w:val="18"/>
+              </w:rPr>
+              <w:t>Reactions</w:t>
+            </w:r>
+          </w:p>
+          <w:p>
+            <w:pPr>
+              <w:spacing w:after="20"/>
+            </w:pPr>
+            <w:r>
+              <w:rPr>
+                <w:rFonts w:ascii="Georgia" w:hAnsi="Georgia" w:cs="Georgia"/>
+                <w:b/>
+                <w:i/>
+                <w:color w:val="222222"/>
+                <w:sz w:val="17"/>
+              </w:rPr>
+              <w:t xml:space="preserve">Recoil from Flame. </w:t>
+            </w:r>
+            <w:r>
+              <w:rPr>
+                <w:rFonts w:ascii="Georgia" w:hAnsi="Georgia" w:cs="Georgia"/>
+                <w:b w:val="0"/>
+                <w:i w:val="0"/>
+                <w:color w:val="222222"/>
+                <w:sz w:val="17"/>
+              </w:rPr>
+              <w:t>When the head takes fire damage, it has disadvantage on its next attack roll before the end of its next turn.</w:t>
+            </w:r>
+          </w:p>
+          <w:p>
+            <w:pPr>
+              <w:spacing w:before="100" w:after="20"/>
+              <w:jc w:val="center"/>
+            </w:pPr>
+            <w:r>
               <w:drawing>
-                <wp:anchor xmlns:a="http://schemas.openxmlformats.org/drawingml/2006/main" behindDoc="0" distT="91440" distB="100584" distL="201600" distR="201600" simplePos="0" locked="0" layoutInCell="1" allowOverlap="0" relativeHeight="2">
-                  <wp:simplePos x="0" y="0"/>
-                  <wp:positionH relativeFrom="column">
-                    <wp:align>right</wp:align>
-                  </wp:positionH>
-                  <wp:positionV relativeFrom="paragraph">
-                    <wp:posOffset>0</wp:posOffset>
-                  </wp:positionV>
-                  <wp:extent cx="2560320" cy="2560320"/>
-                  <wp:effectExtent l="0" t="0" r="0" b="0"/>
-                  <wp:wrapSquare wrapText="bothSides"/>
+                <wp:inline xmlns:a="http://schemas.openxmlformats.org/drawingml/2006/main" xmlns:pic="http://schemas.openxmlformats.org/drawingml/2006/picture">
+                  <wp:extent cx="2743200" cy="2743200"/>
                   <wp:docPr id="19" name="Picture 19"/>
-                  <wp:cNvGraphicFramePr/>
-                  <a:graphic xmlns:pic="http://schemas.openxmlformats.org/drawingml/2006/picture">
+                  <wp:cNvGraphicFramePr>
+                    <a:graphicFrameLocks noChangeAspect="1"/>
+                  </wp:cNvGraphicFramePr>
+                  <a:graphic>
                     <a:graphicData uri="http://schemas.openxmlformats.org/drawingml/2006/picture">
                       <pic:pic>
                         <pic:nvPicPr>
@@ -8883,495 +9362,15 @@
                         <pic:spPr>
                           <a:xfrm>
                             <a:off x="0" y="0"/>
-                            <a:ext cx="2560320" cy="2560320"/>
+                            <a:ext cx="2743200" cy="2743200"/>
                           </a:xfrm>
                           <a:prstGeom prst="rect"/>
                         </pic:spPr>
                       </pic:pic>
                     </a:graphicData>
                   </a:graphic>
-                </wp:anchor>
+                </wp:inline>
               </w:drawing>
-            </w:r>
-            <w:r>
-              <w:rPr>
-                <w:rFonts w:ascii="Georgia" w:hAnsi="Georgia" w:cs="Georgia"/>
-                <w:b/>
-                <w:i w:val="0"/>
-                <w:color w:val="222222"/>
-                <w:sz w:val="17"/>
-              </w:rPr>
-              <w:t>AC</w:t>
-            </w:r>
-            <w:r>
-              <w:rPr>
-                <w:rFonts w:ascii="Georgia" w:hAnsi="Georgia" w:cs="Georgia"/>
-                <w:b w:val="0"/>
-                <w:i w:val="0"/>
-                <w:color w:val="222222"/>
-                <w:sz w:val="17"/>
-              </w:rPr>
-              <w:t xml:space="preserve"> 14  </w:t>
-            </w:r>
-            <w:r>
-              <w:rPr>
-                <w:rFonts w:ascii="Georgia" w:hAnsi="Georgia" w:cs="Georgia"/>
-                <w:b/>
-                <w:i w:val="0"/>
-                <w:color w:val="222222"/>
-                <w:sz w:val="17"/>
-              </w:rPr>
-              <w:t>HP</w:t>
-            </w:r>
-            <w:r>
-              <w:rPr>
-                <w:rFonts w:ascii="Georgia" w:hAnsi="Georgia" w:cs="Georgia"/>
-                <w:b w:val="0"/>
-                <w:i w:val="0"/>
-                <w:color w:val="222222"/>
-                <w:sz w:val="17"/>
-              </w:rPr>
-              <w:t xml:space="preserve"> 70 (9d10 + 18)  </w:t>
-            </w:r>
-            <w:r>
-              <w:rPr>
-                <w:rFonts w:ascii="Georgia" w:hAnsi="Georgia" w:cs="Georgia"/>
-                <w:b/>
-                <w:i w:val="0"/>
-                <w:color w:val="222222"/>
-                <w:sz w:val="17"/>
-              </w:rPr>
-              <w:t>Speed</w:t>
-            </w:r>
-            <w:r>
-              <w:rPr>
-                <w:rFonts w:ascii="Georgia" w:hAnsi="Georgia" w:cs="Georgia"/>
-                <w:b w:val="0"/>
-                <w:i w:val="0"/>
-                <w:color w:val="222222"/>
-                <w:sz w:val="17"/>
-              </w:rPr>
-              <w:t xml:space="preserve"> 10 ft, climb 10 ft</w:t>
-            </w:r>
-          </w:p>
-          <w:p>
-            <w:pPr>
-              <w:spacing w:after="20"/>
-            </w:pPr>
-            <w:r>
-              <w:rPr>
-                <w:rFonts w:ascii="Georgia" w:hAnsi="Georgia" w:cs="Georgia"/>
-                <w:b/>
-                <w:i w:val="0"/>
-                <w:color w:val="222222"/>
-                <w:sz w:val="17"/>
-              </w:rPr>
-              <w:t>STR</w:t>
-            </w:r>
-            <w:r>
-              <w:rPr>
-                <w:rFonts w:ascii="Georgia" w:hAnsi="Georgia" w:cs="Georgia"/>
-                <w:b w:val="0"/>
-                <w:i w:val="0"/>
-                <w:color w:val="222222"/>
-                <w:sz w:val="17"/>
-              </w:rPr>
-              <w:t xml:space="preserve"> 16  </w:t>
-            </w:r>
-            <w:r>
-              <w:rPr>
-                <w:rFonts w:ascii="Georgia" w:hAnsi="Georgia" w:cs="Georgia"/>
-                <w:b/>
-                <w:i w:val="0"/>
-                <w:color w:val="222222"/>
-                <w:sz w:val="17"/>
-              </w:rPr>
-              <w:t>DEX</w:t>
-            </w:r>
-            <w:r>
-              <w:rPr>
-                <w:rFonts w:ascii="Georgia" w:hAnsi="Georgia" w:cs="Georgia"/>
-                <w:b w:val="0"/>
-                <w:i w:val="0"/>
-                <w:color w:val="222222"/>
-                <w:sz w:val="17"/>
-              </w:rPr>
-              <w:t xml:space="preserve"> 12  </w:t>
-            </w:r>
-            <w:r>
-              <w:rPr>
-                <w:rFonts w:ascii="Georgia" w:hAnsi="Georgia" w:cs="Georgia"/>
-                <w:b/>
-                <w:i w:val="0"/>
-                <w:color w:val="222222"/>
-                <w:sz w:val="17"/>
-              </w:rPr>
-              <w:t>CON</w:t>
-            </w:r>
-            <w:r>
-              <w:rPr>
-                <w:rFonts w:ascii="Georgia" w:hAnsi="Georgia" w:cs="Georgia"/>
-                <w:b w:val="0"/>
-                <w:i w:val="0"/>
-                <w:color w:val="222222"/>
-                <w:sz w:val="17"/>
-              </w:rPr>
-              <w:t xml:space="preserve"> 14  </w:t>
-            </w:r>
-            <w:r>
-              <w:rPr>
-                <w:rFonts w:ascii="Georgia" w:hAnsi="Georgia" w:cs="Georgia"/>
-                <w:b/>
-                <w:i w:val="0"/>
-                <w:color w:val="222222"/>
-                <w:sz w:val="17"/>
-              </w:rPr>
-              <w:t>INT</w:t>
-            </w:r>
-            <w:r>
-              <w:rPr>
-                <w:rFonts w:ascii="Georgia" w:hAnsi="Georgia" w:cs="Georgia"/>
-                <w:b w:val="0"/>
-                <w:i w:val="0"/>
-                <w:color w:val="222222"/>
-                <w:sz w:val="17"/>
-              </w:rPr>
-              <w:t xml:space="preserve"> 6  </w:t>
-            </w:r>
-            <w:r>
-              <w:rPr>
-                <w:rFonts w:ascii="Georgia" w:hAnsi="Georgia" w:cs="Georgia"/>
-                <w:b/>
-                <w:i w:val="0"/>
-                <w:color w:val="222222"/>
-                <w:sz w:val="17"/>
-              </w:rPr>
-              <w:t>WIS</w:t>
-            </w:r>
-            <w:r>
-              <w:rPr>
-                <w:rFonts w:ascii="Georgia" w:hAnsi="Georgia" w:cs="Georgia"/>
-                <w:b w:val="0"/>
-                <w:i w:val="0"/>
-                <w:color w:val="222222"/>
-                <w:sz w:val="17"/>
-              </w:rPr>
-              <w:t xml:space="preserve"> 14  </w:t>
-            </w:r>
-            <w:r>
-              <w:rPr>
-                <w:rFonts w:ascii="Georgia" w:hAnsi="Georgia" w:cs="Georgia"/>
-                <w:b/>
-                <w:i w:val="0"/>
-                <w:color w:val="222222"/>
-                <w:sz w:val="17"/>
-              </w:rPr>
-              <w:t>CHA</w:t>
-            </w:r>
-            <w:r>
-              <w:rPr>
-                <w:rFonts w:ascii="Georgia" w:hAnsi="Georgia" w:cs="Georgia"/>
-                <w:b w:val="0"/>
-                <w:i w:val="0"/>
-                <w:color w:val="222222"/>
-                <w:sz w:val="17"/>
-              </w:rPr>
-              <w:t xml:space="preserve"> 7</w:t>
-            </w:r>
-          </w:p>
-          <w:p>
-            <w:pPr>
-              <w:spacing w:after="20"/>
-            </w:pPr>
-            <w:r>
-              <w:rPr>
-                <w:rFonts w:ascii="Georgia" w:hAnsi="Georgia" w:cs="Georgia"/>
-                <w:b/>
-                <w:i w:val="0"/>
-                <w:color w:val="222222"/>
-                <w:sz w:val="17"/>
-              </w:rPr>
-              <w:t>Resist</w:t>
-            </w:r>
-            <w:r>
-              <w:rPr>
-                <w:rFonts w:ascii="Georgia" w:hAnsi="Georgia" w:cs="Georgia"/>
-                <w:b w:val="0"/>
-                <w:i w:val="0"/>
-                <w:color w:val="222222"/>
-                <w:sz w:val="17"/>
-              </w:rPr>
-              <w:t xml:space="preserve"> psychic  </w:t>
-            </w:r>
-            <w:r>
-              <w:rPr>
-                <w:rFonts w:ascii="Georgia" w:hAnsi="Georgia" w:cs="Georgia"/>
-                <w:b/>
-                <w:i w:val="0"/>
-                <w:color w:val="222222"/>
-                <w:sz w:val="17"/>
-              </w:rPr>
-              <w:t>Imm.</w:t>
-            </w:r>
-            <w:r>
-              <w:rPr>
-                <w:rFonts w:ascii="Georgia" w:hAnsi="Georgia" w:cs="Georgia"/>
-                <w:b w:val="0"/>
-                <w:i w:val="0"/>
-                <w:color w:val="222222"/>
-                <w:sz w:val="17"/>
-              </w:rPr>
-              <w:t xml:space="preserve"> charmed, frightened, prone</w:t>
-            </w:r>
-          </w:p>
-          <w:p>
-            <w:pPr>
-              <w:spacing w:after="20"/>
-            </w:pPr>
-            <w:r>
-              <w:rPr>
-                <w:rFonts w:ascii="Georgia" w:hAnsi="Georgia" w:cs="Georgia"/>
-                <w:b/>
-                <w:i w:val="0"/>
-                <w:color w:val="222222"/>
-                <w:sz w:val="17"/>
-              </w:rPr>
-              <w:t>Senses</w:t>
-            </w:r>
-            <w:r>
-              <w:rPr>
-                <w:rFonts w:ascii="Georgia" w:hAnsi="Georgia" w:cs="Georgia"/>
-                <w:b w:val="0"/>
-                <w:i w:val="0"/>
-                <w:color w:val="222222"/>
-                <w:sz w:val="17"/>
-              </w:rPr>
-              <w:t xml:space="preserve"> blindsight 10 ft, tremorsense 30 ft, darkvision 60 ft, passive Perception 14</w:t>
-            </w:r>
-          </w:p>
-          <w:p>
-            <w:pPr>
-              <w:keepNext/>
-              <w:spacing w:before="60" w:after="20"/>
-            </w:pPr>
-            <w:r>
-              <w:rPr>
-                <w:rFonts w:ascii="Georgia" w:hAnsi="Georgia" w:cs="Georgia"/>
-                <w:b/>
-                <w:color w:val="8B2020"/>
-                <w:sz w:val="18"/>
-              </w:rPr>
-              <w:t>Traits</w:t>
-            </w:r>
-          </w:p>
-          <w:p>
-            <w:pPr>
-              <w:spacing w:after="20"/>
-            </w:pPr>
-            <w:r>
-              <w:rPr>
-                <w:rFonts w:ascii="Georgia" w:hAnsi="Georgia" w:cs="Georgia"/>
-                <w:b/>
-                <w:i/>
-                <w:color w:val="222222"/>
-                <w:sz w:val="17"/>
-              </w:rPr>
-              <w:t xml:space="preserve">Mind-Humming Aura. </w:t>
-            </w:r>
-            <w:r>
-              <w:rPr>
-                <w:rFonts w:ascii="Georgia" w:hAnsi="Georgia" w:cs="Georgia"/>
-                <w:b w:val="0"/>
-                <w:i w:val="0"/>
-                <w:color w:val="222222"/>
-                <w:sz w:val="17"/>
-              </w:rPr>
-              <w:t>A creature without beeswax that starts its turn within 30 ft makes a DC 13 Wisdom save or has disadvantage on attack rolls that turn; beeswax grants advantage on the save.</w:t>
-            </w:r>
-          </w:p>
-          <w:p>
-            <w:pPr>
-              <w:spacing w:after="20"/>
-            </w:pPr>
-            <w:r>
-              <w:rPr>
-                <w:rFonts w:ascii="Georgia" w:hAnsi="Georgia" w:cs="Georgia"/>
-                <w:b/>
-                <w:i/>
-                <w:color w:val="222222"/>
-                <w:sz w:val="17"/>
-              </w:rPr>
-              <w:t xml:space="preserve">Segmented Neck. </w:t>
-            </w:r>
-            <w:r>
-              <w:rPr>
-                <w:rFonts w:ascii="Georgia" w:hAnsi="Georgia" w:cs="Georgia"/>
-                <w:b w:val="0"/>
-                <w:i w:val="0"/>
-                <w:color w:val="222222"/>
-                <w:sz w:val="17"/>
-              </w:rPr>
-              <w:t>The head ignores forced movement and prone unless it chooses otherwise. After taking 20 or more damage in a single turn, it recoils 5 ft and loses its reactions until the start of its next turn.</w:t>
-            </w:r>
-          </w:p>
-          <w:p>
-            <w:pPr>
-              <w:keepNext/>
-              <w:spacing w:before="60" w:after="20"/>
-            </w:pPr>
-            <w:r>
-              <w:rPr>
-                <w:rFonts w:ascii="Georgia" w:hAnsi="Georgia" w:cs="Georgia"/>
-                <w:b/>
-                <w:color w:val="8B2020"/>
-                <w:sz w:val="18"/>
-              </w:rPr>
-              <w:t>Actions</w:t>
-            </w:r>
-          </w:p>
-          <w:p>
-            <w:pPr>
-              <w:spacing w:after="20"/>
-            </w:pPr>
-            <w:r>
-              <w:rPr>
-                <w:rFonts w:ascii="Georgia" w:hAnsi="Georgia" w:cs="Georgia"/>
-                <w:b/>
-                <w:i/>
-                <w:color w:val="222222"/>
-                <w:sz w:val="17"/>
-              </w:rPr>
-              <w:t xml:space="preserve">Bite. </w:t>
-            </w:r>
-            <w:r>
-              <w:rPr>
-                <w:rFonts w:ascii="Georgia" w:hAnsi="Georgia" w:cs="Georgia"/>
-                <w:b w:val="0"/>
-                <w:i/>
-                <w:color w:val="222222"/>
-                <w:sz w:val="17"/>
-              </w:rPr>
-              <w:t>Melee Attack:</w:t>
-            </w:r>
-            <w:r>
-              <w:rPr>
-                <w:rFonts w:ascii="Georgia" w:hAnsi="Georgia" w:cs="Georgia"/>
-                <w:b w:val="0"/>
-                <w:i w:val="0"/>
-                <w:color w:val="222222"/>
-                <w:sz w:val="17"/>
-              </w:rPr>
-              <w:t xml:space="preserve"> +6 to hit, reach 10 ft. </w:t>
-            </w:r>
-            <w:r>
-              <w:rPr>
-                <w:rFonts w:ascii="Georgia" w:hAnsi="Georgia" w:cs="Georgia"/>
-                <w:b w:val="0"/>
-                <w:i/>
-                <w:color w:val="222222"/>
-                <w:sz w:val="17"/>
-              </w:rPr>
-              <w:t>Hit:</w:t>
-            </w:r>
-            <w:r>
-              <w:rPr>
-                <w:rFonts w:ascii="Georgia" w:hAnsi="Georgia" w:cs="Georgia"/>
-                <w:b w:val="0"/>
-                <w:i w:val="0"/>
-                <w:color w:val="222222"/>
-                <w:sz w:val="17"/>
-              </w:rPr>
-              <w:t xml:space="preserve"> 13 (2d8 + 4) piercing damage, and the target is grappled (escape DC 14). While it has a creature grappled, the head cannot bite a different target.</w:t>
-            </w:r>
-          </w:p>
-          <w:p>
-            <w:pPr>
-              <w:spacing w:after="20"/>
-            </w:pPr>
-            <w:r>
-              <w:rPr>
-                <w:rFonts w:ascii="Georgia" w:hAnsi="Georgia" w:cs="Georgia"/>
-                <w:b/>
-                <w:i/>
-                <w:color w:val="222222"/>
-                <w:sz w:val="17"/>
-              </w:rPr>
-              <w:t xml:space="preserve">Lurch and Drag. </w:t>
-            </w:r>
-            <w:r>
-              <w:rPr>
-                <w:rFonts w:ascii="Georgia" w:hAnsi="Georgia" w:cs="Georgia"/>
-                <w:b w:val="0"/>
-                <w:i w:val="0"/>
-                <w:color w:val="222222"/>
-                <w:sz w:val="17"/>
-              </w:rPr>
-              <w:t>The head drags a creature it is grappling 5 ft toward the trapdoor; the creature makes a DC 13 Wisdom save or loses a word or a thought for a heartbeat.</w:t>
-            </w:r>
-          </w:p>
-          <w:p>
-            <w:pPr>
-              <w:spacing w:after="20"/>
-            </w:pPr>
-            <w:r>
-              <w:rPr>
-                <w:rFonts w:ascii="Georgia" w:hAnsi="Georgia" w:cs="Georgia"/>
-                <w:b/>
-                <w:i/>
-                <w:color w:val="222222"/>
-                <w:sz w:val="17"/>
-              </w:rPr>
-              <w:t xml:space="preserve">Wrench (Bonus Action). </w:t>
-            </w:r>
-            <w:r>
-              <w:rPr>
-                <w:rFonts w:ascii="Georgia" w:hAnsi="Georgia" w:cs="Georgia"/>
-                <w:b w:val="0"/>
-                <w:i w:val="0"/>
-                <w:color w:val="222222"/>
-                <w:sz w:val="17"/>
-              </w:rPr>
-              <w:t>A creature the head is grappling makes a DC 14 Strength save or is knocked prone and takes 5 (1d6 + 2) bludgeoning damage as the jaw grinds it against the floorboards.</w:t>
-            </w:r>
-          </w:p>
-          <w:p>
-            <w:pPr>
-              <w:keepNext/>
-              <w:spacing w:before="60" w:after="20"/>
-            </w:pPr>
-            <w:r>
-              <w:rPr>
-                <w:rFonts w:ascii="Georgia" w:hAnsi="Georgia" w:cs="Georgia"/>
-                <w:b/>
-                <w:color w:val="8B2020"/>
-                <w:sz w:val="18"/>
-              </w:rPr>
-              <w:t>Reactions</w:t>
-            </w:r>
-          </w:p>
-          <w:p>
-            <w:pPr>
-              <w:spacing w:after="20"/>
-            </w:pPr>
-            <w:r>
-              <w:rPr>
-                <w:rFonts w:ascii="Georgia" w:hAnsi="Georgia" w:cs="Georgia"/>
-                <w:b/>
-                <w:i/>
-                <w:color w:val="222222"/>
-                <w:sz w:val="17"/>
-              </w:rPr>
-              <w:t xml:space="preserve">Recoil from Flame. </w:t>
-            </w:r>
-            <w:r>
-              <w:rPr>
-                <w:rFonts w:ascii="Georgia" w:hAnsi="Georgia" w:cs="Georgia"/>
-                <w:b w:val="0"/>
-                <w:i w:val="0"/>
-                <w:color w:val="222222"/>
-                <w:sz w:val="17"/>
-              </w:rPr>
-              <w:t>When the head takes fire damage, it has disadvantage on its next attack roll before the end of its next turn.</w:t>
             </w:r>
           </w:p>
         </w:tc>
@@ -9457,9 +9456,6 @@
         <w:gridCol w:w="9360"/>
       </w:tblGrid>
       <w:tr>
-        <w:trPr>
-          <w:cantSplit/>
-        </w:trPr>
         <w:tc>
           <w:tcPr>
             <w:tcW w:type="dxa" w:w="9072"/>
@@ -9498,21 +9494,775 @@
               <w:spacing w:after="20"/>
             </w:pPr>
             <w:r>
+              <w:rPr>
+                <w:rFonts w:ascii="Georgia" w:hAnsi="Georgia" w:cs="Georgia"/>
+                <w:b/>
+                <w:i w:val="0"/>
+                <w:color w:val="222222"/>
+                <w:sz w:val="17"/>
+              </w:rPr>
+              <w:t>Body:</w:t>
+            </w:r>
+            <w:r>
+              <w:rPr>
+                <w:rFonts w:ascii="Georgia" w:hAnsi="Georgia" w:cs="Georgia"/>
+                <w:b w:val="0"/>
+                <w:i w:val="0"/>
+                <w:color w:val="222222"/>
+                <w:sz w:val="17"/>
+              </w:rPr>
+              <w:t xml:space="preserve"> AC 15  HP 130 (12d12 + 48)  Speed 10 ft, climb 10 ft</w:t>
+            </w:r>
+          </w:p>
+          <w:p>
+            <w:pPr>
+              <w:spacing w:after="20"/>
+            </w:pPr>
+            <w:r>
+              <w:rPr>
+                <w:rFonts w:ascii="Georgia" w:hAnsi="Georgia" w:cs="Georgia"/>
+                <w:b/>
+                <w:i w:val="0"/>
+                <w:color w:val="222222"/>
+                <w:sz w:val="17"/>
+              </w:rPr>
+              <w:t>Heads (4):</w:t>
+            </w:r>
+            <w:r>
+              <w:rPr>
+                <w:rFonts w:ascii="Georgia" w:hAnsi="Georgia" w:cs="Georgia"/>
+                <w:b w:val="0"/>
+                <w:i w:val="0"/>
+                <w:color w:val="222222"/>
+                <w:sz w:val="17"/>
+              </w:rPr>
+              <w:t xml:space="preserve"> AC 14  HP 45 (6d10 + 12) each  Speed 30 ft through the under-floor tunnels, climb 20 ft  reach 15 ft from a floor port</w:t>
+            </w:r>
+          </w:p>
+          <w:p>
+            <w:pPr>
+              <w:spacing w:after="20"/>
+            </w:pPr>
+            <w:r>
+              <w:rPr>
+                <w:rFonts w:ascii="Georgia" w:hAnsi="Georgia" w:cs="Georgia"/>
+                <w:b/>
+                <w:i w:val="0"/>
+                <w:color w:val="222222"/>
+                <w:sz w:val="17"/>
+              </w:rPr>
+              <w:t>Body STR</w:t>
+            </w:r>
+            <w:r>
+              <w:rPr>
+                <w:rFonts w:ascii="Georgia" w:hAnsi="Georgia" w:cs="Georgia"/>
+                <w:b w:val="0"/>
+                <w:i w:val="0"/>
+                <w:color w:val="222222"/>
+                <w:sz w:val="17"/>
+              </w:rPr>
+              <w:t xml:space="preserve"> 18  </w:t>
+            </w:r>
+            <w:r>
+              <w:rPr>
+                <w:rFonts w:ascii="Georgia" w:hAnsi="Georgia" w:cs="Georgia"/>
+                <w:b/>
+                <w:i w:val="0"/>
+                <w:color w:val="222222"/>
+                <w:sz w:val="17"/>
+              </w:rPr>
+              <w:t>DEX</w:t>
+            </w:r>
+            <w:r>
+              <w:rPr>
+                <w:rFonts w:ascii="Georgia" w:hAnsi="Georgia" w:cs="Georgia"/>
+                <w:b w:val="0"/>
+                <w:i w:val="0"/>
+                <w:color w:val="222222"/>
+                <w:sz w:val="17"/>
+              </w:rPr>
+              <w:t xml:space="preserve"> 10  </w:t>
+            </w:r>
+            <w:r>
+              <w:rPr>
+                <w:rFonts w:ascii="Georgia" w:hAnsi="Georgia" w:cs="Georgia"/>
+                <w:b/>
+                <w:i w:val="0"/>
+                <w:color w:val="222222"/>
+                <w:sz w:val="17"/>
+              </w:rPr>
+              <w:t>CON</w:t>
+            </w:r>
+            <w:r>
+              <w:rPr>
+                <w:rFonts w:ascii="Georgia" w:hAnsi="Georgia" w:cs="Georgia"/>
+                <w:b w:val="0"/>
+                <w:i w:val="0"/>
+                <w:color w:val="222222"/>
+                <w:sz w:val="17"/>
+              </w:rPr>
+              <w:t xml:space="preserve"> 18  </w:t>
+            </w:r>
+            <w:r>
+              <w:rPr>
+                <w:rFonts w:ascii="Georgia" w:hAnsi="Georgia" w:cs="Georgia"/>
+                <w:b/>
+                <w:i w:val="0"/>
+                <w:color w:val="222222"/>
+                <w:sz w:val="17"/>
+              </w:rPr>
+              <w:t>INT</w:t>
+            </w:r>
+            <w:r>
+              <w:rPr>
+                <w:rFonts w:ascii="Georgia" w:hAnsi="Georgia" w:cs="Georgia"/>
+                <w:b w:val="0"/>
+                <w:i w:val="0"/>
+                <w:color w:val="222222"/>
+                <w:sz w:val="17"/>
+              </w:rPr>
+              <w:t xml:space="preserve"> 7  </w:t>
+            </w:r>
+            <w:r>
+              <w:rPr>
+                <w:rFonts w:ascii="Georgia" w:hAnsi="Georgia" w:cs="Georgia"/>
+                <w:b/>
+                <w:i w:val="0"/>
+                <w:color w:val="222222"/>
+                <w:sz w:val="17"/>
+              </w:rPr>
+              <w:t>WIS</w:t>
+            </w:r>
+            <w:r>
+              <w:rPr>
+                <w:rFonts w:ascii="Georgia" w:hAnsi="Georgia" w:cs="Georgia"/>
+                <w:b w:val="0"/>
+                <w:i w:val="0"/>
+                <w:color w:val="222222"/>
+                <w:sz w:val="17"/>
+              </w:rPr>
+              <w:t xml:space="preserve"> 14  </w:t>
+            </w:r>
+            <w:r>
+              <w:rPr>
+                <w:rFonts w:ascii="Georgia" w:hAnsi="Georgia" w:cs="Georgia"/>
+                <w:b/>
+                <w:i w:val="0"/>
+                <w:color w:val="222222"/>
+                <w:sz w:val="17"/>
+              </w:rPr>
+              <w:t>CHA</w:t>
+            </w:r>
+            <w:r>
+              <w:rPr>
+                <w:rFonts w:ascii="Georgia" w:hAnsi="Georgia" w:cs="Georgia"/>
+                <w:b w:val="0"/>
+                <w:i w:val="0"/>
+                <w:color w:val="222222"/>
+                <w:sz w:val="17"/>
+              </w:rPr>
+              <w:t xml:space="preserve"> 8  </w:t>
+            </w:r>
+            <w:r>
+              <w:rPr>
+                <w:rFonts w:ascii="Georgia" w:hAnsi="Georgia" w:cs="Georgia"/>
+                <w:b/>
+                <w:i w:val="0"/>
+                <w:color w:val="222222"/>
+                <w:sz w:val="17"/>
+              </w:rPr>
+              <w:t>Saves</w:t>
+            </w:r>
+            <w:r>
+              <w:rPr>
+                <w:rFonts w:ascii="Georgia" w:hAnsi="Georgia" w:cs="Georgia"/>
+                <w:b w:val="0"/>
+                <w:i w:val="0"/>
+                <w:color w:val="222222"/>
+                <w:sz w:val="17"/>
+              </w:rPr>
+              <w:t xml:space="preserve"> Con +8, Wis +5 (heads Wis +4)</w:t>
+            </w:r>
+          </w:p>
+          <w:p>
+            <w:pPr>
+              <w:spacing w:after="20"/>
+            </w:pPr>
+            <w:r>
+              <w:rPr>
+                <w:rFonts w:ascii="Georgia" w:hAnsi="Georgia" w:cs="Georgia"/>
+                <w:b/>
+                <w:i w:val="0"/>
+                <w:color w:val="222222"/>
+                <w:sz w:val="17"/>
+              </w:rPr>
+              <w:t>Resist</w:t>
+            </w:r>
+            <w:r>
+              <w:rPr>
+                <w:rFonts w:ascii="Georgia" w:hAnsi="Georgia" w:cs="Georgia"/>
+                <w:b w:val="0"/>
+                <w:i w:val="0"/>
+                <w:color w:val="222222"/>
+                <w:sz w:val="17"/>
+              </w:rPr>
+              <w:t xml:space="preserve"> psychic  </w:t>
+            </w:r>
+            <w:r>
+              <w:rPr>
+                <w:rFonts w:ascii="Georgia" w:hAnsi="Georgia" w:cs="Georgia"/>
+                <w:b/>
+                <w:i w:val="0"/>
+                <w:color w:val="222222"/>
+                <w:sz w:val="17"/>
+              </w:rPr>
+              <w:t>Imm.</w:t>
+            </w:r>
+            <w:r>
+              <w:rPr>
+                <w:rFonts w:ascii="Georgia" w:hAnsi="Georgia" w:cs="Georgia"/>
+                <w:b w:val="0"/>
+                <w:i w:val="0"/>
+                <w:color w:val="222222"/>
+                <w:sz w:val="17"/>
+              </w:rPr>
+              <w:t xml:space="preserve"> charmed, frightened, prone</w:t>
+            </w:r>
+          </w:p>
+          <w:p>
+            <w:pPr>
+              <w:spacing w:after="20"/>
+            </w:pPr>
+            <w:r>
+              <w:rPr>
+                <w:rFonts w:ascii="Georgia" w:hAnsi="Georgia" w:cs="Georgia"/>
+                <w:b/>
+                <w:i w:val="0"/>
+                <w:color w:val="222222"/>
+                <w:sz w:val="17"/>
+              </w:rPr>
+              <w:t>Senses</w:t>
+            </w:r>
+            <w:r>
+              <w:rPr>
+                <w:rFonts w:ascii="Georgia" w:hAnsi="Georgia" w:cs="Georgia"/>
+                <w:b w:val="0"/>
+                <w:i w:val="0"/>
+                <w:color w:val="222222"/>
+                <w:sz w:val="17"/>
+              </w:rPr>
+              <w:t xml:space="preserve"> tremorsense 60 ft, darkvision 60 ft, passive Perception 12</w:t>
+            </w:r>
+          </w:p>
+          <w:p>
+            <w:pPr>
+              <w:keepNext/>
+              <w:spacing w:before="60" w:after="20"/>
+            </w:pPr>
+            <w:r>
+              <w:rPr>
+                <w:rFonts w:ascii="Georgia" w:hAnsi="Georgia" w:cs="Georgia"/>
+                <w:b/>
+                <w:color w:val="8B2020"/>
+                <w:sz w:val="18"/>
+              </w:rPr>
+              <w:t>Traits</w:t>
+            </w:r>
+          </w:p>
+          <w:p>
+            <w:pPr>
+              <w:spacing w:after="20"/>
+            </w:pPr>
+            <w:r>
+              <w:rPr>
+                <w:rFonts w:ascii="Georgia" w:hAnsi="Georgia" w:cs="Georgia"/>
+                <w:b/>
+                <w:i/>
+                <w:color w:val="222222"/>
+                <w:sz w:val="17"/>
+              </w:rPr>
+              <w:t xml:space="preserve">Song of Unremembering. </w:t>
+            </w:r>
+            <w:r>
+              <w:rPr>
+                <w:rFonts w:ascii="Georgia" w:hAnsi="Georgia" w:cs="Georgia"/>
+                <w:b w:val="0"/>
+                <w:i w:val="0"/>
+                <w:color w:val="222222"/>
+                <w:sz w:val="17"/>
+              </w:rPr>
+              <w:t>While any head lives, a creature without earplugs that starts its turn within 60 ft makes a DC 15 Wisdom save or has disadvantage on attack rolls and cannot take reactions until its next turn. Beeswax: advantage on the save, and no reaction lock.</w:t>
+            </w:r>
+          </w:p>
+          <w:p>
+            <w:pPr>
+              <w:spacing w:after="20"/>
+            </w:pPr>
+            <w:r>
+              <w:rPr>
+                <w:rFonts w:ascii="Georgia" w:hAnsi="Georgia" w:cs="Georgia"/>
+                <w:b/>
+                <w:i/>
+                <w:color w:val="222222"/>
+                <w:sz w:val="17"/>
+              </w:rPr>
+              <w:t xml:space="preserve">Vital Link. </w:t>
+            </w:r>
+            <w:r>
+              <w:rPr>
+                <w:rFonts w:ascii="Georgia" w:hAnsi="Georgia" w:cs="Georgia"/>
+                <w:b w:val="0"/>
+                <w:i w:val="0"/>
+                <w:color w:val="222222"/>
+                <w:sz w:val="17"/>
+              </w:rPr>
+              <w:t>While at least one head lives, the body has resistance to all weapon damage. Each head destroyed removes one instance of this protection; with no heads it has none.</w:t>
+            </w:r>
+          </w:p>
+          <w:p>
+            <w:pPr>
+              <w:spacing w:after="20"/>
+            </w:pPr>
+            <w:r>
+              <w:rPr>
+                <w:rFonts w:ascii="Georgia" w:hAnsi="Georgia" w:cs="Georgia"/>
+                <w:b/>
+                <w:i/>
+                <w:color w:val="222222"/>
+                <w:sz w:val="17"/>
+              </w:rPr>
+              <w:t xml:space="preserve">Head Movement. </w:t>
+            </w:r>
+            <w:r>
+              <w:rPr>
+                <w:rFonts w:ascii="Georgia" w:hAnsi="Georgia" w:cs="Georgia"/>
+                <w:b w:val="0"/>
+                <w:i w:val="0"/>
+                <w:color w:val="222222"/>
+                <w:sz w:val="17"/>
+              </w:rPr>
+              <w:t>A head may withdraw (no opportunity attacks), move up to 30 ft through the tunnels, and re-emerge from any floor port; a pinned neck (table, rope, tackle) needs Strength vs. DC 14 to writhe free.</w:t>
+            </w:r>
+          </w:p>
+          <w:p>
+            <w:pPr>
+              <w:spacing w:after="20"/>
+            </w:pPr>
+            <w:r>
+              <w:rPr>
+                <w:rFonts w:ascii="Georgia" w:hAnsi="Georgia" w:cs="Georgia"/>
+                <w:b/>
+                <w:i/>
+                <w:color w:val="222222"/>
+                <w:sz w:val="17"/>
+              </w:rPr>
+              <w:t xml:space="preserve">Lair Actions. </w:t>
+            </w:r>
+            <w:r>
+              <w:rPr>
+                <w:rFonts w:ascii="Georgia" w:hAnsi="Georgia" w:cs="Georgia"/>
+                <w:b w:val="0"/>
+                <w:i w:val="0"/>
+                <w:color w:val="222222"/>
+                <w:sz w:val="17"/>
+              </w:rPr>
+              <w:t xml:space="preserve">On initiative count 20, one per round: </w:t>
+            </w:r>
+            <w:r>
+              <w:rPr>
+                <w:rFonts w:ascii="Georgia" w:hAnsi="Georgia" w:cs="Georgia"/>
+                <w:b/>
+                <w:i w:val="0"/>
+                <w:color w:val="222222"/>
+                <w:sz w:val="17"/>
+              </w:rPr>
+              <w:t>Stage Drop</w:t>
+            </w:r>
+            <w:r>
+              <w:rPr>
+                <w:rFonts w:ascii="Georgia" w:hAnsi="Georgia" w:cs="Georgia"/>
+                <w:b w:val="0"/>
+                <w:i w:val="0"/>
+                <w:color w:val="222222"/>
+                <w:sz w:val="17"/>
+              </w:rPr>
+              <w:t xml:space="preserve"> (a 10-ft sandbag line: DC 13 Dexterity or 2d6 and prone), </w:t>
+            </w:r>
+            <w:r>
+              <w:rPr>
+                <w:rFonts w:ascii="Georgia" w:hAnsi="Georgia" w:cs="Georgia"/>
+                <w:b/>
+                <w:i w:val="0"/>
+                <w:color w:val="222222"/>
+                <w:sz w:val="17"/>
+              </w:rPr>
+              <w:t>Mask of Memory</w:t>
+            </w:r>
+            <w:r>
+              <w:rPr>
+                <w:rFonts w:ascii="Georgia" w:hAnsi="Georgia" w:cs="Georgia"/>
+                <w:b w:val="0"/>
+                <w:i w:val="0"/>
+                <w:color w:val="222222"/>
+                <w:sz w:val="17"/>
+              </w:rPr>
+              <w:t xml:space="preserve"> (playbills in a 15-ft radius: an unplugged hero saves Wisdom DC 15 or cannot target the body this round), </w:t>
+            </w:r>
+            <w:r>
+              <w:rPr>
+                <w:rFonts w:ascii="Georgia" w:hAnsi="Georgia" w:cs="Georgia"/>
+                <w:b/>
+                <w:i w:val="0"/>
+                <w:color w:val="222222"/>
+                <w:sz w:val="17"/>
+              </w:rPr>
+              <w:t>Gasping Vent</w:t>
+            </w:r>
+            <w:r>
+              <w:rPr>
+                <w:rFonts w:ascii="Georgia" w:hAnsi="Georgia" w:cs="Georgia"/>
+                <w:b w:val="0"/>
+                <w:i w:val="0"/>
+                <w:color w:val="222222"/>
+                <w:sz w:val="17"/>
+              </w:rPr>
+              <w:t xml:space="preserve"> (a 10-ft radius of difficult terrain where verbal spells need a DC 10 Constitution check).</w:t>
+            </w:r>
+          </w:p>
+          <w:p>
+            <w:pPr>
+              <w:keepNext/>
+              <w:spacing w:before="60" w:after="20"/>
+            </w:pPr>
+            <w:r>
+              <w:rPr>
+                <w:rFonts w:ascii="Georgia" w:hAnsi="Georgia" w:cs="Georgia"/>
+                <w:b/>
+                <w:color w:val="8B2020"/>
+                <w:sz w:val="18"/>
+              </w:rPr>
+              <w:t>Actions</w:t>
+            </w:r>
+          </w:p>
+          <w:p>
+            <w:pPr>
+              <w:spacing w:after="20"/>
+            </w:pPr>
+            <w:r>
+              <w:rPr>
+                <w:rFonts w:ascii="Georgia" w:hAnsi="Georgia" w:cs="Georgia"/>
+                <w:b/>
+                <w:i/>
+                <w:color w:val="222222"/>
+                <w:sz w:val="17"/>
+              </w:rPr>
+              <w:t xml:space="preserve">Thrash (Body). </w:t>
+            </w:r>
+            <w:r>
+              <w:rPr>
+                <w:rFonts w:ascii="Georgia" w:hAnsi="Georgia" w:cs="Georgia"/>
+                <w:b w:val="0"/>
+                <w:i/>
+                <w:color w:val="222222"/>
+                <w:sz w:val="17"/>
+              </w:rPr>
+              <w:t>Melee Attack:</w:t>
+            </w:r>
+            <w:r>
+              <w:rPr>
+                <w:rFonts w:ascii="Georgia" w:hAnsi="Georgia" w:cs="Georgia"/>
+                <w:b w:val="0"/>
+                <w:i w:val="0"/>
+                <w:color w:val="222222"/>
+                <w:sz w:val="17"/>
+              </w:rPr>
+              <w:t xml:space="preserve"> +7 to hit, reach 10 ft. </w:t>
+            </w:r>
+            <w:r>
+              <w:rPr>
+                <w:rFonts w:ascii="Georgia" w:hAnsi="Georgia" w:cs="Georgia"/>
+                <w:b w:val="0"/>
+                <w:i/>
+                <w:color w:val="222222"/>
+                <w:sz w:val="17"/>
+              </w:rPr>
+              <w:t>Hit:</w:t>
+            </w:r>
+            <w:r>
+              <w:rPr>
+                <w:rFonts w:ascii="Georgia" w:hAnsi="Georgia" w:cs="Georgia"/>
+                <w:b w:val="0"/>
+                <w:i w:val="0"/>
+                <w:color w:val="222222"/>
+                <w:sz w:val="17"/>
+              </w:rPr>
+              <w:t xml:space="preserve"> 13 (2d8 + 4) bludgeoning damage.</w:t>
+            </w:r>
+          </w:p>
+          <w:p>
+            <w:pPr>
+              <w:spacing w:after="20"/>
+            </w:pPr>
+            <w:r>
+              <w:rPr>
+                <w:rFonts w:ascii="Georgia" w:hAnsi="Georgia" w:cs="Georgia"/>
+                <w:b/>
+                <w:i/>
+                <w:color w:val="222222"/>
+                <w:sz w:val="17"/>
+              </w:rPr>
+              <w:t xml:space="preserve">Regurgitate Remnants (Body; Recharge 5-6). </w:t>
+            </w:r>
+            <w:r>
+              <w:rPr>
+                <w:rFonts w:ascii="Georgia" w:hAnsi="Georgia" w:cs="Georgia"/>
+                <w:b w:val="0"/>
+                <w:i w:val="0"/>
+                <w:color w:val="222222"/>
+                <w:sz w:val="17"/>
+              </w:rPr>
+              <w:t>A 15-ft cone of bone and cloth: DC 14 Dexterity save or take 13 (3d8) necrotic damage and lose 10 ft of speed until the end of the target's next turn. A shattered skull and a black ribbon clatter free (a clue).</w:t>
+            </w:r>
+          </w:p>
+          <w:p>
+            <w:pPr>
+              <w:spacing w:after="20"/>
+            </w:pPr>
+            <w:r>
+              <w:rPr>
+                <w:rFonts w:ascii="Georgia" w:hAnsi="Georgia" w:cs="Georgia"/>
+                <w:b/>
+                <w:i/>
+                <w:color w:val="222222"/>
+                <w:sz w:val="17"/>
+              </w:rPr>
+              <w:t xml:space="preserve">Bite (Head). </w:t>
+            </w:r>
+            <w:r>
+              <w:rPr>
+                <w:rFonts w:ascii="Georgia" w:hAnsi="Georgia" w:cs="Georgia"/>
+                <w:b w:val="0"/>
+                <w:i/>
+                <w:color w:val="222222"/>
+                <w:sz w:val="17"/>
+              </w:rPr>
+              <w:t>Melee Attack:</w:t>
+            </w:r>
+            <w:r>
+              <w:rPr>
+                <w:rFonts w:ascii="Georgia" w:hAnsi="Georgia" w:cs="Georgia"/>
+                <w:b w:val="0"/>
+                <w:i w:val="0"/>
+                <w:color w:val="222222"/>
+                <w:sz w:val="17"/>
+              </w:rPr>
+              <w:t xml:space="preserve"> +7 to hit, reach 15 ft. </w:t>
+            </w:r>
+            <w:r>
+              <w:rPr>
+                <w:rFonts w:ascii="Georgia" w:hAnsi="Georgia" w:cs="Georgia"/>
+                <w:b w:val="0"/>
+                <w:i/>
+                <w:color w:val="222222"/>
+                <w:sz w:val="17"/>
+              </w:rPr>
+              <w:t>Hit:</w:t>
+            </w:r>
+            <w:r>
+              <w:rPr>
+                <w:rFonts w:ascii="Georgia" w:hAnsi="Georgia" w:cs="Georgia"/>
+                <w:b w:val="0"/>
+                <w:i w:val="0"/>
+                <w:color w:val="222222"/>
+                <w:sz w:val="17"/>
+              </w:rPr>
+              <w:t xml:space="preserve"> 14 (2d10 + 3) piercing damage, and the target is grappled (escape DC 14); while grappling, that head cannot bite a different target.</w:t>
+            </w:r>
+          </w:p>
+          <w:p>
+            <w:pPr>
+              <w:spacing w:after="20"/>
+            </w:pPr>
+            <w:r>
+              <w:rPr>
+                <w:rFonts w:ascii="Georgia" w:hAnsi="Georgia" w:cs="Georgia"/>
+                <w:b/>
+                <w:i/>
+                <w:color w:val="222222"/>
+                <w:sz w:val="17"/>
+              </w:rPr>
+              <w:t xml:space="preserve">Reel (Head). </w:t>
+            </w:r>
+            <w:r>
+              <w:rPr>
+                <w:rFonts w:ascii="Georgia" w:hAnsi="Georgia" w:cs="Georgia"/>
+                <w:b w:val="0"/>
+                <w:i w:val="0"/>
+                <w:color w:val="222222"/>
+                <w:sz w:val="17"/>
+              </w:rPr>
+              <w:t>A creature grappled by a head makes a DC 14 Strength save or is pulled 10 ft toward the port and knocked prone.</w:t>
+            </w:r>
+          </w:p>
+          <w:p>
+            <w:pPr>
+              <w:keepNext/>
+              <w:spacing w:before="60" w:after="20"/>
+            </w:pPr>
+            <w:r>
+              <w:rPr>
+                <w:rFonts w:ascii="Georgia" w:hAnsi="Georgia" w:cs="Georgia"/>
+                <w:b/>
+                <w:color w:val="8B2020"/>
+                <w:sz w:val="18"/>
+              </w:rPr>
+              <w:t>Reactions</w:t>
+            </w:r>
+          </w:p>
+          <w:p>
+            <w:pPr>
+              <w:spacing w:after="20"/>
+            </w:pPr>
+            <w:r>
+              <w:rPr>
+                <w:rFonts w:ascii="Georgia" w:hAnsi="Georgia" w:cs="Georgia"/>
+                <w:b/>
+                <w:i/>
+                <w:color w:val="222222"/>
+                <w:sz w:val="17"/>
+              </w:rPr>
+              <w:t xml:space="preserve">Snap (Head). </w:t>
+            </w:r>
+            <w:r>
+              <w:rPr>
+                <w:rFonts w:ascii="Georgia" w:hAnsi="Georgia" w:cs="Georgia"/>
+                <w:b w:val="0"/>
+                <w:i w:val="0"/>
+                <w:color w:val="222222"/>
+                <w:sz w:val="17"/>
+              </w:rPr>
+              <w:t>When a creature moves within 15 ft of a head, that head makes one Bite against it.</w:t>
+            </w:r>
+          </w:p>
+          <w:p>
+            <w:pPr>
+              <w:keepNext/>
+              <w:spacing w:before="60" w:after="20"/>
+            </w:pPr>
+            <w:r>
+              <w:rPr>
+                <w:rFonts w:ascii="Georgia" w:hAnsi="Georgia" w:cs="Georgia"/>
+                <w:b/>
+                <w:color w:val="8B2020"/>
+                <w:sz w:val="18"/>
+              </w:rPr>
+              <w:t>Legendary Actions</w:t>
+            </w:r>
+          </w:p>
+          <w:p>
+            <w:pPr>
+              <w:spacing w:after="20"/>
+            </w:pPr>
+            <w:r>
+              <w:rPr>
+                <w:rFonts w:ascii="Georgia" w:hAnsi="Georgia" w:cs="Georgia"/>
+                <w:b w:val="0"/>
+                <w:i w:val="0"/>
+                <w:color w:val="222222"/>
+                <w:sz w:val="17"/>
+              </w:rPr>
+              <w:t>One per living head, maximum 3 per round, at the end of another creature's turn.</w:t>
+            </w:r>
+          </w:p>
+          <w:p>
+            <w:pPr>
+              <w:spacing w:after="20"/>
+            </w:pPr>
+            <w:r>
+              <w:rPr>
+                <w:rFonts w:ascii="Georgia" w:hAnsi="Georgia" w:cs="Georgia"/>
+                <w:b/>
+                <w:i/>
+                <w:color w:val="222222"/>
+                <w:sz w:val="17"/>
+              </w:rPr>
+              <w:t xml:space="preserve">Hum Surge. </w:t>
+            </w:r>
+            <w:r>
+              <w:rPr>
+                <w:rFonts w:ascii="Georgia" w:hAnsi="Georgia" w:cs="Georgia"/>
+                <w:b w:val="0"/>
+                <w:i w:val="0"/>
+                <w:color w:val="222222"/>
+                <w:sz w:val="17"/>
+              </w:rPr>
+              <w:t>One creature within 60 ft without earplugs: DC 15 Wisdom save or lose concentration and move only 10 ft on its next turn.</w:t>
+            </w:r>
+          </w:p>
+          <w:p>
+            <w:pPr>
+              <w:spacing w:after="20"/>
+            </w:pPr>
+            <w:r>
+              <w:rPr>
+                <w:rFonts w:ascii="Georgia" w:hAnsi="Georgia" w:cs="Georgia"/>
+                <w:b/>
+                <w:i/>
+                <w:color w:val="222222"/>
+                <w:sz w:val="17"/>
+              </w:rPr>
+              <w:t xml:space="preserve">Bone Shift. </w:t>
+            </w:r>
+            <w:r>
+              <w:rPr>
+                <w:rFonts w:ascii="Georgia" w:hAnsi="Georgia" w:cs="Georgia"/>
+                <w:b w:val="0"/>
+                <w:i w:val="0"/>
+                <w:color w:val="222222"/>
+                <w:sz w:val="17"/>
+              </w:rPr>
+              <w:t>The body shifts 5 ft and reshapes the mound: one 10-ft square within 20 ft becomes difficult terrain or clears.</w:t>
+            </w:r>
+          </w:p>
+          <w:p>
+            <w:pPr>
+              <w:spacing w:after="20"/>
+            </w:pPr>
+            <w:r>
+              <w:rPr>
+                <w:rFonts w:ascii="Georgia" w:hAnsi="Georgia" w:cs="Georgia"/>
+                <w:b/>
+                <w:i/>
+                <w:color w:val="222222"/>
+                <w:sz w:val="17"/>
+              </w:rPr>
+              <w:t xml:space="preserve">Coordinate Strike. </w:t>
+            </w:r>
+            <w:r>
+              <w:rPr>
+                <w:rFonts w:ascii="Georgia" w:hAnsi="Georgia" w:cs="Georgia"/>
+                <w:b w:val="0"/>
+                <w:i w:val="0"/>
+                <w:color w:val="222222"/>
+                <w:sz w:val="17"/>
+              </w:rPr>
+              <w:t>One head makes one Bite.</w:t>
+            </w:r>
+          </w:p>
+          <w:p>
+            <w:pPr>
+              <w:spacing w:before="100" w:after="20"/>
+              <w:jc w:val="center"/>
+            </w:pPr>
+            <w:r>
               <w:drawing>
-                <wp:anchor xmlns:a="http://schemas.openxmlformats.org/drawingml/2006/main" behindDoc="0" distT="91440" distB="100584" distL="201600" distR="201600" simplePos="0" locked="0" layoutInCell="1" allowOverlap="0" relativeHeight="2">
-                  <wp:simplePos x="0" y="0"/>
-                  <wp:positionH relativeFrom="column">
-                    <wp:align>right</wp:align>
-                  </wp:positionH>
-                  <wp:positionV relativeFrom="paragraph">
-                    <wp:posOffset>0</wp:posOffset>
-                  </wp:positionV>
-                  <wp:extent cx="2011680" cy="2011680"/>
-                  <wp:effectExtent l="0" t="0" r="0" b="0"/>
-                  <wp:wrapSquare wrapText="bothSides"/>
+                <wp:inline xmlns:a="http://schemas.openxmlformats.org/drawingml/2006/main" xmlns:pic="http://schemas.openxmlformats.org/drawingml/2006/picture">
+                  <wp:extent cx="2743200" cy="2743200"/>
                   <wp:docPr id="20" name="Picture 20"/>
-                  <wp:cNvGraphicFramePr/>
-                  <a:graphic xmlns:pic="http://schemas.openxmlformats.org/drawingml/2006/picture">
+                  <wp:cNvGraphicFramePr>
+                    <a:graphicFrameLocks noChangeAspect="1"/>
+                  </wp:cNvGraphicFramePr>
+                  <a:graphic>
                     <a:graphicData uri="http://schemas.openxmlformats.org/drawingml/2006/picture">
                       <pic:pic>
                         <pic:nvPicPr>
@@ -9528,770 +10278,15 @@
                         <pic:spPr>
                           <a:xfrm>
                             <a:off x="0" y="0"/>
-                            <a:ext cx="2011680" cy="2011680"/>
+                            <a:ext cx="2743200" cy="2743200"/>
                           </a:xfrm>
                           <a:prstGeom prst="rect"/>
                         </pic:spPr>
                       </pic:pic>
                     </a:graphicData>
                   </a:graphic>
-                </wp:anchor>
+                </wp:inline>
               </w:drawing>
-            </w:r>
-            <w:r>
-              <w:rPr>
-                <w:rFonts w:ascii="Georgia" w:hAnsi="Georgia" w:cs="Georgia"/>
-                <w:b/>
-                <w:i w:val="0"/>
-                <w:color w:val="222222"/>
-                <w:sz w:val="17"/>
-              </w:rPr>
-              <w:t>Body:</w:t>
-            </w:r>
-            <w:r>
-              <w:rPr>
-                <w:rFonts w:ascii="Georgia" w:hAnsi="Georgia" w:cs="Georgia"/>
-                <w:b w:val="0"/>
-                <w:i w:val="0"/>
-                <w:color w:val="222222"/>
-                <w:sz w:val="17"/>
-              </w:rPr>
-              <w:t xml:space="preserve"> AC 15  HP 130 (12d12 + 48)  Speed 10 ft, climb 10 ft</w:t>
-            </w:r>
-          </w:p>
-          <w:p>
-            <w:pPr>
-              <w:spacing w:after="20"/>
-            </w:pPr>
-            <w:r>
-              <w:rPr>
-                <w:rFonts w:ascii="Georgia" w:hAnsi="Georgia" w:cs="Georgia"/>
-                <w:b/>
-                <w:i w:val="0"/>
-                <w:color w:val="222222"/>
-                <w:sz w:val="17"/>
-              </w:rPr>
-              <w:t>Heads (4):</w:t>
-            </w:r>
-            <w:r>
-              <w:rPr>
-                <w:rFonts w:ascii="Georgia" w:hAnsi="Georgia" w:cs="Georgia"/>
-                <w:b w:val="0"/>
-                <w:i w:val="0"/>
-                <w:color w:val="222222"/>
-                <w:sz w:val="17"/>
-              </w:rPr>
-              <w:t xml:space="preserve"> AC 14  HP 45 (6d10 + 12) each  Speed 30 ft through the under-floor tunnels, climb 20 ft  reach 15 ft from a floor port</w:t>
-            </w:r>
-          </w:p>
-          <w:p>
-            <w:pPr>
-              <w:spacing w:after="20"/>
-            </w:pPr>
-            <w:r>
-              <w:rPr>
-                <w:rFonts w:ascii="Georgia" w:hAnsi="Georgia" w:cs="Georgia"/>
-                <w:b/>
-                <w:i w:val="0"/>
-                <w:color w:val="222222"/>
-                <w:sz w:val="17"/>
-              </w:rPr>
-              <w:t>Body STR</w:t>
-            </w:r>
-            <w:r>
-              <w:rPr>
-                <w:rFonts w:ascii="Georgia" w:hAnsi="Georgia" w:cs="Georgia"/>
-                <w:b w:val="0"/>
-                <w:i w:val="0"/>
-                <w:color w:val="222222"/>
-                <w:sz w:val="17"/>
-              </w:rPr>
-              <w:t xml:space="preserve"> 18  </w:t>
-            </w:r>
-            <w:r>
-              <w:rPr>
-                <w:rFonts w:ascii="Georgia" w:hAnsi="Georgia" w:cs="Georgia"/>
-                <w:b/>
-                <w:i w:val="0"/>
-                <w:color w:val="222222"/>
-                <w:sz w:val="17"/>
-              </w:rPr>
-              <w:t>DEX</w:t>
-            </w:r>
-            <w:r>
-              <w:rPr>
-                <w:rFonts w:ascii="Georgia" w:hAnsi="Georgia" w:cs="Georgia"/>
-                <w:b w:val="0"/>
-                <w:i w:val="0"/>
-                <w:color w:val="222222"/>
-                <w:sz w:val="17"/>
-              </w:rPr>
-              <w:t xml:space="preserve"> 10  </w:t>
-            </w:r>
-            <w:r>
-              <w:rPr>
-                <w:rFonts w:ascii="Georgia" w:hAnsi="Georgia" w:cs="Georgia"/>
-                <w:b/>
-                <w:i w:val="0"/>
-                <w:color w:val="222222"/>
-                <w:sz w:val="17"/>
-              </w:rPr>
-              <w:t>CON</w:t>
-            </w:r>
-            <w:r>
-              <w:rPr>
-                <w:rFonts w:ascii="Georgia" w:hAnsi="Georgia" w:cs="Georgia"/>
-                <w:b w:val="0"/>
-                <w:i w:val="0"/>
-                <w:color w:val="222222"/>
-                <w:sz w:val="17"/>
-              </w:rPr>
-              <w:t xml:space="preserve"> 18  </w:t>
-            </w:r>
-            <w:r>
-              <w:rPr>
-                <w:rFonts w:ascii="Georgia" w:hAnsi="Georgia" w:cs="Georgia"/>
-                <w:b/>
-                <w:i w:val="0"/>
-                <w:color w:val="222222"/>
-                <w:sz w:val="17"/>
-              </w:rPr>
-              <w:t>INT</w:t>
-            </w:r>
-            <w:r>
-              <w:rPr>
-                <w:rFonts w:ascii="Georgia" w:hAnsi="Georgia" w:cs="Georgia"/>
-                <w:b w:val="0"/>
-                <w:i w:val="0"/>
-                <w:color w:val="222222"/>
-                <w:sz w:val="17"/>
-              </w:rPr>
-              <w:t xml:space="preserve"> 7  </w:t>
-            </w:r>
-            <w:r>
-              <w:rPr>
-                <w:rFonts w:ascii="Georgia" w:hAnsi="Georgia" w:cs="Georgia"/>
-                <w:b/>
-                <w:i w:val="0"/>
-                <w:color w:val="222222"/>
-                <w:sz w:val="17"/>
-              </w:rPr>
-              <w:t>WIS</w:t>
-            </w:r>
-            <w:r>
-              <w:rPr>
-                <w:rFonts w:ascii="Georgia" w:hAnsi="Georgia" w:cs="Georgia"/>
-                <w:b w:val="0"/>
-                <w:i w:val="0"/>
-                <w:color w:val="222222"/>
-                <w:sz w:val="17"/>
-              </w:rPr>
-              <w:t xml:space="preserve"> 14  </w:t>
-            </w:r>
-            <w:r>
-              <w:rPr>
-                <w:rFonts w:ascii="Georgia" w:hAnsi="Georgia" w:cs="Georgia"/>
-                <w:b/>
-                <w:i w:val="0"/>
-                <w:color w:val="222222"/>
-                <w:sz w:val="17"/>
-              </w:rPr>
-              <w:t>CHA</w:t>
-            </w:r>
-            <w:r>
-              <w:rPr>
-                <w:rFonts w:ascii="Georgia" w:hAnsi="Georgia" w:cs="Georgia"/>
-                <w:b w:val="0"/>
-                <w:i w:val="0"/>
-                <w:color w:val="222222"/>
-                <w:sz w:val="17"/>
-              </w:rPr>
-              <w:t xml:space="preserve"> 8  </w:t>
-            </w:r>
-            <w:r>
-              <w:rPr>
-                <w:rFonts w:ascii="Georgia" w:hAnsi="Georgia" w:cs="Georgia"/>
-                <w:b/>
-                <w:i w:val="0"/>
-                <w:color w:val="222222"/>
-                <w:sz w:val="17"/>
-              </w:rPr>
-              <w:t>Saves</w:t>
-            </w:r>
-            <w:r>
-              <w:rPr>
-                <w:rFonts w:ascii="Georgia" w:hAnsi="Georgia" w:cs="Georgia"/>
-                <w:b w:val="0"/>
-                <w:i w:val="0"/>
-                <w:color w:val="222222"/>
-                <w:sz w:val="17"/>
-              </w:rPr>
-              <w:t xml:space="preserve"> Con +8, Wis +5 (heads Wis +4)</w:t>
-            </w:r>
-          </w:p>
-          <w:p>
-            <w:pPr>
-              <w:spacing w:after="20"/>
-            </w:pPr>
-            <w:r>
-              <w:rPr>
-                <w:rFonts w:ascii="Georgia" w:hAnsi="Georgia" w:cs="Georgia"/>
-                <w:b/>
-                <w:i w:val="0"/>
-                <w:color w:val="222222"/>
-                <w:sz w:val="17"/>
-              </w:rPr>
-              <w:t>Resist</w:t>
-            </w:r>
-            <w:r>
-              <w:rPr>
-                <w:rFonts w:ascii="Georgia" w:hAnsi="Georgia" w:cs="Georgia"/>
-                <w:b w:val="0"/>
-                <w:i w:val="0"/>
-                <w:color w:val="222222"/>
-                <w:sz w:val="17"/>
-              </w:rPr>
-              <w:t xml:space="preserve"> psychic  </w:t>
-            </w:r>
-            <w:r>
-              <w:rPr>
-                <w:rFonts w:ascii="Georgia" w:hAnsi="Georgia" w:cs="Georgia"/>
-                <w:b/>
-                <w:i w:val="0"/>
-                <w:color w:val="222222"/>
-                <w:sz w:val="17"/>
-              </w:rPr>
-              <w:t>Imm.</w:t>
-            </w:r>
-            <w:r>
-              <w:rPr>
-                <w:rFonts w:ascii="Georgia" w:hAnsi="Georgia" w:cs="Georgia"/>
-                <w:b w:val="0"/>
-                <w:i w:val="0"/>
-                <w:color w:val="222222"/>
-                <w:sz w:val="17"/>
-              </w:rPr>
-              <w:t xml:space="preserve"> charmed, frightened, prone</w:t>
-            </w:r>
-          </w:p>
-          <w:p>
-            <w:pPr>
-              <w:spacing w:after="20"/>
-            </w:pPr>
-            <w:r>
-              <w:rPr>
-                <w:rFonts w:ascii="Georgia" w:hAnsi="Georgia" w:cs="Georgia"/>
-                <w:b/>
-                <w:i w:val="0"/>
-                <w:color w:val="222222"/>
-                <w:sz w:val="17"/>
-              </w:rPr>
-              <w:t>Senses</w:t>
-            </w:r>
-            <w:r>
-              <w:rPr>
-                <w:rFonts w:ascii="Georgia" w:hAnsi="Georgia" w:cs="Georgia"/>
-                <w:b w:val="0"/>
-                <w:i w:val="0"/>
-                <w:color w:val="222222"/>
-                <w:sz w:val="17"/>
-              </w:rPr>
-              <w:t xml:space="preserve"> tremorsense 60 ft, darkvision 60 ft, passive Perception 12</w:t>
-            </w:r>
-          </w:p>
-          <w:p>
-            <w:pPr>
-              <w:keepNext/>
-              <w:spacing w:before="60" w:after="20"/>
-            </w:pPr>
-            <w:r>
-              <w:rPr>
-                <w:rFonts w:ascii="Georgia" w:hAnsi="Georgia" w:cs="Georgia"/>
-                <w:b/>
-                <w:color w:val="8B2020"/>
-                <w:sz w:val="18"/>
-              </w:rPr>
-              <w:t>Traits</w:t>
-            </w:r>
-          </w:p>
-          <w:p>
-            <w:pPr>
-              <w:spacing w:after="20"/>
-            </w:pPr>
-            <w:r>
-              <w:rPr>
-                <w:rFonts w:ascii="Georgia" w:hAnsi="Georgia" w:cs="Georgia"/>
-                <w:b/>
-                <w:i/>
-                <w:color w:val="222222"/>
-                <w:sz w:val="17"/>
-              </w:rPr>
-              <w:t xml:space="preserve">Song of Unremembering. </w:t>
-            </w:r>
-            <w:r>
-              <w:rPr>
-                <w:rFonts w:ascii="Georgia" w:hAnsi="Georgia" w:cs="Georgia"/>
-                <w:b w:val="0"/>
-                <w:i w:val="0"/>
-                <w:color w:val="222222"/>
-                <w:sz w:val="17"/>
-              </w:rPr>
-              <w:t>While any head lives, a creature without earplugs that starts its turn within 60 ft makes a DC 15 Wisdom save or has disadvantage on attack rolls and cannot take reactions until its next turn. Beeswax: advantage on the save, and no reaction lock.</w:t>
-            </w:r>
-          </w:p>
-          <w:p>
-            <w:pPr>
-              <w:spacing w:after="20"/>
-            </w:pPr>
-            <w:r>
-              <w:rPr>
-                <w:rFonts w:ascii="Georgia" w:hAnsi="Georgia" w:cs="Georgia"/>
-                <w:b/>
-                <w:i/>
-                <w:color w:val="222222"/>
-                <w:sz w:val="17"/>
-              </w:rPr>
-              <w:t xml:space="preserve">Vital Link. </w:t>
-            </w:r>
-            <w:r>
-              <w:rPr>
-                <w:rFonts w:ascii="Georgia" w:hAnsi="Georgia" w:cs="Georgia"/>
-                <w:b w:val="0"/>
-                <w:i w:val="0"/>
-                <w:color w:val="222222"/>
-                <w:sz w:val="17"/>
-              </w:rPr>
-              <w:t>While at least one head lives, the body has resistance to all weapon damage. Each head destroyed removes one instance of this protection; with no heads it has none.</w:t>
-            </w:r>
-          </w:p>
-          <w:p>
-            <w:pPr>
-              <w:spacing w:after="20"/>
-            </w:pPr>
-            <w:r>
-              <w:rPr>
-                <w:rFonts w:ascii="Georgia" w:hAnsi="Georgia" w:cs="Georgia"/>
-                <w:b/>
-                <w:i/>
-                <w:color w:val="222222"/>
-                <w:sz w:val="17"/>
-              </w:rPr>
-              <w:t xml:space="preserve">Head Movement. </w:t>
-            </w:r>
-            <w:r>
-              <w:rPr>
-                <w:rFonts w:ascii="Georgia" w:hAnsi="Georgia" w:cs="Georgia"/>
-                <w:b w:val="0"/>
-                <w:i w:val="0"/>
-                <w:color w:val="222222"/>
-                <w:sz w:val="17"/>
-              </w:rPr>
-              <w:t>A head may withdraw (no opportunity attacks), move up to 30 ft through the tunnels, and re-emerge from any floor port; a pinned neck (table, rope, tackle) needs Strength vs. DC 14 to writhe free.</w:t>
-            </w:r>
-          </w:p>
-          <w:p>
-            <w:pPr>
-              <w:spacing w:after="20"/>
-            </w:pPr>
-            <w:r>
-              <w:rPr>
-                <w:rFonts w:ascii="Georgia" w:hAnsi="Georgia" w:cs="Georgia"/>
-                <w:b/>
-                <w:i/>
-                <w:color w:val="222222"/>
-                <w:sz w:val="17"/>
-              </w:rPr>
-              <w:t xml:space="preserve">Lair Actions. </w:t>
-            </w:r>
-            <w:r>
-              <w:rPr>
-                <w:rFonts w:ascii="Georgia" w:hAnsi="Georgia" w:cs="Georgia"/>
-                <w:b w:val="0"/>
-                <w:i w:val="0"/>
-                <w:color w:val="222222"/>
-                <w:sz w:val="17"/>
-              </w:rPr>
-              <w:t xml:space="preserve">On initiative count 20, one per round: </w:t>
-            </w:r>
-            <w:r>
-              <w:rPr>
-                <w:rFonts w:ascii="Georgia" w:hAnsi="Georgia" w:cs="Georgia"/>
-                <w:b/>
-                <w:i w:val="0"/>
-                <w:color w:val="222222"/>
-                <w:sz w:val="17"/>
-              </w:rPr>
-              <w:t>Stage Drop</w:t>
-            </w:r>
-            <w:r>
-              <w:rPr>
-                <w:rFonts w:ascii="Georgia" w:hAnsi="Georgia" w:cs="Georgia"/>
-                <w:b w:val="0"/>
-                <w:i w:val="0"/>
-                <w:color w:val="222222"/>
-                <w:sz w:val="17"/>
-              </w:rPr>
-              <w:t xml:space="preserve"> (a 10-ft sandbag line: DC 13 Dexterity or 2d6 and prone), </w:t>
-            </w:r>
-            <w:r>
-              <w:rPr>
-                <w:rFonts w:ascii="Georgia" w:hAnsi="Georgia" w:cs="Georgia"/>
-                <w:b/>
-                <w:i w:val="0"/>
-                <w:color w:val="222222"/>
-                <w:sz w:val="17"/>
-              </w:rPr>
-              <w:t>Mask of Memory</w:t>
-            </w:r>
-            <w:r>
-              <w:rPr>
-                <w:rFonts w:ascii="Georgia" w:hAnsi="Georgia" w:cs="Georgia"/>
-                <w:b w:val="0"/>
-                <w:i w:val="0"/>
-                <w:color w:val="222222"/>
-                <w:sz w:val="17"/>
-              </w:rPr>
-              <w:t xml:space="preserve"> (playbills in a 15-ft radius: an unplugged hero saves Wisdom DC 15 or cannot target the body this round), </w:t>
-            </w:r>
-            <w:r>
-              <w:rPr>
-                <w:rFonts w:ascii="Georgia" w:hAnsi="Georgia" w:cs="Georgia"/>
-                <w:b/>
-                <w:i w:val="0"/>
-                <w:color w:val="222222"/>
-                <w:sz w:val="17"/>
-              </w:rPr>
-              <w:t>Gasping Vent</w:t>
-            </w:r>
-            <w:r>
-              <w:rPr>
-                <w:rFonts w:ascii="Georgia" w:hAnsi="Georgia" w:cs="Georgia"/>
-                <w:b w:val="0"/>
-                <w:i w:val="0"/>
-                <w:color w:val="222222"/>
-                <w:sz w:val="17"/>
-              </w:rPr>
-              <w:t xml:space="preserve"> (a 10-ft radius of difficult terrain where verbal spells need a DC 10 Constitution check).</w:t>
-            </w:r>
-          </w:p>
-          <w:p>
-            <w:pPr>
-              <w:keepNext/>
-              <w:spacing w:before="60" w:after="20"/>
-            </w:pPr>
-            <w:r>
-              <w:rPr>
-                <w:rFonts w:ascii="Georgia" w:hAnsi="Georgia" w:cs="Georgia"/>
-                <w:b/>
-                <w:color w:val="8B2020"/>
-                <w:sz w:val="18"/>
-              </w:rPr>
-              <w:t>Actions</w:t>
-            </w:r>
-          </w:p>
-          <w:p>
-            <w:pPr>
-              <w:spacing w:after="20"/>
-            </w:pPr>
-            <w:r>
-              <w:rPr>
-                <w:rFonts w:ascii="Georgia" w:hAnsi="Georgia" w:cs="Georgia"/>
-                <w:b/>
-                <w:i/>
-                <w:color w:val="222222"/>
-                <w:sz w:val="17"/>
-              </w:rPr>
-              <w:t xml:space="preserve">Thrash (Body). </w:t>
-            </w:r>
-            <w:r>
-              <w:rPr>
-                <w:rFonts w:ascii="Georgia" w:hAnsi="Georgia" w:cs="Georgia"/>
-                <w:b w:val="0"/>
-                <w:i/>
-                <w:color w:val="222222"/>
-                <w:sz w:val="17"/>
-              </w:rPr>
-              <w:t>Melee Attack:</w:t>
-            </w:r>
-            <w:r>
-              <w:rPr>
-                <w:rFonts w:ascii="Georgia" w:hAnsi="Georgia" w:cs="Georgia"/>
-                <w:b w:val="0"/>
-                <w:i w:val="0"/>
-                <w:color w:val="222222"/>
-                <w:sz w:val="17"/>
-              </w:rPr>
-              <w:t xml:space="preserve"> +7 to hit, reach 10 ft. </w:t>
-            </w:r>
-            <w:r>
-              <w:rPr>
-                <w:rFonts w:ascii="Georgia" w:hAnsi="Georgia" w:cs="Georgia"/>
-                <w:b w:val="0"/>
-                <w:i/>
-                <w:color w:val="222222"/>
-                <w:sz w:val="17"/>
-              </w:rPr>
-              <w:t>Hit:</w:t>
-            </w:r>
-            <w:r>
-              <w:rPr>
-                <w:rFonts w:ascii="Georgia" w:hAnsi="Georgia" w:cs="Georgia"/>
-                <w:b w:val="0"/>
-                <w:i w:val="0"/>
-                <w:color w:val="222222"/>
-                <w:sz w:val="17"/>
-              </w:rPr>
-              <w:t xml:space="preserve"> 13 (2d8 + 4) bludgeoning damage.</w:t>
-            </w:r>
-          </w:p>
-          <w:p>
-            <w:pPr>
-              <w:spacing w:after="20"/>
-            </w:pPr>
-            <w:r>
-              <w:rPr>
-                <w:rFonts w:ascii="Georgia" w:hAnsi="Georgia" w:cs="Georgia"/>
-                <w:b/>
-                <w:i/>
-                <w:color w:val="222222"/>
-                <w:sz w:val="17"/>
-              </w:rPr>
-              <w:t xml:space="preserve">Regurgitate Remnants (Body; Recharge 5-6). </w:t>
-            </w:r>
-            <w:r>
-              <w:rPr>
-                <w:rFonts w:ascii="Georgia" w:hAnsi="Georgia" w:cs="Georgia"/>
-                <w:b w:val="0"/>
-                <w:i w:val="0"/>
-                <w:color w:val="222222"/>
-                <w:sz w:val="17"/>
-              </w:rPr>
-              <w:t>A 15-ft cone of bone and cloth: DC 14 Dexterity save or take 13 (3d8) necrotic damage and lose 10 ft of speed until the end of the target's next turn. A shattered skull and a black ribbon clatter free (a clue).</w:t>
-            </w:r>
-          </w:p>
-          <w:p>
-            <w:pPr>
-              <w:spacing w:after="20"/>
-            </w:pPr>
-            <w:r>
-              <w:rPr>
-                <w:rFonts w:ascii="Georgia" w:hAnsi="Georgia" w:cs="Georgia"/>
-                <w:b/>
-                <w:i/>
-                <w:color w:val="222222"/>
-                <w:sz w:val="17"/>
-              </w:rPr>
-              <w:t xml:space="preserve">Bite (Head). </w:t>
-            </w:r>
-            <w:r>
-              <w:rPr>
-                <w:rFonts w:ascii="Georgia" w:hAnsi="Georgia" w:cs="Georgia"/>
-                <w:b w:val="0"/>
-                <w:i/>
-                <w:color w:val="222222"/>
-                <w:sz w:val="17"/>
-              </w:rPr>
-              <w:t>Melee Attack:</w:t>
-            </w:r>
-            <w:r>
-              <w:rPr>
-                <w:rFonts w:ascii="Georgia" w:hAnsi="Georgia" w:cs="Georgia"/>
-                <w:b w:val="0"/>
-                <w:i w:val="0"/>
-                <w:color w:val="222222"/>
-                <w:sz w:val="17"/>
-              </w:rPr>
-              <w:t xml:space="preserve"> +7 to hit, reach 15 ft. </w:t>
-            </w:r>
-            <w:r>
-              <w:rPr>
-                <w:rFonts w:ascii="Georgia" w:hAnsi="Georgia" w:cs="Georgia"/>
-                <w:b w:val="0"/>
-                <w:i/>
-                <w:color w:val="222222"/>
-                <w:sz w:val="17"/>
-              </w:rPr>
-              <w:t>Hit:</w:t>
-            </w:r>
-            <w:r>
-              <w:rPr>
-                <w:rFonts w:ascii="Georgia" w:hAnsi="Georgia" w:cs="Georgia"/>
-                <w:b w:val="0"/>
-                <w:i w:val="0"/>
-                <w:color w:val="222222"/>
-                <w:sz w:val="17"/>
-              </w:rPr>
-              <w:t xml:space="preserve"> 14 (2d10 + 3) piercing damage, and the target is grappled (escape DC 14); while grappling, that head cannot bite a different target.</w:t>
-            </w:r>
-          </w:p>
-          <w:p>
-            <w:pPr>
-              <w:spacing w:after="20"/>
-            </w:pPr>
-            <w:r>
-              <w:rPr>
-                <w:rFonts w:ascii="Georgia" w:hAnsi="Georgia" w:cs="Georgia"/>
-                <w:b/>
-                <w:i/>
-                <w:color w:val="222222"/>
-                <w:sz w:val="17"/>
-              </w:rPr>
-              <w:t xml:space="preserve">Reel (Head). </w:t>
-            </w:r>
-            <w:r>
-              <w:rPr>
-                <w:rFonts w:ascii="Georgia" w:hAnsi="Georgia" w:cs="Georgia"/>
-                <w:b w:val="0"/>
-                <w:i w:val="0"/>
-                <w:color w:val="222222"/>
-                <w:sz w:val="17"/>
-              </w:rPr>
-              <w:t>A creature grappled by a head makes a DC 14 Strength save or is pulled 10 ft toward the port and knocked prone.</w:t>
-            </w:r>
-          </w:p>
-          <w:p>
-            <w:pPr>
-              <w:keepNext/>
-              <w:spacing w:before="60" w:after="20"/>
-            </w:pPr>
-            <w:r>
-              <w:rPr>
-                <w:rFonts w:ascii="Georgia" w:hAnsi="Georgia" w:cs="Georgia"/>
-                <w:b/>
-                <w:color w:val="8B2020"/>
-                <w:sz w:val="18"/>
-              </w:rPr>
-              <w:t>Reactions</w:t>
-            </w:r>
-          </w:p>
-          <w:p>
-            <w:pPr>
-              <w:spacing w:after="20"/>
-            </w:pPr>
-            <w:r>
-              <w:rPr>
-                <w:rFonts w:ascii="Georgia" w:hAnsi="Georgia" w:cs="Georgia"/>
-                <w:b/>
-                <w:i/>
-                <w:color w:val="222222"/>
-                <w:sz w:val="17"/>
-              </w:rPr>
-              <w:t xml:space="preserve">Snap (Head). </w:t>
-            </w:r>
-            <w:r>
-              <w:rPr>
-                <w:rFonts w:ascii="Georgia" w:hAnsi="Georgia" w:cs="Georgia"/>
-                <w:b w:val="0"/>
-                <w:i w:val="0"/>
-                <w:color w:val="222222"/>
-                <w:sz w:val="17"/>
-              </w:rPr>
-              <w:t>When a creature moves within 15 ft of a head, that head makes one Bite against it.</w:t>
-            </w:r>
-          </w:p>
-          <w:p>
-            <w:pPr>
-              <w:keepNext/>
-              <w:spacing w:before="60" w:after="20"/>
-            </w:pPr>
-            <w:r>
-              <w:rPr>
-                <w:rFonts w:ascii="Georgia" w:hAnsi="Georgia" w:cs="Georgia"/>
-                <w:b/>
-                <w:color w:val="8B2020"/>
-                <w:sz w:val="18"/>
-              </w:rPr>
-              <w:t>Legendary Actions</w:t>
-            </w:r>
-          </w:p>
-          <w:p>
-            <w:pPr>
-              <w:spacing w:after="20"/>
-            </w:pPr>
-            <w:r>
-              <w:rPr>
-                <w:rFonts w:ascii="Georgia" w:hAnsi="Georgia" w:cs="Georgia"/>
-                <w:b w:val="0"/>
-                <w:i w:val="0"/>
-                <w:color w:val="222222"/>
-                <w:sz w:val="17"/>
-              </w:rPr>
-              <w:t>One per living head, maximum 3 per round, at the end of another creature's turn.</w:t>
-            </w:r>
-          </w:p>
-          <w:p>
-            <w:pPr>
-              <w:spacing w:after="20"/>
-            </w:pPr>
-            <w:r>
-              <w:rPr>
-                <w:rFonts w:ascii="Georgia" w:hAnsi="Georgia" w:cs="Georgia"/>
-                <w:b/>
-                <w:i/>
-                <w:color w:val="222222"/>
-                <w:sz w:val="17"/>
-              </w:rPr>
-              <w:t xml:space="preserve">Hum Surge. </w:t>
-            </w:r>
-            <w:r>
-              <w:rPr>
-                <w:rFonts w:ascii="Georgia" w:hAnsi="Georgia" w:cs="Georgia"/>
-                <w:b w:val="0"/>
-                <w:i w:val="0"/>
-                <w:color w:val="222222"/>
-                <w:sz w:val="17"/>
-              </w:rPr>
-              <w:t>One creature within 60 ft without earplugs: DC 15 Wisdom save or lose concentration and move only 10 ft on its next turn.</w:t>
-            </w:r>
-          </w:p>
-          <w:p>
-            <w:pPr>
-              <w:spacing w:after="20"/>
-            </w:pPr>
-            <w:r>
-              <w:rPr>
-                <w:rFonts w:ascii="Georgia" w:hAnsi="Georgia" w:cs="Georgia"/>
-                <w:b/>
-                <w:i/>
-                <w:color w:val="222222"/>
-                <w:sz w:val="17"/>
-              </w:rPr>
-              <w:t xml:space="preserve">Bone Shift. </w:t>
-            </w:r>
-            <w:r>
-              <w:rPr>
-                <w:rFonts w:ascii="Georgia" w:hAnsi="Georgia" w:cs="Georgia"/>
-                <w:b w:val="0"/>
-                <w:i w:val="0"/>
-                <w:color w:val="222222"/>
-                <w:sz w:val="17"/>
-              </w:rPr>
-              <w:t>The body shifts 5 ft and reshapes the mound: one 10-ft square within 20 ft becomes difficult terrain or clears.</w:t>
-            </w:r>
-          </w:p>
-          <w:p>
-            <w:pPr>
-              <w:spacing w:after="20"/>
-            </w:pPr>
-            <w:r>
-              <w:rPr>
-                <w:rFonts w:ascii="Georgia" w:hAnsi="Georgia" w:cs="Georgia"/>
-                <w:b/>
-                <w:i/>
-                <w:color w:val="222222"/>
-                <w:sz w:val="17"/>
-              </w:rPr>
-              <w:t xml:space="preserve">Coordinate Strike. </w:t>
-            </w:r>
-            <w:r>
-              <w:rPr>
-                <w:rFonts w:ascii="Georgia" w:hAnsi="Georgia" w:cs="Georgia"/>
-                <w:b w:val="0"/>
-                <w:i w:val="0"/>
-                <w:color w:val="222222"/>
-                <w:sz w:val="17"/>
-              </w:rPr>
-              <w:t>One head makes one Bite.</w:t>
             </w:r>
           </w:p>
         </w:tc>

--- a/sessions/session_06_wraithpine.docx
+++ b/sessions/session_06_wraithpine.docx
@@ -2526,26 +2526,6 @@
     </w:p>
     <w:p>
       <w:pPr>
-        <w:pBdr>
-          <w:left w:val="single" w:sz="18" w:space="12" w:color="5B2A86"/>
-        </w:pBdr>
-        <w:shd w:val="clear" w:color="auto" w:fill="F4F0FA"/>
-        <w:spacing w:before="30" w:after="70"/>
-        <w:ind w:left="340" w:right="340"/>
-      </w:pPr>
-      <w:r>
-        <w:rPr>
-          <w:rFonts w:ascii="Georgia" w:hAnsi="Georgia" w:cs="Georgia"/>
-          <w:b w:val="0"/>
-          <w:i w:val="0"/>
-          <w:color w:val="222222"/>
-          <w:sz w:val="19"/>
-        </w:rPr>
-        <w:t>▶ [DM CHECK: the original document never records whose grave this is or what name the heroes restored. The stage-mask maker's mark points to a performer the creature took long ago. Any remembered name, laid with care, satisfies the rite.]</w:t>
-      </w:r>
-    </w:p>
-    <w:p>
-      <w:pPr>
         <w:keepNext/>
         <w:spacing w:before="120" w:after="40"/>
         <w:jc w:val="center"/>
@@ -2553,7 +2533,7 @@
       <w:r>
         <w:drawing>
           <wp:inline xmlns:a="http://schemas.openxmlformats.org/drawingml/2006/main" xmlns:pic="http://schemas.openxmlformats.org/drawingml/2006/picture">
-            <wp:extent cx="5486400" cy="3654028"/>
+            <wp:extent cx="5943600" cy="3958530"/>
             <wp:docPr id="7" name="Picture 7"/>
             <wp:cNvGraphicFramePr>
               <a:graphicFrameLocks noChangeAspect="1"/>
@@ -2574,7 +2554,7 @@
                   <pic:spPr>
                     <a:xfrm>
                       <a:off x="0" y="0"/>
-                      <a:ext cx="5486400" cy="3654028"/>
+                      <a:ext cx="5943600" cy="3958530"/>
                     </a:xfrm>
                     <a:prstGeom prst="rect"/>
                   </pic:spPr>
@@ -2598,6 +2578,26 @@
           <w:sz w:val="18"/>
         </w:rPr>
         <w:t>Lilly lights the blue lantern and begins the rite of the forgotten name.</w:t>
+      </w:r>
+    </w:p>
+    <w:p>
+      <w:pPr>
+        <w:pBdr>
+          <w:left w:val="single" w:sz="18" w:space="12" w:color="5B2A86"/>
+        </w:pBdr>
+        <w:shd w:val="clear" w:color="auto" w:fill="F4F0FA"/>
+        <w:spacing w:before="30" w:after="70"/>
+        <w:ind w:left="340" w:right="340"/>
+      </w:pPr>
+      <w:r>
+        <w:rPr>
+          <w:rFonts w:ascii="Georgia" w:hAnsi="Georgia" w:cs="Georgia"/>
+          <w:b w:val="0"/>
+          <w:i w:val="0"/>
+          <w:color w:val="222222"/>
+          <w:sz w:val="19"/>
+        </w:rPr>
+        <w:t>▶ [DM CHECK: the original document never records whose grave this is or what name the heroes restored. The stage-mask maker's mark points to a performer the creature took long ago. Any remembered name, laid with care, satisfies the rite.]</w:t>
       </w:r>
     </w:p>
     <w:p>

--- a/sessions/session_06_wraithpine.docx
+++ b/sessions/session_06_wraithpine.docx
@@ -118,7 +118,7 @@
     </w:p>
     <w:p>
       <w:pPr>
-        <w:spacing w:after="140"/>
+        <w:spacing w:after="240"/>
         <w:jc w:val="center"/>
       </w:pPr>
       <w:r>
@@ -1123,7 +1123,7 @@
     </w:p>
     <w:p>
       <w:pPr>
-        <w:spacing w:after="140"/>
+        <w:spacing w:after="240"/>
         <w:jc w:val="center"/>
       </w:pPr>
       <w:r>
@@ -2041,7 +2041,7 @@
     </w:p>
     <w:p>
       <w:pPr>
-        <w:spacing w:after="140"/>
+        <w:spacing w:after="240"/>
         <w:jc w:val="center"/>
       </w:pPr>
       <w:r>
@@ -2567,7 +2567,7 @@
     </w:p>
     <w:p>
       <w:pPr>
-        <w:spacing w:after="140"/>
+        <w:spacing w:after="240"/>
         <w:jc w:val="center"/>
       </w:pPr>
       <w:r>
@@ -3770,7 +3770,7 @@
     </w:p>
     <w:p>
       <w:pPr>
-        <w:spacing w:after="140"/>
+        <w:spacing w:after="240"/>
         <w:jc w:val="center"/>
       </w:pPr>
       <w:r>
@@ -4121,7 +4121,7 @@
     </w:p>
     <w:p>
       <w:pPr>
-        <w:spacing w:after="140"/>
+        <w:spacing w:after="240"/>
         <w:jc w:val="center"/>
       </w:pPr>
       <w:r>
@@ -4420,7 +4420,7 @@
     </w:p>
     <w:p>
       <w:pPr>
-        <w:spacing w:after="140"/>
+        <w:spacing w:after="240"/>
         <w:jc w:val="center"/>
       </w:pPr>
       <w:r>
@@ -5304,7 +5304,7 @@
     </w:p>
     <w:p>
       <w:pPr>
-        <w:spacing w:after="140"/>
+        <w:spacing w:after="240"/>
         <w:jc w:val="center"/>
       </w:pPr>
       <w:r>
